--- a/Отчет B.docx
+++ b/Отчет B.docx
@@ -1,6 +1,6 @@
 
 <file path=word/document.xml><?xml version="1.0" encoding="utf-8"?>
-<w:document xmlns:wpc="http://schemas.microsoft.com/office/word/2010/wordprocessingCanvas" xmlns:cx="http://schemas.microsoft.com/office/drawing/2014/chartex" xmlns:cx1="http://schemas.microsoft.com/office/drawing/2015/9/8/chartex" xmlns:cx2="http://schemas.microsoft.com/office/drawing/2015/10/21/chartex" xmlns:cx3="http://schemas.microsoft.com/office/drawing/2016/5/9/chartex" xmlns:cx4="http://schemas.microsoft.com/office/drawing/2016/5/10/chartex" xmlns:cx5="http://schemas.microsoft.com/office/drawing/2016/5/11/chartex" xmlns:cx6="http://schemas.microsoft.com/office/drawing/2016/5/12/chartex" xmlns:cx7="http://schemas.microsoft.com/office/drawing/2016/5/13/chartex" xmlns:cx8="http://schemas.microsoft.com/office/drawing/2016/5/14/chartex" xmlns:mc="http://schemas.openxmlformats.org/markup-compatibility/2006" xmlns:aink="http://schemas.microsoft.com/office/drawing/2016/ink" xmlns:am3d="http://schemas.microsoft.com/office/drawing/2017/model3d" xmlns:o="urn:schemas-microsoft-com:office:office" xmlns:r="http://schemas.openxmlformats.org/officeDocument/2006/relationships" xmlns:m="http://schemas.openxmlformats.org/officeDocument/2006/math" xmlns:v="urn:schemas-microsoft-com:vml" xmlns:wp14="http://schemas.microsoft.com/office/word/2010/wordprocessingDrawing" xmlns:wp="http://schemas.openxmlformats.org/drawingml/2006/wordprocessingDrawing" xmlns:w10="urn:schemas-microsoft-com:office:word" xmlns:w="http://schemas.openxmlformats.org/wordprocessingml/2006/main" xmlns:w14="http://schemas.microsoft.com/office/word/2010/wordml" xmlns:w15="http://schemas.microsoft.com/office/word/2012/wordml" xmlns:w16cid="http://schemas.microsoft.com/office/word/2016/wordml/cid" xmlns:w16se="http://schemas.microsoft.com/office/word/2015/wordml/symex" xmlns:wpg="http://schemas.microsoft.com/office/word/2010/wordprocessingGroup" xmlns:wpi="http://schemas.microsoft.com/office/word/2010/wordprocessingInk" xmlns:wne="http://schemas.microsoft.com/office/word/2006/wordml" xmlns:wps="http://schemas.microsoft.com/office/word/2010/wordprocessingShape" mc:Ignorable="w14 w15 w16se w16cid wp14">
+<w:document xmlns:wpc="http://schemas.microsoft.com/office/word/2010/wordprocessingCanvas" xmlns:cx="http://schemas.microsoft.com/office/drawing/2014/chartex" xmlns:cx1="http://schemas.microsoft.com/office/drawing/2015/9/8/chartex" xmlns:mc="http://schemas.openxmlformats.org/markup-compatibility/2006" xmlns:o="urn:schemas-microsoft-com:office:office" xmlns:r="http://schemas.openxmlformats.org/officeDocument/2006/relationships" xmlns:m="http://schemas.openxmlformats.org/officeDocument/2006/math" xmlns:v="urn:schemas-microsoft-com:vml" xmlns:wp14="http://schemas.microsoft.com/office/word/2010/wordprocessingDrawing" xmlns:wp="http://schemas.openxmlformats.org/drawingml/2006/wordprocessingDrawing" xmlns:w10="urn:schemas-microsoft-com:office:word" xmlns:w="http://schemas.openxmlformats.org/wordprocessingml/2006/main" xmlns:w14="http://schemas.microsoft.com/office/word/2010/wordml" xmlns:w15="http://schemas.microsoft.com/office/word/2012/wordml" xmlns:w16se="http://schemas.microsoft.com/office/word/2015/wordml/symex" xmlns:wpg="http://schemas.microsoft.com/office/word/2010/wordprocessingGroup" xmlns:wpi="http://schemas.microsoft.com/office/word/2010/wordprocessingInk" xmlns:wne="http://schemas.microsoft.com/office/word/2006/wordml" xmlns:wps="http://schemas.microsoft.com/office/word/2010/wordprocessingShape" mc:Ignorable="w14 w15 w16se wp14">
   <w:body>
     <w:sdt>
       <w:sdtPr>
@@ -1612,9 +1612,11 @@
         </w:rPr>
         <w:t>), алгоритмы и средства измерения времени (</w:t>
       </w:r>
+      <w:proofErr w:type="spellStart"/>
       <w:r>
         <w:t>chrono</w:t>
       </w:r>
+      <w:proofErr w:type="spellEnd"/>
       <w:r>
         <w:rPr>
           <w:lang w:val="ru-RU"/>
@@ -1750,9 +1752,11 @@
         </w:rPr>
         <w:t xml:space="preserve">-проектов и их совместной разработки, основанный на системе контроля версий </w:t>
       </w:r>
+      <w:proofErr w:type="spellStart"/>
       <w:r>
         <w:t>Git</w:t>
       </w:r>
+      <w:proofErr w:type="spellEnd"/>
       <w:r>
         <w:rPr>
           <w:lang w:val="ru-RU"/>
@@ -1907,7 +1911,21 @@
         <w:rPr>
           <w:lang w:val="ru-RU"/>
         </w:rPr>
-        <w:t>Пользователю требуется выбрать тот пункт, который ему требуется. При выборе пунктов а–б выводится сообщение, в котором пользователю необходимо ввести количество элементов массива.</w:t>
+        <w:t xml:space="preserve">Пользователю требуется выбрать тот пункт, который ему требуется. При выборе </w:t>
+      </w:r>
+      <w:proofErr w:type="gramStart"/>
+      <w:r>
+        <w:rPr>
+          <w:lang w:val="ru-RU"/>
+        </w:rPr>
+        <w:t>пунктов</w:t>
+      </w:r>
+      <w:proofErr w:type="gramEnd"/>
+      <w:r>
+        <w:rPr>
+          <w:lang w:val="ru-RU"/>
+        </w:rPr>
+        <w:t xml:space="preserve"> а–б выводится сообщение, в котором пользователю необходимо ввести количество элементов массива.</w:t>
       </w:r>
     </w:p>
     <w:p>
@@ -2028,9 +2046,11 @@
         </w:rPr>
         <w:t xml:space="preserve">После того, как данные были введены, генерируется массив из случайных чисел с использованием генератора </w:t>
       </w:r>
+      <w:proofErr w:type="spellStart"/>
       <w:r>
         <w:t>mt</w:t>
       </w:r>
+      <w:proofErr w:type="spellEnd"/>
       <w:r>
         <w:rPr>
           <w:lang w:val="ru-RU"/>
@@ -2046,13 +2066,23 @@
           <w:szCs w:val="24"/>
         </w:rPr>
       </w:pPr>
-      <w:r>
-        <w:rPr>
-          <w:rFonts w:ascii="Courier New" w:hAnsi="Courier New"/>
-          <w:sz w:val="24"/>
-          <w:szCs w:val="24"/>
-        </w:rPr>
-        <w:t xml:space="preserve">inline void </w:t>
+      <w:proofErr w:type="gramStart"/>
+      <w:r>
+        <w:rPr>
+          <w:rFonts w:ascii="Courier New" w:hAnsi="Courier New"/>
+          <w:sz w:val="24"/>
+          <w:szCs w:val="24"/>
+        </w:rPr>
+        <w:t>inline</w:t>
+      </w:r>
+      <w:proofErr w:type="gramEnd"/>
+      <w:r>
+        <w:rPr>
+          <w:rFonts w:ascii="Courier New" w:hAnsi="Courier New"/>
+          <w:sz w:val="24"/>
+          <w:szCs w:val="24"/>
+        </w:rPr>
+        <w:t xml:space="preserve"> void </w:t>
       </w:r>
       <w:proofErr w:type="spellStart"/>
       <w:r>
@@ -2070,7 +2100,25 @@
           <w:sz w:val="24"/>
           <w:szCs w:val="24"/>
         </w:rPr>
-        <w:t xml:space="preserve">(vector&lt;int&gt;&amp; </w:t>
+        <w:t>(vector&lt;</w:t>
+      </w:r>
+      <w:proofErr w:type="spellStart"/>
+      <w:r>
+        <w:rPr>
+          <w:rFonts w:ascii="Courier New" w:hAnsi="Courier New"/>
+          <w:sz w:val="24"/>
+          <w:szCs w:val="24"/>
+        </w:rPr>
+        <w:t>int</w:t>
+      </w:r>
+      <w:proofErr w:type="spellEnd"/>
+      <w:r>
+        <w:rPr>
+          <w:rFonts w:ascii="Courier New" w:hAnsi="Courier New"/>
+          <w:sz w:val="24"/>
+          <w:szCs w:val="24"/>
+        </w:rPr>
+        <w:t xml:space="preserve">&gt;&amp; </w:t>
       </w:r>
       <w:proofErr w:type="spellStart"/>
       <w:r>
@@ -2088,7 +2136,25 @@
           <w:sz w:val="24"/>
           <w:szCs w:val="24"/>
         </w:rPr>
-        <w:t>, int size) {</w:t>
+        <w:t xml:space="preserve">, </w:t>
+      </w:r>
+      <w:proofErr w:type="spellStart"/>
+      <w:r>
+        <w:rPr>
+          <w:rFonts w:ascii="Courier New" w:hAnsi="Courier New"/>
+          <w:sz w:val="24"/>
+          <w:szCs w:val="24"/>
+        </w:rPr>
+        <w:t>int</w:t>
+      </w:r>
+      <w:proofErr w:type="spellEnd"/>
+      <w:r>
+        <w:rPr>
+          <w:rFonts w:ascii="Courier New" w:hAnsi="Courier New"/>
+          <w:sz w:val="24"/>
+          <w:szCs w:val="24"/>
+        </w:rPr>
+        <w:t xml:space="preserve"> size) {</w:t>
       </w:r>
       <w:r>
         <w:rPr>
@@ -2100,7 +2166,6 @@
         <w:t xml:space="preserve">    </w:t>
       </w:r>
       <w:proofErr w:type="spellStart"/>
-      <w:proofErr w:type="gramStart"/>
       <w:r>
         <w:rPr>
           <w:rFonts w:ascii="Courier New" w:hAnsi="Courier New"/>
@@ -2110,7 +2175,6 @@
         <w:t>arr.clear</w:t>
       </w:r>
       <w:proofErr w:type="spellEnd"/>
-      <w:proofErr w:type="gramEnd"/>
       <w:r>
         <w:rPr>
           <w:rFonts w:ascii="Courier New" w:hAnsi="Courier New"/>
@@ -2216,7 +2280,25 @@
           <w:sz w:val="24"/>
           <w:szCs w:val="24"/>
         </w:rPr>
-        <w:t xml:space="preserve">&lt;int&gt; </w:t>
+        <w:t>&lt;</w:t>
+      </w:r>
+      <w:proofErr w:type="spellStart"/>
+      <w:r>
+        <w:rPr>
+          <w:rFonts w:ascii="Courier New" w:hAnsi="Courier New"/>
+          <w:sz w:val="24"/>
+          <w:szCs w:val="24"/>
+        </w:rPr>
+        <w:t>int</w:t>
+      </w:r>
+      <w:proofErr w:type="spellEnd"/>
+      <w:r>
+        <w:rPr>
+          <w:rFonts w:ascii="Courier New" w:hAnsi="Courier New"/>
+          <w:sz w:val="24"/>
+          <w:szCs w:val="24"/>
+        </w:rPr>
+        <w:t xml:space="preserve">&gt; </w:t>
       </w:r>
       <w:proofErr w:type="spellStart"/>
       <w:r>
@@ -2243,7 +2325,25 @@
           <w:szCs w:val="24"/>
         </w:rPr>
         <w:br/>
-        <w:t xml:space="preserve">    for (int </w:t>
+        <w:t xml:space="preserve">    for (</w:t>
+      </w:r>
+      <w:proofErr w:type="spellStart"/>
+      <w:r>
+        <w:rPr>
+          <w:rFonts w:ascii="Courier New" w:hAnsi="Courier New"/>
+          <w:sz w:val="24"/>
+          <w:szCs w:val="24"/>
+        </w:rPr>
+        <w:t>int</w:t>
+      </w:r>
+      <w:proofErr w:type="spellEnd"/>
+      <w:r>
+        <w:rPr>
+          <w:rFonts w:ascii="Courier New" w:hAnsi="Courier New"/>
+          <w:sz w:val="24"/>
+          <w:szCs w:val="24"/>
+        </w:rPr>
+        <w:t xml:space="preserve"> </w:t>
       </w:r>
       <w:proofErr w:type="spellStart"/>
       <w:r>
@@ -2462,7 +2562,25 @@
           <w:sz w:val="24"/>
           <w:szCs w:val="24"/>
         </w:rPr>
-        <w:t xml:space="preserve">(vector&lt;int&gt;&amp; </w:t>
+        <w:t>(vector&lt;</w:t>
+      </w:r>
+      <w:proofErr w:type="spellStart"/>
+      <w:r>
+        <w:rPr>
+          <w:rFonts w:ascii="Courier New" w:hAnsi="Courier New"/>
+          <w:sz w:val="24"/>
+          <w:szCs w:val="24"/>
+        </w:rPr>
+        <w:t>int</w:t>
+      </w:r>
+      <w:proofErr w:type="spellEnd"/>
+      <w:r>
+        <w:rPr>
+          <w:rFonts w:ascii="Courier New" w:hAnsi="Courier New"/>
+          <w:sz w:val="24"/>
+          <w:szCs w:val="24"/>
+        </w:rPr>
+        <w:t xml:space="preserve">&gt;&amp; </w:t>
       </w:r>
       <w:proofErr w:type="spellStart"/>
       <w:r>
@@ -2480,7 +2598,43 @@
           <w:sz w:val="24"/>
           <w:szCs w:val="24"/>
         </w:rPr>
-        <w:t xml:space="preserve">, int n, int </w:t>
+        <w:t xml:space="preserve">, </w:t>
+      </w:r>
+      <w:proofErr w:type="spellStart"/>
+      <w:r>
+        <w:rPr>
+          <w:rFonts w:ascii="Courier New" w:hAnsi="Courier New"/>
+          <w:sz w:val="24"/>
+          <w:szCs w:val="24"/>
+        </w:rPr>
+        <w:t>int</w:t>
+      </w:r>
+      <w:proofErr w:type="spellEnd"/>
+      <w:r>
+        <w:rPr>
+          <w:rFonts w:ascii="Courier New" w:hAnsi="Courier New"/>
+          <w:sz w:val="24"/>
+          <w:szCs w:val="24"/>
+        </w:rPr>
+        <w:t xml:space="preserve"> n, </w:t>
+      </w:r>
+      <w:proofErr w:type="spellStart"/>
+      <w:r>
+        <w:rPr>
+          <w:rFonts w:ascii="Courier New" w:hAnsi="Courier New"/>
+          <w:sz w:val="24"/>
+          <w:szCs w:val="24"/>
+        </w:rPr>
+        <w:t>int</w:t>
+      </w:r>
+      <w:proofErr w:type="spellEnd"/>
+      <w:r>
+        <w:rPr>
+          <w:rFonts w:ascii="Courier New" w:hAnsi="Courier New"/>
+          <w:sz w:val="24"/>
+          <w:szCs w:val="24"/>
+        </w:rPr>
+        <w:t xml:space="preserve"> </w:t>
       </w:r>
       <w:proofErr w:type="spellStart"/>
       <w:r>
@@ -2507,7 +2661,25 @@
           <w:szCs w:val="24"/>
         </w:rPr>
         <w:br/>
-        <w:t xml:space="preserve">    int largest = </w:t>
+        <w:t xml:space="preserve">    </w:t>
+      </w:r>
+      <w:proofErr w:type="spellStart"/>
+      <w:r>
+        <w:rPr>
+          <w:rFonts w:ascii="Courier New" w:hAnsi="Courier New"/>
+          <w:sz w:val="24"/>
+          <w:szCs w:val="24"/>
+        </w:rPr>
+        <w:t>int</w:t>
+      </w:r>
+      <w:proofErr w:type="spellEnd"/>
+      <w:r>
+        <w:rPr>
+          <w:rFonts w:ascii="Courier New" w:hAnsi="Courier New"/>
+          <w:sz w:val="24"/>
+          <w:szCs w:val="24"/>
+        </w:rPr>
+        <w:t xml:space="preserve"> largest = </w:t>
       </w:r>
       <w:proofErr w:type="spellStart"/>
       <w:r>
@@ -2534,7 +2706,25 @@
           <w:szCs w:val="24"/>
         </w:rPr>
         <w:br/>
-        <w:t xml:space="preserve">    int left = 2 * </w:t>
+        <w:t xml:space="preserve">    </w:t>
+      </w:r>
+      <w:proofErr w:type="spellStart"/>
+      <w:r>
+        <w:rPr>
+          <w:rFonts w:ascii="Courier New" w:hAnsi="Courier New"/>
+          <w:sz w:val="24"/>
+          <w:szCs w:val="24"/>
+        </w:rPr>
+        <w:t>int</w:t>
+      </w:r>
+      <w:proofErr w:type="spellEnd"/>
+      <w:r>
+        <w:rPr>
+          <w:rFonts w:ascii="Courier New" w:hAnsi="Courier New"/>
+          <w:sz w:val="24"/>
+          <w:szCs w:val="24"/>
+        </w:rPr>
+        <w:t xml:space="preserve"> left = 2 * </w:t>
       </w:r>
       <w:proofErr w:type="spellStart"/>
       <w:r>
@@ -2561,7 +2751,25 @@
           <w:szCs w:val="24"/>
         </w:rPr>
         <w:br/>
-        <w:t xml:space="preserve">    int right = 2 * </w:t>
+        <w:t xml:space="preserve">    </w:t>
+      </w:r>
+      <w:proofErr w:type="spellStart"/>
+      <w:r>
+        <w:rPr>
+          <w:rFonts w:ascii="Courier New" w:hAnsi="Courier New"/>
+          <w:sz w:val="24"/>
+          <w:szCs w:val="24"/>
+        </w:rPr>
+        <w:t>int</w:t>
+      </w:r>
+      <w:proofErr w:type="spellEnd"/>
+      <w:r>
+        <w:rPr>
+          <w:rFonts w:ascii="Courier New" w:hAnsi="Courier New"/>
+          <w:sz w:val="24"/>
+          <w:szCs w:val="24"/>
+        </w:rPr>
+        <w:t xml:space="preserve"> right = 2 * </w:t>
       </w:r>
       <w:proofErr w:type="spellStart"/>
       <w:r>
@@ -2878,13 +3086,23 @@
           <w:szCs w:val="24"/>
         </w:rPr>
       </w:pPr>
-      <w:r>
-        <w:rPr>
-          <w:rFonts w:ascii="Courier New" w:hAnsi="Courier New"/>
-          <w:sz w:val="24"/>
-          <w:szCs w:val="24"/>
-        </w:rPr>
-        <w:t xml:space="preserve">inline void </w:t>
+      <w:proofErr w:type="gramStart"/>
+      <w:r>
+        <w:rPr>
+          <w:rFonts w:ascii="Courier New" w:hAnsi="Courier New"/>
+          <w:sz w:val="24"/>
+          <w:szCs w:val="24"/>
+        </w:rPr>
+        <w:t>inline</w:t>
+      </w:r>
+      <w:proofErr w:type="gramEnd"/>
+      <w:r>
+        <w:rPr>
+          <w:rFonts w:ascii="Courier New" w:hAnsi="Courier New"/>
+          <w:sz w:val="24"/>
+          <w:szCs w:val="24"/>
+        </w:rPr>
+        <w:t xml:space="preserve"> void </w:t>
       </w:r>
       <w:proofErr w:type="spellStart"/>
       <w:r>
@@ -2902,7 +3120,25 @@
           <w:sz w:val="24"/>
           <w:szCs w:val="24"/>
         </w:rPr>
-        <w:t xml:space="preserve">(vector&lt;int&gt;&amp; </w:t>
+        <w:t>(vector&lt;</w:t>
+      </w:r>
+      <w:proofErr w:type="spellStart"/>
+      <w:r>
+        <w:rPr>
+          <w:rFonts w:ascii="Courier New" w:hAnsi="Courier New"/>
+          <w:sz w:val="24"/>
+          <w:szCs w:val="24"/>
+        </w:rPr>
+        <w:t>int</w:t>
+      </w:r>
+      <w:proofErr w:type="spellEnd"/>
+      <w:r>
+        <w:rPr>
+          <w:rFonts w:ascii="Courier New" w:hAnsi="Courier New"/>
+          <w:sz w:val="24"/>
+          <w:szCs w:val="24"/>
+        </w:rPr>
+        <w:t xml:space="preserve">&gt;&amp; </w:t>
       </w:r>
       <w:proofErr w:type="spellStart"/>
       <w:r>
@@ -2929,10 +3165,27 @@
           <w:szCs w:val="24"/>
         </w:rPr>
         <w:br/>
-        <w:t xml:space="preserve">    int n = </w:t>
-      </w:r>
-      <w:proofErr w:type="spellStart"/>
-      <w:proofErr w:type="gramStart"/>
+        <w:t xml:space="preserve">    </w:t>
+      </w:r>
+      <w:proofErr w:type="spellStart"/>
+      <w:r>
+        <w:rPr>
+          <w:rFonts w:ascii="Courier New" w:hAnsi="Courier New"/>
+          <w:sz w:val="24"/>
+          <w:szCs w:val="24"/>
+        </w:rPr>
+        <w:t>int</w:t>
+      </w:r>
+      <w:proofErr w:type="spellEnd"/>
+      <w:r>
+        <w:rPr>
+          <w:rFonts w:ascii="Courier New" w:hAnsi="Courier New"/>
+          <w:sz w:val="24"/>
+          <w:szCs w:val="24"/>
+        </w:rPr>
+        <w:t xml:space="preserve"> n = </w:t>
+      </w:r>
+      <w:proofErr w:type="spellStart"/>
       <w:r>
         <w:rPr>
           <w:rFonts w:ascii="Courier New" w:hAnsi="Courier New"/>
@@ -2942,7 +3195,6 @@
         <w:t>arr.size</w:t>
       </w:r>
       <w:proofErr w:type="spellEnd"/>
-      <w:proofErr w:type="gramEnd"/>
       <w:r>
         <w:rPr>
           <w:rFonts w:ascii="Courier New" w:hAnsi="Courier New"/>
@@ -2958,7 +3210,25 @@
           <w:szCs w:val="24"/>
         </w:rPr>
         <w:br/>
-        <w:t xml:space="preserve">    for (int </w:t>
+        <w:t xml:space="preserve">    for (</w:t>
+      </w:r>
+      <w:proofErr w:type="spellStart"/>
+      <w:r>
+        <w:rPr>
+          <w:rFonts w:ascii="Courier New" w:hAnsi="Courier New"/>
+          <w:sz w:val="24"/>
+          <w:szCs w:val="24"/>
+        </w:rPr>
+        <w:t>int</w:t>
+      </w:r>
+      <w:proofErr w:type="spellEnd"/>
+      <w:r>
+        <w:rPr>
+          <w:rFonts w:ascii="Courier New" w:hAnsi="Courier New"/>
+          <w:sz w:val="24"/>
+          <w:szCs w:val="24"/>
+        </w:rPr>
+        <w:t xml:space="preserve"> </w:t>
       </w:r>
       <w:proofErr w:type="spellStart"/>
       <w:r>
@@ -3075,7 +3345,25 @@
           <w:szCs w:val="24"/>
         </w:rPr>
         <w:br/>
-        <w:t xml:space="preserve">    for (int </w:t>
+        <w:t xml:space="preserve">    for (</w:t>
+      </w:r>
+      <w:proofErr w:type="spellStart"/>
+      <w:r>
+        <w:rPr>
+          <w:rFonts w:ascii="Courier New" w:hAnsi="Courier New"/>
+          <w:sz w:val="24"/>
+          <w:szCs w:val="24"/>
+        </w:rPr>
+        <w:t>int</w:t>
+      </w:r>
+      <w:proofErr w:type="spellEnd"/>
+      <w:r>
+        <w:rPr>
+          <w:rFonts w:ascii="Courier New" w:hAnsi="Courier New"/>
+          <w:sz w:val="24"/>
+          <w:szCs w:val="24"/>
+        </w:rPr>
+        <w:t xml:space="preserve"> </w:t>
       </w:r>
       <w:proofErr w:type="spellStart"/>
       <w:r>
@@ -3290,9 +3578,11 @@
         </w:rPr>
         <w:t xml:space="preserve">После этого отсортированный массив выводится на экран. Программа также осуществляет подсчет времени, которое заняла сортировка, с помощью средств библиотеки </w:t>
       </w:r>
+      <w:proofErr w:type="spellStart"/>
       <w:r>
         <w:t>chrono</w:t>
       </w:r>
+      <w:proofErr w:type="spellEnd"/>
       <w:r>
         <w:rPr>
           <w:lang w:val="ru-RU"/>
@@ -4047,40 +4337,16 @@
         <w:rPr>
           <w:lang w:val="ru-RU"/>
         </w:rPr>
-        <w:t xml:space="preserve">Ссылка на удаленный репозиторий: </w:t>
-      </w:r>
-    </w:p>
-    <w:p>
-      <w:pPr>
-        <w:pStyle w:val="af"/>
-        <w:spacing w:line="362" w:lineRule="auto"/>
-        <w:ind w:right="2"/>
-        <w:rPr>
-          <w:lang w:val="ru-RU"/>
-        </w:rPr>
-      </w:pPr>
-      <w:r>
-        <w:rPr>
-          <w:lang w:val="ru-RU"/>
-        </w:rPr>
-        <w:t>https://github.com/derishabl/Praktika</w:t>
-      </w:r>
-    </w:p>
-    <w:p>
-      <w:pPr>
-        <w:pStyle w:val="af"/>
-        <w:spacing w:line="362" w:lineRule="auto"/>
-        <w:ind w:right="2" w:firstLine="720"/>
-        <w:rPr>
-          <w:lang w:val="ru-RU"/>
-        </w:rPr>
-      </w:pPr>
-      <w:r>
-        <w:rPr>
-          <w:lang w:val="ru-RU"/>
-        </w:rPr>
-        <w:t>На рисунке 4 показан сам репозиторий</w:t>
-      </w:r>
+        <w:t xml:space="preserve">На рисунке 4 показан сам </w:t>
+      </w:r>
+      <w:proofErr w:type="spellStart"/>
+      <w:r>
+        <w:rPr>
+          <w:lang w:val="ru-RU"/>
+        </w:rPr>
+        <w:t>репозиторий</w:t>
+      </w:r>
+      <w:proofErr w:type="spellEnd"/>
     </w:p>
     <w:p>
       <w:pPr>
@@ -4262,7 +4528,21 @@
         <w:rPr>
           <w:lang w:val="ru-RU"/>
         </w:rPr>
-        <w:t>авлена загрузка удаленного репозитория.</w:t>
+        <w:t xml:space="preserve">авлена загрузка удаленного </w:t>
+      </w:r>
+      <w:proofErr w:type="spellStart"/>
+      <w:r>
+        <w:rPr>
+          <w:lang w:val="ru-RU"/>
+        </w:rPr>
+        <w:t>репозитория</w:t>
+      </w:r>
+      <w:proofErr w:type="spellEnd"/>
+      <w:r>
+        <w:rPr>
+          <w:lang w:val="ru-RU"/>
+        </w:rPr>
+        <w:t>.</w:t>
       </w:r>
     </w:p>
     <w:p>
@@ -4285,7 +4565,6 @@
           <w:noProof/>
           <w:lang w:val="ru-RU" w:eastAsia="ru-RU"/>
         </w:rPr>
-        <w:lastRenderedPageBreak/>
         <w:drawing>
           <wp:inline distT="0" distB="0" distL="0" distR="0" wp14:anchorId="19F388FC" wp14:editId="0FAE5553">
             <wp:extent cx="5505450" cy="1438070"/>
@@ -4352,8 +4631,16 @@
         <w:rPr>
           <w:lang w:val="ru-RU"/>
         </w:rPr>
-        <w:t xml:space="preserve"> репозитория</w:t>
-      </w:r>
+        <w:t xml:space="preserve"> </w:t>
+      </w:r>
+      <w:proofErr w:type="spellStart"/>
+      <w:r>
+        <w:rPr>
+          <w:lang w:val="ru-RU"/>
+        </w:rPr>
+        <w:t>репозитория</w:t>
+      </w:r>
+      <w:proofErr w:type="spellEnd"/>
     </w:p>
     <w:p>
       <w:pPr>
@@ -4382,6 +4669,7 @@
           <w:noProof/>
           <w:lang w:val="ru-RU" w:eastAsia="ru-RU"/>
         </w:rPr>
+        <w:lastRenderedPageBreak/>
         <w:drawing>
           <wp:inline distT="0" distB="0" distL="0" distR="0" wp14:anchorId="46146FC7" wp14:editId="3B2FB780">
             <wp:extent cx="3864427" cy="1352550"/>
@@ -4471,7 +4759,21 @@
         <w:rPr>
           <w:lang w:val="ru-RU"/>
         </w:rPr>
-        <w:t xml:space="preserve"> и отправка на удаленный репозиторий.</w:t>
+        <w:t xml:space="preserve"> и отправка на удаленный </w:t>
+      </w:r>
+      <w:proofErr w:type="spellStart"/>
+      <w:r>
+        <w:rPr>
+          <w:lang w:val="ru-RU"/>
+        </w:rPr>
+        <w:t>репозиторий</w:t>
+      </w:r>
+      <w:proofErr w:type="spellEnd"/>
+      <w:r>
+        <w:rPr>
+          <w:lang w:val="ru-RU"/>
+        </w:rPr>
+        <w:t>.</w:t>
       </w:r>
     </w:p>
     <w:p>
@@ -4560,8 +4862,16 @@
         <w:rPr>
           <w:lang w:val="ru-RU"/>
         </w:rPr>
-        <w:t xml:space="preserve"> и отправка на удаленный репозиторий</w:t>
-      </w:r>
+        <w:t xml:space="preserve"> и отправка на удаленный </w:t>
+      </w:r>
+      <w:proofErr w:type="spellStart"/>
+      <w:r>
+        <w:rPr>
+          <w:lang w:val="ru-RU"/>
+        </w:rPr>
+        <w:t>репозиторий</w:t>
+      </w:r>
+      <w:proofErr w:type="spellEnd"/>
     </w:p>
     <w:p>
       <w:pPr>
@@ -4574,7 +4884,21 @@
         <w:rPr>
           <w:lang w:val="ru-RU"/>
         </w:rPr>
-        <w:t>Ссылка на удаленный репозиторий:</w:t>
+        <w:t xml:space="preserve">Ссылка на удаленный </w:t>
+      </w:r>
+      <w:proofErr w:type="spellStart"/>
+      <w:r>
+        <w:rPr>
+          <w:lang w:val="ru-RU"/>
+        </w:rPr>
+        <w:t>репозиторий</w:t>
+      </w:r>
+      <w:proofErr w:type="spellEnd"/>
+      <w:r>
+        <w:rPr>
+          <w:lang w:val="ru-RU"/>
+        </w:rPr>
+        <w:t>:</w:t>
       </w:r>
       <w:r>
         <w:rPr>
@@ -4582,147 +4906,72 @@
         </w:rPr>
         <w:t xml:space="preserve"> </w:t>
       </w:r>
-      <w:r>
-        <w:fldChar w:fldCharType="begin"/>
-      </w:r>
-      <w:r>
-        <w:rPr>
-          <w:lang w:val="ru-RU"/>
-        </w:rPr>
-        <w:instrText xml:space="preserve"> </w:instrText>
-      </w:r>
-      <w:r>
-        <w:instrText>HYPERLINK</w:instrText>
-      </w:r>
-      <w:r>
-        <w:rPr>
-          <w:lang w:val="ru-RU"/>
-        </w:rPr>
-        <w:instrText xml:space="preserve"> "</w:instrText>
-      </w:r>
-      <w:r>
-        <w:instrText>https</w:instrText>
-      </w:r>
-      <w:r>
-        <w:rPr>
-          <w:lang w:val="ru-RU"/>
-        </w:rPr>
-        <w:instrText>://</w:instrText>
-      </w:r>
-      <w:r>
-        <w:instrText>github</w:instrText>
-      </w:r>
-      <w:r>
-        <w:rPr>
-          <w:lang w:val="ru-RU"/>
-        </w:rPr>
-        <w:instrText>.</w:instrText>
-      </w:r>
-      <w:r>
-        <w:instrText>com</w:instrText>
-      </w:r>
-      <w:r>
-        <w:rPr>
-          <w:lang w:val="ru-RU"/>
-        </w:rPr>
-        <w:instrText>/</w:instrText>
-      </w:r>
-      <w:r>
-        <w:instrText>derishabl</w:instrText>
-      </w:r>
-      <w:r>
-        <w:rPr>
-          <w:lang w:val="ru-RU"/>
-        </w:rPr>
-        <w:instrText>/</w:instrText>
-      </w:r>
-      <w:r>
-        <w:instrText>Praktika</w:instrText>
-      </w:r>
-      <w:r>
-        <w:rPr>
-          <w:lang w:val="ru-RU"/>
-        </w:rPr>
-        <w:instrText xml:space="preserve">" </w:instrText>
-      </w:r>
-      <w:r>
-        <w:fldChar w:fldCharType="separate"/>
-      </w:r>
-      <w:r>
-        <w:rPr>
-          <w:rStyle w:val="aff8"/>
-        </w:rPr>
-        <w:t>https</w:t>
-      </w:r>
-      <w:r>
-        <w:rPr>
-          <w:rStyle w:val="aff8"/>
-          <w:lang w:val="ru-RU"/>
-        </w:rPr>
-        <w:t>://</w:t>
-      </w:r>
-      <w:proofErr w:type="spellStart"/>
-      <w:r>
-        <w:rPr>
-          <w:rStyle w:val="aff8"/>
-        </w:rPr>
-        <w:t>github</w:t>
-      </w:r>
-      <w:proofErr w:type="spellEnd"/>
-      <w:r>
-        <w:rPr>
-          <w:rStyle w:val="aff8"/>
-          <w:lang w:val="ru-RU"/>
-        </w:rPr>
-        <w:t>.</w:t>
-      </w:r>
-      <w:r>
-        <w:rPr>
-          <w:rStyle w:val="aff8"/>
-        </w:rPr>
-        <w:t>com</w:t>
-      </w:r>
-      <w:r>
-        <w:rPr>
-          <w:rStyle w:val="aff8"/>
-          <w:lang w:val="ru-RU"/>
-        </w:rPr>
-        <w:t>/</w:t>
-      </w:r>
-      <w:proofErr w:type="spellStart"/>
-      <w:r>
-        <w:rPr>
-          <w:rStyle w:val="aff8"/>
-        </w:rPr>
-        <w:t>d</w:t>
-      </w:r>
-      <w:r>
-        <w:rPr>
-          <w:rStyle w:val="aff8"/>
-        </w:rPr>
-        <w:t>erishabl</w:t>
-      </w:r>
-      <w:proofErr w:type="spellEnd"/>
-      <w:r>
-        <w:rPr>
-          <w:rStyle w:val="aff8"/>
-          <w:lang w:val="ru-RU"/>
-        </w:rPr>
-        <w:t>/</w:t>
-      </w:r>
-      <w:proofErr w:type="spellStart"/>
-      <w:r>
-        <w:rPr>
-          <w:rStyle w:val="aff8"/>
-        </w:rPr>
-        <w:t>Praktika</w:t>
-      </w:r>
-      <w:proofErr w:type="spellEnd"/>
-      <w:r>
-        <w:fldChar w:fldCharType="end"/>
-      </w:r>
-      <w:bookmarkStart w:id="7" w:name="_GoBack"/>
-      <w:bookmarkEnd w:id="7"/>
+      <w:hyperlink r:id="rId16" w:history="1">
+        <w:r>
+          <w:rPr>
+            <w:rStyle w:val="aff8"/>
+          </w:rPr>
+          <w:t>https</w:t>
+        </w:r>
+        <w:r>
+          <w:rPr>
+            <w:rStyle w:val="aff8"/>
+            <w:lang w:val="ru-RU"/>
+          </w:rPr>
+          <w:t>://</w:t>
+        </w:r>
+        <w:proofErr w:type="spellStart"/>
+        <w:r>
+          <w:rPr>
+            <w:rStyle w:val="aff8"/>
+          </w:rPr>
+          <w:t>github</w:t>
+        </w:r>
+        <w:proofErr w:type="spellEnd"/>
+        <w:r>
+          <w:rPr>
+            <w:rStyle w:val="aff8"/>
+            <w:lang w:val="ru-RU"/>
+          </w:rPr>
+          <w:t>.</w:t>
+        </w:r>
+        <w:r>
+          <w:rPr>
+            <w:rStyle w:val="aff8"/>
+          </w:rPr>
+          <w:t>com</w:t>
+        </w:r>
+        <w:r>
+          <w:rPr>
+            <w:rStyle w:val="aff8"/>
+            <w:lang w:val="ru-RU"/>
+          </w:rPr>
+          <w:t>/</w:t>
+        </w:r>
+        <w:proofErr w:type="spellStart"/>
+        <w:r>
+          <w:rPr>
+            <w:rStyle w:val="aff8"/>
+          </w:rPr>
+          <w:t>derishabl</w:t>
+        </w:r>
+        <w:proofErr w:type="spellEnd"/>
+        <w:r>
+          <w:rPr>
+            <w:rStyle w:val="aff8"/>
+            <w:lang w:val="ru-RU"/>
+          </w:rPr>
+          <w:t>/</w:t>
+        </w:r>
+        <w:proofErr w:type="spellStart"/>
+        <w:r>
+          <w:rPr>
+            <w:rStyle w:val="aff8"/>
+          </w:rPr>
+          <w:t>Praktika</w:t>
+        </w:r>
+        <w:proofErr w:type="spellEnd"/>
+      </w:hyperlink>
     </w:p>
     <w:p>
       <w:pPr>
@@ -4742,12 +4991,12 @@
       <w:pPr>
         <w:pStyle w:val="14"/>
       </w:pPr>
-      <w:bookmarkStart w:id="8" w:name="_Toc234259529"/>
+      <w:bookmarkStart w:id="7" w:name="_Toc234259529"/>
       <w:r>
         <w:lastRenderedPageBreak/>
         <w:t>Заключение</w:t>
       </w:r>
-      <w:bookmarkEnd w:id="8"/>
+      <w:bookmarkEnd w:id="7"/>
     </w:p>
     <w:p>
       <w:pPr>
@@ -4772,9 +5021,11 @@
         </w:rPr>
         <w:t xml:space="preserve">, навыки использования программы </w:t>
       </w:r>
+      <w:proofErr w:type="spellStart"/>
       <w:r>
         <w:t>Git</w:t>
       </w:r>
+      <w:proofErr w:type="spellEnd"/>
       <w:r>
         <w:rPr>
           <w:lang w:val="ru-RU"/>
@@ -4829,33 +5080,8 @@
           <w:lang w:val="ru-RU"/>
         </w:rPr>
       </w:pPr>
-      <w:r>
-        <w:rPr>
-          <w:lang w:val="ru-RU"/>
-        </w:rPr>
-        <w:t xml:space="preserve">Мною был написан алгоритм, осуществляющий </w:t>
-      </w:r>
-      <w:r>
-        <w:rPr>
-          <w:lang w:val="ru-RU"/>
-        </w:rPr>
-        <w:t>бинарную</w:t>
-      </w:r>
-      <w:r>
-        <w:rPr>
-          <w:lang w:val="ru-RU"/>
-        </w:rPr>
-        <w:t xml:space="preserve"> сортировку для массива случайно сгенерированных или введённых вручную чисел, реализовано интерактивное консольное меню с цветовым оформлением, измерение времени сортировки, оформлен отчет по данной практике.</w:t>
-      </w:r>
-    </w:p>
-    <w:p>
-      <w:pPr>
-        <w:ind w:firstLine="709"/>
-        <w:jc w:val="both"/>
-        <w:rPr>
-          <w:lang w:val="ru-RU"/>
-        </w:rPr>
-      </w:pPr>
+      <w:bookmarkStart w:id="8" w:name="_GoBack"/>
+      <w:bookmarkEnd w:id="8"/>
       <w:r>
         <w:rPr>
           <w:lang w:val="ru-RU"/>
@@ -5111,6 +5337,7 @@
           <w:szCs w:val="24"/>
         </w:rPr>
       </w:pPr>
+      <w:proofErr w:type="gramStart"/>
       <w:r>
         <w:rPr>
           <w:rFonts w:ascii="Courier New" w:hAnsi="Courier New"/>
@@ -5126,7 +5353,25 @@
           <w:szCs w:val="24"/>
         </w:rPr>
         <w:br/>
-        <w:t>#include &lt;iostream&gt;</w:t>
+        <w:t>#include &lt;</w:t>
+      </w:r>
+      <w:proofErr w:type="spellStart"/>
+      <w:r>
+        <w:rPr>
+          <w:rFonts w:ascii="Courier New" w:hAnsi="Courier New"/>
+          <w:sz w:val="24"/>
+          <w:szCs w:val="24"/>
+        </w:rPr>
+        <w:t>iostream</w:t>
+      </w:r>
+      <w:proofErr w:type="spellEnd"/>
+      <w:r>
+        <w:rPr>
+          <w:rFonts w:ascii="Courier New" w:hAnsi="Courier New"/>
+          <w:sz w:val="24"/>
+          <w:szCs w:val="24"/>
+        </w:rPr>
+        <w:t>&gt;</w:t>
       </w:r>
       <w:r>
         <w:rPr>
@@ -5188,7 +5433,25 @@
           <w:szCs w:val="24"/>
         </w:rPr>
         <w:br/>
-        <w:t>using namespace std;</w:t>
+        <w:t xml:space="preserve">using namespace </w:t>
+      </w:r>
+      <w:proofErr w:type="spellStart"/>
+      <w:r>
+        <w:rPr>
+          <w:rFonts w:ascii="Courier New" w:hAnsi="Courier New"/>
+          <w:sz w:val="24"/>
+          <w:szCs w:val="24"/>
+        </w:rPr>
+        <w:t>std</w:t>
+      </w:r>
+      <w:proofErr w:type="spellEnd"/>
+      <w:r>
+        <w:rPr>
+          <w:rFonts w:ascii="Courier New" w:hAnsi="Courier New"/>
+          <w:sz w:val="24"/>
+          <w:szCs w:val="24"/>
+        </w:rPr>
+        <w:t>;</w:t>
       </w:r>
       <w:r>
         <w:rPr>
@@ -5223,7 +5486,25 @@
           <w:sz w:val="24"/>
           <w:szCs w:val="24"/>
         </w:rPr>
-        <w:t xml:space="preserve">(int </w:t>
+        <w:t>(</w:t>
+      </w:r>
+      <w:proofErr w:type="spellStart"/>
+      <w:r>
+        <w:rPr>
+          <w:rFonts w:ascii="Courier New" w:hAnsi="Courier New"/>
+          <w:sz w:val="24"/>
+          <w:szCs w:val="24"/>
+        </w:rPr>
+        <w:t>int</w:t>
+      </w:r>
+      <w:proofErr w:type="spellEnd"/>
+      <w:r>
+        <w:rPr>
+          <w:rFonts w:ascii="Courier New" w:hAnsi="Courier New"/>
+          <w:sz w:val="24"/>
+          <w:szCs w:val="24"/>
+        </w:rPr>
+        <w:t xml:space="preserve"> </w:t>
       </w:r>
       <w:proofErr w:type="spellStart"/>
       <w:r>
@@ -5241,7 +5522,25 @@
           <w:sz w:val="24"/>
           <w:szCs w:val="24"/>
         </w:rPr>
-        <w:t xml:space="preserve">, int </w:t>
+        <w:t xml:space="preserve">, </w:t>
+      </w:r>
+      <w:proofErr w:type="spellStart"/>
+      <w:r>
+        <w:rPr>
+          <w:rFonts w:ascii="Courier New" w:hAnsi="Courier New"/>
+          <w:sz w:val="24"/>
+          <w:szCs w:val="24"/>
+        </w:rPr>
+        <w:t>int</w:t>
+      </w:r>
+      <w:proofErr w:type="spellEnd"/>
+      <w:r>
+        <w:rPr>
+          <w:rFonts w:ascii="Courier New" w:hAnsi="Courier New"/>
+          <w:sz w:val="24"/>
+          <w:szCs w:val="24"/>
+        </w:rPr>
+        <w:t xml:space="preserve"> </w:t>
       </w:r>
       <w:proofErr w:type="spellStart"/>
       <w:r>
@@ -5429,7 +5728,43 @@
           <w:sz w:val="24"/>
           <w:szCs w:val="24"/>
         </w:rPr>
-        <w:t xml:space="preserve">(const vector&lt;int&gt;&amp; </w:t>
+        <w:t>(</w:t>
+      </w:r>
+      <w:proofErr w:type="spellStart"/>
+      <w:r>
+        <w:rPr>
+          <w:rFonts w:ascii="Courier New" w:hAnsi="Courier New"/>
+          <w:sz w:val="24"/>
+          <w:szCs w:val="24"/>
+        </w:rPr>
+        <w:t>const</w:t>
+      </w:r>
+      <w:proofErr w:type="spellEnd"/>
+      <w:r>
+        <w:rPr>
+          <w:rFonts w:ascii="Courier New" w:hAnsi="Courier New"/>
+          <w:sz w:val="24"/>
+          <w:szCs w:val="24"/>
+        </w:rPr>
+        <w:t xml:space="preserve"> vector&lt;</w:t>
+      </w:r>
+      <w:proofErr w:type="spellStart"/>
+      <w:r>
+        <w:rPr>
+          <w:rFonts w:ascii="Courier New" w:hAnsi="Courier New"/>
+          <w:sz w:val="24"/>
+          <w:szCs w:val="24"/>
+        </w:rPr>
+        <w:t>int</w:t>
+      </w:r>
+      <w:proofErr w:type="spellEnd"/>
+      <w:r>
+        <w:rPr>
+          <w:rFonts w:ascii="Courier New" w:hAnsi="Courier New"/>
+          <w:sz w:val="24"/>
+          <w:szCs w:val="24"/>
+        </w:rPr>
+        <w:t xml:space="preserve">&gt;&amp; </w:t>
       </w:r>
       <w:proofErr w:type="spellStart"/>
       <w:r>
@@ -5510,7 +5845,25 @@
           <w:szCs w:val="24"/>
         </w:rPr>
         <w:br/>
-        <w:t xml:space="preserve">    for (int v : </w:t>
+        <w:t xml:space="preserve">    for (</w:t>
+      </w:r>
+      <w:proofErr w:type="spellStart"/>
+      <w:r>
+        <w:rPr>
+          <w:rFonts w:ascii="Courier New" w:hAnsi="Courier New"/>
+          <w:sz w:val="24"/>
+          <w:szCs w:val="24"/>
+        </w:rPr>
+        <w:t>int</w:t>
+      </w:r>
+      <w:proofErr w:type="spellEnd"/>
+      <w:r>
+        <w:rPr>
+          <w:rFonts w:ascii="Courier New" w:hAnsi="Courier New"/>
+          <w:sz w:val="24"/>
+          <w:szCs w:val="24"/>
+        </w:rPr>
+        <w:t xml:space="preserve"> v : </w:t>
       </w:r>
       <w:proofErr w:type="spellStart"/>
       <w:r>
@@ -5726,7 +6079,25 @@
           <w:sz w:val="24"/>
           <w:szCs w:val="24"/>
         </w:rPr>
-        <w:t xml:space="preserve">(vector&lt;int&gt;&amp; </w:t>
+        <w:t>(vector&lt;</w:t>
+      </w:r>
+      <w:proofErr w:type="spellStart"/>
+      <w:r>
+        <w:rPr>
+          <w:rFonts w:ascii="Courier New" w:hAnsi="Courier New"/>
+          <w:sz w:val="24"/>
+          <w:szCs w:val="24"/>
+        </w:rPr>
+        <w:t>int</w:t>
+      </w:r>
+      <w:proofErr w:type="spellEnd"/>
+      <w:r>
+        <w:rPr>
+          <w:rFonts w:ascii="Courier New" w:hAnsi="Courier New"/>
+          <w:sz w:val="24"/>
+          <w:szCs w:val="24"/>
+        </w:rPr>
+        <w:t xml:space="preserve">&gt;&amp; </w:t>
       </w:r>
       <w:proofErr w:type="spellStart"/>
       <w:r>
@@ -5744,7 +6115,25 @@
           <w:sz w:val="24"/>
           <w:szCs w:val="24"/>
         </w:rPr>
-        <w:t>, int size) {</w:t>
+        <w:t xml:space="preserve">, </w:t>
+      </w:r>
+      <w:proofErr w:type="spellStart"/>
+      <w:r>
+        <w:rPr>
+          <w:rFonts w:ascii="Courier New" w:hAnsi="Courier New"/>
+          <w:sz w:val="24"/>
+          <w:szCs w:val="24"/>
+        </w:rPr>
+        <w:t>int</w:t>
+      </w:r>
+      <w:proofErr w:type="spellEnd"/>
+      <w:r>
+        <w:rPr>
+          <w:rFonts w:ascii="Courier New" w:hAnsi="Courier New"/>
+          <w:sz w:val="24"/>
+          <w:szCs w:val="24"/>
+        </w:rPr>
+        <w:t xml:space="preserve"> size) {</w:t>
       </w:r>
       <w:r>
         <w:rPr>
@@ -5870,7 +6259,25 @@
           <w:sz w:val="24"/>
           <w:szCs w:val="24"/>
         </w:rPr>
-        <w:t xml:space="preserve">&lt;int&gt; </w:t>
+        <w:t>&lt;</w:t>
+      </w:r>
+      <w:proofErr w:type="spellStart"/>
+      <w:r>
+        <w:rPr>
+          <w:rFonts w:ascii="Courier New" w:hAnsi="Courier New"/>
+          <w:sz w:val="24"/>
+          <w:szCs w:val="24"/>
+        </w:rPr>
+        <w:t>int</w:t>
+      </w:r>
+      <w:proofErr w:type="spellEnd"/>
+      <w:r>
+        <w:rPr>
+          <w:rFonts w:ascii="Courier New" w:hAnsi="Courier New"/>
+          <w:sz w:val="24"/>
+          <w:szCs w:val="24"/>
+        </w:rPr>
+        <w:t xml:space="preserve">&gt; </w:t>
       </w:r>
       <w:proofErr w:type="spellStart"/>
       <w:r>
@@ -5897,7 +6304,25 @@
           <w:szCs w:val="24"/>
         </w:rPr>
         <w:br/>
-        <w:t xml:space="preserve">    for (int </w:t>
+        <w:t xml:space="preserve">    for (</w:t>
+      </w:r>
+      <w:proofErr w:type="spellStart"/>
+      <w:r>
+        <w:rPr>
+          <w:rFonts w:ascii="Courier New" w:hAnsi="Courier New"/>
+          <w:sz w:val="24"/>
+          <w:szCs w:val="24"/>
+        </w:rPr>
+        <w:t>int</w:t>
+      </w:r>
+      <w:proofErr w:type="spellEnd"/>
+      <w:r>
+        <w:rPr>
+          <w:rFonts w:ascii="Courier New" w:hAnsi="Courier New"/>
+          <w:sz w:val="24"/>
+          <w:szCs w:val="24"/>
+        </w:rPr>
+        <w:t xml:space="preserve"> </w:t>
       </w:r>
       <w:proofErr w:type="spellStart"/>
       <w:r>
@@ -6006,6 +6431,7 @@
         </w:rPr>
         <w:br/>
       </w:r>
+      <w:proofErr w:type="gramEnd"/>
     </w:p>
     <w:p>
       <w:pPr>
@@ -6054,6 +6480,7 @@
           <w:szCs w:val="24"/>
         </w:rPr>
       </w:pPr>
+      <w:proofErr w:type="gramStart"/>
       <w:r>
         <w:rPr>
           <w:rFonts w:ascii="Courier New" w:hAnsi="Courier New"/>
@@ -6095,7 +6522,25 @@
           <w:szCs w:val="24"/>
         </w:rPr>
         <w:br/>
-        <w:t>using namespace std;</w:t>
+        <w:t xml:space="preserve">using namespace </w:t>
+      </w:r>
+      <w:proofErr w:type="spellStart"/>
+      <w:r>
+        <w:rPr>
+          <w:rFonts w:ascii="Courier New" w:hAnsi="Courier New"/>
+          <w:sz w:val="24"/>
+          <w:szCs w:val="24"/>
+        </w:rPr>
+        <w:t>std</w:t>
+      </w:r>
+      <w:proofErr w:type="spellEnd"/>
+      <w:r>
+        <w:rPr>
+          <w:rFonts w:ascii="Courier New" w:hAnsi="Courier New"/>
+          <w:sz w:val="24"/>
+          <w:szCs w:val="24"/>
+        </w:rPr>
+        <w:t>;</w:t>
       </w:r>
       <w:r>
         <w:rPr>
@@ -6130,7 +6575,25 @@
           <w:sz w:val="24"/>
           <w:szCs w:val="24"/>
         </w:rPr>
-        <w:t xml:space="preserve">(vector&lt;int&gt;&amp; </w:t>
+        <w:t>(vector&lt;</w:t>
+      </w:r>
+      <w:proofErr w:type="spellStart"/>
+      <w:r>
+        <w:rPr>
+          <w:rFonts w:ascii="Courier New" w:hAnsi="Courier New"/>
+          <w:sz w:val="24"/>
+          <w:szCs w:val="24"/>
+        </w:rPr>
+        <w:t>int</w:t>
+      </w:r>
+      <w:proofErr w:type="spellEnd"/>
+      <w:r>
+        <w:rPr>
+          <w:rFonts w:ascii="Courier New" w:hAnsi="Courier New"/>
+          <w:sz w:val="24"/>
+          <w:szCs w:val="24"/>
+        </w:rPr>
+        <w:t xml:space="preserve">&gt;&amp; </w:t>
       </w:r>
       <w:proofErr w:type="spellStart"/>
       <w:r>
@@ -6148,7 +6611,43 @@
           <w:sz w:val="24"/>
           <w:szCs w:val="24"/>
         </w:rPr>
-        <w:t xml:space="preserve">, int n, int </w:t>
+        <w:t xml:space="preserve">, </w:t>
+      </w:r>
+      <w:proofErr w:type="spellStart"/>
+      <w:r>
+        <w:rPr>
+          <w:rFonts w:ascii="Courier New" w:hAnsi="Courier New"/>
+          <w:sz w:val="24"/>
+          <w:szCs w:val="24"/>
+        </w:rPr>
+        <w:t>int</w:t>
+      </w:r>
+      <w:proofErr w:type="spellEnd"/>
+      <w:r>
+        <w:rPr>
+          <w:rFonts w:ascii="Courier New" w:hAnsi="Courier New"/>
+          <w:sz w:val="24"/>
+          <w:szCs w:val="24"/>
+        </w:rPr>
+        <w:t xml:space="preserve"> n, </w:t>
+      </w:r>
+      <w:proofErr w:type="spellStart"/>
+      <w:r>
+        <w:rPr>
+          <w:rFonts w:ascii="Courier New" w:hAnsi="Courier New"/>
+          <w:sz w:val="24"/>
+          <w:szCs w:val="24"/>
+        </w:rPr>
+        <w:t>int</w:t>
+      </w:r>
+      <w:proofErr w:type="spellEnd"/>
+      <w:r>
+        <w:rPr>
+          <w:rFonts w:ascii="Courier New" w:hAnsi="Courier New"/>
+          <w:sz w:val="24"/>
+          <w:szCs w:val="24"/>
+        </w:rPr>
+        <w:t xml:space="preserve"> </w:t>
       </w:r>
       <w:proofErr w:type="spellStart"/>
       <w:r>
@@ -6175,7 +6674,25 @@
           <w:szCs w:val="24"/>
         </w:rPr>
         <w:br/>
-        <w:t xml:space="preserve">    int largest = </w:t>
+        <w:t xml:space="preserve">    </w:t>
+      </w:r>
+      <w:proofErr w:type="spellStart"/>
+      <w:r>
+        <w:rPr>
+          <w:rFonts w:ascii="Courier New" w:hAnsi="Courier New"/>
+          <w:sz w:val="24"/>
+          <w:szCs w:val="24"/>
+        </w:rPr>
+        <w:t>int</w:t>
+      </w:r>
+      <w:proofErr w:type="spellEnd"/>
+      <w:r>
+        <w:rPr>
+          <w:rFonts w:ascii="Courier New" w:hAnsi="Courier New"/>
+          <w:sz w:val="24"/>
+          <w:szCs w:val="24"/>
+        </w:rPr>
+        <w:t xml:space="preserve"> largest = </w:t>
       </w:r>
       <w:proofErr w:type="spellStart"/>
       <w:r>
@@ -6202,7 +6719,25 @@
           <w:szCs w:val="24"/>
         </w:rPr>
         <w:br/>
-        <w:t xml:space="preserve">    int left = 2 * </w:t>
+        <w:t xml:space="preserve">    </w:t>
+      </w:r>
+      <w:proofErr w:type="spellStart"/>
+      <w:r>
+        <w:rPr>
+          <w:rFonts w:ascii="Courier New" w:hAnsi="Courier New"/>
+          <w:sz w:val="24"/>
+          <w:szCs w:val="24"/>
+        </w:rPr>
+        <w:t>int</w:t>
+      </w:r>
+      <w:proofErr w:type="spellEnd"/>
+      <w:r>
+        <w:rPr>
+          <w:rFonts w:ascii="Courier New" w:hAnsi="Courier New"/>
+          <w:sz w:val="24"/>
+          <w:szCs w:val="24"/>
+        </w:rPr>
+        <w:t xml:space="preserve"> left = 2 * </w:t>
       </w:r>
       <w:proofErr w:type="spellStart"/>
       <w:r>
@@ -6229,7 +6764,25 @@
           <w:szCs w:val="24"/>
         </w:rPr>
         <w:br/>
-        <w:t xml:space="preserve">    int right = 2 * </w:t>
+        <w:t xml:space="preserve">    </w:t>
+      </w:r>
+      <w:proofErr w:type="spellStart"/>
+      <w:r>
+        <w:rPr>
+          <w:rFonts w:ascii="Courier New" w:hAnsi="Courier New"/>
+          <w:sz w:val="24"/>
+          <w:szCs w:val="24"/>
+        </w:rPr>
+        <w:t>int</w:t>
+      </w:r>
+      <w:proofErr w:type="spellEnd"/>
+      <w:r>
+        <w:rPr>
+          <w:rFonts w:ascii="Courier New" w:hAnsi="Courier New"/>
+          <w:sz w:val="24"/>
+          <w:szCs w:val="24"/>
+        </w:rPr>
+        <w:t xml:space="preserve"> right = 2 * </w:t>
       </w:r>
       <w:proofErr w:type="spellStart"/>
       <w:r>
@@ -6542,7 +7095,25 @@
           <w:sz w:val="24"/>
           <w:szCs w:val="24"/>
         </w:rPr>
-        <w:t xml:space="preserve">(vector&lt;int&gt;&amp; </w:t>
+        <w:t>(vector&lt;</w:t>
+      </w:r>
+      <w:proofErr w:type="spellStart"/>
+      <w:r>
+        <w:rPr>
+          <w:rFonts w:ascii="Courier New" w:hAnsi="Courier New"/>
+          <w:sz w:val="24"/>
+          <w:szCs w:val="24"/>
+        </w:rPr>
+        <w:t>int</w:t>
+      </w:r>
+      <w:proofErr w:type="spellEnd"/>
+      <w:r>
+        <w:rPr>
+          <w:rFonts w:ascii="Courier New" w:hAnsi="Courier New"/>
+          <w:sz w:val="24"/>
+          <w:szCs w:val="24"/>
+        </w:rPr>
+        <w:t xml:space="preserve">&gt;&amp; </w:t>
       </w:r>
       <w:proofErr w:type="spellStart"/>
       <w:r>
@@ -6569,7 +7140,25 @@
           <w:szCs w:val="24"/>
         </w:rPr>
         <w:br/>
-        <w:t xml:space="preserve">    int n = </w:t>
+        <w:t xml:space="preserve">    </w:t>
+      </w:r>
+      <w:proofErr w:type="spellStart"/>
+      <w:r>
+        <w:rPr>
+          <w:rFonts w:ascii="Courier New" w:hAnsi="Courier New"/>
+          <w:sz w:val="24"/>
+          <w:szCs w:val="24"/>
+        </w:rPr>
+        <w:t>int</w:t>
+      </w:r>
+      <w:proofErr w:type="spellEnd"/>
+      <w:r>
+        <w:rPr>
+          <w:rFonts w:ascii="Courier New" w:hAnsi="Courier New"/>
+          <w:sz w:val="24"/>
+          <w:szCs w:val="24"/>
+        </w:rPr>
+        <w:t xml:space="preserve"> n = </w:t>
       </w:r>
       <w:proofErr w:type="spellStart"/>
       <w:r>
@@ -6596,7 +7185,25 @@
           <w:szCs w:val="24"/>
         </w:rPr>
         <w:br/>
-        <w:t xml:space="preserve">    for (int </w:t>
+        <w:t xml:space="preserve">    for (</w:t>
+      </w:r>
+      <w:proofErr w:type="spellStart"/>
+      <w:r>
+        <w:rPr>
+          <w:rFonts w:ascii="Courier New" w:hAnsi="Courier New"/>
+          <w:sz w:val="24"/>
+          <w:szCs w:val="24"/>
+        </w:rPr>
+        <w:t>int</w:t>
+      </w:r>
+      <w:proofErr w:type="spellEnd"/>
+      <w:r>
+        <w:rPr>
+          <w:rFonts w:ascii="Courier New" w:hAnsi="Courier New"/>
+          <w:sz w:val="24"/>
+          <w:szCs w:val="24"/>
+        </w:rPr>
+        <w:t xml:space="preserve"> </w:t>
       </w:r>
       <w:proofErr w:type="spellStart"/>
       <w:r>
@@ -6713,7 +7320,25 @@
           <w:szCs w:val="24"/>
         </w:rPr>
         <w:br/>
-        <w:t xml:space="preserve">    for (int </w:t>
+        <w:t xml:space="preserve">    for (</w:t>
+      </w:r>
+      <w:proofErr w:type="spellStart"/>
+      <w:r>
+        <w:rPr>
+          <w:rFonts w:ascii="Courier New" w:hAnsi="Courier New"/>
+          <w:sz w:val="24"/>
+          <w:szCs w:val="24"/>
+        </w:rPr>
+        <w:t>int</w:t>
+      </w:r>
+      <w:proofErr w:type="spellEnd"/>
+      <w:r>
+        <w:rPr>
+          <w:rFonts w:ascii="Courier New" w:hAnsi="Courier New"/>
+          <w:sz w:val="24"/>
+          <w:szCs w:val="24"/>
+        </w:rPr>
+        <w:t xml:space="preserve"> </w:t>
       </w:r>
       <w:proofErr w:type="spellStart"/>
       <w:r>
@@ -6921,6 +7546,7 @@
         </w:rPr>
         <w:br/>
       </w:r>
+      <w:proofErr w:type="gramEnd"/>
     </w:p>
     <w:p>
       <w:pPr>
@@ -6949,13 +7575,32 @@
           <w:szCs w:val="24"/>
         </w:rPr>
       </w:pPr>
-      <w:r>
-        <w:rPr>
-          <w:rFonts w:ascii="Courier New" w:hAnsi="Courier New"/>
-          <w:sz w:val="24"/>
-          <w:szCs w:val="24"/>
-        </w:rPr>
-        <w:t>#include &lt;iostream&gt;</w:t>
+      <w:proofErr w:type="gramStart"/>
+      <w:r>
+        <w:rPr>
+          <w:rFonts w:ascii="Courier New" w:hAnsi="Courier New"/>
+          <w:sz w:val="24"/>
+          <w:szCs w:val="24"/>
+        </w:rPr>
+        <w:t>#include &lt;</w:t>
+      </w:r>
+      <w:proofErr w:type="spellStart"/>
+      <w:r>
+        <w:rPr>
+          <w:rFonts w:ascii="Courier New" w:hAnsi="Courier New"/>
+          <w:sz w:val="24"/>
+          <w:szCs w:val="24"/>
+        </w:rPr>
+        <w:t>iostream</w:t>
+      </w:r>
+      <w:proofErr w:type="spellEnd"/>
+      <w:r>
+        <w:rPr>
+          <w:rFonts w:ascii="Courier New" w:hAnsi="Courier New"/>
+          <w:sz w:val="24"/>
+          <w:szCs w:val="24"/>
+        </w:rPr>
+        <w:t>&gt;</w:t>
       </w:r>
       <w:r>
         <w:rPr>
@@ -6973,7 +7618,25 @@
           <w:szCs w:val="24"/>
         </w:rPr>
         <w:br/>
-        <w:t>#include &lt;chrono&gt;</w:t>
+        <w:t>#include &lt;</w:t>
+      </w:r>
+      <w:proofErr w:type="spellStart"/>
+      <w:r>
+        <w:rPr>
+          <w:rFonts w:ascii="Courier New" w:hAnsi="Courier New"/>
+          <w:sz w:val="24"/>
+          <w:szCs w:val="24"/>
+        </w:rPr>
+        <w:t>chrono</w:t>
+      </w:r>
+      <w:proofErr w:type="spellEnd"/>
+      <w:r>
+        <w:rPr>
+          <w:rFonts w:ascii="Courier New" w:hAnsi="Courier New"/>
+          <w:sz w:val="24"/>
+          <w:szCs w:val="24"/>
+        </w:rPr>
+        <w:t>&gt;</w:t>
       </w:r>
       <w:r>
         <w:rPr>
@@ -7079,7 +7742,25 @@
           <w:szCs w:val="24"/>
         </w:rPr>
         <w:br/>
-        <w:t>using namespace std;</w:t>
+        <w:t xml:space="preserve">using namespace </w:t>
+      </w:r>
+      <w:proofErr w:type="spellStart"/>
+      <w:r>
+        <w:rPr>
+          <w:rFonts w:ascii="Courier New" w:hAnsi="Courier New"/>
+          <w:sz w:val="24"/>
+          <w:szCs w:val="24"/>
+        </w:rPr>
+        <w:t>std</w:t>
+      </w:r>
+      <w:proofErr w:type="spellEnd"/>
+      <w:r>
+        <w:rPr>
+          <w:rFonts w:ascii="Courier New" w:hAnsi="Courier New"/>
+          <w:sz w:val="24"/>
+          <w:szCs w:val="24"/>
+        </w:rPr>
+        <w:t>;</w:t>
       </w:r>
       <w:r>
         <w:rPr>
@@ -7902,7 +8583,24 @@
           <w:szCs w:val="24"/>
         </w:rPr>
         <w:br/>
-        <w:t>int main() {</w:t>
+      </w:r>
+      <w:proofErr w:type="spellStart"/>
+      <w:r>
+        <w:rPr>
+          <w:rFonts w:ascii="Courier New" w:hAnsi="Courier New"/>
+          <w:sz w:val="24"/>
+          <w:szCs w:val="24"/>
+        </w:rPr>
+        <w:t>int</w:t>
+      </w:r>
+      <w:proofErr w:type="spellEnd"/>
+      <w:r>
+        <w:rPr>
+          <w:rFonts w:ascii="Courier New" w:hAnsi="Courier New"/>
+          <w:sz w:val="24"/>
+          <w:szCs w:val="24"/>
+        </w:rPr>
+        <w:t xml:space="preserve"> main() {</w:t>
       </w:r>
       <w:r>
         <w:rPr>
@@ -8000,7 +8698,25 @@
           <w:szCs w:val="24"/>
         </w:rPr>
         <w:br/>
-        <w:t xml:space="preserve">    vector&lt;int&gt; </w:t>
+        <w:t xml:space="preserve">    vector&lt;</w:t>
+      </w:r>
+      <w:proofErr w:type="spellStart"/>
+      <w:r>
+        <w:rPr>
+          <w:rFonts w:ascii="Courier New" w:hAnsi="Courier New"/>
+          <w:sz w:val="24"/>
+          <w:szCs w:val="24"/>
+        </w:rPr>
+        <w:t>int</w:t>
+      </w:r>
+      <w:proofErr w:type="spellEnd"/>
+      <w:r>
+        <w:rPr>
+          <w:rFonts w:ascii="Courier New" w:hAnsi="Courier New"/>
+          <w:sz w:val="24"/>
+          <w:szCs w:val="24"/>
+        </w:rPr>
+        <w:t xml:space="preserve">&gt; </w:t>
       </w:r>
       <w:proofErr w:type="spellStart"/>
       <w:r>
@@ -8027,7 +8743,25 @@
           <w:szCs w:val="24"/>
         </w:rPr>
         <w:br/>
-        <w:t xml:space="preserve">    int choice;</w:t>
+        <w:t xml:space="preserve">    </w:t>
+      </w:r>
+      <w:proofErr w:type="spellStart"/>
+      <w:r>
+        <w:rPr>
+          <w:rFonts w:ascii="Courier New" w:hAnsi="Courier New"/>
+          <w:sz w:val="24"/>
+          <w:szCs w:val="24"/>
+        </w:rPr>
+        <w:t>int</w:t>
+      </w:r>
+      <w:proofErr w:type="spellEnd"/>
+      <w:r>
+        <w:rPr>
+          <w:rFonts w:ascii="Courier New" w:hAnsi="Courier New"/>
+          <w:sz w:val="24"/>
+          <w:szCs w:val="24"/>
+        </w:rPr>
+        <w:t xml:space="preserve"> choice;</w:t>
       </w:r>
       <w:r>
         <w:rPr>
@@ -8222,7 +8956,25 @@
           <w:szCs w:val="24"/>
         </w:rPr>
         <w:br/>
-        <w:t xml:space="preserve">            int n;</w:t>
+        <w:t xml:space="preserve">            </w:t>
+      </w:r>
+      <w:proofErr w:type="spellStart"/>
+      <w:r>
+        <w:rPr>
+          <w:rFonts w:ascii="Courier New" w:hAnsi="Courier New"/>
+          <w:sz w:val="24"/>
+          <w:szCs w:val="24"/>
+        </w:rPr>
+        <w:t>int</w:t>
+      </w:r>
+      <w:proofErr w:type="spellEnd"/>
+      <w:r>
+        <w:rPr>
+          <w:rFonts w:ascii="Courier New" w:hAnsi="Courier New"/>
+          <w:sz w:val="24"/>
+          <w:szCs w:val="24"/>
+        </w:rPr>
+        <w:t xml:space="preserve"> n;</w:t>
       </w:r>
       <w:r>
         <w:rPr>
@@ -8501,7 +9253,25 @@
           <w:szCs w:val="24"/>
         </w:rPr>
         <w:br/>
-        <w:t xml:space="preserve">            for (int </w:t>
+        <w:t xml:space="preserve">            for (</w:t>
+      </w:r>
+      <w:proofErr w:type="spellStart"/>
+      <w:r>
+        <w:rPr>
+          <w:rFonts w:ascii="Courier New" w:hAnsi="Courier New"/>
+          <w:sz w:val="24"/>
+          <w:szCs w:val="24"/>
+        </w:rPr>
+        <w:t>int</w:t>
+      </w:r>
+      <w:proofErr w:type="spellEnd"/>
+      <w:r>
+        <w:rPr>
+          <w:rFonts w:ascii="Courier New" w:hAnsi="Courier New"/>
+          <w:sz w:val="24"/>
+          <w:szCs w:val="24"/>
+        </w:rPr>
+        <w:t xml:space="preserve"> </w:t>
       </w:r>
       <w:proofErr w:type="spellStart"/>
       <w:r>
@@ -8753,7 +9523,25 @@
           <w:szCs w:val="24"/>
         </w:rPr>
         <w:br/>
-        <w:t xml:space="preserve">            int n;</w:t>
+        <w:t xml:space="preserve">            </w:t>
+      </w:r>
+      <w:proofErr w:type="spellStart"/>
+      <w:r>
+        <w:rPr>
+          <w:rFonts w:ascii="Courier New" w:hAnsi="Courier New"/>
+          <w:sz w:val="24"/>
+          <w:szCs w:val="24"/>
+        </w:rPr>
+        <w:t>int</w:t>
+      </w:r>
+      <w:proofErr w:type="spellEnd"/>
+      <w:r>
+        <w:rPr>
+          <w:rFonts w:ascii="Courier New" w:hAnsi="Courier New"/>
+          <w:sz w:val="24"/>
+          <w:szCs w:val="24"/>
+        </w:rPr>
+        <w:t xml:space="preserve"> n;</w:t>
       </w:r>
       <w:r>
         <w:rPr>
@@ -9463,7 +10251,25 @@
           <w:szCs w:val="24"/>
         </w:rPr>
         <w:br/>
-        <w:t xml:space="preserve">                auto start = chrono::</w:t>
+        <w:t xml:space="preserve">                auto start = </w:t>
+      </w:r>
+      <w:proofErr w:type="spellStart"/>
+      <w:r>
+        <w:rPr>
+          <w:rFonts w:ascii="Courier New" w:hAnsi="Courier New"/>
+          <w:sz w:val="24"/>
+          <w:szCs w:val="24"/>
+        </w:rPr>
+        <w:t>chrono</w:t>
+      </w:r>
+      <w:proofErr w:type="spellEnd"/>
+      <w:r>
+        <w:rPr>
+          <w:rFonts w:ascii="Courier New" w:hAnsi="Courier New"/>
+          <w:sz w:val="24"/>
+          <w:szCs w:val="24"/>
+        </w:rPr>
+        <w:t>::</w:t>
       </w:r>
       <w:proofErr w:type="spellStart"/>
       <w:r>
@@ -9535,7 +10341,25 @@
           <w:szCs w:val="24"/>
         </w:rPr>
         <w:br/>
-        <w:t xml:space="preserve">                auto end = chrono::</w:t>
+        <w:t xml:space="preserve">                auto end = </w:t>
+      </w:r>
+      <w:proofErr w:type="spellStart"/>
+      <w:r>
+        <w:rPr>
+          <w:rFonts w:ascii="Courier New" w:hAnsi="Courier New"/>
+          <w:sz w:val="24"/>
+          <w:szCs w:val="24"/>
+        </w:rPr>
+        <w:t>chrono</w:t>
+      </w:r>
+      <w:proofErr w:type="spellEnd"/>
+      <w:r>
+        <w:rPr>
+          <w:rFonts w:ascii="Courier New" w:hAnsi="Courier New"/>
+          <w:sz w:val="24"/>
+          <w:szCs w:val="24"/>
+        </w:rPr>
+        <w:t>::</w:t>
       </w:r>
       <w:proofErr w:type="spellStart"/>
       <w:r>
@@ -9554,23 +10378,6 @@
           <w:szCs w:val="24"/>
         </w:rPr>
         <w:t>::now();</w:t>
-      </w:r>
-      <w:r>
-        <w:rPr>
-          <w:rFonts w:ascii="Courier New" w:hAnsi="Courier New"/>
-          <w:sz w:val="24"/>
-          <w:szCs w:val="24"/>
-        </w:rPr>
-        <w:br/>
-        <w:t xml:space="preserve">                chrono::duration&lt;double&gt; diff = end - start;</w:t>
-      </w:r>
-      <w:r>
-        <w:rPr>
-          <w:rFonts w:ascii="Courier New" w:hAnsi="Courier New"/>
-          <w:sz w:val="24"/>
-          <w:szCs w:val="24"/>
-        </w:rPr>
-        <w:br/>
       </w:r>
       <w:r>
         <w:rPr>
@@ -9588,106 +10395,24 @@
           <w:sz w:val="24"/>
           <w:szCs w:val="24"/>
         </w:rPr>
-        <w:t>setColor</w:t>
-      </w:r>
-      <w:proofErr w:type="spellEnd"/>
-      <w:r>
-        <w:rPr>
-          <w:rFonts w:ascii="Courier New" w:hAnsi="Courier New"/>
-          <w:sz w:val="24"/>
-          <w:szCs w:val="24"/>
-        </w:rPr>
-        <w:t xml:space="preserve">(10, 1); </w:t>
-      </w:r>
-      <w:proofErr w:type="spellStart"/>
-      <w:r>
-        <w:rPr>
-          <w:rFonts w:ascii="Courier New" w:hAnsi="Courier New"/>
-          <w:sz w:val="24"/>
-          <w:szCs w:val="24"/>
-        </w:rPr>
-        <w:t>cout</w:t>
-      </w:r>
-      <w:proofErr w:type="spellEnd"/>
-      <w:r>
-        <w:rPr>
-          <w:rFonts w:ascii="Courier New" w:hAnsi="Courier New"/>
-          <w:sz w:val="24"/>
-          <w:szCs w:val="24"/>
-        </w:rPr>
-        <w:t xml:space="preserve"> &lt;&lt; "</w:t>
-      </w:r>
-      <w:proofErr w:type="spellStart"/>
-      <w:r>
-        <w:rPr>
-          <w:rFonts w:ascii="Courier New" w:hAnsi="Courier New"/>
-          <w:sz w:val="24"/>
-          <w:szCs w:val="24"/>
-        </w:rPr>
-        <w:t>Результат</w:t>
-      </w:r>
-      <w:proofErr w:type="spellEnd"/>
-      <w:r>
-        <w:rPr>
-          <w:rFonts w:ascii="Courier New" w:hAnsi="Courier New"/>
-          <w:sz w:val="24"/>
-          <w:szCs w:val="24"/>
-        </w:rPr>
-        <w:t xml:space="preserve">: "; </w:t>
-      </w:r>
-      <w:proofErr w:type="spellStart"/>
-      <w:r>
-        <w:rPr>
-          <w:rFonts w:ascii="Courier New" w:hAnsi="Courier New"/>
-          <w:sz w:val="24"/>
-          <w:szCs w:val="24"/>
-        </w:rPr>
-        <w:t>printArray</w:t>
-      </w:r>
-      <w:proofErr w:type="spellEnd"/>
-      <w:r>
-        <w:rPr>
-          <w:rFonts w:ascii="Courier New" w:hAnsi="Courier New"/>
-          <w:sz w:val="24"/>
-          <w:szCs w:val="24"/>
-        </w:rPr>
-        <w:t>(</w:t>
-      </w:r>
-      <w:proofErr w:type="spellStart"/>
-      <w:r>
-        <w:rPr>
-          <w:rFonts w:ascii="Courier New" w:hAnsi="Courier New"/>
-          <w:sz w:val="24"/>
-          <w:szCs w:val="24"/>
-        </w:rPr>
-        <w:t>arr</w:t>
-      </w:r>
-      <w:proofErr w:type="spellEnd"/>
-      <w:r>
-        <w:rPr>
-          <w:rFonts w:ascii="Courier New" w:hAnsi="Courier New"/>
-          <w:sz w:val="24"/>
-          <w:szCs w:val="24"/>
-        </w:rPr>
-        <w:t xml:space="preserve">); </w:t>
-      </w:r>
-      <w:proofErr w:type="spellStart"/>
-      <w:r>
-        <w:rPr>
-          <w:rFonts w:ascii="Courier New" w:hAnsi="Courier New"/>
-          <w:sz w:val="24"/>
-          <w:szCs w:val="24"/>
-        </w:rPr>
-        <w:t>cout</w:t>
-      </w:r>
-      <w:proofErr w:type="spellEnd"/>
-      <w:r>
-        <w:rPr>
-          <w:rFonts w:ascii="Courier New" w:hAnsi="Courier New"/>
-          <w:sz w:val="24"/>
-          <w:szCs w:val="24"/>
-        </w:rPr>
-        <w:t xml:space="preserve"> &lt;&lt; "\n";</w:t>
+        <w:t>chrono</w:t>
+      </w:r>
+      <w:proofErr w:type="spellEnd"/>
+      <w:r>
+        <w:rPr>
+          <w:rFonts w:ascii="Courier New" w:hAnsi="Courier New"/>
+          <w:sz w:val="24"/>
+          <w:szCs w:val="24"/>
+        </w:rPr>
+        <w:t>::duration&lt;double&gt; diff = end - start;</w:t>
+      </w:r>
+      <w:r>
+        <w:rPr>
+          <w:rFonts w:ascii="Courier New" w:hAnsi="Courier New"/>
+          <w:sz w:val="24"/>
+          <w:szCs w:val="24"/>
+        </w:rPr>
+        <w:br/>
       </w:r>
       <w:r>
         <w:rPr>
@@ -9714,6 +10439,123 @@
           <w:sz w:val="24"/>
           <w:szCs w:val="24"/>
         </w:rPr>
+        <w:t xml:space="preserve">(10, 1); </w:t>
+      </w:r>
+      <w:proofErr w:type="spellStart"/>
+      <w:r>
+        <w:rPr>
+          <w:rFonts w:ascii="Courier New" w:hAnsi="Courier New"/>
+          <w:sz w:val="24"/>
+          <w:szCs w:val="24"/>
+        </w:rPr>
+        <w:t>cout</w:t>
+      </w:r>
+      <w:proofErr w:type="spellEnd"/>
+      <w:r>
+        <w:rPr>
+          <w:rFonts w:ascii="Courier New" w:hAnsi="Courier New"/>
+          <w:sz w:val="24"/>
+          <w:szCs w:val="24"/>
+        </w:rPr>
+        <w:t xml:space="preserve"> &lt;&lt; "</w:t>
+      </w:r>
+      <w:proofErr w:type="spellStart"/>
+      <w:r>
+        <w:rPr>
+          <w:rFonts w:ascii="Courier New" w:hAnsi="Courier New"/>
+          <w:sz w:val="24"/>
+          <w:szCs w:val="24"/>
+        </w:rPr>
+        <w:t>Результат</w:t>
+      </w:r>
+      <w:proofErr w:type="spellEnd"/>
+      <w:r>
+        <w:rPr>
+          <w:rFonts w:ascii="Courier New" w:hAnsi="Courier New"/>
+          <w:sz w:val="24"/>
+          <w:szCs w:val="24"/>
+        </w:rPr>
+        <w:t xml:space="preserve">: "; </w:t>
+      </w:r>
+      <w:proofErr w:type="spellStart"/>
+      <w:r>
+        <w:rPr>
+          <w:rFonts w:ascii="Courier New" w:hAnsi="Courier New"/>
+          <w:sz w:val="24"/>
+          <w:szCs w:val="24"/>
+        </w:rPr>
+        <w:t>printArray</w:t>
+      </w:r>
+      <w:proofErr w:type="spellEnd"/>
+      <w:r>
+        <w:rPr>
+          <w:rFonts w:ascii="Courier New" w:hAnsi="Courier New"/>
+          <w:sz w:val="24"/>
+          <w:szCs w:val="24"/>
+        </w:rPr>
+        <w:t>(</w:t>
+      </w:r>
+      <w:proofErr w:type="spellStart"/>
+      <w:r>
+        <w:rPr>
+          <w:rFonts w:ascii="Courier New" w:hAnsi="Courier New"/>
+          <w:sz w:val="24"/>
+          <w:szCs w:val="24"/>
+        </w:rPr>
+        <w:t>arr</w:t>
+      </w:r>
+      <w:proofErr w:type="spellEnd"/>
+      <w:r>
+        <w:rPr>
+          <w:rFonts w:ascii="Courier New" w:hAnsi="Courier New"/>
+          <w:sz w:val="24"/>
+          <w:szCs w:val="24"/>
+        </w:rPr>
+        <w:t xml:space="preserve">); </w:t>
+      </w:r>
+      <w:proofErr w:type="spellStart"/>
+      <w:r>
+        <w:rPr>
+          <w:rFonts w:ascii="Courier New" w:hAnsi="Courier New"/>
+          <w:sz w:val="24"/>
+          <w:szCs w:val="24"/>
+        </w:rPr>
+        <w:t>cout</w:t>
+      </w:r>
+      <w:proofErr w:type="spellEnd"/>
+      <w:r>
+        <w:rPr>
+          <w:rFonts w:ascii="Courier New" w:hAnsi="Courier New"/>
+          <w:sz w:val="24"/>
+          <w:szCs w:val="24"/>
+        </w:rPr>
+        <w:t xml:space="preserve"> &lt;&lt; "\n";</w:t>
+      </w:r>
+      <w:r>
+        <w:rPr>
+          <w:rFonts w:ascii="Courier New" w:hAnsi="Courier New"/>
+          <w:sz w:val="24"/>
+          <w:szCs w:val="24"/>
+        </w:rPr>
+        <w:br/>
+        <w:t xml:space="preserve">                </w:t>
+      </w:r>
+      <w:proofErr w:type="spellStart"/>
+      <w:r>
+        <w:rPr>
+          <w:rFonts w:ascii="Courier New" w:hAnsi="Courier New"/>
+          <w:sz w:val="24"/>
+          <w:szCs w:val="24"/>
+        </w:rPr>
+        <w:t>setColor</w:t>
+      </w:r>
+      <w:proofErr w:type="spellEnd"/>
+      <w:r>
+        <w:rPr>
+          <w:rFonts w:ascii="Courier New" w:hAnsi="Courier New"/>
+          <w:sz w:val="24"/>
+          <w:szCs w:val="24"/>
+        </w:rPr>
         <w:t xml:space="preserve">(11, 1); </w:t>
       </w:r>
       <w:proofErr w:type="spellStart"/>
@@ -10191,7 +11033,16 @@
           <w:sz w:val="24"/>
           <w:szCs w:val="24"/>
         </w:rPr>
-        <w:t>...\n";</w:t>
+        <w:t>...</w:t>
+      </w:r>
+      <w:proofErr w:type="gramEnd"/>
+      <w:r>
+        <w:rPr>
+          <w:rFonts w:ascii="Courier New" w:hAnsi="Courier New"/>
+          <w:sz w:val="24"/>
+          <w:szCs w:val="24"/>
+        </w:rPr>
+        <w:t>\n";</w:t>
       </w:r>
       <w:r>
         <w:rPr>
@@ -10203,6 +11054,7 @@
         <w:t xml:space="preserve">            </w:t>
       </w:r>
       <w:proofErr w:type="spellStart"/>
+      <w:proofErr w:type="gramStart"/>
       <w:r>
         <w:rPr>
           <w:rFonts w:ascii="Courier New" w:hAnsi="Courier New"/>
@@ -10218,7 +11070,16 @@
           <w:sz w:val="24"/>
           <w:szCs w:val="24"/>
         </w:rPr>
-        <w:t>(7, 0);</w:t>
+        <w:t>(</w:t>
+      </w:r>
+      <w:proofErr w:type="gramEnd"/>
+      <w:r>
+        <w:rPr>
+          <w:rFonts w:ascii="Courier New" w:hAnsi="Courier New"/>
+          <w:sz w:val="24"/>
+          <w:szCs w:val="24"/>
+        </w:rPr>
+        <w:t>7, 0);</w:t>
       </w:r>
       <w:r>
         <w:rPr>
@@ -10373,7 +11234,7 @@
       </w:r>
     </w:p>
     <w:sectPr>
-      <w:footerReference w:type="default" r:id="rId16"/>
+      <w:footerReference w:type="default" r:id="rId17"/>
       <w:pgSz w:w="12240" w:h="15840"/>
       <w:pgMar w:top="1134" w:right="850" w:bottom="1134" w:left="1701" w:header="720" w:footer="720" w:gutter="0"/>
       <w:cols w:space="720"/>
@@ -10384,7 +11245,7 @@
 </file>
 
 <file path=word/endnotes.xml><?xml version="1.0" encoding="utf-8"?>
-<w:endnotes xmlns:wpc="http://schemas.microsoft.com/office/word/2010/wordprocessingCanvas" xmlns:cx="http://schemas.microsoft.com/office/drawing/2014/chartex" xmlns:cx1="http://schemas.microsoft.com/office/drawing/2015/9/8/chartex" xmlns:cx2="http://schemas.microsoft.com/office/drawing/2015/10/21/chartex" xmlns:cx3="http://schemas.microsoft.com/office/drawing/2016/5/9/chartex" xmlns:cx4="http://schemas.microsoft.com/office/drawing/2016/5/10/chartex" xmlns:cx5="http://schemas.microsoft.com/office/drawing/2016/5/11/chartex" xmlns:cx6="http://schemas.microsoft.com/office/drawing/2016/5/12/chartex" xmlns:cx7="http://schemas.microsoft.com/office/drawing/2016/5/13/chartex" xmlns:cx8="http://schemas.microsoft.com/office/drawing/2016/5/14/chartex" xmlns:mc="http://schemas.openxmlformats.org/markup-compatibility/2006" xmlns:aink="http://schemas.microsoft.com/office/drawing/2016/ink" xmlns:am3d="http://schemas.microsoft.com/office/drawing/2017/model3d" xmlns:o="urn:schemas-microsoft-com:office:office" xmlns:r="http://schemas.openxmlformats.org/officeDocument/2006/relationships" xmlns:m="http://schemas.openxmlformats.org/officeDocument/2006/math" xmlns:v="urn:schemas-microsoft-com:vml" xmlns:wp14="http://schemas.microsoft.com/office/word/2010/wordprocessingDrawing" xmlns:wp="http://schemas.openxmlformats.org/drawingml/2006/wordprocessingDrawing" xmlns:w10="urn:schemas-microsoft-com:office:word" xmlns:w="http://schemas.openxmlformats.org/wordprocessingml/2006/main" xmlns:w14="http://schemas.microsoft.com/office/word/2010/wordml" xmlns:w15="http://schemas.microsoft.com/office/word/2012/wordml" xmlns:w16cid="http://schemas.microsoft.com/office/word/2016/wordml/cid" xmlns:w16se="http://schemas.microsoft.com/office/word/2015/wordml/symex" xmlns:wpg="http://schemas.microsoft.com/office/word/2010/wordprocessingGroup" xmlns:wpi="http://schemas.microsoft.com/office/word/2010/wordprocessingInk" xmlns:wne="http://schemas.microsoft.com/office/word/2006/wordml" xmlns:wps="http://schemas.microsoft.com/office/word/2010/wordprocessingShape" mc:Ignorable="w14 w15 w16se w16cid wp14">
+<w:endnotes xmlns:wpc="http://schemas.microsoft.com/office/word/2010/wordprocessingCanvas" xmlns:cx="http://schemas.microsoft.com/office/drawing/2014/chartex" xmlns:cx1="http://schemas.microsoft.com/office/drawing/2015/9/8/chartex" xmlns:mc="http://schemas.openxmlformats.org/markup-compatibility/2006" xmlns:o="urn:schemas-microsoft-com:office:office" xmlns:r="http://schemas.openxmlformats.org/officeDocument/2006/relationships" xmlns:m="http://schemas.openxmlformats.org/officeDocument/2006/math" xmlns:v="urn:schemas-microsoft-com:vml" xmlns:wp14="http://schemas.microsoft.com/office/word/2010/wordprocessingDrawing" xmlns:wp="http://schemas.openxmlformats.org/drawingml/2006/wordprocessingDrawing" xmlns:w10="urn:schemas-microsoft-com:office:word" xmlns:w="http://schemas.openxmlformats.org/wordprocessingml/2006/main" xmlns:w14="http://schemas.microsoft.com/office/word/2010/wordml" xmlns:w15="http://schemas.microsoft.com/office/word/2012/wordml" xmlns:w16se="http://schemas.microsoft.com/office/word/2015/wordml/symex" xmlns:wpg="http://schemas.microsoft.com/office/word/2010/wordprocessingGroup" xmlns:wpi="http://schemas.microsoft.com/office/word/2010/wordprocessingInk" xmlns:wne="http://schemas.microsoft.com/office/word/2006/wordml" xmlns:wps="http://schemas.microsoft.com/office/word/2010/wordprocessingShape" mc:Ignorable="w14 w15 w16se wp14">
   <w:endnote w:type="separator" w:id="-1">
     <w:p>
       <w:pPr>
@@ -10409,7 +11270,7 @@
 </file>
 
 <file path=word/footer1.xml><?xml version="1.0" encoding="utf-8"?>
-<w:ftr xmlns:wpc="http://schemas.microsoft.com/office/word/2010/wordprocessingCanvas" xmlns:cx="http://schemas.microsoft.com/office/drawing/2014/chartex" xmlns:cx1="http://schemas.microsoft.com/office/drawing/2015/9/8/chartex" xmlns:cx2="http://schemas.microsoft.com/office/drawing/2015/10/21/chartex" xmlns:cx3="http://schemas.microsoft.com/office/drawing/2016/5/9/chartex" xmlns:cx4="http://schemas.microsoft.com/office/drawing/2016/5/10/chartex" xmlns:cx5="http://schemas.microsoft.com/office/drawing/2016/5/11/chartex" xmlns:cx6="http://schemas.microsoft.com/office/drawing/2016/5/12/chartex" xmlns:cx7="http://schemas.microsoft.com/office/drawing/2016/5/13/chartex" xmlns:cx8="http://schemas.microsoft.com/office/drawing/2016/5/14/chartex" xmlns:mc="http://schemas.openxmlformats.org/markup-compatibility/2006" xmlns:aink="http://schemas.microsoft.com/office/drawing/2016/ink" xmlns:am3d="http://schemas.microsoft.com/office/drawing/2017/model3d" xmlns:o="urn:schemas-microsoft-com:office:office" xmlns:r="http://schemas.openxmlformats.org/officeDocument/2006/relationships" xmlns:m="http://schemas.openxmlformats.org/officeDocument/2006/math" xmlns:v="urn:schemas-microsoft-com:vml" xmlns:wp14="http://schemas.microsoft.com/office/word/2010/wordprocessingDrawing" xmlns:wp="http://schemas.openxmlformats.org/drawingml/2006/wordprocessingDrawing" xmlns:w10="urn:schemas-microsoft-com:office:word" xmlns:w="http://schemas.openxmlformats.org/wordprocessingml/2006/main" xmlns:w14="http://schemas.microsoft.com/office/word/2010/wordml" xmlns:w15="http://schemas.microsoft.com/office/word/2012/wordml" xmlns:w16cid="http://schemas.microsoft.com/office/word/2016/wordml/cid" xmlns:w16se="http://schemas.microsoft.com/office/word/2015/wordml/symex" xmlns:wpg="http://schemas.microsoft.com/office/word/2010/wordprocessingGroup" xmlns:wpi="http://schemas.microsoft.com/office/word/2010/wordprocessingInk" xmlns:wne="http://schemas.microsoft.com/office/word/2006/wordml" xmlns:wps="http://schemas.microsoft.com/office/word/2010/wordprocessingShape" mc:Ignorable="w14 w15 w16se w16cid wp14">
+<w:ftr xmlns:wpc="http://schemas.microsoft.com/office/word/2010/wordprocessingCanvas" xmlns:cx="http://schemas.microsoft.com/office/drawing/2014/chartex" xmlns:cx1="http://schemas.microsoft.com/office/drawing/2015/9/8/chartex" xmlns:mc="http://schemas.openxmlformats.org/markup-compatibility/2006" xmlns:o="urn:schemas-microsoft-com:office:office" xmlns:r="http://schemas.openxmlformats.org/officeDocument/2006/relationships" xmlns:m="http://schemas.openxmlformats.org/officeDocument/2006/math" xmlns:v="urn:schemas-microsoft-com:vml" xmlns:wp14="http://schemas.microsoft.com/office/word/2010/wordprocessingDrawing" xmlns:wp="http://schemas.openxmlformats.org/drawingml/2006/wordprocessingDrawing" xmlns:w10="urn:schemas-microsoft-com:office:word" xmlns:w="http://schemas.openxmlformats.org/wordprocessingml/2006/main" xmlns:w14="http://schemas.microsoft.com/office/word/2010/wordml" xmlns:w15="http://schemas.microsoft.com/office/word/2012/wordml" xmlns:w16se="http://schemas.microsoft.com/office/word/2015/wordml/symex" xmlns:wpg="http://schemas.microsoft.com/office/word/2010/wordprocessingGroup" xmlns:wpi="http://schemas.microsoft.com/office/word/2010/wordprocessingInk" xmlns:wne="http://schemas.microsoft.com/office/word/2006/wordml" xmlns:wps="http://schemas.microsoft.com/office/word/2010/wordprocessingShape" mc:Ignorable="w14 w15 w16se wp14">
   <w:sdt>
     <w:sdtPr>
       <w:id w:val="-499579069"/>
@@ -10439,7 +11300,7 @@
             <w:noProof/>
             <w:lang w:val="ru-RU"/>
           </w:rPr>
-          <w:t>1</w:t>
+          <w:t>18</w:t>
         </w:r>
         <w:r>
           <w:fldChar w:fldCharType="end"/>
@@ -10456,7 +11317,7 @@
 </file>
 
 <file path=word/footnotes.xml><?xml version="1.0" encoding="utf-8"?>
-<w:footnotes xmlns:wpc="http://schemas.microsoft.com/office/word/2010/wordprocessingCanvas" xmlns:cx="http://schemas.microsoft.com/office/drawing/2014/chartex" xmlns:cx1="http://schemas.microsoft.com/office/drawing/2015/9/8/chartex" xmlns:cx2="http://schemas.microsoft.com/office/drawing/2015/10/21/chartex" xmlns:cx3="http://schemas.microsoft.com/office/drawing/2016/5/9/chartex" xmlns:cx4="http://schemas.microsoft.com/office/drawing/2016/5/10/chartex" xmlns:cx5="http://schemas.microsoft.com/office/drawing/2016/5/11/chartex" xmlns:cx6="http://schemas.microsoft.com/office/drawing/2016/5/12/chartex" xmlns:cx7="http://schemas.microsoft.com/office/drawing/2016/5/13/chartex" xmlns:cx8="http://schemas.microsoft.com/office/drawing/2016/5/14/chartex" xmlns:mc="http://schemas.openxmlformats.org/markup-compatibility/2006" xmlns:aink="http://schemas.microsoft.com/office/drawing/2016/ink" xmlns:am3d="http://schemas.microsoft.com/office/drawing/2017/model3d" xmlns:o="urn:schemas-microsoft-com:office:office" xmlns:r="http://schemas.openxmlformats.org/officeDocument/2006/relationships" xmlns:m="http://schemas.openxmlformats.org/officeDocument/2006/math" xmlns:v="urn:schemas-microsoft-com:vml" xmlns:wp14="http://schemas.microsoft.com/office/word/2010/wordprocessingDrawing" xmlns:wp="http://schemas.openxmlformats.org/drawingml/2006/wordprocessingDrawing" xmlns:w10="urn:schemas-microsoft-com:office:word" xmlns:w="http://schemas.openxmlformats.org/wordprocessingml/2006/main" xmlns:w14="http://schemas.microsoft.com/office/word/2010/wordml" xmlns:w15="http://schemas.microsoft.com/office/word/2012/wordml" xmlns:w16cid="http://schemas.microsoft.com/office/word/2016/wordml/cid" xmlns:w16se="http://schemas.microsoft.com/office/word/2015/wordml/symex" xmlns:wpg="http://schemas.microsoft.com/office/word/2010/wordprocessingGroup" xmlns:wpi="http://schemas.microsoft.com/office/word/2010/wordprocessingInk" xmlns:wne="http://schemas.microsoft.com/office/word/2006/wordml" xmlns:wps="http://schemas.microsoft.com/office/word/2010/wordprocessingShape" mc:Ignorable="w14 w15 w16se w16cid wp14">
+<w:footnotes xmlns:wpc="http://schemas.microsoft.com/office/word/2010/wordprocessingCanvas" xmlns:cx="http://schemas.microsoft.com/office/drawing/2014/chartex" xmlns:cx1="http://schemas.microsoft.com/office/drawing/2015/9/8/chartex" xmlns:mc="http://schemas.openxmlformats.org/markup-compatibility/2006" xmlns:o="urn:schemas-microsoft-com:office:office" xmlns:r="http://schemas.openxmlformats.org/officeDocument/2006/relationships" xmlns:m="http://schemas.openxmlformats.org/officeDocument/2006/math" xmlns:v="urn:schemas-microsoft-com:vml" xmlns:wp14="http://schemas.microsoft.com/office/word/2010/wordprocessingDrawing" xmlns:wp="http://schemas.openxmlformats.org/drawingml/2006/wordprocessingDrawing" xmlns:w10="urn:schemas-microsoft-com:office:word" xmlns:w="http://schemas.openxmlformats.org/wordprocessingml/2006/main" xmlns:w14="http://schemas.microsoft.com/office/word/2010/wordml" xmlns:w15="http://schemas.microsoft.com/office/word/2012/wordml" xmlns:w16se="http://schemas.microsoft.com/office/word/2015/wordml/symex" xmlns:wpg="http://schemas.microsoft.com/office/word/2010/wordprocessingGroup" xmlns:wpi="http://schemas.microsoft.com/office/word/2010/wordprocessingInk" xmlns:wne="http://schemas.microsoft.com/office/word/2006/wordml" xmlns:wps="http://schemas.microsoft.com/office/word/2010/wordprocessingShape" mc:Ignorable="w14 w15 w16se wp14">
   <w:footnote w:type="separator" w:id="-1">
     <w:p>
       <w:pPr>
@@ -10481,7 +11342,7 @@
 </file>
 
 <file path=word/numbering.xml><?xml version="1.0" encoding="utf-8"?>
-<w:numbering xmlns:wpc="http://schemas.microsoft.com/office/word/2010/wordprocessingCanvas" xmlns:cx="http://schemas.microsoft.com/office/drawing/2014/chartex" xmlns:cx1="http://schemas.microsoft.com/office/drawing/2015/9/8/chartex" xmlns:cx2="http://schemas.microsoft.com/office/drawing/2015/10/21/chartex" xmlns:cx3="http://schemas.microsoft.com/office/drawing/2016/5/9/chartex" xmlns:cx4="http://schemas.microsoft.com/office/drawing/2016/5/10/chartex" xmlns:cx5="http://schemas.microsoft.com/office/drawing/2016/5/11/chartex" xmlns:cx6="http://schemas.microsoft.com/office/drawing/2016/5/12/chartex" xmlns:cx7="http://schemas.microsoft.com/office/drawing/2016/5/13/chartex" xmlns:cx8="http://schemas.microsoft.com/office/drawing/2016/5/14/chartex" xmlns:mc="http://schemas.openxmlformats.org/markup-compatibility/2006" xmlns:aink="http://schemas.microsoft.com/office/drawing/2016/ink" xmlns:am3d="http://schemas.microsoft.com/office/drawing/2017/model3d" xmlns:o="urn:schemas-microsoft-com:office:office" xmlns:r="http://schemas.openxmlformats.org/officeDocument/2006/relationships" xmlns:m="http://schemas.openxmlformats.org/officeDocument/2006/math" xmlns:v="urn:schemas-microsoft-com:vml" xmlns:wp14="http://schemas.microsoft.com/office/word/2010/wordprocessingDrawing" xmlns:wp="http://schemas.openxmlformats.org/drawingml/2006/wordprocessingDrawing" xmlns:w10="urn:schemas-microsoft-com:office:word" xmlns:w="http://schemas.openxmlformats.org/wordprocessingml/2006/main" xmlns:w14="http://schemas.microsoft.com/office/word/2010/wordml" xmlns:w15="http://schemas.microsoft.com/office/word/2012/wordml" xmlns:w16cid="http://schemas.microsoft.com/office/word/2016/wordml/cid" xmlns:w16se="http://schemas.microsoft.com/office/word/2015/wordml/symex" xmlns:wpg="http://schemas.microsoft.com/office/word/2010/wordprocessingGroup" xmlns:wpi="http://schemas.microsoft.com/office/word/2010/wordprocessingInk" xmlns:wne="http://schemas.microsoft.com/office/word/2006/wordml" xmlns:wps="http://schemas.microsoft.com/office/word/2010/wordprocessingShape" mc:Ignorable="w14 w15 w16se w16cid wp14">
+<w:numbering xmlns:wpc="http://schemas.microsoft.com/office/word/2010/wordprocessingCanvas" xmlns:cx="http://schemas.microsoft.com/office/drawing/2014/chartex" xmlns:cx1="http://schemas.microsoft.com/office/drawing/2015/9/8/chartex" xmlns:mc="http://schemas.openxmlformats.org/markup-compatibility/2006" xmlns:o="urn:schemas-microsoft-com:office:office" xmlns:r="http://schemas.openxmlformats.org/officeDocument/2006/relationships" xmlns:m="http://schemas.openxmlformats.org/officeDocument/2006/math" xmlns:v="urn:schemas-microsoft-com:vml" xmlns:wp14="http://schemas.microsoft.com/office/word/2010/wordprocessingDrawing" xmlns:wp="http://schemas.openxmlformats.org/drawingml/2006/wordprocessingDrawing" xmlns:w10="urn:schemas-microsoft-com:office:word" xmlns:w="http://schemas.openxmlformats.org/wordprocessingml/2006/main" xmlns:w14="http://schemas.microsoft.com/office/word/2010/wordml" xmlns:w15="http://schemas.microsoft.com/office/word/2012/wordml" xmlns:w16se="http://schemas.microsoft.com/office/word/2015/wordml/symex" xmlns:wpg="http://schemas.microsoft.com/office/word/2010/wordprocessingGroup" xmlns:wpi="http://schemas.microsoft.com/office/word/2010/wordprocessingInk" xmlns:wne="http://schemas.microsoft.com/office/word/2006/wordml" xmlns:wps="http://schemas.microsoft.com/office/word/2010/wordprocessingShape" mc:Ignorable="w14 w15 w16se wp14">
   <w:abstractNum w:abstractNumId="0" w15:restartNumberingAfterBreak="0">
     <w:nsid w:val="FFFFFF7C"/>
     <w:multiLevelType w:val="singleLevel"/>
@@ -10960,7 +11821,7 @@
 </file>
 
 <file path=word/styles.xml><?xml version="1.0" encoding="utf-8"?>
-<w:styles xmlns:mc="http://schemas.openxmlformats.org/markup-compatibility/2006" xmlns:r="http://schemas.openxmlformats.org/officeDocument/2006/relationships" xmlns:w="http://schemas.openxmlformats.org/wordprocessingml/2006/main" xmlns:w14="http://schemas.microsoft.com/office/word/2010/wordml" xmlns:w15="http://schemas.microsoft.com/office/word/2012/wordml" xmlns:w16cid="http://schemas.microsoft.com/office/word/2016/wordml/cid" xmlns:w16se="http://schemas.microsoft.com/office/word/2015/wordml/symex" mc:Ignorable="w14 w15 w16se w16cid">
+<w:styles xmlns:mc="http://schemas.openxmlformats.org/markup-compatibility/2006" xmlns:r="http://schemas.openxmlformats.org/officeDocument/2006/relationships" xmlns:w="http://schemas.openxmlformats.org/wordprocessingml/2006/main" xmlns:w14="http://schemas.microsoft.com/office/word/2010/wordml" xmlns:w15="http://schemas.microsoft.com/office/word/2012/wordml" xmlns:w16se="http://schemas.microsoft.com/office/word/2015/wordml/symex" mc:Ignorable="w14 w15 w16se">
   <w:docDefaults>
     <w:rPrDefault>
       <w:rPr>
@@ -10976,7 +11837,7 @@
       </w:pPr>
     </w:pPrDefault>
   </w:docDefaults>
-  <w:latentStyles w:defLockedState="0" w:defUIPriority="99" w:defSemiHidden="0" w:defUnhideWhenUsed="0" w:defQFormat="0" w:count="375">
+  <w:latentStyles w:defLockedState="0" w:defUIPriority="99" w:defSemiHidden="0" w:defUnhideWhenUsed="0" w:defQFormat="0" w:count="371">
     <w:lsdException w:name="Normal" w:uiPriority="0" w:qFormat="1"/>
     <w:lsdException w:name="heading 1" w:uiPriority="9" w:qFormat="1"/>
     <w:lsdException w:name="heading 2" w:semiHidden="1" w:uiPriority="9" w:unhideWhenUsed="1" w:qFormat="1"/>
@@ -11082,6 +11943,7 @@
     <w:lsdException w:name="HTML Sample" w:semiHidden="1" w:unhideWhenUsed="1"/>
     <w:lsdException w:name="HTML Typewriter" w:semiHidden="1" w:unhideWhenUsed="1"/>
     <w:lsdException w:name="HTML Variable" w:semiHidden="1" w:unhideWhenUsed="1"/>
+    <w:lsdException w:name="Normal Table" w:semiHidden="1" w:unhideWhenUsed="1"/>
     <w:lsdException w:name="annotation subject" w:semiHidden="1" w:unhideWhenUsed="1"/>
     <w:lsdException w:name="No List" w:semiHidden="1" w:unhideWhenUsed="1"/>
     <w:lsdException w:name="Outline List 1" w:semiHidden="1" w:unhideWhenUsed="1"/>
@@ -11125,8 +11987,10 @@
     <w:lsdException w:name="Table Elegant" w:semiHidden="1" w:unhideWhenUsed="1"/>
     <w:lsdException w:name="Table Professional" w:semiHidden="1" w:unhideWhenUsed="1"/>
     <w:lsdException w:name="Table Subtle 1" w:semiHidden="1" w:unhideWhenUsed="1"/>
+    <w:lsdException w:name="Table Subtle 2" w:semiHidden="1" w:unhideWhenUsed="1"/>
     <w:lsdException w:name="Table Web 1" w:semiHidden="1" w:unhideWhenUsed="1"/>
     <w:lsdException w:name="Table Web 2" w:semiHidden="1" w:unhideWhenUsed="1"/>
+    <w:lsdException w:name="Table Web 3" w:semiHidden="1" w:unhideWhenUsed="1"/>
     <w:lsdException w:name="Balloon Text" w:semiHidden="1" w:unhideWhenUsed="1"/>
     <w:lsdException w:name="Table Grid" w:uiPriority="59"/>
     <w:lsdException w:name="Table Theme" w:semiHidden="1" w:unhideWhenUsed="1"/>
@@ -11336,10 +12200,6 @@
     <w:lsdException w:name="List Table 5 Dark Accent 6" w:uiPriority="50"/>
     <w:lsdException w:name="List Table 6 Colorful Accent 6" w:uiPriority="51"/>
     <w:lsdException w:name="List Table 7 Colorful Accent 6" w:uiPriority="52"/>
-    <w:lsdException w:name="Mention" w:semiHidden="1" w:unhideWhenUsed="1"/>
-    <w:lsdException w:name="Smart Hyperlink" w:semiHidden="1" w:unhideWhenUsed="1"/>
-    <w:lsdException w:name="Hashtag" w:semiHidden="1" w:unhideWhenUsed="1"/>
-    <w:lsdException w:name="Unresolved Mention" w:semiHidden="1" w:unhideWhenUsed="1"/>
   </w:latentStyles>
   <w:style w:type="paragraph" w:default="1" w:styleId="a1">
     <w:name w:val="Normal"/>
@@ -22393,7 +23253,7 @@
       <w:u w:val="single"/>
     </w:rPr>
   </w:style>
-  <w:style w:type="character" w:styleId="aff9">
+  <w:style w:type="character" w:customStyle="1" w:styleId="UnresolvedMention">
     <w:name w:val="Unresolved Mention"/>
     <w:basedOn w:val="a2"/>
     <w:uiPriority w:val="99"/>
@@ -22405,7 +23265,7 @@
       <w:shd w:val="clear" w:color="auto" w:fill="E1DFDD"/>
     </w:rPr>
   </w:style>
-  <w:style w:type="character" w:styleId="affa">
+  <w:style w:type="character" w:styleId="aff9">
     <w:name w:val="FollowedHyperlink"/>
     <w:basedOn w:val="a2"/>
     <w:uiPriority w:val="99"/>
@@ -22745,7 +23605,7 @@
 </file>
 
 <file path=customXml/itemProps1.xml><?xml version="1.0" encoding="utf-8"?>
-<ds:datastoreItem xmlns:ds="http://schemas.openxmlformats.org/officeDocument/2006/customXml" ds:itemID="{9565D2E0-3F14-46ED-9D46-EB386A0028A5}">
+<ds:datastoreItem xmlns:ds="http://schemas.openxmlformats.org/officeDocument/2006/customXml" ds:itemID="{EFBD8A87-73F4-41B8-B761-91F3872C0893}">
   <ds:schemaRefs>
     <ds:schemaRef ds:uri="http://schemas.openxmlformats.org/officeDocument/2006/bibliography"/>
   </ds:schemaRefs>

--- a/Отчет B.docx
+++ b/Отчет B.docx
@@ -113,7 +113,7 @@
           <w:r>
             <w:fldChar w:fldCharType="separate"/>
           </w:r>
-          <w:hyperlink w:anchor="_Toc234259522" w:history="1">
+          <w:hyperlink w:anchor="_Toc234263198" w:history="1">
             <w:r>
               <w:rPr>
                 <w:rStyle w:val="aff8"/>
@@ -140,7 +140,291 @@
                 <w:noProof/>
                 <w:webHidden/>
               </w:rPr>
-              <w:instrText xml:space="preserve"> PAGEREF _Toc234259522 \h </w:instrText>
+              <w:instrText xml:space="preserve"> PAGEREF _Toc234263198 \h </w:instrText>
+            </w:r>
+            <w:r>
+              <w:rPr>
+                <w:noProof/>
+                <w:webHidden/>
+              </w:rPr>
+            </w:r>
+            <w:r>
+              <w:rPr>
+                <w:noProof/>
+                <w:webHidden/>
+              </w:rPr>
+              <w:fldChar w:fldCharType="separate"/>
+            </w:r>
+            <w:r>
+              <w:rPr>
+                <w:noProof/>
+                <w:webHidden/>
+              </w:rPr>
+              <w:t>2</w:t>
+            </w:r>
+            <w:r>
+              <w:rPr>
+                <w:noProof/>
+                <w:webHidden/>
+              </w:rPr>
+              <w:fldChar w:fldCharType="end"/>
+            </w:r>
+          </w:hyperlink>
+        </w:p>
+        <w:p>
+          <w:pPr>
+            <w:pStyle w:val="16"/>
+            <w:tabs>
+              <w:tab w:val="right" w:leader="dot" w:pos="9679"/>
+            </w:tabs>
+            <w:rPr>
+              <w:rFonts w:asciiTheme="minorHAnsi" w:hAnsiTheme="minorHAnsi"/>
+              <w:noProof/>
+              <w:sz w:val="22"/>
+              <w:lang w:val="ru-RU" w:eastAsia="ru-RU"/>
+            </w:rPr>
+          </w:pPr>
+          <w:hyperlink w:anchor="_Toc234263199" w:history="1">
+            <w:r>
+              <w:rPr>
+                <w:rStyle w:val="aff8"/>
+                <w:noProof/>
+              </w:rPr>
+              <w:t>Постановка задачи</w:t>
+            </w:r>
+            <w:r>
+              <w:rPr>
+                <w:noProof/>
+                <w:webHidden/>
+              </w:rPr>
+              <w:tab/>
+            </w:r>
+            <w:r>
+              <w:rPr>
+                <w:noProof/>
+                <w:webHidden/>
+              </w:rPr>
+              <w:fldChar w:fldCharType="begin"/>
+            </w:r>
+            <w:r>
+              <w:rPr>
+                <w:noProof/>
+                <w:webHidden/>
+              </w:rPr>
+              <w:instrText xml:space="preserve"> PAGEREF _Toc234263199 \h </w:instrText>
+            </w:r>
+            <w:r>
+              <w:rPr>
+                <w:noProof/>
+                <w:webHidden/>
+              </w:rPr>
+            </w:r>
+            <w:r>
+              <w:rPr>
+                <w:noProof/>
+                <w:webHidden/>
+              </w:rPr>
+              <w:fldChar w:fldCharType="separate"/>
+            </w:r>
+            <w:r>
+              <w:rPr>
+                <w:noProof/>
+                <w:webHidden/>
+              </w:rPr>
+              <w:t>3</w:t>
+            </w:r>
+            <w:r>
+              <w:rPr>
+                <w:noProof/>
+                <w:webHidden/>
+              </w:rPr>
+              <w:fldChar w:fldCharType="end"/>
+            </w:r>
+          </w:hyperlink>
+        </w:p>
+        <w:p>
+          <w:pPr>
+            <w:pStyle w:val="16"/>
+            <w:tabs>
+              <w:tab w:val="right" w:leader="dot" w:pos="9679"/>
+            </w:tabs>
+            <w:rPr>
+              <w:rFonts w:asciiTheme="minorHAnsi" w:hAnsiTheme="minorHAnsi"/>
+              <w:noProof/>
+              <w:sz w:val="22"/>
+              <w:lang w:val="ru-RU" w:eastAsia="ru-RU"/>
+            </w:rPr>
+          </w:pPr>
+          <w:hyperlink w:anchor="_Toc234263200" w:history="1">
+            <w:r>
+              <w:rPr>
+                <w:rStyle w:val="aff8"/>
+                <w:noProof/>
+              </w:rPr>
+              <w:t>Выбор решения</w:t>
+            </w:r>
+            <w:r>
+              <w:rPr>
+                <w:noProof/>
+                <w:webHidden/>
+              </w:rPr>
+              <w:tab/>
+            </w:r>
+            <w:r>
+              <w:rPr>
+                <w:noProof/>
+                <w:webHidden/>
+              </w:rPr>
+              <w:fldChar w:fldCharType="begin"/>
+            </w:r>
+            <w:r>
+              <w:rPr>
+                <w:noProof/>
+                <w:webHidden/>
+              </w:rPr>
+              <w:instrText xml:space="preserve"> PAGEREF _Toc234263200 \h </w:instrText>
+            </w:r>
+            <w:r>
+              <w:rPr>
+                <w:noProof/>
+                <w:webHidden/>
+              </w:rPr>
+            </w:r>
+            <w:r>
+              <w:rPr>
+                <w:noProof/>
+                <w:webHidden/>
+              </w:rPr>
+              <w:fldChar w:fldCharType="separate"/>
+            </w:r>
+            <w:r>
+              <w:rPr>
+                <w:noProof/>
+                <w:webHidden/>
+              </w:rPr>
+              <w:t>4</w:t>
+            </w:r>
+            <w:r>
+              <w:rPr>
+                <w:noProof/>
+                <w:webHidden/>
+              </w:rPr>
+              <w:fldChar w:fldCharType="end"/>
+            </w:r>
+          </w:hyperlink>
+        </w:p>
+        <w:p>
+          <w:pPr>
+            <w:pStyle w:val="16"/>
+            <w:tabs>
+              <w:tab w:val="right" w:leader="dot" w:pos="9679"/>
+            </w:tabs>
+            <w:rPr>
+              <w:rFonts w:asciiTheme="minorHAnsi" w:hAnsiTheme="minorHAnsi"/>
+              <w:noProof/>
+              <w:sz w:val="22"/>
+              <w:lang w:val="ru-RU" w:eastAsia="ru-RU"/>
+            </w:rPr>
+          </w:pPr>
+          <w:hyperlink w:anchor="_Toc234263201" w:history="1">
+            <w:r>
+              <w:rPr>
+                <w:rStyle w:val="aff8"/>
+                <w:noProof/>
+              </w:rPr>
+              <w:t>Описание программы</w:t>
+            </w:r>
+            <w:r>
+              <w:rPr>
+                <w:noProof/>
+                <w:webHidden/>
+              </w:rPr>
+              <w:tab/>
+            </w:r>
+            <w:r>
+              <w:rPr>
+                <w:noProof/>
+                <w:webHidden/>
+              </w:rPr>
+              <w:fldChar w:fldCharType="begin"/>
+            </w:r>
+            <w:r>
+              <w:rPr>
+                <w:noProof/>
+                <w:webHidden/>
+              </w:rPr>
+              <w:instrText xml:space="preserve"> PAGEREF _Toc234263201 \h </w:instrText>
+            </w:r>
+            <w:r>
+              <w:rPr>
+                <w:noProof/>
+                <w:webHidden/>
+              </w:rPr>
+            </w:r>
+            <w:r>
+              <w:rPr>
+                <w:noProof/>
+                <w:webHidden/>
+              </w:rPr>
+              <w:fldChar w:fldCharType="separate"/>
+            </w:r>
+            <w:r>
+              <w:rPr>
+                <w:noProof/>
+                <w:webHidden/>
+              </w:rPr>
+              <w:t>5</w:t>
+            </w:r>
+            <w:r>
+              <w:rPr>
+                <w:noProof/>
+                <w:webHidden/>
+              </w:rPr>
+              <w:fldChar w:fldCharType="end"/>
+            </w:r>
+          </w:hyperlink>
+        </w:p>
+        <w:p>
+          <w:pPr>
+            <w:pStyle w:val="16"/>
+            <w:tabs>
+              <w:tab w:val="right" w:leader="dot" w:pos="9679"/>
+            </w:tabs>
+            <w:rPr>
+              <w:rFonts w:asciiTheme="minorHAnsi" w:hAnsiTheme="minorHAnsi"/>
+              <w:noProof/>
+              <w:sz w:val="22"/>
+              <w:lang w:val="ru-RU" w:eastAsia="ru-RU"/>
+            </w:rPr>
+          </w:pPr>
+          <w:hyperlink w:anchor="_Toc234263202" w:history="1">
+            <w:r>
+              <w:rPr>
+                <w:rStyle w:val="aff8"/>
+                <w:noProof/>
+              </w:rPr>
+              <w:t>Схемы программы</w:t>
+            </w:r>
+            <w:r>
+              <w:rPr>
+                <w:noProof/>
+                <w:webHidden/>
+              </w:rPr>
+              <w:tab/>
+            </w:r>
+            <w:r>
+              <w:rPr>
+                <w:noProof/>
+                <w:webHidden/>
+              </w:rPr>
+              <w:fldChar w:fldCharType="begin"/>
+            </w:r>
+            <w:r>
+              <w:rPr>
+                <w:noProof/>
+                <w:webHidden/>
+              </w:rPr>
+              <w:instrText xml:space="preserve"> PAGEREF _Toc234263202 \h </w:instrText>
             </w:r>
             <w:r>
               <w:rPr>
@@ -184,13 +468,13 @@
               <w:lang w:val="ru-RU" w:eastAsia="ru-RU"/>
             </w:rPr>
           </w:pPr>
-          <w:hyperlink w:anchor="_Toc234259523" w:history="1">
+          <w:hyperlink w:anchor="_Toc234263203" w:history="1">
             <w:r>
               <w:rPr>
                 <w:rStyle w:val="aff8"/>
                 <w:noProof/>
               </w:rPr>
-              <w:t>Постановка задачи</w:t>
+              <w:t>Тестирование программы</w:t>
             </w:r>
             <w:r>
               <w:rPr>
@@ -211,78 +495,7 @@
                 <w:noProof/>
                 <w:webHidden/>
               </w:rPr>
-              <w:instrText xml:space="preserve"> PAGEREF _Toc234259523 \h </w:instrText>
-            </w:r>
-            <w:r>
-              <w:rPr>
-                <w:noProof/>
-                <w:webHidden/>
-              </w:rPr>
-            </w:r>
-            <w:r>
-              <w:rPr>
-                <w:noProof/>
-                <w:webHidden/>
-              </w:rPr>
-              <w:fldChar w:fldCharType="separate"/>
-            </w:r>
-            <w:r>
-              <w:rPr>
-                <w:noProof/>
-                <w:webHidden/>
-              </w:rPr>
-              <w:t>8</w:t>
-            </w:r>
-            <w:r>
-              <w:rPr>
-                <w:noProof/>
-                <w:webHidden/>
-              </w:rPr>
-              <w:fldChar w:fldCharType="end"/>
-            </w:r>
-          </w:hyperlink>
-        </w:p>
-        <w:p>
-          <w:pPr>
-            <w:pStyle w:val="16"/>
-            <w:tabs>
-              <w:tab w:val="right" w:leader="dot" w:pos="9679"/>
-            </w:tabs>
-            <w:rPr>
-              <w:rFonts w:asciiTheme="minorHAnsi" w:hAnsiTheme="minorHAnsi"/>
-              <w:noProof/>
-              <w:sz w:val="22"/>
-              <w:lang w:val="ru-RU" w:eastAsia="ru-RU"/>
-            </w:rPr>
-          </w:pPr>
-          <w:hyperlink w:anchor="_Toc234259524" w:history="1">
-            <w:r>
-              <w:rPr>
-                <w:rStyle w:val="aff8"/>
-                <w:noProof/>
-              </w:rPr>
-              <w:t>Выбор решения</w:t>
-            </w:r>
-            <w:r>
-              <w:rPr>
-                <w:noProof/>
-                <w:webHidden/>
-              </w:rPr>
-              <w:tab/>
-            </w:r>
-            <w:r>
-              <w:rPr>
-                <w:noProof/>
-                <w:webHidden/>
-              </w:rPr>
-              <w:fldChar w:fldCharType="begin"/>
-            </w:r>
-            <w:r>
-              <w:rPr>
-                <w:noProof/>
-                <w:webHidden/>
-              </w:rPr>
-              <w:instrText xml:space="preserve"> PAGEREF _Toc234259524 \h </w:instrText>
+              <w:instrText xml:space="preserve"> PAGEREF _Toc234263203 \h </w:instrText>
             </w:r>
             <w:r>
               <w:rPr>
@@ -326,13 +539,13 @@
               <w:lang w:val="ru-RU" w:eastAsia="ru-RU"/>
             </w:rPr>
           </w:pPr>
-          <w:hyperlink w:anchor="_Toc234259525" w:history="1">
+          <w:hyperlink w:anchor="_Toc234263204" w:history="1">
             <w:r>
               <w:rPr>
                 <w:rStyle w:val="aff8"/>
                 <w:noProof/>
               </w:rPr>
-              <w:t>Описание программы</w:t>
+              <w:t>Отладка</w:t>
             </w:r>
             <w:r>
               <w:rPr>
@@ -353,7 +566,7 @@
                 <w:noProof/>
                 <w:webHidden/>
               </w:rPr>
-              <w:instrText xml:space="preserve"> PAGEREF _Toc234259525 \h </w:instrText>
+              <w:instrText xml:space="preserve"> PAGEREF _Toc234263204 \h </w:instrText>
             </w:r>
             <w:r>
               <w:rPr>
@@ -397,13 +610,13 @@
               <w:lang w:val="ru-RU" w:eastAsia="ru-RU"/>
             </w:rPr>
           </w:pPr>
-          <w:hyperlink w:anchor="_Toc234259526" w:history="1">
+          <w:hyperlink w:anchor="_Toc234263205" w:history="1">
             <w:r>
               <w:rPr>
                 <w:rStyle w:val="aff8"/>
                 <w:noProof/>
               </w:rPr>
-              <w:t>Схемы программы</w:t>
+              <w:t>Совместная разработка</w:t>
             </w:r>
             <w:r>
               <w:rPr>
@@ -424,7 +637,7 @@
                 <w:noProof/>
                 <w:webHidden/>
               </w:rPr>
-              <w:instrText xml:space="preserve"> PAGEREF _Toc234259526 \h </w:instrText>
+              <w:instrText xml:space="preserve"> PAGEREF _Toc234263205 \h </w:instrText>
             </w:r>
             <w:r>
               <w:rPr>
@@ -444,7 +657,7 @@
                 <w:noProof/>
                 <w:webHidden/>
               </w:rPr>
-              <w:t>12</w:t>
+              <w:t>11</w:t>
             </w:r>
             <w:r>
               <w:rPr>
@@ -468,13 +681,13 @@
               <w:lang w:val="ru-RU" w:eastAsia="ru-RU"/>
             </w:rPr>
           </w:pPr>
-          <w:hyperlink w:anchor="_Toc234259527" w:history="1">
+          <w:hyperlink w:anchor="_Toc234263206" w:history="1">
             <w:r>
               <w:rPr>
                 <w:rStyle w:val="aff8"/>
                 <w:noProof/>
               </w:rPr>
-              <w:t>Тестирование программы</w:t>
+              <w:t>Заключение</w:t>
             </w:r>
             <w:r>
               <w:rPr>
@@ -495,7 +708,78 @@
                 <w:noProof/>
                 <w:webHidden/>
               </w:rPr>
-              <w:instrText xml:space="preserve"> PAGEREF _Toc234259527 \h </w:instrText>
+              <w:instrText xml:space="preserve"> PAGEREF _Toc234263206 \h </w:instrText>
+            </w:r>
+            <w:r>
+              <w:rPr>
+                <w:noProof/>
+                <w:webHidden/>
+              </w:rPr>
+            </w:r>
+            <w:r>
+              <w:rPr>
+                <w:noProof/>
+                <w:webHidden/>
+              </w:rPr>
+              <w:fldChar w:fldCharType="separate"/>
+            </w:r>
+            <w:r>
+              <w:rPr>
+                <w:noProof/>
+                <w:webHidden/>
+              </w:rPr>
+              <w:t>13</w:t>
+            </w:r>
+            <w:r>
+              <w:rPr>
+                <w:noProof/>
+                <w:webHidden/>
+              </w:rPr>
+              <w:fldChar w:fldCharType="end"/>
+            </w:r>
+          </w:hyperlink>
+        </w:p>
+        <w:p>
+          <w:pPr>
+            <w:pStyle w:val="16"/>
+            <w:tabs>
+              <w:tab w:val="right" w:leader="dot" w:pos="9679"/>
+            </w:tabs>
+            <w:rPr>
+              <w:rFonts w:asciiTheme="minorHAnsi" w:hAnsiTheme="minorHAnsi"/>
+              <w:noProof/>
+              <w:sz w:val="22"/>
+              <w:lang w:val="ru-RU" w:eastAsia="ru-RU"/>
+            </w:rPr>
+          </w:pPr>
+          <w:hyperlink w:anchor="_Toc234263207" w:history="1">
+            <w:r>
+              <w:rPr>
+                <w:rStyle w:val="aff8"/>
+                <w:noProof/>
+              </w:rPr>
+              <w:t>Список используемой литературы</w:t>
+            </w:r>
+            <w:r>
+              <w:rPr>
+                <w:noProof/>
+                <w:webHidden/>
+              </w:rPr>
+              <w:tab/>
+            </w:r>
+            <w:r>
+              <w:rPr>
+                <w:noProof/>
+                <w:webHidden/>
+              </w:rPr>
+              <w:fldChar w:fldCharType="begin"/>
+            </w:r>
+            <w:r>
+              <w:rPr>
+                <w:noProof/>
+                <w:webHidden/>
+              </w:rPr>
+              <w:instrText xml:space="preserve"> PAGEREF _Toc234263207 \h </w:instrText>
             </w:r>
             <w:r>
               <w:rPr>
@@ -539,13 +823,13 @@
               <w:lang w:val="ru-RU" w:eastAsia="ru-RU"/>
             </w:rPr>
           </w:pPr>
-          <w:hyperlink w:anchor="_Toc234259528" w:history="1">
+          <w:hyperlink w:anchor="_Toc234263208" w:history="1">
             <w:r>
               <w:rPr>
                 <w:rStyle w:val="aff8"/>
                 <w:noProof/>
               </w:rPr>
-              <w:t>Отладка</w:t>
+              <w:t>Приложение А. Листинг программы</w:t>
             </w:r>
             <w:r>
               <w:rPr>
@@ -566,7 +850,7 @@
                 <w:noProof/>
                 <w:webHidden/>
               </w:rPr>
-              <w:instrText xml:space="preserve"> PAGEREF _Toc234259528 \h </w:instrText>
+              <w:instrText xml:space="preserve"> PAGEREF _Toc234263208 \h </w:instrText>
             </w:r>
             <w:r>
               <w:rPr>
@@ -599,219 +883,6 @@
         </w:p>
         <w:p>
           <w:pPr>
-            <w:pStyle w:val="16"/>
-            <w:tabs>
-              <w:tab w:val="right" w:leader="dot" w:pos="9679"/>
-            </w:tabs>
-            <w:rPr>
-              <w:rFonts w:asciiTheme="minorHAnsi" w:hAnsiTheme="minorHAnsi"/>
-              <w:noProof/>
-              <w:sz w:val="22"/>
-              <w:lang w:val="ru-RU" w:eastAsia="ru-RU"/>
-            </w:rPr>
-          </w:pPr>
-          <w:hyperlink w:anchor="_Toc234259529" w:history="1">
-            <w:r>
-              <w:rPr>
-                <w:rStyle w:val="aff8"/>
-                <w:noProof/>
-              </w:rPr>
-              <w:t>Заключение</w:t>
-            </w:r>
-            <w:r>
-              <w:rPr>
-                <w:noProof/>
-                <w:webHidden/>
-              </w:rPr>
-              <w:tab/>
-            </w:r>
-            <w:r>
-              <w:rPr>
-                <w:noProof/>
-                <w:webHidden/>
-              </w:rPr>
-              <w:fldChar w:fldCharType="begin"/>
-            </w:r>
-            <w:r>
-              <w:rPr>
-                <w:noProof/>
-                <w:webHidden/>
-              </w:rPr>
-              <w:instrText xml:space="preserve"> PAGEREF _Toc234259529 \h </w:instrText>
-            </w:r>
-            <w:r>
-              <w:rPr>
-                <w:noProof/>
-                <w:webHidden/>
-              </w:rPr>
-            </w:r>
-            <w:r>
-              <w:rPr>
-                <w:noProof/>
-                <w:webHidden/>
-              </w:rPr>
-              <w:fldChar w:fldCharType="separate"/>
-            </w:r>
-            <w:r>
-              <w:rPr>
-                <w:noProof/>
-                <w:webHidden/>
-              </w:rPr>
-              <w:t>18</w:t>
-            </w:r>
-            <w:r>
-              <w:rPr>
-                <w:noProof/>
-                <w:webHidden/>
-              </w:rPr>
-              <w:fldChar w:fldCharType="end"/>
-            </w:r>
-          </w:hyperlink>
-        </w:p>
-        <w:p>
-          <w:pPr>
-            <w:pStyle w:val="16"/>
-            <w:tabs>
-              <w:tab w:val="right" w:leader="dot" w:pos="9679"/>
-            </w:tabs>
-            <w:rPr>
-              <w:rFonts w:asciiTheme="minorHAnsi" w:hAnsiTheme="minorHAnsi"/>
-              <w:noProof/>
-              <w:sz w:val="22"/>
-              <w:lang w:val="ru-RU" w:eastAsia="ru-RU"/>
-            </w:rPr>
-          </w:pPr>
-          <w:hyperlink w:anchor="_Toc234259530" w:history="1">
-            <w:r>
-              <w:rPr>
-                <w:rStyle w:val="aff8"/>
-                <w:noProof/>
-              </w:rPr>
-              <w:t>Список используемой литературы</w:t>
-            </w:r>
-            <w:r>
-              <w:rPr>
-                <w:noProof/>
-                <w:webHidden/>
-              </w:rPr>
-              <w:tab/>
-            </w:r>
-            <w:r>
-              <w:rPr>
-                <w:noProof/>
-                <w:webHidden/>
-              </w:rPr>
-              <w:fldChar w:fldCharType="begin"/>
-            </w:r>
-            <w:r>
-              <w:rPr>
-                <w:noProof/>
-                <w:webHidden/>
-              </w:rPr>
-              <w:instrText xml:space="preserve"> PAGEREF _Toc234259530 \h </w:instrText>
-            </w:r>
-            <w:r>
-              <w:rPr>
-                <w:noProof/>
-                <w:webHidden/>
-              </w:rPr>
-            </w:r>
-            <w:r>
-              <w:rPr>
-                <w:noProof/>
-                <w:webHidden/>
-              </w:rPr>
-              <w:fldChar w:fldCharType="separate"/>
-            </w:r>
-            <w:r>
-              <w:rPr>
-                <w:noProof/>
-                <w:webHidden/>
-              </w:rPr>
-              <w:t>19</w:t>
-            </w:r>
-            <w:r>
-              <w:rPr>
-                <w:noProof/>
-                <w:webHidden/>
-              </w:rPr>
-              <w:fldChar w:fldCharType="end"/>
-            </w:r>
-          </w:hyperlink>
-        </w:p>
-        <w:p>
-          <w:pPr>
-            <w:pStyle w:val="16"/>
-            <w:tabs>
-              <w:tab w:val="right" w:leader="dot" w:pos="9679"/>
-            </w:tabs>
-            <w:rPr>
-              <w:rFonts w:asciiTheme="minorHAnsi" w:hAnsiTheme="minorHAnsi"/>
-              <w:noProof/>
-              <w:sz w:val="22"/>
-              <w:lang w:val="ru-RU" w:eastAsia="ru-RU"/>
-            </w:rPr>
-          </w:pPr>
-          <w:hyperlink w:anchor="_Toc234259531" w:history="1">
-            <w:r>
-              <w:rPr>
-                <w:rStyle w:val="aff8"/>
-                <w:noProof/>
-              </w:rPr>
-              <w:t>Приложение А. Листинг программы</w:t>
-            </w:r>
-            <w:r>
-              <w:rPr>
-                <w:noProof/>
-                <w:webHidden/>
-              </w:rPr>
-              <w:tab/>
-            </w:r>
-            <w:r>
-              <w:rPr>
-                <w:noProof/>
-                <w:webHidden/>
-              </w:rPr>
-              <w:fldChar w:fldCharType="begin"/>
-            </w:r>
-            <w:r>
-              <w:rPr>
-                <w:noProof/>
-                <w:webHidden/>
-              </w:rPr>
-              <w:instrText xml:space="preserve"> PAGEREF _Toc234259531 \h </w:instrText>
-            </w:r>
-            <w:r>
-              <w:rPr>
-                <w:noProof/>
-                <w:webHidden/>
-              </w:rPr>
-            </w:r>
-            <w:r>
-              <w:rPr>
-                <w:noProof/>
-                <w:webHidden/>
-              </w:rPr>
-              <w:fldChar w:fldCharType="separate"/>
-            </w:r>
-            <w:r>
-              <w:rPr>
-                <w:noProof/>
-                <w:webHidden/>
-              </w:rPr>
-              <w:t>20</w:t>
-            </w:r>
-            <w:r>
-              <w:rPr>
-                <w:noProof/>
-                <w:webHidden/>
-              </w:rPr>
-              <w:fldChar w:fldCharType="end"/>
-            </w:r>
-          </w:hyperlink>
-        </w:p>
-        <w:p>
-          <w:pPr>
             <w:rPr>
               <w:lang w:val="ru-RU"/>
             </w:rPr>
@@ -843,7 +914,7 @@
       <w:pPr>
         <w:pStyle w:val="14"/>
       </w:pPr>
-      <w:bookmarkStart w:id="0" w:name="_Toc234259522"/>
+      <w:bookmarkStart w:id="0" w:name="_Toc234263198"/>
       <w:r>
         <w:lastRenderedPageBreak/>
         <w:t>Введение</w:t>
@@ -928,29 +999,7 @@
         <w:rPr>
           <w:lang w:val="ru-RU"/>
         </w:rPr>
-        <w:t>это ускоренная версия классической сортировки вставками. Вместо последовательного (линейного) поиска места для нового элемента, алгоритм находит его с помощью бинарного поиска. Это сокращает число сравнений с O(N) до (</w:t>
-      </w:r>
-      <w:proofErr w:type="gramStart"/>
-      <w:r>
-        <w:rPr>
-          <w:lang w:val="ru-RU"/>
-        </w:rPr>
-        <w:t>O(</w:t>
-      </w:r>
-      <w:proofErr w:type="spellStart"/>
-      <w:proofErr w:type="gramEnd"/>
-      <w:r>
-        <w:rPr>
-          <w:lang w:val="ru-RU"/>
-        </w:rPr>
-        <w:t>log</w:t>
-      </w:r>
-      <w:proofErr w:type="spellEnd"/>
-      <w:r>
-        <w:rPr>
-          <w:lang w:val="ru-RU"/>
-        </w:rPr>
-        <w:t xml:space="preserve"> N)) на один элемент</w:t>
+        <w:t>это ускоренная версия классической сортировки вставками. Вместо последовательного (линейного) поиска места для нового элемента, алгоритм находит его с помощью бинарного поиска. Это сокращает число сравнений с O(N) до (O(log N)) на один элемент</w:t>
       </w:r>
       <w:r>
         <w:rPr>
@@ -977,7 +1026,7 @@
         <w:pStyle w:val="14"/>
         <w:jc w:val="left"/>
       </w:pPr>
-      <w:bookmarkStart w:id="1" w:name="_Toc234259523"/>
+      <w:bookmarkStart w:id="1" w:name="_Toc234263199"/>
       <w:r>
         <w:lastRenderedPageBreak/>
         <w:t>Постановка задачи</w:t>
@@ -1059,21 +1108,7 @@
         <w:rPr>
           <w:lang w:val="ru-RU"/>
         </w:rPr>
-        <w:t xml:space="preserve"> для совместной работы. Создать и выложить </w:t>
-      </w:r>
-      <w:proofErr w:type="spellStart"/>
-      <w:r>
-        <w:rPr>
-          <w:lang w:val="ru-RU"/>
-        </w:rPr>
-        <w:t>коммиты</w:t>
-      </w:r>
-      <w:proofErr w:type="spellEnd"/>
-      <w:r>
-        <w:rPr>
-          <w:lang w:val="ru-RU"/>
-        </w:rPr>
-        <w:t>, характеризующие действия, выполненные каждым участником бригады. Оформить отчет по проведенной практике.</w:t>
+        <w:t xml:space="preserve"> для совместной работы. Создать и выложить коммиты, характеризующие действия, выполненные каждым участником бригады. Оформить отчет по проведенной практике.</w:t>
       </w:r>
     </w:p>
     <w:p>
@@ -1134,29 +1169,7 @@
         <w:rPr>
           <w:lang w:val="ru-RU"/>
         </w:rPr>
-        <w:t>инарный поиск минимизирует количество проверок элементов до (</w:t>
-      </w:r>
-      <w:proofErr w:type="gramStart"/>
-      <w:r>
-        <w:rPr>
-          <w:lang w:val="ru-RU"/>
-        </w:rPr>
-        <w:t>O(</w:t>
-      </w:r>
-      <w:proofErr w:type="spellStart"/>
-      <w:proofErr w:type="gramEnd"/>
-      <w:r>
-        <w:rPr>
-          <w:lang w:val="ru-RU"/>
-        </w:rPr>
-        <w:t>Nlog</w:t>
-      </w:r>
-      <w:proofErr w:type="spellEnd"/>
-      <w:r>
-        <w:rPr>
-          <w:lang w:val="ru-RU"/>
-        </w:rPr>
-        <w:t xml:space="preserve"> N));</w:t>
+        <w:t>инарный поиск минимизирует количество проверок элементов до (O(Nlog N));</w:t>
       </w:r>
     </w:p>
     <w:p>
@@ -1188,21 +1201,7 @@
         <w:rPr>
           <w:lang w:val="ru-RU"/>
         </w:rPr>
-        <w:t>аботает быстрее сложных алгоритмов (</w:t>
-      </w:r>
-      <w:proofErr w:type="spellStart"/>
-      <w:r>
-        <w:rPr>
-          <w:lang w:val="ru-RU"/>
-        </w:rPr>
-        <w:t>QuickSort</w:t>
-      </w:r>
-      <w:proofErr w:type="spellEnd"/>
-      <w:r>
-        <w:rPr>
-          <w:lang w:val="ru-RU"/>
-        </w:rPr>
-        <w:t>) на небольших объемах данных</w:t>
+        <w:t>аботает быстрее сложных алгоритмов (QuickSort) на небольших объемах данных</w:t>
       </w:r>
       <w:r>
         <w:rPr>
@@ -1240,35 +1239,7 @@
         <w:rPr>
           <w:lang w:val="ru-RU"/>
         </w:rPr>
-        <w:t>вляется алгоритмом «на месте» (</w:t>
-      </w:r>
-      <w:proofErr w:type="spellStart"/>
-      <w:r>
-        <w:rPr>
-          <w:lang w:val="ru-RU"/>
-        </w:rPr>
-        <w:t>in-place</w:t>
-      </w:r>
-      <w:proofErr w:type="spellEnd"/>
-      <w:r>
-        <w:rPr>
-          <w:lang w:val="ru-RU"/>
-        </w:rPr>
-        <w:t>) и требует всего (</w:t>
-      </w:r>
-      <w:proofErr w:type="gramStart"/>
-      <w:r>
-        <w:rPr>
-          <w:lang w:val="ru-RU"/>
-        </w:rPr>
-        <w:t>O(</w:t>
-      </w:r>
-      <w:proofErr w:type="gramEnd"/>
-      <w:r>
-        <w:rPr>
-          <w:lang w:val="ru-RU"/>
-        </w:rPr>
-        <w:t>1)) дополнительной памяти.</w:t>
+        <w:t>вляется алгоритмом «на месте» (in-place) и требует всего (O(1)) дополнительной памяти.</w:t>
       </w:r>
     </w:p>
     <w:p>
@@ -1393,35 +1364,7 @@
         <w:rPr>
           <w:lang w:val="ru-RU"/>
         </w:rPr>
-        <w:t>ри увеличении размера данных алгоритм резко теряет скорость и сильно уступает Быстрой сортировке (</w:t>
-      </w:r>
-      <w:proofErr w:type="spellStart"/>
-      <w:r>
-        <w:rPr>
-          <w:lang w:val="ru-RU"/>
-        </w:rPr>
-        <w:t>QuickSort</w:t>
-      </w:r>
-      <w:proofErr w:type="spellEnd"/>
-      <w:r>
-        <w:rPr>
-          <w:lang w:val="ru-RU"/>
-        </w:rPr>
-        <w:t>) или Сортировке слиянием (</w:t>
-      </w:r>
-      <w:proofErr w:type="spellStart"/>
-      <w:r>
-        <w:rPr>
-          <w:lang w:val="ru-RU"/>
-        </w:rPr>
-        <w:t>MergeSort</w:t>
-      </w:r>
-      <w:proofErr w:type="spellEnd"/>
-      <w:r>
-        <w:rPr>
-          <w:lang w:val="ru-RU"/>
-        </w:rPr>
-        <w:t>)</w:t>
+        <w:t>ри увеличении размера данных алгоритм резко теряет скорость и сильно уступает Быстрой сортировке (QuickSort) или Сортировке слиянием (MergeSort)</w:t>
       </w:r>
       <w:r>
         <w:rPr>
@@ -1556,7 +1499,7 @@
       <w:pPr>
         <w:pStyle w:val="14"/>
       </w:pPr>
-      <w:bookmarkStart w:id="2" w:name="_Toc234259524"/>
+      <w:bookmarkStart w:id="2" w:name="_Toc234263200"/>
       <w:r>
         <w:t>Выбор решения</w:t>
       </w:r>
@@ -1612,11 +1555,9 @@
         </w:rPr>
         <w:t>), алгоритмы и средства измерения времени (</w:t>
       </w:r>
-      <w:proofErr w:type="spellStart"/>
       <w:r>
         <w:t>chrono</w:t>
       </w:r>
-      <w:proofErr w:type="spellEnd"/>
       <w:r>
         <w:rPr>
           <w:lang w:val="ru-RU"/>
@@ -1752,30 +1693,14 @@
         </w:rPr>
         <w:t xml:space="preserve">-проектов и их совместной разработки, основанный на системе контроля версий </w:t>
       </w:r>
-      <w:proofErr w:type="spellStart"/>
       <w:r>
         <w:t>Git</w:t>
       </w:r>
-      <w:proofErr w:type="spellEnd"/>
-      <w:r>
-        <w:rPr>
-          <w:lang w:val="ru-RU"/>
-        </w:rPr>
-        <w:t xml:space="preserve">. Сервис позволяет вести историю изменений проекта, работать с ветками и </w:t>
-      </w:r>
-      <w:proofErr w:type="spellStart"/>
-      <w:r>
-        <w:rPr>
-          <w:lang w:val="ru-RU"/>
-        </w:rPr>
-        <w:t>коммитами</w:t>
-      </w:r>
-      <w:proofErr w:type="spellEnd"/>
-      <w:r>
-        <w:rPr>
-          <w:lang w:val="ru-RU"/>
-        </w:rPr>
-        <w:t>, а также организовывать командную работу над кодом.</w:t>
+      <w:r>
+        <w:rPr>
+          <w:lang w:val="ru-RU"/>
+        </w:rPr>
+        <w:t>. Сервис позволяет вести историю изменений проекта, работать с ветками и коммитами, а также организовывать командную работу над кодом.</w:t>
       </w:r>
     </w:p>
     <w:p>
@@ -1796,7 +1721,7 @@
         <w:pStyle w:val="14"/>
         <w:jc w:val="left"/>
       </w:pPr>
-      <w:bookmarkStart w:id="3" w:name="_Toc234259525"/>
+      <w:bookmarkStart w:id="3" w:name="_Toc234263201"/>
       <w:r>
         <w:lastRenderedPageBreak/>
         <w:t>Описание программы</w:t>
@@ -1911,21 +1836,7 @@
         <w:rPr>
           <w:lang w:val="ru-RU"/>
         </w:rPr>
-        <w:t xml:space="preserve">Пользователю требуется выбрать тот пункт, который ему требуется. При выборе </w:t>
-      </w:r>
-      <w:proofErr w:type="gramStart"/>
-      <w:r>
-        <w:rPr>
-          <w:lang w:val="ru-RU"/>
-        </w:rPr>
-        <w:t>пунктов</w:t>
-      </w:r>
-      <w:proofErr w:type="gramEnd"/>
-      <w:r>
-        <w:rPr>
-          <w:lang w:val="ru-RU"/>
-        </w:rPr>
-        <w:t xml:space="preserve"> а–б выводится сообщение, в котором пользователю необходимо ввести количество элементов массива.</w:t>
+        <w:t>Пользователю требуется выбрать тот пункт, который ему требуется. При выборе пунктов а–б выводится сообщение, в котором пользователю необходимо ввести количество элементов массива.</w:t>
       </w:r>
     </w:p>
     <w:p>
@@ -1937,8 +1848,6 @@
           <w:lang w:val="ru-RU"/>
         </w:rPr>
       </w:pPr>
-      <w:proofErr w:type="spellStart"/>
-      <w:proofErr w:type="gramStart"/>
       <w:r>
         <w:rPr>
           <w:rFonts w:ascii="Courier New" w:hAnsi="Courier New"/>
@@ -1947,27 +1856,15 @@
         </w:rPr>
         <w:t>setColor</w:t>
       </w:r>
-      <w:proofErr w:type="spellEnd"/>
-      <w:r>
-        <w:rPr>
-          <w:rFonts w:ascii="Courier New" w:hAnsi="Courier New"/>
-          <w:sz w:val="24"/>
-          <w:szCs w:val="24"/>
-          <w:lang w:val="ru-RU"/>
-        </w:rPr>
-        <w:t>(</w:t>
-      </w:r>
-      <w:proofErr w:type="gramEnd"/>
-      <w:r>
-        <w:rPr>
-          <w:rFonts w:ascii="Courier New" w:hAnsi="Courier New"/>
-          <w:sz w:val="24"/>
-          <w:szCs w:val="24"/>
-          <w:lang w:val="ru-RU"/>
-        </w:rPr>
-        <w:t xml:space="preserve">14, 1); </w:t>
-      </w:r>
-      <w:proofErr w:type="spellStart"/>
+      <w:r>
+        <w:rPr>
+          <w:rFonts w:ascii="Courier New" w:hAnsi="Courier New"/>
+          <w:sz w:val="24"/>
+          <w:szCs w:val="24"/>
+          <w:lang w:val="ru-RU"/>
+        </w:rPr>
+        <w:t xml:space="preserve">(14, 1); </w:t>
+      </w:r>
       <w:r>
         <w:rPr>
           <w:rFonts w:ascii="Courier New" w:hAnsi="Courier New"/>
@@ -1976,7 +1873,6 @@
         </w:rPr>
         <w:t>cout</w:t>
       </w:r>
-      <w:proofErr w:type="spellEnd"/>
       <w:r>
         <w:rPr>
           <w:rFonts w:ascii="Courier New" w:hAnsi="Courier New"/>
@@ -1995,7 +1891,6 @@
         </w:rPr>
         <w:br/>
       </w:r>
-      <w:proofErr w:type="spellStart"/>
       <w:r>
         <w:rPr>
           <w:rFonts w:ascii="Courier New" w:hAnsi="Courier New"/>
@@ -2004,7 +1899,6 @@
         </w:rPr>
         <w:t>cin</w:t>
       </w:r>
-      <w:proofErr w:type="spellEnd"/>
       <w:r>
         <w:rPr>
           <w:rFonts w:ascii="Courier New" w:hAnsi="Courier New"/>
@@ -2046,11 +1940,9 @@
         </w:rPr>
         <w:t xml:space="preserve">После того, как данные были введены, генерируется массив из случайных чисел с использованием генератора </w:t>
       </w:r>
-      <w:proofErr w:type="spellStart"/>
       <w:r>
         <w:t>mt</w:t>
       </w:r>
-      <w:proofErr w:type="spellEnd"/>
       <w:r>
         <w:rPr>
           <w:lang w:val="ru-RU"/>
@@ -2066,374 +1958,58 @@
           <w:szCs w:val="24"/>
         </w:rPr>
       </w:pPr>
-      <w:proofErr w:type="gramStart"/>
-      <w:r>
-        <w:rPr>
-          <w:rFonts w:ascii="Courier New" w:hAnsi="Courier New"/>
-          <w:sz w:val="24"/>
-          <w:szCs w:val="24"/>
-        </w:rPr>
-        <w:t>inline</w:t>
-      </w:r>
-      <w:proofErr w:type="gramEnd"/>
-      <w:r>
-        <w:rPr>
-          <w:rFonts w:ascii="Courier New" w:hAnsi="Courier New"/>
-          <w:sz w:val="24"/>
-          <w:szCs w:val="24"/>
-        </w:rPr>
-        <w:t xml:space="preserve"> void </w:t>
-      </w:r>
-      <w:proofErr w:type="spellStart"/>
-      <w:r>
-        <w:rPr>
-          <w:rFonts w:ascii="Courier New" w:hAnsi="Courier New"/>
-          <w:sz w:val="24"/>
-          <w:szCs w:val="24"/>
-        </w:rPr>
-        <w:t>generateRandom</w:t>
-      </w:r>
-      <w:proofErr w:type="spellEnd"/>
-      <w:r>
-        <w:rPr>
-          <w:rFonts w:ascii="Courier New" w:hAnsi="Courier New"/>
-          <w:sz w:val="24"/>
-          <w:szCs w:val="24"/>
-        </w:rPr>
-        <w:t>(vector&lt;</w:t>
-      </w:r>
-      <w:proofErr w:type="spellStart"/>
-      <w:r>
-        <w:rPr>
-          <w:rFonts w:ascii="Courier New" w:hAnsi="Courier New"/>
-          <w:sz w:val="24"/>
-          <w:szCs w:val="24"/>
-        </w:rPr>
-        <w:t>int</w:t>
-      </w:r>
-      <w:proofErr w:type="spellEnd"/>
-      <w:r>
-        <w:rPr>
-          <w:rFonts w:ascii="Courier New" w:hAnsi="Courier New"/>
-          <w:sz w:val="24"/>
-          <w:szCs w:val="24"/>
-        </w:rPr>
-        <w:t xml:space="preserve">&gt;&amp; </w:t>
-      </w:r>
-      <w:proofErr w:type="spellStart"/>
-      <w:r>
-        <w:rPr>
-          <w:rFonts w:ascii="Courier New" w:hAnsi="Courier New"/>
-          <w:sz w:val="24"/>
-          <w:szCs w:val="24"/>
-        </w:rPr>
-        <w:t>arr</w:t>
-      </w:r>
-      <w:proofErr w:type="spellEnd"/>
-      <w:r>
-        <w:rPr>
-          <w:rFonts w:ascii="Courier New" w:hAnsi="Courier New"/>
-          <w:sz w:val="24"/>
-          <w:szCs w:val="24"/>
-        </w:rPr>
-        <w:t xml:space="preserve">, </w:t>
-      </w:r>
-      <w:proofErr w:type="spellStart"/>
-      <w:r>
-        <w:rPr>
-          <w:rFonts w:ascii="Courier New" w:hAnsi="Courier New"/>
-          <w:sz w:val="24"/>
-          <w:szCs w:val="24"/>
-        </w:rPr>
-        <w:t>int</w:t>
-      </w:r>
-      <w:proofErr w:type="spellEnd"/>
-      <w:r>
-        <w:rPr>
-          <w:rFonts w:ascii="Courier New" w:hAnsi="Courier New"/>
-          <w:sz w:val="24"/>
-          <w:szCs w:val="24"/>
-        </w:rPr>
-        <w:t xml:space="preserve"> size) {</w:t>
-      </w:r>
-      <w:r>
-        <w:rPr>
-          <w:rFonts w:ascii="Courier New" w:hAnsi="Courier New"/>
-          <w:sz w:val="24"/>
-          <w:szCs w:val="24"/>
-        </w:rPr>
-        <w:br/>
-        <w:t xml:space="preserve">    </w:t>
-      </w:r>
-      <w:proofErr w:type="spellStart"/>
-      <w:r>
-        <w:rPr>
-          <w:rFonts w:ascii="Courier New" w:hAnsi="Courier New"/>
-          <w:sz w:val="24"/>
-          <w:szCs w:val="24"/>
-        </w:rPr>
-        <w:t>arr.clear</w:t>
-      </w:r>
-      <w:proofErr w:type="spellEnd"/>
-      <w:r>
-        <w:rPr>
-          <w:rFonts w:ascii="Courier New" w:hAnsi="Courier New"/>
-          <w:sz w:val="24"/>
-          <w:szCs w:val="24"/>
-        </w:rPr>
-        <w:t>();</w:t>
-      </w:r>
-      <w:r>
-        <w:rPr>
-          <w:rFonts w:ascii="Courier New" w:hAnsi="Courier New"/>
-          <w:sz w:val="24"/>
-          <w:szCs w:val="24"/>
-        </w:rPr>
-        <w:br/>
-        <w:t xml:space="preserve">    </w:t>
-      </w:r>
-      <w:proofErr w:type="spellStart"/>
-      <w:r>
-        <w:rPr>
-          <w:rFonts w:ascii="Courier New" w:hAnsi="Courier New"/>
-          <w:sz w:val="24"/>
-          <w:szCs w:val="24"/>
-        </w:rPr>
-        <w:t>random_device</w:t>
-      </w:r>
-      <w:proofErr w:type="spellEnd"/>
-      <w:r>
-        <w:rPr>
-          <w:rFonts w:ascii="Courier New" w:hAnsi="Courier New"/>
-          <w:sz w:val="24"/>
-          <w:szCs w:val="24"/>
-        </w:rPr>
-        <w:t xml:space="preserve"> </w:t>
-      </w:r>
-      <w:proofErr w:type="spellStart"/>
-      <w:r>
-        <w:rPr>
-          <w:rFonts w:ascii="Courier New" w:hAnsi="Courier New"/>
-          <w:sz w:val="24"/>
-          <w:szCs w:val="24"/>
-        </w:rPr>
-        <w:t>rd</w:t>
-      </w:r>
-      <w:proofErr w:type="spellEnd"/>
-      <w:r>
-        <w:rPr>
-          <w:rFonts w:ascii="Courier New" w:hAnsi="Courier New"/>
-          <w:sz w:val="24"/>
-          <w:szCs w:val="24"/>
-        </w:rPr>
-        <w:t>;</w:t>
-      </w:r>
-      <w:r>
-        <w:rPr>
-          <w:rFonts w:ascii="Courier New" w:hAnsi="Courier New"/>
-          <w:sz w:val="24"/>
-          <w:szCs w:val="24"/>
-        </w:rPr>
-        <w:br/>
-        <w:t xml:space="preserve">    mt19937 gen(</w:t>
-      </w:r>
-      <w:proofErr w:type="spellStart"/>
-      <w:r>
-        <w:rPr>
-          <w:rFonts w:ascii="Courier New" w:hAnsi="Courier New"/>
-          <w:sz w:val="24"/>
-          <w:szCs w:val="24"/>
-        </w:rPr>
-        <w:t>rd</w:t>
-      </w:r>
-      <w:proofErr w:type="spellEnd"/>
-      <w:r>
-        <w:rPr>
-          <w:rFonts w:ascii="Courier New" w:hAnsi="Courier New"/>
-          <w:sz w:val="24"/>
-          <w:szCs w:val="24"/>
-        </w:rPr>
-        <w:t>());</w:t>
-      </w:r>
-      <w:r>
-        <w:rPr>
-          <w:rFonts w:ascii="Courier New" w:hAnsi="Courier New"/>
-          <w:sz w:val="24"/>
-          <w:szCs w:val="24"/>
-        </w:rPr>
-        <w:br/>
-        <w:t xml:space="preserve">    </w:t>
-      </w:r>
-      <w:proofErr w:type="spellStart"/>
-      <w:r>
-        <w:rPr>
-          <w:rFonts w:ascii="Courier New" w:hAnsi="Courier New"/>
-          <w:sz w:val="24"/>
-          <w:szCs w:val="24"/>
-        </w:rPr>
-        <w:t>uniform_int_distribution</w:t>
-      </w:r>
-      <w:proofErr w:type="spellEnd"/>
-      <w:r>
-        <w:rPr>
-          <w:rFonts w:ascii="Courier New" w:hAnsi="Courier New"/>
-          <w:sz w:val="24"/>
-          <w:szCs w:val="24"/>
-        </w:rPr>
-        <w:t>&lt;</w:t>
-      </w:r>
-      <w:proofErr w:type="spellStart"/>
-      <w:r>
-        <w:rPr>
-          <w:rFonts w:ascii="Courier New" w:hAnsi="Courier New"/>
-          <w:sz w:val="24"/>
-          <w:szCs w:val="24"/>
-        </w:rPr>
-        <w:t>int</w:t>
-      </w:r>
-      <w:proofErr w:type="spellEnd"/>
-      <w:r>
-        <w:rPr>
-          <w:rFonts w:ascii="Courier New" w:hAnsi="Courier New"/>
-          <w:sz w:val="24"/>
-          <w:szCs w:val="24"/>
-        </w:rPr>
-        <w:t xml:space="preserve">&gt; </w:t>
-      </w:r>
-      <w:proofErr w:type="spellStart"/>
-      <w:r>
-        <w:rPr>
-          <w:rFonts w:ascii="Courier New" w:hAnsi="Courier New"/>
-          <w:sz w:val="24"/>
-          <w:szCs w:val="24"/>
-        </w:rPr>
-        <w:t>dist</w:t>
-      </w:r>
-      <w:proofErr w:type="spellEnd"/>
-      <w:r>
-        <w:rPr>
-          <w:rFonts w:ascii="Courier New" w:hAnsi="Courier New"/>
-          <w:sz w:val="24"/>
-          <w:szCs w:val="24"/>
-        </w:rPr>
-        <w:t>(1, 100);</w:t>
-      </w:r>
-      <w:r>
-        <w:rPr>
-          <w:rFonts w:ascii="Courier New" w:hAnsi="Courier New"/>
-          <w:sz w:val="24"/>
-          <w:szCs w:val="24"/>
-        </w:rPr>
-        <w:br/>
-        <w:t xml:space="preserve">    for (</w:t>
-      </w:r>
-      <w:proofErr w:type="spellStart"/>
-      <w:r>
-        <w:rPr>
-          <w:rFonts w:ascii="Courier New" w:hAnsi="Courier New"/>
-          <w:sz w:val="24"/>
-          <w:szCs w:val="24"/>
-        </w:rPr>
-        <w:t>int</w:t>
-      </w:r>
-      <w:proofErr w:type="spellEnd"/>
-      <w:r>
-        <w:rPr>
-          <w:rFonts w:ascii="Courier New" w:hAnsi="Courier New"/>
-          <w:sz w:val="24"/>
-          <w:szCs w:val="24"/>
-        </w:rPr>
-        <w:t xml:space="preserve"> </w:t>
-      </w:r>
-      <w:proofErr w:type="spellStart"/>
-      <w:r>
-        <w:rPr>
-          <w:rFonts w:ascii="Courier New" w:hAnsi="Courier New"/>
-          <w:sz w:val="24"/>
-          <w:szCs w:val="24"/>
-        </w:rPr>
-        <w:t>i</w:t>
-      </w:r>
-      <w:proofErr w:type="spellEnd"/>
-      <w:r>
-        <w:rPr>
-          <w:rFonts w:ascii="Courier New" w:hAnsi="Courier New"/>
-          <w:sz w:val="24"/>
-          <w:szCs w:val="24"/>
-        </w:rPr>
-        <w:t xml:space="preserve"> = 0; </w:t>
-      </w:r>
-      <w:proofErr w:type="spellStart"/>
-      <w:r>
-        <w:rPr>
-          <w:rFonts w:ascii="Courier New" w:hAnsi="Courier New"/>
-          <w:sz w:val="24"/>
-          <w:szCs w:val="24"/>
-        </w:rPr>
-        <w:t>i</w:t>
-      </w:r>
-      <w:proofErr w:type="spellEnd"/>
-      <w:r>
-        <w:rPr>
-          <w:rFonts w:ascii="Courier New" w:hAnsi="Courier New"/>
-          <w:sz w:val="24"/>
-          <w:szCs w:val="24"/>
-        </w:rPr>
-        <w:t xml:space="preserve"> &lt; size; </w:t>
-      </w:r>
-      <w:proofErr w:type="spellStart"/>
-      <w:r>
-        <w:rPr>
-          <w:rFonts w:ascii="Courier New" w:hAnsi="Courier New"/>
-          <w:sz w:val="24"/>
-          <w:szCs w:val="24"/>
-        </w:rPr>
-        <w:t>i</w:t>
-      </w:r>
-      <w:proofErr w:type="spellEnd"/>
-      <w:r>
-        <w:rPr>
-          <w:rFonts w:ascii="Courier New" w:hAnsi="Courier New"/>
-          <w:sz w:val="24"/>
-          <w:szCs w:val="24"/>
-        </w:rPr>
-        <w:t xml:space="preserve">++) </w:t>
-      </w:r>
-      <w:proofErr w:type="spellStart"/>
-      <w:r>
-        <w:rPr>
-          <w:rFonts w:ascii="Courier New" w:hAnsi="Courier New"/>
-          <w:sz w:val="24"/>
-          <w:szCs w:val="24"/>
-        </w:rPr>
-        <w:t>arr.push_back</w:t>
-      </w:r>
-      <w:proofErr w:type="spellEnd"/>
-      <w:r>
-        <w:rPr>
-          <w:rFonts w:ascii="Courier New" w:hAnsi="Courier New"/>
-          <w:sz w:val="24"/>
-          <w:szCs w:val="24"/>
-        </w:rPr>
-        <w:t>(</w:t>
-      </w:r>
-      <w:proofErr w:type="spellStart"/>
-      <w:r>
-        <w:rPr>
-          <w:rFonts w:ascii="Courier New" w:hAnsi="Courier New"/>
-          <w:sz w:val="24"/>
-          <w:szCs w:val="24"/>
-        </w:rPr>
-        <w:t>dist</w:t>
-      </w:r>
-      <w:proofErr w:type="spellEnd"/>
-      <w:r>
-        <w:rPr>
-          <w:rFonts w:ascii="Courier New" w:hAnsi="Courier New"/>
-          <w:sz w:val="24"/>
-          <w:szCs w:val="24"/>
-        </w:rPr>
-        <w:t>(gen));</w:t>
+      <w:r>
+        <w:rPr>
+          <w:rFonts w:ascii="Courier New" w:hAnsi="Courier New"/>
+          <w:sz w:val="24"/>
+          <w:szCs w:val="24"/>
+        </w:rPr>
+        <w:t>inline void generateRandom(vector&lt;int&gt;&amp; arr, int size) {</w:t>
+      </w:r>
+      <w:r>
+        <w:rPr>
+          <w:rFonts w:ascii="Courier New" w:hAnsi="Courier New"/>
+          <w:sz w:val="24"/>
+          <w:szCs w:val="24"/>
+        </w:rPr>
+        <w:br/>
+        <w:t xml:space="preserve">    arr.clear();</w:t>
+      </w:r>
+      <w:r>
+        <w:rPr>
+          <w:rFonts w:ascii="Courier New" w:hAnsi="Courier New"/>
+          <w:sz w:val="24"/>
+          <w:szCs w:val="24"/>
+        </w:rPr>
+        <w:br/>
+        <w:t xml:space="preserve">    random_device rd;</w:t>
+      </w:r>
+      <w:r>
+        <w:rPr>
+          <w:rFonts w:ascii="Courier New" w:hAnsi="Courier New"/>
+          <w:sz w:val="24"/>
+          <w:szCs w:val="24"/>
+        </w:rPr>
+        <w:br/>
+        <w:t xml:space="preserve">    mt19937 gen(rd());</w:t>
+      </w:r>
+      <w:r>
+        <w:rPr>
+          <w:rFonts w:ascii="Courier New" w:hAnsi="Courier New"/>
+          <w:sz w:val="24"/>
+          <w:szCs w:val="24"/>
+        </w:rPr>
+        <w:br/>
+        <w:t xml:space="preserve">    uniform_int_distribution&lt;int&gt; dist(1, 100);</w:t>
+      </w:r>
+      <w:r>
+        <w:rPr>
+          <w:rFonts w:ascii="Courier New" w:hAnsi="Courier New"/>
+          <w:sz w:val="24"/>
+          <w:szCs w:val="24"/>
+        </w:rPr>
+        <w:br/>
+        <w:t xml:space="preserve">    for (int i = 0; i &lt; size; i++) arr.push_back(dist(gen));</w:t>
       </w:r>
       <w:r>
         <w:rPr>
@@ -2489,11 +2065,9 @@
         </w:rPr>
         <w:t xml:space="preserve">) с помощью функции </w:t>
       </w:r>
-      <w:proofErr w:type="spellStart"/>
       <w:r>
         <w:t>heapify</w:t>
       </w:r>
-      <w:proofErr w:type="spellEnd"/>
       <w:r>
         <w:rPr>
           <w:lang w:val="ru-RU"/>
@@ -2505,29 +2079,8 @@
       <w:pPr>
         <w:jc w:val="both"/>
       </w:pPr>
-      <w:proofErr w:type="spellStart"/>
-      <w:r>
-        <w:t>Функция</w:t>
-      </w:r>
-      <w:proofErr w:type="spellEnd"/>
-      <w:r>
-        <w:t xml:space="preserve"> </w:t>
-      </w:r>
-      <w:proofErr w:type="spellStart"/>
-      <w:r>
-        <w:t>восстановления</w:t>
-      </w:r>
-      <w:proofErr w:type="spellEnd"/>
-      <w:r>
-        <w:t xml:space="preserve"> </w:t>
-      </w:r>
-      <w:proofErr w:type="spellStart"/>
-      <w:r>
-        <w:t>кучи</w:t>
-      </w:r>
-      <w:proofErr w:type="spellEnd"/>
-      <w:r>
-        <w:t>:</w:t>
+      <w:r>
+        <w:t>Функция восстановления кучи:</w:t>
       </w:r>
     </w:p>
     <w:p>
@@ -2544,303 +2097,51 @@
           <w:sz w:val="24"/>
           <w:szCs w:val="24"/>
         </w:rPr>
-        <w:t xml:space="preserve">inline void </w:t>
-      </w:r>
-      <w:proofErr w:type="spellStart"/>
-      <w:r>
-        <w:rPr>
-          <w:rFonts w:ascii="Courier New" w:hAnsi="Courier New"/>
-          <w:sz w:val="24"/>
-          <w:szCs w:val="24"/>
-        </w:rPr>
-        <w:t>heapify</w:t>
-      </w:r>
-      <w:proofErr w:type="spellEnd"/>
-      <w:r>
-        <w:rPr>
-          <w:rFonts w:ascii="Courier New" w:hAnsi="Courier New"/>
-          <w:sz w:val="24"/>
-          <w:szCs w:val="24"/>
-        </w:rPr>
-        <w:t>(vector&lt;</w:t>
-      </w:r>
-      <w:proofErr w:type="spellStart"/>
-      <w:r>
-        <w:rPr>
-          <w:rFonts w:ascii="Courier New" w:hAnsi="Courier New"/>
-          <w:sz w:val="24"/>
-          <w:szCs w:val="24"/>
-        </w:rPr>
-        <w:t>int</w:t>
-      </w:r>
-      <w:proofErr w:type="spellEnd"/>
-      <w:r>
-        <w:rPr>
-          <w:rFonts w:ascii="Courier New" w:hAnsi="Courier New"/>
-          <w:sz w:val="24"/>
-          <w:szCs w:val="24"/>
-        </w:rPr>
-        <w:t xml:space="preserve">&gt;&amp; </w:t>
-      </w:r>
-      <w:proofErr w:type="spellStart"/>
-      <w:r>
-        <w:rPr>
-          <w:rFonts w:ascii="Courier New" w:hAnsi="Courier New"/>
-          <w:sz w:val="24"/>
-          <w:szCs w:val="24"/>
-        </w:rPr>
-        <w:t>arr</w:t>
-      </w:r>
-      <w:proofErr w:type="spellEnd"/>
-      <w:r>
-        <w:rPr>
-          <w:rFonts w:ascii="Courier New" w:hAnsi="Courier New"/>
-          <w:sz w:val="24"/>
-          <w:szCs w:val="24"/>
-        </w:rPr>
-        <w:t xml:space="preserve">, </w:t>
-      </w:r>
-      <w:proofErr w:type="spellStart"/>
-      <w:r>
-        <w:rPr>
-          <w:rFonts w:ascii="Courier New" w:hAnsi="Courier New"/>
-          <w:sz w:val="24"/>
-          <w:szCs w:val="24"/>
-        </w:rPr>
-        <w:t>int</w:t>
-      </w:r>
-      <w:proofErr w:type="spellEnd"/>
-      <w:r>
-        <w:rPr>
-          <w:rFonts w:ascii="Courier New" w:hAnsi="Courier New"/>
-          <w:sz w:val="24"/>
-          <w:szCs w:val="24"/>
-        </w:rPr>
-        <w:t xml:space="preserve"> n, </w:t>
-      </w:r>
-      <w:proofErr w:type="spellStart"/>
-      <w:r>
-        <w:rPr>
-          <w:rFonts w:ascii="Courier New" w:hAnsi="Courier New"/>
-          <w:sz w:val="24"/>
-          <w:szCs w:val="24"/>
-        </w:rPr>
-        <w:t>int</w:t>
-      </w:r>
-      <w:proofErr w:type="spellEnd"/>
-      <w:r>
-        <w:rPr>
-          <w:rFonts w:ascii="Courier New" w:hAnsi="Courier New"/>
-          <w:sz w:val="24"/>
-          <w:szCs w:val="24"/>
-        </w:rPr>
-        <w:t xml:space="preserve"> </w:t>
-      </w:r>
-      <w:proofErr w:type="spellStart"/>
-      <w:r>
-        <w:rPr>
-          <w:rFonts w:ascii="Courier New" w:hAnsi="Courier New"/>
-          <w:sz w:val="24"/>
-          <w:szCs w:val="24"/>
-        </w:rPr>
-        <w:t>i</w:t>
-      </w:r>
-      <w:proofErr w:type="spellEnd"/>
-      <w:r>
-        <w:rPr>
-          <w:rFonts w:ascii="Courier New" w:hAnsi="Courier New"/>
-          <w:sz w:val="24"/>
-          <w:szCs w:val="24"/>
-        </w:rPr>
-        <w:t>) {</w:t>
-      </w:r>
-      <w:r>
-        <w:rPr>
-          <w:rFonts w:ascii="Courier New" w:hAnsi="Courier New"/>
-          <w:sz w:val="24"/>
-          <w:szCs w:val="24"/>
-        </w:rPr>
-        <w:br/>
-        <w:t xml:space="preserve">    </w:t>
-      </w:r>
-      <w:proofErr w:type="spellStart"/>
-      <w:r>
-        <w:rPr>
-          <w:rFonts w:ascii="Courier New" w:hAnsi="Courier New"/>
-          <w:sz w:val="24"/>
-          <w:szCs w:val="24"/>
-        </w:rPr>
-        <w:t>int</w:t>
-      </w:r>
-      <w:proofErr w:type="spellEnd"/>
-      <w:r>
-        <w:rPr>
-          <w:rFonts w:ascii="Courier New" w:hAnsi="Courier New"/>
-          <w:sz w:val="24"/>
-          <w:szCs w:val="24"/>
-        </w:rPr>
-        <w:t xml:space="preserve"> largest = </w:t>
-      </w:r>
-      <w:proofErr w:type="spellStart"/>
-      <w:r>
-        <w:rPr>
-          <w:rFonts w:ascii="Courier New" w:hAnsi="Courier New"/>
-          <w:sz w:val="24"/>
-          <w:szCs w:val="24"/>
-        </w:rPr>
-        <w:t>i</w:t>
-      </w:r>
-      <w:proofErr w:type="spellEnd"/>
-      <w:r>
-        <w:rPr>
-          <w:rFonts w:ascii="Courier New" w:hAnsi="Courier New"/>
-          <w:sz w:val="24"/>
-          <w:szCs w:val="24"/>
-        </w:rPr>
-        <w:t>;</w:t>
-      </w:r>
-      <w:r>
-        <w:rPr>
-          <w:rFonts w:ascii="Courier New" w:hAnsi="Courier New"/>
-          <w:sz w:val="24"/>
-          <w:szCs w:val="24"/>
-        </w:rPr>
-        <w:br/>
-        <w:t xml:space="preserve">    </w:t>
-      </w:r>
-      <w:proofErr w:type="spellStart"/>
-      <w:r>
-        <w:rPr>
-          <w:rFonts w:ascii="Courier New" w:hAnsi="Courier New"/>
-          <w:sz w:val="24"/>
-          <w:szCs w:val="24"/>
-        </w:rPr>
-        <w:t>int</w:t>
-      </w:r>
-      <w:proofErr w:type="spellEnd"/>
-      <w:r>
-        <w:rPr>
-          <w:rFonts w:ascii="Courier New" w:hAnsi="Courier New"/>
-          <w:sz w:val="24"/>
-          <w:szCs w:val="24"/>
-        </w:rPr>
-        <w:t xml:space="preserve"> left = 2 * </w:t>
-      </w:r>
-      <w:proofErr w:type="spellStart"/>
-      <w:r>
-        <w:rPr>
-          <w:rFonts w:ascii="Courier New" w:hAnsi="Courier New"/>
-          <w:sz w:val="24"/>
-          <w:szCs w:val="24"/>
-        </w:rPr>
-        <w:t>i</w:t>
-      </w:r>
-      <w:proofErr w:type="spellEnd"/>
-      <w:r>
-        <w:rPr>
-          <w:rFonts w:ascii="Courier New" w:hAnsi="Courier New"/>
-          <w:sz w:val="24"/>
-          <w:szCs w:val="24"/>
-        </w:rPr>
-        <w:t xml:space="preserve"> + 1;</w:t>
-      </w:r>
-      <w:r>
-        <w:rPr>
-          <w:rFonts w:ascii="Courier New" w:hAnsi="Courier New"/>
-          <w:sz w:val="24"/>
-          <w:szCs w:val="24"/>
-        </w:rPr>
-        <w:br/>
-        <w:t xml:space="preserve">    </w:t>
-      </w:r>
-      <w:proofErr w:type="spellStart"/>
-      <w:r>
-        <w:rPr>
-          <w:rFonts w:ascii="Courier New" w:hAnsi="Courier New"/>
-          <w:sz w:val="24"/>
-          <w:szCs w:val="24"/>
-        </w:rPr>
-        <w:t>int</w:t>
-      </w:r>
-      <w:proofErr w:type="spellEnd"/>
-      <w:r>
-        <w:rPr>
-          <w:rFonts w:ascii="Courier New" w:hAnsi="Courier New"/>
-          <w:sz w:val="24"/>
-          <w:szCs w:val="24"/>
-        </w:rPr>
-        <w:t xml:space="preserve"> right = 2 * </w:t>
-      </w:r>
-      <w:proofErr w:type="spellStart"/>
-      <w:r>
-        <w:rPr>
-          <w:rFonts w:ascii="Courier New" w:hAnsi="Courier New"/>
-          <w:sz w:val="24"/>
-          <w:szCs w:val="24"/>
-        </w:rPr>
-        <w:t>i</w:t>
-      </w:r>
-      <w:proofErr w:type="spellEnd"/>
-      <w:r>
-        <w:rPr>
-          <w:rFonts w:ascii="Courier New" w:hAnsi="Courier New"/>
-          <w:sz w:val="24"/>
-          <w:szCs w:val="24"/>
-        </w:rPr>
-        <w:t xml:space="preserve"> + 2;</w:t>
-      </w:r>
-      <w:r>
-        <w:rPr>
-          <w:rFonts w:ascii="Courier New" w:hAnsi="Courier New"/>
-          <w:sz w:val="24"/>
-          <w:szCs w:val="24"/>
-        </w:rPr>
-        <w:br/>
-      </w:r>
-      <w:r>
-        <w:rPr>
-          <w:rFonts w:ascii="Courier New" w:hAnsi="Courier New"/>
-          <w:sz w:val="24"/>
-          <w:szCs w:val="24"/>
-        </w:rPr>
-        <w:br/>
-        <w:t xml:space="preserve">    if (left &lt; n &amp;&amp; </w:t>
-      </w:r>
-      <w:proofErr w:type="spellStart"/>
-      <w:r>
-        <w:rPr>
-          <w:rFonts w:ascii="Courier New" w:hAnsi="Courier New"/>
-          <w:sz w:val="24"/>
-          <w:szCs w:val="24"/>
-        </w:rPr>
-        <w:t>arr</w:t>
-      </w:r>
-      <w:proofErr w:type="spellEnd"/>
-      <w:r>
-        <w:rPr>
-          <w:rFonts w:ascii="Courier New" w:hAnsi="Courier New"/>
-          <w:sz w:val="24"/>
-          <w:szCs w:val="24"/>
-        </w:rPr>
-        <w:t xml:space="preserve">[left] &gt; </w:t>
-      </w:r>
-      <w:proofErr w:type="spellStart"/>
-      <w:r>
-        <w:rPr>
-          <w:rFonts w:ascii="Courier New" w:hAnsi="Courier New"/>
-          <w:sz w:val="24"/>
-          <w:szCs w:val="24"/>
-        </w:rPr>
-        <w:t>arr</w:t>
-      </w:r>
-      <w:proofErr w:type="spellEnd"/>
-      <w:r>
-        <w:rPr>
-          <w:rFonts w:ascii="Courier New" w:hAnsi="Courier New"/>
-          <w:sz w:val="24"/>
-          <w:szCs w:val="24"/>
-        </w:rPr>
-        <w:t>[largest]) largest = left;</w:t>
+        <w:t>inline void heapify(vector&lt;int&gt;&amp; arr, int n, int i) {</w:t>
+      </w:r>
+      <w:r>
+        <w:rPr>
+          <w:rFonts w:ascii="Courier New" w:hAnsi="Courier New"/>
+          <w:sz w:val="24"/>
+          <w:szCs w:val="24"/>
+        </w:rPr>
+        <w:br/>
+        <w:t xml:space="preserve">    int largest = i;</w:t>
+      </w:r>
+      <w:r>
+        <w:rPr>
+          <w:rFonts w:ascii="Courier New" w:hAnsi="Courier New"/>
+          <w:sz w:val="24"/>
+          <w:szCs w:val="24"/>
+        </w:rPr>
+        <w:br/>
+        <w:t xml:space="preserve">    int left = 2 * i + 1;</w:t>
+      </w:r>
+      <w:r>
+        <w:rPr>
+          <w:rFonts w:ascii="Courier New" w:hAnsi="Courier New"/>
+          <w:sz w:val="24"/>
+          <w:szCs w:val="24"/>
+        </w:rPr>
+        <w:br/>
+        <w:t xml:space="preserve">    int right = 2 * i + 2;</w:t>
+      </w:r>
+      <w:r>
+        <w:rPr>
+          <w:rFonts w:ascii="Courier New" w:hAnsi="Courier New"/>
+          <w:sz w:val="24"/>
+          <w:szCs w:val="24"/>
+        </w:rPr>
+        <w:br/>
+      </w:r>
+      <w:r>
+        <w:rPr>
+          <w:rFonts w:ascii="Courier New" w:hAnsi="Courier New"/>
+          <w:sz w:val="24"/>
+          <w:szCs w:val="24"/>
+        </w:rPr>
+        <w:br/>
+        <w:t xml:space="preserve">    if (left &lt; n &amp;&amp; arr[left] &gt; arr[largest]) largest = left;</w:t>
       </w:r>
       <w:r>
         <w:rPr>
@@ -2857,186 +2158,42 @@
           <w:szCs w:val="24"/>
         </w:rPr>
         <w:lastRenderedPageBreak/>
-        <w:t xml:space="preserve">    if (right &lt; n &amp;&amp; </w:t>
-      </w:r>
-      <w:proofErr w:type="spellStart"/>
-      <w:r>
-        <w:rPr>
-          <w:rFonts w:ascii="Courier New" w:hAnsi="Courier New"/>
-          <w:sz w:val="24"/>
-          <w:szCs w:val="24"/>
-        </w:rPr>
-        <w:t>arr</w:t>
-      </w:r>
-      <w:proofErr w:type="spellEnd"/>
-      <w:r>
-        <w:rPr>
-          <w:rFonts w:ascii="Courier New" w:hAnsi="Courier New"/>
-          <w:sz w:val="24"/>
-          <w:szCs w:val="24"/>
-        </w:rPr>
-        <w:t xml:space="preserve">[right] &gt; </w:t>
-      </w:r>
-      <w:proofErr w:type="spellStart"/>
-      <w:r>
-        <w:rPr>
-          <w:rFonts w:ascii="Courier New" w:hAnsi="Courier New"/>
-          <w:sz w:val="24"/>
-          <w:szCs w:val="24"/>
-        </w:rPr>
-        <w:t>arr</w:t>
-      </w:r>
-      <w:proofErr w:type="spellEnd"/>
-      <w:r>
-        <w:rPr>
-          <w:rFonts w:ascii="Courier New" w:hAnsi="Courier New"/>
-          <w:sz w:val="24"/>
-          <w:szCs w:val="24"/>
-        </w:rPr>
-        <w:t>[largest]) largest = right;</w:t>
-      </w:r>
-      <w:r>
-        <w:rPr>
-          <w:rFonts w:ascii="Courier New" w:hAnsi="Courier New"/>
-          <w:sz w:val="24"/>
-          <w:szCs w:val="24"/>
-        </w:rPr>
-        <w:br/>
-      </w:r>
-      <w:r>
-        <w:rPr>
-          <w:rFonts w:ascii="Courier New" w:hAnsi="Courier New"/>
-          <w:sz w:val="24"/>
-          <w:szCs w:val="24"/>
-        </w:rPr>
-        <w:br/>
-        <w:t xml:space="preserve">    if (largest != </w:t>
-      </w:r>
-      <w:proofErr w:type="spellStart"/>
-      <w:r>
-        <w:rPr>
-          <w:rFonts w:ascii="Courier New" w:hAnsi="Courier New"/>
-          <w:sz w:val="24"/>
-          <w:szCs w:val="24"/>
-        </w:rPr>
-        <w:t>i</w:t>
-      </w:r>
-      <w:proofErr w:type="spellEnd"/>
-      <w:r>
-        <w:rPr>
-          <w:rFonts w:ascii="Courier New" w:hAnsi="Courier New"/>
-          <w:sz w:val="24"/>
-          <w:szCs w:val="24"/>
-        </w:rPr>
-        <w:t>) {</w:t>
-      </w:r>
-      <w:r>
-        <w:rPr>
-          <w:rFonts w:ascii="Courier New" w:hAnsi="Courier New"/>
-          <w:sz w:val="24"/>
-          <w:szCs w:val="24"/>
-        </w:rPr>
-        <w:br/>
-        <w:t xml:space="preserve">        swap(</w:t>
-      </w:r>
-      <w:proofErr w:type="spellStart"/>
-      <w:r>
-        <w:rPr>
-          <w:rFonts w:ascii="Courier New" w:hAnsi="Courier New"/>
-          <w:sz w:val="24"/>
-          <w:szCs w:val="24"/>
-        </w:rPr>
-        <w:t>arr</w:t>
-      </w:r>
-      <w:proofErr w:type="spellEnd"/>
-      <w:r>
-        <w:rPr>
-          <w:rFonts w:ascii="Courier New" w:hAnsi="Courier New"/>
-          <w:sz w:val="24"/>
-          <w:szCs w:val="24"/>
-        </w:rPr>
-        <w:t>[</w:t>
-      </w:r>
-      <w:proofErr w:type="spellStart"/>
-      <w:r>
-        <w:rPr>
-          <w:rFonts w:ascii="Courier New" w:hAnsi="Courier New"/>
-          <w:sz w:val="24"/>
-          <w:szCs w:val="24"/>
-        </w:rPr>
-        <w:t>i</w:t>
-      </w:r>
-      <w:proofErr w:type="spellEnd"/>
-      <w:r>
-        <w:rPr>
-          <w:rFonts w:ascii="Courier New" w:hAnsi="Courier New"/>
-          <w:sz w:val="24"/>
-          <w:szCs w:val="24"/>
-        </w:rPr>
-        <w:t xml:space="preserve">], </w:t>
-      </w:r>
-      <w:proofErr w:type="spellStart"/>
-      <w:r>
-        <w:rPr>
-          <w:rFonts w:ascii="Courier New" w:hAnsi="Courier New"/>
-          <w:sz w:val="24"/>
-          <w:szCs w:val="24"/>
-        </w:rPr>
-        <w:t>arr</w:t>
-      </w:r>
-      <w:proofErr w:type="spellEnd"/>
-      <w:r>
-        <w:rPr>
-          <w:rFonts w:ascii="Courier New" w:hAnsi="Courier New"/>
-          <w:sz w:val="24"/>
-          <w:szCs w:val="24"/>
-        </w:rPr>
-        <w:t>[largest]);</w:t>
-      </w:r>
-      <w:r>
-        <w:rPr>
-          <w:rFonts w:ascii="Courier New" w:hAnsi="Courier New"/>
-          <w:sz w:val="24"/>
-          <w:szCs w:val="24"/>
-        </w:rPr>
-        <w:br/>
-        <w:t xml:space="preserve">        </w:t>
-      </w:r>
-      <w:proofErr w:type="spellStart"/>
-      <w:r>
-        <w:rPr>
-          <w:rFonts w:ascii="Courier New" w:hAnsi="Courier New"/>
-          <w:sz w:val="24"/>
-          <w:szCs w:val="24"/>
-        </w:rPr>
-        <w:t>heapify</w:t>
-      </w:r>
-      <w:proofErr w:type="spellEnd"/>
-      <w:r>
-        <w:rPr>
-          <w:rFonts w:ascii="Courier New" w:hAnsi="Courier New"/>
-          <w:sz w:val="24"/>
-          <w:szCs w:val="24"/>
-        </w:rPr>
-        <w:t>(</w:t>
-      </w:r>
-      <w:proofErr w:type="spellStart"/>
-      <w:r>
-        <w:rPr>
-          <w:rFonts w:ascii="Courier New" w:hAnsi="Courier New"/>
-          <w:sz w:val="24"/>
-          <w:szCs w:val="24"/>
-        </w:rPr>
-        <w:t>arr</w:t>
-      </w:r>
-      <w:proofErr w:type="spellEnd"/>
-      <w:r>
-        <w:rPr>
-          <w:rFonts w:ascii="Courier New" w:hAnsi="Courier New"/>
-          <w:sz w:val="24"/>
-          <w:szCs w:val="24"/>
-        </w:rPr>
-        <w:t>, n, largest);</w:t>
+        <w:t xml:space="preserve">    if (right &lt; n &amp;&amp; arr[right] &gt; arr[largest]) largest = right;</w:t>
+      </w:r>
+      <w:r>
+        <w:rPr>
+          <w:rFonts w:ascii="Courier New" w:hAnsi="Courier New"/>
+          <w:sz w:val="24"/>
+          <w:szCs w:val="24"/>
+        </w:rPr>
+        <w:br/>
+      </w:r>
+      <w:r>
+        <w:rPr>
+          <w:rFonts w:ascii="Courier New" w:hAnsi="Courier New"/>
+          <w:sz w:val="24"/>
+          <w:szCs w:val="24"/>
+        </w:rPr>
+        <w:br/>
+        <w:t xml:space="preserve">    if (largest != i) {</w:t>
+      </w:r>
+      <w:r>
+        <w:rPr>
+          <w:rFonts w:ascii="Courier New" w:hAnsi="Courier New"/>
+          <w:sz w:val="24"/>
+          <w:szCs w:val="24"/>
+        </w:rPr>
+        <w:br/>
+        <w:t xml:space="preserve">        swap(arr[i], arr[largest]);</w:t>
+      </w:r>
+      <w:r>
+        <w:rPr>
+          <w:rFonts w:ascii="Courier New" w:hAnsi="Courier New"/>
+          <w:sz w:val="24"/>
+          <w:szCs w:val="24"/>
+        </w:rPr>
+        <w:br/>
+        <w:t xml:space="preserve">        heapify(arr, n, largest);</w:t>
       </w:r>
       <w:r>
         <w:rPr>
@@ -3061,21 +2218,8 @@
       <w:pPr>
         <w:jc w:val="both"/>
       </w:pPr>
-      <w:proofErr w:type="spellStart"/>
-      <w:r>
-        <w:t>Алгоритм</w:t>
-      </w:r>
-      <w:proofErr w:type="spellEnd"/>
-      <w:r>
-        <w:t xml:space="preserve"> </w:t>
-      </w:r>
-      <w:proofErr w:type="spellStart"/>
-      <w:r>
-        <w:t>сортировки</w:t>
-      </w:r>
-      <w:proofErr w:type="spellEnd"/>
-      <w:r>
-        <w:t>:</w:t>
+      <w:r>
+        <w:t>Алгоритм сортировки:</w:t>
       </w:r>
     </w:p>
     <w:p>
@@ -3086,464 +2230,58 @@
           <w:szCs w:val="24"/>
         </w:rPr>
       </w:pPr>
-      <w:proofErr w:type="gramStart"/>
-      <w:r>
-        <w:rPr>
-          <w:rFonts w:ascii="Courier New" w:hAnsi="Courier New"/>
-          <w:sz w:val="24"/>
-          <w:szCs w:val="24"/>
-        </w:rPr>
-        <w:t>inline</w:t>
-      </w:r>
-      <w:proofErr w:type="gramEnd"/>
-      <w:r>
-        <w:rPr>
-          <w:rFonts w:ascii="Courier New" w:hAnsi="Courier New"/>
-          <w:sz w:val="24"/>
-          <w:szCs w:val="24"/>
-        </w:rPr>
-        <w:t xml:space="preserve"> void </w:t>
-      </w:r>
-      <w:proofErr w:type="spellStart"/>
-      <w:r>
-        <w:rPr>
-          <w:rFonts w:ascii="Courier New" w:hAnsi="Courier New"/>
-          <w:sz w:val="24"/>
-          <w:szCs w:val="24"/>
-        </w:rPr>
-        <w:t>heapSort</w:t>
-      </w:r>
-      <w:proofErr w:type="spellEnd"/>
-      <w:r>
-        <w:rPr>
-          <w:rFonts w:ascii="Courier New" w:hAnsi="Courier New"/>
-          <w:sz w:val="24"/>
-          <w:szCs w:val="24"/>
-        </w:rPr>
-        <w:t>(vector&lt;</w:t>
-      </w:r>
-      <w:proofErr w:type="spellStart"/>
-      <w:r>
-        <w:rPr>
-          <w:rFonts w:ascii="Courier New" w:hAnsi="Courier New"/>
-          <w:sz w:val="24"/>
-          <w:szCs w:val="24"/>
-        </w:rPr>
-        <w:t>int</w:t>
-      </w:r>
-      <w:proofErr w:type="spellEnd"/>
-      <w:r>
-        <w:rPr>
-          <w:rFonts w:ascii="Courier New" w:hAnsi="Courier New"/>
-          <w:sz w:val="24"/>
-          <w:szCs w:val="24"/>
-        </w:rPr>
-        <w:t xml:space="preserve">&gt;&amp; </w:t>
-      </w:r>
-      <w:proofErr w:type="spellStart"/>
-      <w:r>
-        <w:rPr>
-          <w:rFonts w:ascii="Courier New" w:hAnsi="Courier New"/>
-          <w:sz w:val="24"/>
-          <w:szCs w:val="24"/>
-        </w:rPr>
-        <w:t>arr</w:t>
-      </w:r>
-      <w:proofErr w:type="spellEnd"/>
-      <w:r>
-        <w:rPr>
-          <w:rFonts w:ascii="Courier New" w:hAnsi="Courier New"/>
-          <w:sz w:val="24"/>
-          <w:szCs w:val="24"/>
-        </w:rPr>
-        <w:t>) {</w:t>
-      </w:r>
-      <w:r>
-        <w:rPr>
-          <w:rFonts w:ascii="Courier New" w:hAnsi="Courier New"/>
-          <w:sz w:val="24"/>
-          <w:szCs w:val="24"/>
-        </w:rPr>
-        <w:br/>
-        <w:t xml:space="preserve">    </w:t>
-      </w:r>
-      <w:proofErr w:type="spellStart"/>
-      <w:r>
-        <w:rPr>
-          <w:rFonts w:ascii="Courier New" w:hAnsi="Courier New"/>
-          <w:sz w:val="24"/>
-          <w:szCs w:val="24"/>
-        </w:rPr>
-        <w:t>int</w:t>
-      </w:r>
-      <w:proofErr w:type="spellEnd"/>
-      <w:r>
-        <w:rPr>
-          <w:rFonts w:ascii="Courier New" w:hAnsi="Courier New"/>
-          <w:sz w:val="24"/>
-          <w:szCs w:val="24"/>
-        </w:rPr>
-        <w:t xml:space="preserve"> n = </w:t>
-      </w:r>
-      <w:proofErr w:type="spellStart"/>
-      <w:r>
-        <w:rPr>
-          <w:rFonts w:ascii="Courier New" w:hAnsi="Courier New"/>
-          <w:sz w:val="24"/>
-          <w:szCs w:val="24"/>
-        </w:rPr>
-        <w:t>arr.size</w:t>
-      </w:r>
-      <w:proofErr w:type="spellEnd"/>
-      <w:r>
-        <w:rPr>
-          <w:rFonts w:ascii="Courier New" w:hAnsi="Courier New"/>
-          <w:sz w:val="24"/>
-          <w:szCs w:val="24"/>
-        </w:rPr>
-        <w:t>();</w:t>
-      </w:r>
-      <w:r>
-        <w:rPr>
-          <w:rFonts w:ascii="Courier New" w:hAnsi="Courier New"/>
-          <w:sz w:val="24"/>
-          <w:szCs w:val="24"/>
-        </w:rPr>
-        <w:br/>
-        <w:t xml:space="preserve">    for (</w:t>
-      </w:r>
-      <w:proofErr w:type="spellStart"/>
-      <w:r>
-        <w:rPr>
-          <w:rFonts w:ascii="Courier New" w:hAnsi="Courier New"/>
-          <w:sz w:val="24"/>
-          <w:szCs w:val="24"/>
-        </w:rPr>
-        <w:t>int</w:t>
-      </w:r>
-      <w:proofErr w:type="spellEnd"/>
-      <w:r>
-        <w:rPr>
-          <w:rFonts w:ascii="Courier New" w:hAnsi="Courier New"/>
-          <w:sz w:val="24"/>
-          <w:szCs w:val="24"/>
-        </w:rPr>
-        <w:t xml:space="preserve"> </w:t>
-      </w:r>
-      <w:proofErr w:type="spellStart"/>
-      <w:r>
-        <w:rPr>
-          <w:rFonts w:ascii="Courier New" w:hAnsi="Courier New"/>
-          <w:sz w:val="24"/>
-          <w:szCs w:val="24"/>
-        </w:rPr>
-        <w:t>i</w:t>
-      </w:r>
-      <w:proofErr w:type="spellEnd"/>
-      <w:r>
-        <w:rPr>
-          <w:rFonts w:ascii="Courier New" w:hAnsi="Courier New"/>
-          <w:sz w:val="24"/>
-          <w:szCs w:val="24"/>
-        </w:rPr>
-        <w:t xml:space="preserve"> = n / 2 - 1; </w:t>
-      </w:r>
-      <w:proofErr w:type="spellStart"/>
-      <w:r>
-        <w:rPr>
-          <w:rFonts w:ascii="Courier New" w:hAnsi="Courier New"/>
-          <w:sz w:val="24"/>
-          <w:szCs w:val="24"/>
-        </w:rPr>
-        <w:t>i</w:t>
-      </w:r>
-      <w:proofErr w:type="spellEnd"/>
-      <w:r>
-        <w:rPr>
-          <w:rFonts w:ascii="Courier New" w:hAnsi="Courier New"/>
-          <w:sz w:val="24"/>
-          <w:szCs w:val="24"/>
-        </w:rPr>
-        <w:t xml:space="preserve"> &gt;= 0; </w:t>
-      </w:r>
-      <w:proofErr w:type="spellStart"/>
-      <w:r>
-        <w:rPr>
-          <w:rFonts w:ascii="Courier New" w:hAnsi="Courier New"/>
-          <w:sz w:val="24"/>
-          <w:szCs w:val="24"/>
-        </w:rPr>
-        <w:t>i</w:t>
-      </w:r>
-      <w:proofErr w:type="spellEnd"/>
-      <w:r>
-        <w:rPr>
-          <w:rFonts w:ascii="Courier New" w:hAnsi="Courier New"/>
-          <w:sz w:val="24"/>
-          <w:szCs w:val="24"/>
-        </w:rPr>
-        <w:t xml:space="preserve">--) </w:t>
-      </w:r>
-      <w:proofErr w:type="spellStart"/>
-      <w:r>
-        <w:rPr>
-          <w:rFonts w:ascii="Courier New" w:hAnsi="Courier New"/>
-          <w:sz w:val="24"/>
-          <w:szCs w:val="24"/>
-        </w:rPr>
-        <w:t>heapify</w:t>
-      </w:r>
-      <w:proofErr w:type="spellEnd"/>
-      <w:r>
-        <w:rPr>
-          <w:rFonts w:ascii="Courier New" w:hAnsi="Courier New"/>
-          <w:sz w:val="24"/>
-          <w:szCs w:val="24"/>
-        </w:rPr>
-        <w:t>(</w:t>
-      </w:r>
-      <w:proofErr w:type="spellStart"/>
-      <w:r>
-        <w:rPr>
-          <w:rFonts w:ascii="Courier New" w:hAnsi="Courier New"/>
-          <w:sz w:val="24"/>
-          <w:szCs w:val="24"/>
-        </w:rPr>
-        <w:t>arr</w:t>
-      </w:r>
-      <w:proofErr w:type="spellEnd"/>
-      <w:r>
-        <w:rPr>
-          <w:rFonts w:ascii="Courier New" w:hAnsi="Courier New"/>
-          <w:sz w:val="24"/>
-          <w:szCs w:val="24"/>
-        </w:rPr>
-        <w:t xml:space="preserve">, n, </w:t>
-      </w:r>
-      <w:proofErr w:type="spellStart"/>
-      <w:r>
-        <w:rPr>
-          <w:rFonts w:ascii="Courier New" w:hAnsi="Courier New"/>
-          <w:sz w:val="24"/>
-          <w:szCs w:val="24"/>
-        </w:rPr>
-        <w:t>i</w:t>
-      </w:r>
-      <w:proofErr w:type="spellEnd"/>
-      <w:r>
-        <w:rPr>
-          <w:rFonts w:ascii="Courier New" w:hAnsi="Courier New"/>
-          <w:sz w:val="24"/>
-          <w:szCs w:val="24"/>
-        </w:rPr>
-        <w:t>);</w:t>
-      </w:r>
-      <w:r>
-        <w:rPr>
-          <w:rFonts w:ascii="Courier New" w:hAnsi="Courier New"/>
-          <w:sz w:val="24"/>
-          <w:szCs w:val="24"/>
-        </w:rPr>
-        <w:br/>
-        <w:t xml:space="preserve">    for (</w:t>
-      </w:r>
-      <w:proofErr w:type="spellStart"/>
-      <w:r>
-        <w:rPr>
-          <w:rFonts w:ascii="Courier New" w:hAnsi="Courier New"/>
-          <w:sz w:val="24"/>
-          <w:szCs w:val="24"/>
-        </w:rPr>
-        <w:t>int</w:t>
-      </w:r>
-      <w:proofErr w:type="spellEnd"/>
-      <w:r>
-        <w:rPr>
-          <w:rFonts w:ascii="Courier New" w:hAnsi="Courier New"/>
-          <w:sz w:val="24"/>
-          <w:szCs w:val="24"/>
-        </w:rPr>
-        <w:t xml:space="preserve"> </w:t>
-      </w:r>
-      <w:proofErr w:type="spellStart"/>
-      <w:r>
-        <w:rPr>
-          <w:rFonts w:ascii="Courier New" w:hAnsi="Courier New"/>
-          <w:sz w:val="24"/>
-          <w:szCs w:val="24"/>
-        </w:rPr>
-        <w:t>i</w:t>
-      </w:r>
-      <w:proofErr w:type="spellEnd"/>
-      <w:r>
-        <w:rPr>
-          <w:rFonts w:ascii="Courier New" w:hAnsi="Courier New"/>
-          <w:sz w:val="24"/>
-          <w:szCs w:val="24"/>
-        </w:rPr>
-        <w:t xml:space="preserve"> = n - 1; </w:t>
-      </w:r>
-      <w:proofErr w:type="spellStart"/>
-      <w:r>
-        <w:rPr>
-          <w:rFonts w:ascii="Courier New" w:hAnsi="Courier New"/>
-          <w:sz w:val="24"/>
-          <w:szCs w:val="24"/>
-        </w:rPr>
-        <w:t>i</w:t>
-      </w:r>
-      <w:proofErr w:type="spellEnd"/>
-      <w:r>
-        <w:rPr>
-          <w:rFonts w:ascii="Courier New" w:hAnsi="Courier New"/>
-          <w:sz w:val="24"/>
-          <w:szCs w:val="24"/>
-        </w:rPr>
-        <w:t xml:space="preserve"> &gt; 0; </w:t>
-      </w:r>
-      <w:proofErr w:type="spellStart"/>
-      <w:r>
-        <w:rPr>
-          <w:rFonts w:ascii="Courier New" w:hAnsi="Courier New"/>
-          <w:sz w:val="24"/>
-          <w:szCs w:val="24"/>
-        </w:rPr>
-        <w:t>i</w:t>
-      </w:r>
-      <w:proofErr w:type="spellEnd"/>
-      <w:r>
-        <w:rPr>
-          <w:rFonts w:ascii="Courier New" w:hAnsi="Courier New"/>
-          <w:sz w:val="24"/>
-          <w:szCs w:val="24"/>
-        </w:rPr>
-        <w:t>--) {</w:t>
-      </w:r>
-      <w:r>
-        <w:rPr>
-          <w:rFonts w:ascii="Courier New" w:hAnsi="Courier New"/>
-          <w:sz w:val="24"/>
-          <w:szCs w:val="24"/>
-        </w:rPr>
-        <w:br/>
-        <w:t xml:space="preserve">        swap(</w:t>
-      </w:r>
-      <w:proofErr w:type="spellStart"/>
-      <w:r>
-        <w:rPr>
-          <w:rFonts w:ascii="Courier New" w:hAnsi="Courier New"/>
-          <w:sz w:val="24"/>
-          <w:szCs w:val="24"/>
-        </w:rPr>
-        <w:t>arr</w:t>
-      </w:r>
-      <w:proofErr w:type="spellEnd"/>
-      <w:r>
-        <w:rPr>
-          <w:rFonts w:ascii="Courier New" w:hAnsi="Courier New"/>
-          <w:sz w:val="24"/>
-          <w:szCs w:val="24"/>
-        </w:rPr>
-        <w:t xml:space="preserve">[0], </w:t>
-      </w:r>
-      <w:proofErr w:type="spellStart"/>
-      <w:r>
-        <w:rPr>
-          <w:rFonts w:ascii="Courier New" w:hAnsi="Courier New"/>
-          <w:sz w:val="24"/>
-          <w:szCs w:val="24"/>
-        </w:rPr>
-        <w:t>arr</w:t>
-      </w:r>
-      <w:proofErr w:type="spellEnd"/>
-      <w:r>
-        <w:rPr>
-          <w:rFonts w:ascii="Courier New" w:hAnsi="Courier New"/>
-          <w:sz w:val="24"/>
-          <w:szCs w:val="24"/>
-        </w:rPr>
-        <w:t>[</w:t>
-      </w:r>
-      <w:proofErr w:type="spellStart"/>
-      <w:r>
-        <w:rPr>
-          <w:rFonts w:ascii="Courier New" w:hAnsi="Courier New"/>
-          <w:sz w:val="24"/>
-          <w:szCs w:val="24"/>
-        </w:rPr>
-        <w:t>i</w:t>
-      </w:r>
-      <w:proofErr w:type="spellEnd"/>
-      <w:r>
-        <w:rPr>
-          <w:rFonts w:ascii="Courier New" w:hAnsi="Courier New"/>
-          <w:sz w:val="24"/>
-          <w:szCs w:val="24"/>
-        </w:rPr>
-        <w:t>]);</w:t>
-      </w:r>
-      <w:r>
-        <w:rPr>
-          <w:rFonts w:ascii="Courier New" w:hAnsi="Courier New"/>
-          <w:sz w:val="24"/>
-          <w:szCs w:val="24"/>
-        </w:rPr>
-        <w:br/>
-        <w:t xml:space="preserve">        </w:t>
-      </w:r>
-      <w:proofErr w:type="spellStart"/>
-      <w:r>
-        <w:rPr>
-          <w:rFonts w:ascii="Courier New" w:hAnsi="Courier New"/>
-          <w:sz w:val="24"/>
-          <w:szCs w:val="24"/>
-        </w:rPr>
-        <w:t>heapify</w:t>
-      </w:r>
-      <w:proofErr w:type="spellEnd"/>
-      <w:r>
-        <w:rPr>
-          <w:rFonts w:ascii="Courier New" w:hAnsi="Courier New"/>
-          <w:sz w:val="24"/>
-          <w:szCs w:val="24"/>
-        </w:rPr>
-        <w:t>(</w:t>
-      </w:r>
-      <w:proofErr w:type="spellStart"/>
-      <w:r>
-        <w:rPr>
-          <w:rFonts w:ascii="Courier New" w:hAnsi="Courier New"/>
-          <w:sz w:val="24"/>
-          <w:szCs w:val="24"/>
-        </w:rPr>
-        <w:t>arr</w:t>
-      </w:r>
-      <w:proofErr w:type="spellEnd"/>
-      <w:r>
-        <w:rPr>
-          <w:rFonts w:ascii="Courier New" w:hAnsi="Courier New"/>
-          <w:sz w:val="24"/>
-          <w:szCs w:val="24"/>
-        </w:rPr>
-        <w:t xml:space="preserve">, </w:t>
-      </w:r>
-      <w:proofErr w:type="spellStart"/>
-      <w:r>
-        <w:rPr>
-          <w:rFonts w:ascii="Courier New" w:hAnsi="Courier New"/>
-          <w:sz w:val="24"/>
-          <w:szCs w:val="24"/>
-        </w:rPr>
-        <w:t>i</w:t>
-      </w:r>
-      <w:proofErr w:type="spellEnd"/>
-      <w:r>
-        <w:rPr>
-          <w:rFonts w:ascii="Courier New" w:hAnsi="Courier New"/>
-          <w:sz w:val="24"/>
-          <w:szCs w:val="24"/>
-        </w:rPr>
-        <w:t>, 0);</w:t>
+      <w:r>
+        <w:rPr>
+          <w:rFonts w:ascii="Courier New" w:hAnsi="Courier New"/>
+          <w:sz w:val="24"/>
+          <w:szCs w:val="24"/>
+        </w:rPr>
+        <w:t>inline void heapSort(vector&lt;int&gt;&amp; arr) {</w:t>
+      </w:r>
+      <w:r>
+        <w:rPr>
+          <w:rFonts w:ascii="Courier New" w:hAnsi="Courier New"/>
+          <w:sz w:val="24"/>
+          <w:szCs w:val="24"/>
+        </w:rPr>
+        <w:br/>
+        <w:t xml:space="preserve">    int n = arr.size();</w:t>
+      </w:r>
+      <w:r>
+        <w:rPr>
+          <w:rFonts w:ascii="Courier New" w:hAnsi="Courier New"/>
+          <w:sz w:val="24"/>
+          <w:szCs w:val="24"/>
+        </w:rPr>
+        <w:br/>
+        <w:t xml:space="preserve">    for (int i = n / 2 - 1; i &gt;= 0; i--) heapify(arr, n, i);</w:t>
+      </w:r>
+      <w:r>
+        <w:rPr>
+          <w:rFonts w:ascii="Courier New" w:hAnsi="Courier New"/>
+          <w:sz w:val="24"/>
+          <w:szCs w:val="24"/>
+        </w:rPr>
+        <w:br/>
+        <w:t xml:space="preserve">    for (int i = n - 1; i &gt; 0; i--) {</w:t>
+      </w:r>
+      <w:r>
+        <w:rPr>
+          <w:rFonts w:ascii="Courier New" w:hAnsi="Courier New"/>
+          <w:sz w:val="24"/>
+          <w:szCs w:val="24"/>
+        </w:rPr>
+        <w:br/>
+        <w:t xml:space="preserve">        swap(arr[0], arr[i]);</w:t>
+      </w:r>
+      <w:r>
+        <w:rPr>
+          <w:rFonts w:ascii="Courier New" w:hAnsi="Courier New"/>
+          <w:sz w:val="24"/>
+          <w:szCs w:val="24"/>
+        </w:rPr>
+        <w:br/>
+        <w:t xml:space="preserve">        heapify(arr, i, 0);</w:t>
       </w:r>
       <w:r>
         <w:rPr>
@@ -3578,11 +2316,9 @@
         </w:rPr>
         <w:t xml:space="preserve">После этого отсортированный массив выводится на экран. Программа также осуществляет подсчет времени, которое заняла сортировка, с помощью средств библиотеки </w:t>
       </w:r>
-      <w:proofErr w:type="spellStart"/>
       <w:r>
         <w:t>chrono</w:t>
       </w:r>
-      <w:proofErr w:type="spellEnd"/>
       <w:r>
         <w:rPr>
           <w:lang w:val="ru-RU"/>
@@ -3628,7 +2364,7 @@
       <w:r>
         <w:br w:type="page"/>
       </w:r>
-      <w:bookmarkStart w:id="4" w:name="_Toc234259526"/>
+      <w:bookmarkStart w:id="4" w:name="_Toc234263202"/>
       <w:r>
         <w:lastRenderedPageBreak/>
         <w:t>Схемы программы</w:t>
@@ -3986,7 +2722,7 @@
         <w:pStyle w:val="14"/>
         <w:jc w:val="left"/>
       </w:pPr>
-      <w:bookmarkStart w:id="5" w:name="_Toc234259527"/>
+      <w:bookmarkStart w:id="5" w:name="_Toc234263203"/>
       <w:r>
         <w:lastRenderedPageBreak/>
         <w:t>Тестирование программы</w:t>
@@ -4127,7 +2863,7 @@
       <w:pPr>
         <w:pStyle w:val="14"/>
       </w:pPr>
-      <w:bookmarkStart w:id="6" w:name="_Toc234259528"/>
+      <w:bookmarkStart w:id="6" w:name="_Toc234263204"/>
       <w:r>
         <w:lastRenderedPageBreak/>
         <w:t>Отладка</w:t>
@@ -4253,11 +2989,9 @@
         </w:rPr>
         <w:t xml:space="preserve">) выполняет следующую инструкцию в обычном пути выполнения программы, а затем приостанавливает выполнение программы, чтобы мы могли проверить состояние программы с помощью отладчика. Если выполняемый оператор содержит вызов функции, шаг с заходом заставляет программу перескакивать в начало вызываемой функции, где она приостанавливается. Особое внимание при отладке было уделено рекурсивной функции </w:t>
       </w:r>
-      <w:proofErr w:type="spellStart"/>
       <w:r>
         <w:t>heapify</w:t>
       </w:r>
-      <w:proofErr w:type="spellEnd"/>
       <w:r>
         <w:rPr>
           <w:lang w:val="ru-RU"/>
@@ -4286,19 +3020,15 @@
     </w:p>
     <w:p>
       <w:pPr>
-        <w:jc w:val="both"/>
-        <w:rPr>
-          <w:lang w:val="ru-RU"/>
-        </w:rPr>
-      </w:pPr>
-      <w:r>
-        <w:rPr>
-          <w:b/>
-          <w:lang w:val="ru-RU"/>
-        </w:rPr>
+        <w:pStyle w:val="14"/>
+        <w:jc w:val="left"/>
+      </w:pPr>
+      <w:bookmarkStart w:id="7" w:name="_Toc234263205"/>
+      <w:r>
         <w:lastRenderedPageBreak/>
         <w:t>Совместная разработка</w:t>
       </w:r>
+      <w:bookmarkEnd w:id="7"/>
     </w:p>
     <w:p>
       <w:pPr>
@@ -4337,16 +3067,8 @@
         <w:rPr>
           <w:lang w:val="ru-RU"/>
         </w:rPr>
-        <w:t xml:space="preserve">На рисунке 4 показан сам </w:t>
-      </w:r>
-      <w:proofErr w:type="spellStart"/>
-      <w:r>
-        <w:rPr>
-          <w:lang w:val="ru-RU"/>
-        </w:rPr>
-        <w:t>репозиторий</w:t>
-      </w:r>
-      <w:proofErr w:type="spellEnd"/>
+        <w:t>На рисунке 4 показан сам репозиторий</w:t>
+      </w:r>
     </w:p>
     <w:p>
       <w:pPr>
@@ -4494,22 +3216,18 @@
         </w:rPr>
         <w:t>_</w:t>
       </w:r>
-      <w:proofErr w:type="spellStart"/>
       <w:r>
         <w:t>utils</w:t>
       </w:r>
-      <w:proofErr w:type="spellEnd"/>
       <w:r>
         <w:rPr>
           <w:lang w:val="ru-RU"/>
         </w:rPr>
         <w:t>.</w:t>
       </w:r>
-      <w:proofErr w:type="spellStart"/>
       <w:r>
         <w:t>cpp</w:t>
       </w:r>
-      <w:proofErr w:type="spellEnd"/>
     </w:p>
     <w:p>
       <w:pPr>
@@ -4528,30 +3246,8 @@
         <w:rPr>
           <w:lang w:val="ru-RU"/>
         </w:rPr>
-        <w:t xml:space="preserve">авлена загрузка удаленного </w:t>
-      </w:r>
-      <w:proofErr w:type="spellStart"/>
-      <w:r>
-        <w:rPr>
-          <w:lang w:val="ru-RU"/>
-        </w:rPr>
-        <w:t>репозитория</w:t>
-      </w:r>
-      <w:proofErr w:type="spellEnd"/>
-      <w:r>
-        <w:rPr>
-          <w:lang w:val="ru-RU"/>
-        </w:rPr>
-        <w:t>.</w:t>
-      </w:r>
-    </w:p>
-    <w:p>
-      <w:pPr>
-        <w:ind w:firstLine="720"/>
-        <w:rPr>
-          <w:lang w:val="ru-RU"/>
-        </w:rPr>
-      </w:pPr>
+        <w:t>авлена загрузка удаленного репозитория.</w:t>
+      </w:r>
     </w:p>
     <w:p>
       <w:pPr>
@@ -4631,16 +3327,8 @@
         <w:rPr>
           <w:lang w:val="ru-RU"/>
         </w:rPr>
-        <w:t xml:space="preserve"> </w:t>
-      </w:r>
-      <w:proofErr w:type="spellStart"/>
-      <w:r>
-        <w:rPr>
-          <w:lang w:val="ru-RU"/>
-        </w:rPr>
-        <w:t>репозитория</w:t>
-      </w:r>
-      <w:proofErr w:type="spellEnd"/>
+        <w:t xml:space="preserve"> репозитория</w:t>
+      </w:r>
     </w:p>
     <w:p>
       <w:pPr>
@@ -4745,35 +3433,7 @@
         <w:rPr>
           <w:lang w:val="ru-RU"/>
         </w:rPr>
-        <w:t xml:space="preserve">На рисунке 8 представлен успешный </w:t>
-      </w:r>
-      <w:proofErr w:type="spellStart"/>
-      <w:r>
-        <w:rPr>
-          <w:lang w:val="ru-RU"/>
-        </w:rPr>
-        <w:t>коммит</w:t>
-      </w:r>
-      <w:proofErr w:type="spellEnd"/>
-      <w:r>
-        <w:rPr>
-          <w:lang w:val="ru-RU"/>
-        </w:rPr>
-        <w:t xml:space="preserve"> и отправка на удаленный </w:t>
-      </w:r>
-      <w:proofErr w:type="spellStart"/>
-      <w:r>
-        <w:rPr>
-          <w:lang w:val="ru-RU"/>
-        </w:rPr>
-        <w:t>репозиторий</w:t>
-      </w:r>
-      <w:proofErr w:type="spellEnd"/>
-      <w:r>
-        <w:rPr>
-          <w:lang w:val="ru-RU"/>
-        </w:rPr>
-        <w:t>.</w:t>
+        <w:t>На рисунке 8 представлен успешный коммит и отправка на удаленный репозиторий.</w:t>
       </w:r>
     </w:p>
     <w:p>
@@ -4848,30 +3508,8 @@
         <w:rPr>
           <w:lang w:val="ru-RU"/>
         </w:rPr>
-        <w:t xml:space="preserve">Успешный </w:t>
-      </w:r>
-      <w:proofErr w:type="spellStart"/>
-      <w:r>
-        <w:rPr>
-          <w:lang w:val="ru-RU"/>
-        </w:rPr>
-        <w:t>коммит</w:t>
-      </w:r>
-      <w:proofErr w:type="spellEnd"/>
-      <w:r>
-        <w:rPr>
-          <w:lang w:val="ru-RU"/>
-        </w:rPr>
-        <w:t xml:space="preserve"> и отправка на удаленный </w:t>
-      </w:r>
-      <w:proofErr w:type="spellStart"/>
-      <w:r>
-        <w:rPr>
-          <w:lang w:val="ru-RU"/>
-        </w:rPr>
-        <w:t>репозиторий</w:t>
-      </w:r>
-      <w:proofErr w:type="spellEnd"/>
+        <w:t>Успешный коммит и отправка на удаленный репозиторий</w:t>
+      </w:r>
     </w:p>
     <w:p>
       <w:pPr>
@@ -4884,21 +3522,7 @@
         <w:rPr>
           <w:lang w:val="ru-RU"/>
         </w:rPr>
-        <w:t xml:space="preserve">Ссылка на удаленный </w:t>
-      </w:r>
-      <w:proofErr w:type="spellStart"/>
-      <w:r>
-        <w:rPr>
-          <w:lang w:val="ru-RU"/>
-        </w:rPr>
-        <w:t>репозиторий</w:t>
-      </w:r>
-      <w:proofErr w:type="spellEnd"/>
-      <w:r>
-        <w:rPr>
-          <w:lang w:val="ru-RU"/>
-        </w:rPr>
-        <w:t>:</w:t>
+        <w:t>Ссылка на удаленный репозиторий:</w:t>
       </w:r>
       <w:r>
         <w:rPr>
@@ -4920,14 +3544,12 @@
           </w:rPr>
           <w:t>://</w:t>
         </w:r>
-        <w:proofErr w:type="spellStart"/>
         <w:r>
           <w:rPr>
             <w:rStyle w:val="aff8"/>
           </w:rPr>
           <w:t>github</w:t>
         </w:r>
-        <w:proofErr w:type="spellEnd"/>
         <w:r>
           <w:rPr>
             <w:rStyle w:val="aff8"/>
@@ -4948,14 +3570,12 @@
           </w:rPr>
           <w:t>/</w:t>
         </w:r>
-        <w:proofErr w:type="spellStart"/>
         <w:r>
           <w:rPr>
             <w:rStyle w:val="aff8"/>
           </w:rPr>
           <w:t>derishabl</w:t>
         </w:r>
-        <w:proofErr w:type="spellEnd"/>
         <w:r>
           <w:rPr>
             <w:rStyle w:val="aff8"/>
@@ -4963,14 +3583,12 @@
           </w:rPr>
           <w:t>/</w:t>
         </w:r>
-        <w:proofErr w:type="spellStart"/>
         <w:r>
           <w:rPr>
             <w:rStyle w:val="aff8"/>
           </w:rPr>
           <w:t>Praktika</w:t>
         </w:r>
-        <w:proofErr w:type="spellEnd"/>
       </w:hyperlink>
     </w:p>
     <w:p>
@@ -4991,12 +3609,12 @@
       <w:pPr>
         <w:pStyle w:val="14"/>
       </w:pPr>
-      <w:bookmarkStart w:id="7" w:name="_Toc234259529"/>
+      <w:bookmarkStart w:id="8" w:name="_Toc234263206"/>
       <w:r>
         <w:lastRenderedPageBreak/>
         <w:t>Заключение</w:t>
       </w:r>
-      <w:bookmarkEnd w:id="7"/>
+      <w:bookmarkEnd w:id="8"/>
     </w:p>
     <w:p>
       <w:pPr>
@@ -5021,11 +3639,9 @@
         </w:rPr>
         <w:t xml:space="preserve">, навыки использования программы </w:t>
       </w:r>
-      <w:proofErr w:type="spellStart"/>
       <w:r>
         <w:t>Git</w:t>
       </w:r>
-      <w:proofErr w:type="spellEnd"/>
       <w:r>
         <w:rPr>
           <w:lang w:val="ru-RU"/>
@@ -5080,8 +3696,6 @@
           <w:lang w:val="ru-RU"/>
         </w:rPr>
       </w:pPr>
-      <w:bookmarkStart w:id="8" w:name="_GoBack"/>
-      <w:bookmarkEnd w:id="8"/>
       <w:r>
         <w:rPr>
           <w:lang w:val="ru-RU"/>
@@ -5130,7 +3744,7 @@
       <w:pPr>
         <w:pStyle w:val="14"/>
       </w:pPr>
-      <w:bookmarkStart w:id="9" w:name="_Toc234259530"/>
+      <w:bookmarkStart w:id="9" w:name="_Toc234263207"/>
       <w:r>
         <w:lastRenderedPageBreak/>
         <w:t>Список используемой литературы</w:t>
@@ -5217,22 +3831,18 @@
         </w:rPr>
         <w:t>://</w:t>
       </w:r>
-      <w:proofErr w:type="spellStart"/>
       <w:r>
         <w:t>ru</w:t>
       </w:r>
-      <w:proofErr w:type="spellEnd"/>
       <w:r>
         <w:rPr>
           <w:lang w:val="ru-RU"/>
         </w:rPr>
         <w:t>.</w:t>
       </w:r>
-      <w:proofErr w:type="spellStart"/>
       <w:r>
         <w:t>wikipedia</w:t>
       </w:r>
-      <w:proofErr w:type="spellEnd"/>
       <w:r>
         <w:rPr>
           <w:lang w:val="ru-RU"/>
@@ -5266,7 +3876,7 @@
       <w:pPr>
         <w:pStyle w:val="14"/>
       </w:pPr>
-      <w:bookmarkStart w:id="10" w:name="_Toc234259531"/>
+      <w:bookmarkStart w:id="10" w:name="_Toc234263208"/>
       <w:r>
         <w:lastRenderedPageBreak/>
         <w:t>Приложение А. Листинг программы</w:t>
@@ -5300,14 +3910,12 @@
         </w:rPr>
         <w:t>_</w:t>
       </w:r>
-      <w:proofErr w:type="spellStart"/>
       <w:r>
         <w:rPr>
           <w:b/>
         </w:rPr>
         <w:t>utils</w:t>
       </w:r>
-      <w:proofErr w:type="spellEnd"/>
       <w:r>
         <w:rPr>
           <w:b/>
@@ -5337,7 +3945,6 @@
           <w:szCs w:val="24"/>
         </w:rPr>
       </w:pPr>
-      <w:proofErr w:type="gramStart"/>
       <w:r>
         <w:rPr>
           <w:rFonts w:ascii="Courier New" w:hAnsi="Courier New"/>
@@ -5353,25 +3960,7 @@
           <w:szCs w:val="24"/>
         </w:rPr>
         <w:br/>
-        <w:t>#include &lt;</w:t>
-      </w:r>
-      <w:proofErr w:type="spellStart"/>
-      <w:r>
-        <w:rPr>
-          <w:rFonts w:ascii="Courier New" w:hAnsi="Courier New"/>
-          <w:sz w:val="24"/>
-          <w:szCs w:val="24"/>
-        </w:rPr>
-        <w:t>iostream</w:t>
-      </w:r>
-      <w:proofErr w:type="spellEnd"/>
-      <w:r>
-        <w:rPr>
-          <w:rFonts w:ascii="Courier New" w:hAnsi="Courier New"/>
-          <w:sz w:val="24"/>
-          <w:szCs w:val="24"/>
-        </w:rPr>
-        <w:t>&gt;</w:t>
+        <w:t>#include &lt;iostream&gt;</w:t>
       </w:r>
       <w:r>
         <w:rPr>
@@ -5398,293 +3987,59 @@
           <w:szCs w:val="24"/>
         </w:rPr>
         <w:br/>
-        <w:t>#include &lt;</w:t>
-      </w:r>
-      <w:proofErr w:type="spellStart"/>
-      <w:r>
-        <w:rPr>
-          <w:rFonts w:ascii="Courier New" w:hAnsi="Courier New"/>
-          <w:sz w:val="24"/>
-          <w:szCs w:val="24"/>
-        </w:rPr>
-        <w:t>windows.h</w:t>
-      </w:r>
-      <w:proofErr w:type="spellEnd"/>
-      <w:r>
-        <w:rPr>
-          <w:rFonts w:ascii="Courier New" w:hAnsi="Courier New"/>
-          <w:sz w:val="24"/>
-          <w:szCs w:val="24"/>
-        </w:rPr>
-        <w:t>&gt;</w:t>
-      </w:r>
-      <w:r>
-        <w:rPr>
-          <w:rFonts w:ascii="Courier New" w:hAnsi="Courier New"/>
-          <w:sz w:val="24"/>
-          <w:szCs w:val="24"/>
-        </w:rPr>
-        <w:br/>
-      </w:r>
-      <w:r>
-        <w:rPr>
-          <w:rFonts w:ascii="Courier New" w:hAnsi="Courier New"/>
-          <w:sz w:val="24"/>
-          <w:szCs w:val="24"/>
-        </w:rPr>
-        <w:br/>
-        <w:t xml:space="preserve">using namespace </w:t>
-      </w:r>
-      <w:proofErr w:type="spellStart"/>
-      <w:r>
-        <w:rPr>
-          <w:rFonts w:ascii="Courier New" w:hAnsi="Courier New"/>
-          <w:sz w:val="24"/>
-          <w:szCs w:val="24"/>
-        </w:rPr>
-        <w:t>std</w:t>
-      </w:r>
-      <w:proofErr w:type="spellEnd"/>
-      <w:r>
-        <w:rPr>
-          <w:rFonts w:ascii="Courier New" w:hAnsi="Courier New"/>
-          <w:sz w:val="24"/>
-          <w:szCs w:val="24"/>
-        </w:rPr>
-        <w:t>;</w:t>
-      </w:r>
-      <w:r>
-        <w:rPr>
-          <w:rFonts w:ascii="Courier New" w:hAnsi="Courier New"/>
-          <w:sz w:val="24"/>
-          <w:szCs w:val="24"/>
-        </w:rPr>
-        <w:br/>
-      </w:r>
-      <w:r>
-        <w:rPr>
-          <w:rFonts w:ascii="Courier New" w:hAnsi="Courier New"/>
-          <w:sz w:val="24"/>
-          <w:szCs w:val="24"/>
-        </w:rPr>
-        <w:br/>
-        <w:t xml:space="preserve">inline void </w:t>
-      </w:r>
-      <w:proofErr w:type="spellStart"/>
-      <w:r>
-        <w:rPr>
-          <w:rFonts w:ascii="Courier New" w:hAnsi="Courier New"/>
-          <w:sz w:val="24"/>
-          <w:szCs w:val="24"/>
-        </w:rPr>
-        <w:t>setColor</w:t>
-      </w:r>
-      <w:proofErr w:type="spellEnd"/>
-      <w:r>
-        <w:rPr>
-          <w:rFonts w:ascii="Courier New" w:hAnsi="Courier New"/>
-          <w:sz w:val="24"/>
-          <w:szCs w:val="24"/>
-        </w:rPr>
-        <w:t>(</w:t>
-      </w:r>
-      <w:proofErr w:type="spellStart"/>
-      <w:r>
-        <w:rPr>
-          <w:rFonts w:ascii="Courier New" w:hAnsi="Courier New"/>
-          <w:sz w:val="24"/>
-          <w:szCs w:val="24"/>
-        </w:rPr>
-        <w:t>int</w:t>
-      </w:r>
-      <w:proofErr w:type="spellEnd"/>
-      <w:r>
-        <w:rPr>
-          <w:rFonts w:ascii="Courier New" w:hAnsi="Courier New"/>
-          <w:sz w:val="24"/>
-          <w:szCs w:val="24"/>
-        </w:rPr>
-        <w:t xml:space="preserve"> </w:t>
-      </w:r>
-      <w:proofErr w:type="spellStart"/>
-      <w:r>
-        <w:rPr>
-          <w:rFonts w:ascii="Courier New" w:hAnsi="Courier New"/>
-          <w:sz w:val="24"/>
-          <w:szCs w:val="24"/>
-        </w:rPr>
-        <w:t>textColor</w:t>
-      </w:r>
-      <w:proofErr w:type="spellEnd"/>
-      <w:r>
-        <w:rPr>
-          <w:rFonts w:ascii="Courier New" w:hAnsi="Courier New"/>
-          <w:sz w:val="24"/>
-          <w:szCs w:val="24"/>
-        </w:rPr>
-        <w:t xml:space="preserve">, </w:t>
-      </w:r>
-      <w:proofErr w:type="spellStart"/>
-      <w:r>
-        <w:rPr>
-          <w:rFonts w:ascii="Courier New" w:hAnsi="Courier New"/>
-          <w:sz w:val="24"/>
-          <w:szCs w:val="24"/>
-        </w:rPr>
-        <w:t>int</w:t>
-      </w:r>
-      <w:proofErr w:type="spellEnd"/>
-      <w:r>
-        <w:rPr>
-          <w:rFonts w:ascii="Courier New" w:hAnsi="Courier New"/>
-          <w:sz w:val="24"/>
-          <w:szCs w:val="24"/>
-        </w:rPr>
-        <w:t xml:space="preserve"> </w:t>
-      </w:r>
-      <w:proofErr w:type="spellStart"/>
-      <w:r>
-        <w:rPr>
-          <w:rFonts w:ascii="Courier New" w:hAnsi="Courier New"/>
-          <w:sz w:val="24"/>
-          <w:szCs w:val="24"/>
-        </w:rPr>
-        <w:t>bgColor</w:t>
-      </w:r>
-      <w:proofErr w:type="spellEnd"/>
-      <w:r>
-        <w:rPr>
-          <w:rFonts w:ascii="Courier New" w:hAnsi="Courier New"/>
-          <w:sz w:val="24"/>
-          <w:szCs w:val="24"/>
-        </w:rPr>
-        <w:t>) {</w:t>
-      </w:r>
-      <w:r>
-        <w:rPr>
-          <w:rFonts w:ascii="Courier New" w:hAnsi="Courier New"/>
-          <w:sz w:val="24"/>
-          <w:szCs w:val="24"/>
-        </w:rPr>
-        <w:br/>
-        <w:t xml:space="preserve">    HANDLE </w:t>
-      </w:r>
-      <w:proofErr w:type="spellStart"/>
-      <w:r>
-        <w:rPr>
-          <w:rFonts w:ascii="Courier New" w:hAnsi="Courier New"/>
-          <w:sz w:val="24"/>
-          <w:szCs w:val="24"/>
-        </w:rPr>
-        <w:t>hConsole</w:t>
-      </w:r>
-      <w:proofErr w:type="spellEnd"/>
-      <w:r>
-        <w:rPr>
-          <w:rFonts w:ascii="Courier New" w:hAnsi="Courier New"/>
-          <w:sz w:val="24"/>
-          <w:szCs w:val="24"/>
-        </w:rPr>
-        <w:t xml:space="preserve"> = </w:t>
-      </w:r>
-      <w:proofErr w:type="spellStart"/>
-      <w:r>
-        <w:rPr>
-          <w:rFonts w:ascii="Courier New" w:hAnsi="Courier New"/>
-          <w:sz w:val="24"/>
-          <w:szCs w:val="24"/>
-        </w:rPr>
-        <w:t>GetStdHandle</w:t>
-      </w:r>
-      <w:proofErr w:type="spellEnd"/>
-      <w:r>
-        <w:rPr>
-          <w:rFonts w:ascii="Courier New" w:hAnsi="Courier New"/>
-          <w:sz w:val="24"/>
-          <w:szCs w:val="24"/>
-        </w:rPr>
-        <w:t>(STD_OUTPUT_HANDLE);</w:t>
-      </w:r>
-      <w:r>
-        <w:rPr>
-          <w:rFonts w:ascii="Courier New" w:hAnsi="Courier New"/>
-          <w:sz w:val="24"/>
-          <w:szCs w:val="24"/>
-        </w:rPr>
-        <w:br/>
-        <w:t xml:space="preserve">    </w:t>
-      </w:r>
-      <w:proofErr w:type="spellStart"/>
-      <w:r>
-        <w:rPr>
-          <w:rFonts w:ascii="Courier New" w:hAnsi="Courier New"/>
-          <w:sz w:val="24"/>
-          <w:szCs w:val="24"/>
-        </w:rPr>
-        <w:t>SetConsoleTextAttribute</w:t>
-      </w:r>
-      <w:proofErr w:type="spellEnd"/>
-      <w:r>
-        <w:rPr>
-          <w:rFonts w:ascii="Courier New" w:hAnsi="Courier New"/>
-          <w:sz w:val="24"/>
-          <w:szCs w:val="24"/>
-        </w:rPr>
-        <w:t>(</w:t>
-      </w:r>
-      <w:proofErr w:type="spellStart"/>
-      <w:r>
-        <w:rPr>
-          <w:rFonts w:ascii="Courier New" w:hAnsi="Courier New"/>
-          <w:sz w:val="24"/>
-          <w:szCs w:val="24"/>
-        </w:rPr>
-        <w:t>hConsole</w:t>
-      </w:r>
-      <w:proofErr w:type="spellEnd"/>
-      <w:r>
-        <w:rPr>
-          <w:rFonts w:ascii="Courier New" w:hAnsi="Courier New"/>
-          <w:sz w:val="24"/>
-          <w:szCs w:val="24"/>
-        </w:rPr>
-        <w:t xml:space="preserve">, </w:t>
-      </w:r>
-      <w:proofErr w:type="spellStart"/>
-      <w:r>
-        <w:rPr>
-          <w:rFonts w:ascii="Courier New" w:hAnsi="Courier New"/>
-          <w:sz w:val="24"/>
-          <w:szCs w:val="24"/>
-        </w:rPr>
-        <w:t>textColor</w:t>
-      </w:r>
-      <w:proofErr w:type="spellEnd"/>
-      <w:r>
-        <w:rPr>
-          <w:rFonts w:ascii="Courier New" w:hAnsi="Courier New"/>
-          <w:sz w:val="24"/>
-          <w:szCs w:val="24"/>
-        </w:rPr>
-        <w:t xml:space="preserve"> | (</w:t>
-      </w:r>
-      <w:proofErr w:type="spellStart"/>
-      <w:r>
-        <w:rPr>
-          <w:rFonts w:ascii="Courier New" w:hAnsi="Courier New"/>
-          <w:sz w:val="24"/>
-          <w:szCs w:val="24"/>
-        </w:rPr>
-        <w:t>bgColor</w:t>
-      </w:r>
-      <w:proofErr w:type="spellEnd"/>
-      <w:r>
-        <w:rPr>
-          <w:rFonts w:ascii="Courier New" w:hAnsi="Courier New"/>
-          <w:sz w:val="24"/>
-          <w:szCs w:val="24"/>
-        </w:rPr>
-        <w:t xml:space="preserve"> &lt;&lt; 4));</w:t>
+        <w:t>#include &lt;windows.h&gt;</w:t>
+      </w:r>
+      <w:r>
+        <w:rPr>
+          <w:rFonts w:ascii="Courier New" w:hAnsi="Courier New"/>
+          <w:sz w:val="24"/>
+          <w:szCs w:val="24"/>
+        </w:rPr>
+        <w:br/>
+      </w:r>
+      <w:r>
+        <w:rPr>
+          <w:rFonts w:ascii="Courier New" w:hAnsi="Courier New"/>
+          <w:sz w:val="24"/>
+          <w:szCs w:val="24"/>
+        </w:rPr>
+        <w:br/>
+        <w:t>using namespace std;</w:t>
+      </w:r>
+      <w:r>
+        <w:rPr>
+          <w:rFonts w:ascii="Courier New" w:hAnsi="Courier New"/>
+          <w:sz w:val="24"/>
+          <w:szCs w:val="24"/>
+        </w:rPr>
+        <w:br/>
+      </w:r>
+      <w:r>
+        <w:rPr>
+          <w:rFonts w:ascii="Courier New" w:hAnsi="Courier New"/>
+          <w:sz w:val="24"/>
+          <w:szCs w:val="24"/>
+        </w:rPr>
+        <w:br/>
+        <w:t>inline void setColor(int textColor, int bgColor) {</w:t>
+      </w:r>
+      <w:r>
+        <w:rPr>
+          <w:rFonts w:ascii="Courier New" w:hAnsi="Courier New"/>
+          <w:sz w:val="24"/>
+          <w:szCs w:val="24"/>
+        </w:rPr>
+        <w:br/>
+        <w:t xml:space="preserve">    HANDLE hConsole = GetStdHandle(STD_OUTPUT_HANDLE);</w:t>
+      </w:r>
+      <w:r>
+        <w:rPr>
+          <w:rFonts w:ascii="Courier New" w:hAnsi="Courier New"/>
+          <w:sz w:val="24"/>
+          <w:szCs w:val="24"/>
+        </w:rPr>
+        <w:br/>
+        <w:t xml:space="preserve">    SetConsoleTextAttribute(hConsole, textColor | (bgColor &lt;&lt; 4));</w:t>
       </w:r>
       <w:r>
         <w:rPr>
@@ -5710,232 +4065,52 @@
           <w:szCs w:val="24"/>
         </w:rPr>
         <w:br/>
-        <w:t xml:space="preserve">inline void </w:t>
-      </w:r>
-      <w:proofErr w:type="spellStart"/>
-      <w:r>
-        <w:rPr>
-          <w:rFonts w:ascii="Courier New" w:hAnsi="Courier New"/>
-          <w:sz w:val="24"/>
-          <w:szCs w:val="24"/>
-        </w:rPr>
-        <w:t>printArray</w:t>
-      </w:r>
-      <w:proofErr w:type="spellEnd"/>
-      <w:r>
-        <w:rPr>
-          <w:rFonts w:ascii="Courier New" w:hAnsi="Courier New"/>
-          <w:sz w:val="24"/>
-          <w:szCs w:val="24"/>
-        </w:rPr>
-        <w:t>(</w:t>
-      </w:r>
-      <w:proofErr w:type="spellStart"/>
-      <w:r>
-        <w:rPr>
-          <w:rFonts w:ascii="Courier New" w:hAnsi="Courier New"/>
-          <w:sz w:val="24"/>
-          <w:szCs w:val="24"/>
-        </w:rPr>
-        <w:t>const</w:t>
-      </w:r>
-      <w:proofErr w:type="spellEnd"/>
-      <w:r>
-        <w:rPr>
-          <w:rFonts w:ascii="Courier New" w:hAnsi="Courier New"/>
-          <w:sz w:val="24"/>
-          <w:szCs w:val="24"/>
-        </w:rPr>
-        <w:t xml:space="preserve"> vector&lt;</w:t>
-      </w:r>
-      <w:proofErr w:type="spellStart"/>
-      <w:r>
-        <w:rPr>
-          <w:rFonts w:ascii="Courier New" w:hAnsi="Courier New"/>
-          <w:sz w:val="24"/>
-          <w:szCs w:val="24"/>
-        </w:rPr>
-        <w:t>int</w:t>
-      </w:r>
-      <w:proofErr w:type="spellEnd"/>
-      <w:r>
-        <w:rPr>
-          <w:rFonts w:ascii="Courier New" w:hAnsi="Courier New"/>
-          <w:sz w:val="24"/>
-          <w:szCs w:val="24"/>
-        </w:rPr>
-        <w:t xml:space="preserve">&gt;&amp; </w:t>
-      </w:r>
-      <w:proofErr w:type="spellStart"/>
-      <w:r>
-        <w:rPr>
-          <w:rFonts w:ascii="Courier New" w:hAnsi="Courier New"/>
-          <w:sz w:val="24"/>
-          <w:szCs w:val="24"/>
-        </w:rPr>
-        <w:t>arr</w:t>
-      </w:r>
-      <w:proofErr w:type="spellEnd"/>
-      <w:r>
-        <w:rPr>
-          <w:rFonts w:ascii="Courier New" w:hAnsi="Courier New"/>
-          <w:sz w:val="24"/>
-          <w:szCs w:val="24"/>
-        </w:rPr>
-        <w:t>) {</w:t>
-      </w:r>
-      <w:r>
-        <w:rPr>
-          <w:rFonts w:ascii="Courier New" w:hAnsi="Courier New"/>
-          <w:sz w:val="24"/>
-          <w:szCs w:val="24"/>
-        </w:rPr>
-        <w:br/>
-        <w:t xml:space="preserve">    </w:t>
-      </w:r>
-      <w:proofErr w:type="spellStart"/>
-      <w:r>
-        <w:rPr>
-          <w:rFonts w:ascii="Courier New" w:hAnsi="Courier New"/>
-          <w:sz w:val="24"/>
-          <w:szCs w:val="24"/>
-        </w:rPr>
-        <w:t>setColor</w:t>
-      </w:r>
-      <w:proofErr w:type="spellEnd"/>
-      <w:r>
-        <w:rPr>
-          <w:rFonts w:ascii="Courier New" w:hAnsi="Courier New"/>
-          <w:sz w:val="24"/>
-          <w:szCs w:val="24"/>
-        </w:rPr>
-        <w:t>(11, 1);</w:t>
-      </w:r>
-      <w:r>
-        <w:rPr>
-          <w:rFonts w:ascii="Courier New" w:hAnsi="Courier New"/>
-          <w:sz w:val="24"/>
-          <w:szCs w:val="24"/>
-        </w:rPr>
-        <w:br/>
-        <w:t xml:space="preserve">    </w:t>
-      </w:r>
-      <w:proofErr w:type="spellStart"/>
-      <w:r>
-        <w:rPr>
-          <w:rFonts w:ascii="Courier New" w:hAnsi="Courier New"/>
-          <w:sz w:val="24"/>
-          <w:szCs w:val="24"/>
-        </w:rPr>
-        <w:t>cout</w:t>
-      </w:r>
-      <w:proofErr w:type="spellEnd"/>
-      <w:r>
-        <w:rPr>
-          <w:rFonts w:ascii="Courier New" w:hAnsi="Courier New"/>
-          <w:sz w:val="24"/>
-          <w:szCs w:val="24"/>
-        </w:rPr>
-        <w:t xml:space="preserve"> &lt;&lt; "[ ";</w:t>
-      </w:r>
-      <w:r>
-        <w:rPr>
-          <w:rFonts w:ascii="Courier New" w:hAnsi="Courier New"/>
-          <w:sz w:val="24"/>
-          <w:szCs w:val="24"/>
-        </w:rPr>
-        <w:br/>
-        <w:t xml:space="preserve">    for (</w:t>
-      </w:r>
-      <w:proofErr w:type="spellStart"/>
-      <w:r>
-        <w:rPr>
-          <w:rFonts w:ascii="Courier New" w:hAnsi="Courier New"/>
-          <w:sz w:val="24"/>
-          <w:szCs w:val="24"/>
-        </w:rPr>
-        <w:t>int</w:t>
-      </w:r>
-      <w:proofErr w:type="spellEnd"/>
-      <w:r>
-        <w:rPr>
-          <w:rFonts w:ascii="Courier New" w:hAnsi="Courier New"/>
-          <w:sz w:val="24"/>
-          <w:szCs w:val="24"/>
-        </w:rPr>
-        <w:t xml:space="preserve"> v : </w:t>
-      </w:r>
-      <w:proofErr w:type="spellStart"/>
-      <w:r>
-        <w:rPr>
-          <w:rFonts w:ascii="Courier New" w:hAnsi="Courier New"/>
-          <w:sz w:val="24"/>
-          <w:szCs w:val="24"/>
-        </w:rPr>
-        <w:t>arr</w:t>
-      </w:r>
-      <w:proofErr w:type="spellEnd"/>
-      <w:r>
-        <w:rPr>
-          <w:rFonts w:ascii="Courier New" w:hAnsi="Courier New"/>
-          <w:sz w:val="24"/>
-          <w:szCs w:val="24"/>
-        </w:rPr>
-        <w:t>) {</w:t>
-      </w:r>
-      <w:r>
-        <w:rPr>
-          <w:rFonts w:ascii="Courier New" w:hAnsi="Courier New"/>
-          <w:sz w:val="24"/>
-          <w:szCs w:val="24"/>
-        </w:rPr>
-        <w:br/>
-        <w:t xml:space="preserve">        </w:t>
-      </w:r>
-      <w:proofErr w:type="spellStart"/>
-      <w:r>
-        <w:rPr>
-          <w:rFonts w:ascii="Courier New" w:hAnsi="Courier New"/>
-          <w:sz w:val="24"/>
-          <w:szCs w:val="24"/>
-        </w:rPr>
-        <w:t>setColor</w:t>
-      </w:r>
-      <w:proofErr w:type="spellEnd"/>
-      <w:r>
-        <w:rPr>
-          <w:rFonts w:ascii="Courier New" w:hAnsi="Courier New"/>
-          <w:sz w:val="24"/>
-          <w:szCs w:val="24"/>
-        </w:rPr>
-        <w:t>(14, 1);</w:t>
-      </w:r>
-      <w:r>
-        <w:rPr>
-          <w:rFonts w:ascii="Courier New" w:hAnsi="Courier New"/>
-          <w:sz w:val="24"/>
-          <w:szCs w:val="24"/>
-        </w:rPr>
-        <w:br/>
-        <w:t xml:space="preserve">        </w:t>
-      </w:r>
-      <w:proofErr w:type="spellStart"/>
-      <w:r>
-        <w:rPr>
-          <w:rFonts w:ascii="Courier New" w:hAnsi="Courier New"/>
-          <w:sz w:val="24"/>
-          <w:szCs w:val="24"/>
-        </w:rPr>
-        <w:t>cout</w:t>
-      </w:r>
-      <w:proofErr w:type="spellEnd"/>
-      <w:r>
-        <w:rPr>
-          <w:rFonts w:ascii="Courier New" w:hAnsi="Courier New"/>
-          <w:sz w:val="24"/>
-          <w:szCs w:val="24"/>
-        </w:rPr>
-        <w:t xml:space="preserve"> &lt;&lt; v &lt;&lt; " ";</w:t>
+        <w:t>inline void printArray(const vector&lt;int&gt;&amp; arr) {</w:t>
+      </w:r>
+      <w:r>
+        <w:rPr>
+          <w:rFonts w:ascii="Courier New" w:hAnsi="Courier New"/>
+          <w:sz w:val="24"/>
+          <w:szCs w:val="24"/>
+        </w:rPr>
+        <w:br/>
+        <w:t xml:space="preserve">    setColor(11, 1);</w:t>
+      </w:r>
+      <w:r>
+        <w:rPr>
+          <w:rFonts w:ascii="Courier New" w:hAnsi="Courier New"/>
+          <w:sz w:val="24"/>
+          <w:szCs w:val="24"/>
+        </w:rPr>
+        <w:br/>
+        <w:t xml:space="preserve">    cout &lt;&lt; "[ ";</w:t>
+      </w:r>
+      <w:r>
+        <w:rPr>
+          <w:rFonts w:ascii="Courier New" w:hAnsi="Courier New"/>
+          <w:sz w:val="24"/>
+          <w:szCs w:val="24"/>
+        </w:rPr>
+        <w:br/>
+        <w:t xml:space="preserve">    for (int v : arr) {</w:t>
+      </w:r>
+      <w:r>
+        <w:rPr>
+          <w:rFonts w:ascii="Courier New" w:hAnsi="Courier New"/>
+          <w:sz w:val="24"/>
+          <w:szCs w:val="24"/>
+        </w:rPr>
+        <w:br/>
+        <w:t xml:space="preserve">        setColor(14, 1);</w:t>
+      </w:r>
+      <w:r>
+        <w:rPr>
+          <w:rFonts w:ascii="Courier New" w:hAnsi="Courier New"/>
+          <w:sz w:val="24"/>
+          <w:szCs w:val="24"/>
+        </w:rPr>
+        <w:br/>
+        <w:t xml:space="preserve">        cout &lt;&lt; v &lt;&lt; " ";</w:t>
       </w:r>
       <w:r>
         <w:rPr>
@@ -5953,90 +4128,26 @@
           <w:szCs w:val="24"/>
         </w:rPr>
         <w:br/>
-        <w:t xml:space="preserve">    </w:t>
-      </w:r>
-      <w:proofErr w:type="spellStart"/>
-      <w:r>
-        <w:rPr>
-          <w:rFonts w:ascii="Courier New" w:hAnsi="Courier New"/>
-          <w:sz w:val="24"/>
-          <w:szCs w:val="24"/>
-        </w:rPr>
-        <w:t>setColor</w:t>
-      </w:r>
-      <w:proofErr w:type="spellEnd"/>
-      <w:r>
-        <w:rPr>
-          <w:rFonts w:ascii="Courier New" w:hAnsi="Courier New"/>
-          <w:sz w:val="24"/>
-          <w:szCs w:val="24"/>
-        </w:rPr>
-        <w:t xml:space="preserve">(11, 1); </w:t>
-      </w:r>
-      <w:r>
-        <w:rPr>
-          <w:rFonts w:ascii="Courier New" w:hAnsi="Courier New"/>
-          <w:sz w:val="24"/>
-          <w:szCs w:val="24"/>
-        </w:rPr>
-        <w:br/>
-        <w:t xml:space="preserve">    </w:t>
-      </w:r>
-      <w:proofErr w:type="spellStart"/>
-      <w:r>
-        <w:rPr>
-          <w:rFonts w:ascii="Courier New" w:hAnsi="Courier New"/>
-          <w:sz w:val="24"/>
-          <w:szCs w:val="24"/>
-        </w:rPr>
-        <w:t>cout</w:t>
-      </w:r>
-      <w:proofErr w:type="spellEnd"/>
-      <w:r>
-        <w:rPr>
-          <w:rFonts w:ascii="Courier New" w:hAnsi="Courier New"/>
-          <w:sz w:val="24"/>
-          <w:szCs w:val="24"/>
-        </w:rPr>
-        <w:t xml:space="preserve"> &lt;&lt; "]";</w:t>
-      </w:r>
-      <w:r>
-        <w:rPr>
-          <w:rFonts w:ascii="Courier New" w:hAnsi="Courier New"/>
-          <w:sz w:val="24"/>
-          <w:szCs w:val="24"/>
-        </w:rPr>
-        <w:br/>
-        <w:t xml:space="preserve">    </w:t>
-      </w:r>
-      <w:proofErr w:type="spellStart"/>
-      <w:r>
-        <w:rPr>
-          <w:rFonts w:ascii="Courier New" w:hAnsi="Courier New"/>
-          <w:sz w:val="24"/>
-          <w:szCs w:val="24"/>
-        </w:rPr>
-        <w:t>setColor</w:t>
-      </w:r>
-      <w:proofErr w:type="spellEnd"/>
-      <w:r>
-        <w:rPr>
-          <w:rFonts w:ascii="Courier New" w:hAnsi="Courier New"/>
-          <w:sz w:val="24"/>
-          <w:szCs w:val="24"/>
-        </w:rPr>
-        <w:t xml:space="preserve">(7, 0); // </w:t>
-      </w:r>
-      <w:proofErr w:type="spellStart"/>
-      <w:r>
-        <w:rPr>
-          <w:rFonts w:ascii="Courier New" w:hAnsi="Courier New"/>
-          <w:sz w:val="24"/>
-          <w:szCs w:val="24"/>
-        </w:rPr>
-        <w:t>Сброс</w:t>
-      </w:r>
-      <w:proofErr w:type="spellEnd"/>
+        <w:t xml:space="preserve">    setColor(11, 1); </w:t>
+      </w:r>
+      <w:r>
+        <w:rPr>
+          <w:rFonts w:ascii="Courier New" w:hAnsi="Courier New"/>
+          <w:sz w:val="24"/>
+          <w:szCs w:val="24"/>
+        </w:rPr>
+        <w:br/>
+        <w:t xml:space="preserve">    cout &lt;&lt; "]";</w:t>
+      </w:r>
+      <w:r>
+        <w:rPr>
+          <w:rFonts w:ascii="Courier New" w:hAnsi="Courier New"/>
+          <w:sz w:val="24"/>
+          <w:szCs w:val="24"/>
+        </w:rPr>
+        <w:br/>
+        <w:t xml:space="preserve">    setColor(7, 0); // Сброс</w:t>
+      </w:r>
       <w:r>
         <w:rPr>
           <w:rFonts w:ascii="Courier New" w:hAnsi="Courier New"/>
@@ -6061,358 +4172,52 @@
           <w:szCs w:val="24"/>
         </w:rPr>
         <w:br/>
-        <w:t xml:space="preserve">inline void </w:t>
-      </w:r>
-      <w:proofErr w:type="spellStart"/>
-      <w:r>
-        <w:rPr>
-          <w:rFonts w:ascii="Courier New" w:hAnsi="Courier New"/>
-          <w:sz w:val="24"/>
-          <w:szCs w:val="24"/>
-        </w:rPr>
-        <w:t>generateRandom</w:t>
-      </w:r>
-      <w:proofErr w:type="spellEnd"/>
-      <w:r>
-        <w:rPr>
-          <w:rFonts w:ascii="Courier New" w:hAnsi="Courier New"/>
-          <w:sz w:val="24"/>
-          <w:szCs w:val="24"/>
-        </w:rPr>
-        <w:t>(vector&lt;</w:t>
-      </w:r>
-      <w:proofErr w:type="spellStart"/>
-      <w:r>
-        <w:rPr>
-          <w:rFonts w:ascii="Courier New" w:hAnsi="Courier New"/>
-          <w:sz w:val="24"/>
-          <w:szCs w:val="24"/>
-        </w:rPr>
-        <w:t>int</w:t>
-      </w:r>
-      <w:proofErr w:type="spellEnd"/>
-      <w:r>
-        <w:rPr>
-          <w:rFonts w:ascii="Courier New" w:hAnsi="Courier New"/>
-          <w:sz w:val="24"/>
-          <w:szCs w:val="24"/>
-        </w:rPr>
-        <w:t xml:space="preserve">&gt;&amp; </w:t>
-      </w:r>
-      <w:proofErr w:type="spellStart"/>
-      <w:r>
-        <w:rPr>
-          <w:rFonts w:ascii="Courier New" w:hAnsi="Courier New"/>
-          <w:sz w:val="24"/>
-          <w:szCs w:val="24"/>
-        </w:rPr>
-        <w:t>arr</w:t>
-      </w:r>
-      <w:proofErr w:type="spellEnd"/>
-      <w:r>
-        <w:rPr>
-          <w:rFonts w:ascii="Courier New" w:hAnsi="Courier New"/>
-          <w:sz w:val="24"/>
-          <w:szCs w:val="24"/>
-        </w:rPr>
-        <w:t xml:space="preserve">, </w:t>
-      </w:r>
-      <w:proofErr w:type="spellStart"/>
-      <w:r>
-        <w:rPr>
-          <w:rFonts w:ascii="Courier New" w:hAnsi="Courier New"/>
-          <w:sz w:val="24"/>
-          <w:szCs w:val="24"/>
-        </w:rPr>
-        <w:t>int</w:t>
-      </w:r>
-      <w:proofErr w:type="spellEnd"/>
-      <w:r>
-        <w:rPr>
-          <w:rFonts w:ascii="Courier New" w:hAnsi="Courier New"/>
-          <w:sz w:val="24"/>
-          <w:szCs w:val="24"/>
-        </w:rPr>
-        <w:t xml:space="preserve"> size) {</w:t>
-      </w:r>
-      <w:r>
-        <w:rPr>
-          <w:rFonts w:ascii="Courier New" w:hAnsi="Courier New"/>
-          <w:sz w:val="24"/>
-          <w:szCs w:val="24"/>
-        </w:rPr>
-        <w:br/>
-        <w:t xml:space="preserve">    </w:t>
-      </w:r>
-      <w:proofErr w:type="spellStart"/>
-      <w:r>
-        <w:rPr>
-          <w:rFonts w:ascii="Courier New" w:hAnsi="Courier New"/>
-          <w:sz w:val="24"/>
-          <w:szCs w:val="24"/>
-        </w:rPr>
-        <w:t>arr.clear</w:t>
-      </w:r>
-      <w:proofErr w:type="spellEnd"/>
-      <w:r>
-        <w:rPr>
-          <w:rFonts w:ascii="Courier New" w:hAnsi="Courier New"/>
-          <w:sz w:val="24"/>
-          <w:szCs w:val="24"/>
-        </w:rPr>
-        <w:t>();</w:t>
-      </w:r>
-      <w:r>
-        <w:rPr>
-          <w:rFonts w:ascii="Courier New" w:hAnsi="Courier New"/>
-          <w:sz w:val="24"/>
-          <w:szCs w:val="24"/>
-        </w:rPr>
-        <w:br/>
-        <w:t xml:space="preserve">    </w:t>
-      </w:r>
-      <w:proofErr w:type="spellStart"/>
-      <w:r>
-        <w:rPr>
-          <w:rFonts w:ascii="Courier New" w:hAnsi="Courier New"/>
-          <w:sz w:val="24"/>
-          <w:szCs w:val="24"/>
-        </w:rPr>
-        <w:t>random_device</w:t>
-      </w:r>
-      <w:proofErr w:type="spellEnd"/>
-      <w:r>
-        <w:rPr>
-          <w:rFonts w:ascii="Courier New" w:hAnsi="Courier New"/>
-          <w:sz w:val="24"/>
-          <w:szCs w:val="24"/>
-        </w:rPr>
-        <w:t xml:space="preserve"> </w:t>
-      </w:r>
-      <w:proofErr w:type="spellStart"/>
-      <w:r>
-        <w:rPr>
-          <w:rFonts w:ascii="Courier New" w:hAnsi="Courier New"/>
-          <w:sz w:val="24"/>
-          <w:szCs w:val="24"/>
-        </w:rPr>
-        <w:t>rd</w:t>
-      </w:r>
-      <w:proofErr w:type="spellEnd"/>
-      <w:r>
-        <w:rPr>
-          <w:rFonts w:ascii="Courier New" w:hAnsi="Courier New"/>
-          <w:sz w:val="24"/>
-          <w:szCs w:val="24"/>
-        </w:rPr>
-        <w:t>;</w:t>
-      </w:r>
-      <w:r>
-        <w:rPr>
-          <w:rFonts w:ascii="Courier New" w:hAnsi="Courier New"/>
-          <w:sz w:val="24"/>
-          <w:szCs w:val="24"/>
-        </w:rPr>
-        <w:br/>
-        <w:t xml:space="preserve">    mt19937 gen(</w:t>
-      </w:r>
-      <w:proofErr w:type="spellStart"/>
-      <w:r>
-        <w:rPr>
-          <w:rFonts w:ascii="Courier New" w:hAnsi="Courier New"/>
-          <w:sz w:val="24"/>
-          <w:szCs w:val="24"/>
-        </w:rPr>
-        <w:t>rd</w:t>
-      </w:r>
-      <w:proofErr w:type="spellEnd"/>
-      <w:r>
-        <w:rPr>
-          <w:rFonts w:ascii="Courier New" w:hAnsi="Courier New"/>
-          <w:sz w:val="24"/>
-          <w:szCs w:val="24"/>
-        </w:rPr>
-        <w:t>());</w:t>
-      </w:r>
-      <w:r>
-        <w:rPr>
-          <w:rFonts w:ascii="Courier New" w:hAnsi="Courier New"/>
-          <w:sz w:val="24"/>
-          <w:szCs w:val="24"/>
-        </w:rPr>
-        <w:br/>
-        <w:t xml:space="preserve">    </w:t>
-      </w:r>
-      <w:proofErr w:type="spellStart"/>
-      <w:r>
-        <w:rPr>
-          <w:rFonts w:ascii="Courier New" w:hAnsi="Courier New"/>
-          <w:sz w:val="24"/>
-          <w:szCs w:val="24"/>
-        </w:rPr>
-        <w:t>uniform_int_distribution</w:t>
-      </w:r>
-      <w:proofErr w:type="spellEnd"/>
-      <w:r>
-        <w:rPr>
-          <w:rFonts w:ascii="Courier New" w:hAnsi="Courier New"/>
-          <w:sz w:val="24"/>
-          <w:szCs w:val="24"/>
-        </w:rPr>
-        <w:t>&lt;</w:t>
-      </w:r>
-      <w:proofErr w:type="spellStart"/>
-      <w:r>
-        <w:rPr>
-          <w:rFonts w:ascii="Courier New" w:hAnsi="Courier New"/>
-          <w:sz w:val="24"/>
-          <w:szCs w:val="24"/>
-        </w:rPr>
-        <w:t>int</w:t>
-      </w:r>
-      <w:proofErr w:type="spellEnd"/>
-      <w:r>
-        <w:rPr>
-          <w:rFonts w:ascii="Courier New" w:hAnsi="Courier New"/>
-          <w:sz w:val="24"/>
-          <w:szCs w:val="24"/>
-        </w:rPr>
-        <w:t xml:space="preserve">&gt; </w:t>
-      </w:r>
-      <w:proofErr w:type="spellStart"/>
-      <w:r>
-        <w:rPr>
-          <w:rFonts w:ascii="Courier New" w:hAnsi="Courier New"/>
-          <w:sz w:val="24"/>
-          <w:szCs w:val="24"/>
-        </w:rPr>
-        <w:t>dist</w:t>
-      </w:r>
-      <w:proofErr w:type="spellEnd"/>
-      <w:r>
-        <w:rPr>
-          <w:rFonts w:ascii="Courier New" w:hAnsi="Courier New"/>
-          <w:sz w:val="24"/>
-          <w:szCs w:val="24"/>
-        </w:rPr>
-        <w:t>(1, 100);</w:t>
-      </w:r>
-      <w:r>
-        <w:rPr>
-          <w:rFonts w:ascii="Courier New" w:hAnsi="Courier New"/>
-          <w:sz w:val="24"/>
-          <w:szCs w:val="24"/>
-        </w:rPr>
-        <w:br/>
-        <w:t xml:space="preserve">    for (</w:t>
-      </w:r>
-      <w:proofErr w:type="spellStart"/>
-      <w:r>
-        <w:rPr>
-          <w:rFonts w:ascii="Courier New" w:hAnsi="Courier New"/>
-          <w:sz w:val="24"/>
-          <w:szCs w:val="24"/>
-        </w:rPr>
-        <w:t>int</w:t>
-      </w:r>
-      <w:proofErr w:type="spellEnd"/>
-      <w:r>
-        <w:rPr>
-          <w:rFonts w:ascii="Courier New" w:hAnsi="Courier New"/>
-          <w:sz w:val="24"/>
-          <w:szCs w:val="24"/>
-        </w:rPr>
-        <w:t xml:space="preserve"> </w:t>
-      </w:r>
-      <w:proofErr w:type="spellStart"/>
-      <w:r>
-        <w:rPr>
-          <w:rFonts w:ascii="Courier New" w:hAnsi="Courier New"/>
-          <w:sz w:val="24"/>
-          <w:szCs w:val="24"/>
-        </w:rPr>
-        <w:t>i</w:t>
-      </w:r>
-      <w:proofErr w:type="spellEnd"/>
-      <w:r>
-        <w:rPr>
-          <w:rFonts w:ascii="Courier New" w:hAnsi="Courier New"/>
-          <w:sz w:val="24"/>
-          <w:szCs w:val="24"/>
-        </w:rPr>
-        <w:t xml:space="preserve"> = 0; </w:t>
-      </w:r>
-      <w:proofErr w:type="spellStart"/>
-      <w:r>
-        <w:rPr>
-          <w:rFonts w:ascii="Courier New" w:hAnsi="Courier New"/>
-          <w:sz w:val="24"/>
-          <w:szCs w:val="24"/>
-        </w:rPr>
-        <w:t>i</w:t>
-      </w:r>
-      <w:proofErr w:type="spellEnd"/>
-      <w:r>
-        <w:rPr>
-          <w:rFonts w:ascii="Courier New" w:hAnsi="Courier New"/>
-          <w:sz w:val="24"/>
-          <w:szCs w:val="24"/>
-        </w:rPr>
-        <w:t xml:space="preserve"> &lt; size; </w:t>
-      </w:r>
-      <w:proofErr w:type="spellStart"/>
-      <w:r>
-        <w:rPr>
-          <w:rFonts w:ascii="Courier New" w:hAnsi="Courier New"/>
-          <w:sz w:val="24"/>
-          <w:szCs w:val="24"/>
-        </w:rPr>
-        <w:t>i</w:t>
-      </w:r>
-      <w:proofErr w:type="spellEnd"/>
-      <w:r>
-        <w:rPr>
-          <w:rFonts w:ascii="Courier New" w:hAnsi="Courier New"/>
-          <w:sz w:val="24"/>
-          <w:szCs w:val="24"/>
-        </w:rPr>
-        <w:t xml:space="preserve">++) </w:t>
-      </w:r>
-      <w:proofErr w:type="spellStart"/>
-      <w:r>
-        <w:rPr>
-          <w:rFonts w:ascii="Courier New" w:hAnsi="Courier New"/>
-          <w:sz w:val="24"/>
-          <w:szCs w:val="24"/>
-        </w:rPr>
-        <w:t>arr.push_back</w:t>
-      </w:r>
-      <w:proofErr w:type="spellEnd"/>
-      <w:r>
-        <w:rPr>
-          <w:rFonts w:ascii="Courier New" w:hAnsi="Courier New"/>
-          <w:sz w:val="24"/>
-          <w:szCs w:val="24"/>
-        </w:rPr>
-        <w:t>(</w:t>
-      </w:r>
-      <w:proofErr w:type="spellStart"/>
-      <w:r>
-        <w:rPr>
-          <w:rFonts w:ascii="Courier New" w:hAnsi="Courier New"/>
-          <w:sz w:val="24"/>
-          <w:szCs w:val="24"/>
-        </w:rPr>
-        <w:t>dist</w:t>
-      </w:r>
-      <w:proofErr w:type="spellEnd"/>
-      <w:r>
-        <w:rPr>
-          <w:rFonts w:ascii="Courier New" w:hAnsi="Courier New"/>
-          <w:sz w:val="24"/>
-          <w:szCs w:val="24"/>
-        </w:rPr>
-        <w:t>(gen));</w:t>
+        <w:t>inline void generateRandom(vector&lt;int&gt;&amp; arr, int size) {</w:t>
+      </w:r>
+      <w:r>
+        <w:rPr>
+          <w:rFonts w:ascii="Courier New" w:hAnsi="Courier New"/>
+          <w:sz w:val="24"/>
+          <w:szCs w:val="24"/>
+        </w:rPr>
+        <w:br/>
+        <w:t xml:space="preserve">    arr.clear();</w:t>
+      </w:r>
+      <w:r>
+        <w:rPr>
+          <w:rFonts w:ascii="Courier New" w:hAnsi="Courier New"/>
+          <w:sz w:val="24"/>
+          <w:szCs w:val="24"/>
+        </w:rPr>
+        <w:br/>
+        <w:t xml:space="preserve">    random_device rd;</w:t>
+      </w:r>
+      <w:r>
+        <w:rPr>
+          <w:rFonts w:ascii="Courier New" w:hAnsi="Courier New"/>
+          <w:sz w:val="24"/>
+          <w:szCs w:val="24"/>
+        </w:rPr>
+        <w:br/>
+        <w:t xml:space="preserve">    mt19937 gen(rd());</w:t>
+      </w:r>
+      <w:r>
+        <w:rPr>
+          <w:rFonts w:ascii="Courier New" w:hAnsi="Courier New"/>
+          <w:sz w:val="24"/>
+          <w:szCs w:val="24"/>
+        </w:rPr>
+        <w:br/>
+        <w:t xml:space="preserve">    uniform_int_distribution&lt;int&gt; dist(1, 100);</w:t>
+      </w:r>
+      <w:r>
+        <w:rPr>
+          <w:rFonts w:ascii="Courier New" w:hAnsi="Courier New"/>
+          <w:sz w:val="24"/>
+          <w:szCs w:val="24"/>
+        </w:rPr>
+        <w:br/>
+        <w:t xml:space="preserve">    for (int i = 0; i &lt; size; i++) arr.push_back(dist(gen));</w:t>
       </w:r>
       <w:r>
         <w:rPr>
@@ -6431,45 +4236,22 @@
         </w:rPr>
         <w:br/>
       </w:r>
-      <w:proofErr w:type="gramEnd"/>
     </w:p>
     <w:p>
       <w:pPr>
         <w:jc w:val="both"/>
       </w:pPr>
-      <w:proofErr w:type="spellStart"/>
       <w:r>
         <w:rPr>
           <w:b/>
         </w:rPr>
-        <w:t>Файл</w:t>
-      </w:r>
-      <w:proofErr w:type="spellEnd"/>
+        <w:t>Файл heap_</w:t>
+      </w:r>
       <w:r>
         <w:rPr>
           <w:b/>
         </w:rPr>
-        <w:t xml:space="preserve"> </w:t>
-      </w:r>
-      <w:proofErr w:type="spellStart"/>
-      <w:r>
-        <w:rPr>
-          <w:b/>
-        </w:rPr>
-        <w:t>heap_</w:t>
-      </w:r>
-      <w:r>
-        <w:rPr>
-          <w:b/>
-        </w:rPr>
-        <w:t>sort.h</w:t>
-      </w:r>
-      <w:proofErr w:type="spellEnd"/>
-      <w:r>
-        <w:rPr>
-          <w:b/>
-        </w:rPr>
-        <w:t>:</w:t>
+        <w:t>sort.h:</w:t>
       </w:r>
     </w:p>
     <w:p>
@@ -6480,7 +4262,6 @@
           <w:szCs w:val="24"/>
         </w:rPr>
       </w:pPr>
-      <w:proofErr w:type="gramStart"/>
       <w:r>
         <w:rPr>
           <w:rFonts w:ascii="Courier New" w:hAnsi="Courier New"/>
@@ -6522,285 +4303,51 @@
           <w:szCs w:val="24"/>
         </w:rPr>
         <w:br/>
-        <w:t xml:space="preserve">using namespace </w:t>
-      </w:r>
-      <w:proofErr w:type="spellStart"/>
-      <w:r>
-        <w:rPr>
-          <w:rFonts w:ascii="Courier New" w:hAnsi="Courier New"/>
-          <w:sz w:val="24"/>
-          <w:szCs w:val="24"/>
-        </w:rPr>
-        <w:t>std</w:t>
-      </w:r>
-      <w:proofErr w:type="spellEnd"/>
-      <w:r>
-        <w:rPr>
-          <w:rFonts w:ascii="Courier New" w:hAnsi="Courier New"/>
-          <w:sz w:val="24"/>
-          <w:szCs w:val="24"/>
-        </w:rPr>
-        <w:t>;</w:t>
-      </w:r>
-      <w:r>
-        <w:rPr>
-          <w:rFonts w:ascii="Courier New" w:hAnsi="Courier New"/>
-          <w:sz w:val="24"/>
-          <w:szCs w:val="24"/>
-        </w:rPr>
-        <w:br/>
-      </w:r>
-      <w:r>
-        <w:rPr>
-          <w:rFonts w:ascii="Courier New" w:hAnsi="Courier New"/>
-          <w:sz w:val="24"/>
-          <w:szCs w:val="24"/>
-        </w:rPr>
-        <w:br/>
-        <w:t xml:space="preserve">inline void </w:t>
-      </w:r>
-      <w:proofErr w:type="spellStart"/>
-      <w:r>
-        <w:rPr>
-          <w:rFonts w:ascii="Courier New" w:hAnsi="Courier New"/>
-          <w:sz w:val="24"/>
-          <w:szCs w:val="24"/>
-        </w:rPr>
-        <w:t>heapify</w:t>
-      </w:r>
-      <w:proofErr w:type="spellEnd"/>
-      <w:r>
-        <w:rPr>
-          <w:rFonts w:ascii="Courier New" w:hAnsi="Courier New"/>
-          <w:sz w:val="24"/>
-          <w:szCs w:val="24"/>
-        </w:rPr>
-        <w:t>(vector&lt;</w:t>
-      </w:r>
-      <w:proofErr w:type="spellStart"/>
-      <w:r>
-        <w:rPr>
-          <w:rFonts w:ascii="Courier New" w:hAnsi="Courier New"/>
-          <w:sz w:val="24"/>
-          <w:szCs w:val="24"/>
-        </w:rPr>
-        <w:t>int</w:t>
-      </w:r>
-      <w:proofErr w:type="spellEnd"/>
-      <w:r>
-        <w:rPr>
-          <w:rFonts w:ascii="Courier New" w:hAnsi="Courier New"/>
-          <w:sz w:val="24"/>
-          <w:szCs w:val="24"/>
-        </w:rPr>
-        <w:t xml:space="preserve">&gt;&amp; </w:t>
-      </w:r>
-      <w:proofErr w:type="spellStart"/>
-      <w:r>
-        <w:rPr>
-          <w:rFonts w:ascii="Courier New" w:hAnsi="Courier New"/>
-          <w:sz w:val="24"/>
-          <w:szCs w:val="24"/>
-        </w:rPr>
-        <w:t>arr</w:t>
-      </w:r>
-      <w:proofErr w:type="spellEnd"/>
-      <w:r>
-        <w:rPr>
-          <w:rFonts w:ascii="Courier New" w:hAnsi="Courier New"/>
-          <w:sz w:val="24"/>
-          <w:szCs w:val="24"/>
-        </w:rPr>
-        <w:t xml:space="preserve">, </w:t>
-      </w:r>
-      <w:proofErr w:type="spellStart"/>
-      <w:r>
-        <w:rPr>
-          <w:rFonts w:ascii="Courier New" w:hAnsi="Courier New"/>
-          <w:sz w:val="24"/>
-          <w:szCs w:val="24"/>
-        </w:rPr>
-        <w:t>int</w:t>
-      </w:r>
-      <w:proofErr w:type="spellEnd"/>
-      <w:r>
-        <w:rPr>
-          <w:rFonts w:ascii="Courier New" w:hAnsi="Courier New"/>
-          <w:sz w:val="24"/>
-          <w:szCs w:val="24"/>
-        </w:rPr>
-        <w:t xml:space="preserve"> n, </w:t>
-      </w:r>
-      <w:proofErr w:type="spellStart"/>
-      <w:r>
-        <w:rPr>
-          <w:rFonts w:ascii="Courier New" w:hAnsi="Courier New"/>
-          <w:sz w:val="24"/>
-          <w:szCs w:val="24"/>
-        </w:rPr>
-        <w:t>int</w:t>
-      </w:r>
-      <w:proofErr w:type="spellEnd"/>
-      <w:r>
-        <w:rPr>
-          <w:rFonts w:ascii="Courier New" w:hAnsi="Courier New"/>
-          <w:sz w:val="24"/>
-          <w:szCs w:val="24"/>
-        </w:rPr>
-        <w:t xml:space="preserve"> </w:t>
-      </w:r>
-      <w:proofErr w:type="spellStart"/>
-      <w:r>
-        <w:rPr>
-          <w:rFonts w:ascii="Courier New" w:hAnsi="Courier New"/>
-          <w:sz w:val="24"/>
-          <w:szCs w:val="24"/>
-        </w:rPr>
-        <w:t>i</w:t>
-      </w:r>
-      <w:proofErr w:type="spellEnd"/>
-      <w:r>
-        <w:rPr>
-          <w:rFonts w:ascii="Courier New" w:hAnsi="Courier New"/>
-          <w:sz w:val="24"/>
-          <w:szCs w:val="24"/>
-        </w:rPr>
-        <w:t>) {</w:t>
-      </w:r>
-      <w:r>
-        <w:rPr>
-          <w:rFonts w:ascii="Courier New" w:hAnsi="Courier New"/>
-          <w:sz w:val="24"/>
-          <w:szCs w:val="24"/>
-        </w:rPr>
-        <w:br/>
-        <w:t xml:space="preserve">    </w:t>
-      </w:r>
-      <w:proofErr w:type="spellStart"/>
-      <w:r>
-        <w:rPr>
-          <w:rFonts w:ascii="Courier New" w:hAnsi="Courier New"/>
-          <w:sz w:val="24"/>
-          <w:szCs w:val="24"/>
-        </w:rPr>
-        <w:t>int</w:t>
-      </w:r>
-      <w:proofErr w:type="spellEnd"/>
-      <w:r>
-        <w:rPr>
-          <w:rFonts w:ascii="Courier New" w:hAnsi="Courier New"/>
-          <w:sz w:val="24"/>
-          <w:szCs w:val="24"/>
-        </w:rPr>
-        <w:t xml:space="preserve"> largest = </w:t>
-      </w:r>
-      <w:proofErr w:type="spellStart"/>
-      <w:r>
-        <w:rPr>
-          <w:rFonts w:ascii="Courier New" w:hAnsi="Courier New"/>
-          <w:sz w:val="24"/>
-          <w:szCs w:val="24"/>
-        </w:rPr>
-        <w:t>i</w:t>
-      </w:r>
-      <w:proofErr w:type="spellEnd"/>
-      <w:r>
-        <w:rPr>
-          <w:rFonts w:ascii="Courier New" w:hAnsi="Courier New"/>
-          <w:sz w:val="24"/>
-          <w:szCs w:val="24"/>
-        </w:rPr>
-        <w:t>;</w:t>
-      </w:r>
-      <w:r>
-        <w:rPr>
-          <w:rFonts w:ascii="Courier New" w:hAnsi="Courier New"/>
-          <w:sz w:val="24"/>
-          <w:szCs w:val="24"/>
-        </w:rPr>
-        <w:br/>
-        <w:t xml:space="preserve">    </w:t>
-      </w:r>
-      <w:proofErr w:type="spellStart"/>
-      <w:r>
-        <w:rPr>
-          <w:rFonts w:ascii="Courier New" w:hAnsi="Courier New"/>
-          <w:sz w:val="24"/>
-          <w:szCs w:val="24"/>
-        </w:rPr>
-        <w:t>int</w:t>
-      </w:r>
-      <w:proofErr w:type="spellEnd"/>
-      <w:r>
-        <w:rPr>
-          <w:rFonts w:ascii="Courier New" w:hAnsi="Courier New"/>
-          <w:sz w:val="24"/>
-          <w:szCs w:val="24"/>
-        </w:rPr>
-        <w:t xml:space="preserve"> left = 2 * </w:t>
-      </w:r>
-      <w:proofErr w:type="spellStart"/>
-      <w:r>
-        <w:rPr>
-          <w:rFonts w:ascii="Courier New" w:hAnsi="Courier New"/>
-          <w:sz w:val="24"/>
-          <w:szCs w:val="24"/>
-        </w:rPr>
-        <w:t>i</w:t>
-      </w:r>
-      <w:proofErr w:type="spellEnd"/>
-      <w:r>
-        <w:rPr>
-          <w:rFonts w:ascii="Courier New" w:hAnsi="Courier New"/>
-          <w:sz w:val="24"/>
-          <w:szCs w:val="24"/>
-        </w:rPr>
-        <w:t xml:space="preserve"> + 1;</w:t>
-      </w:r>
-      <w:r>
-        <w:rPr>
-          <w:rFonts w:ascii="Courier New" w:hAnsi="Courier New"/>
-          <w:sz w:val="24"/>
-          <w:szCs w:val="24"/>
-        </w:rPr>
-        <w:br/>
-        <w:t xml:space="preserve">    </w:t>
-      </w:r>
-      <w:proofErr w:type="spellStart"/>
-      <w:r>
-        <w:rPr>
-          <w:rFonts w:ascii="Courier New" w:hAnsi="Courier New"/>
-          <w:sz w:val="24"/>
-          <w:szCs w:val="24"/>
-        </w:rPr>
-        <w:t>int</w:t>
-      </w:r>
-      <w:proofErr w:type="spellEnd"/>
-      <w:r>
-        <w:rPr>
-          <w:rFonts w:ascii="Courier New" w:hAnsi="Courier New"/>
-          <w:sz w:val="24"/>
-          <w:szCs w:val="24"/>
-        </w:rPr>
-        <w:t xml:space="preserve"> right = 2 * </w:t>
-      </w:r>
-      <w:proofErr w:type="spellStart"/>
-      <w:r>
-        <w:rPr>
-          <w:rFonts w:ascii="Courier New" w:hAnsi="Courier New"/>
-          <w:sz w:val="24"/>
-          <w:szCs w:val="24"/>
-        </w:rPr>
-        <w:t>i</w:t>
-      </w:r>
-      <w:proofErr w:type="spellEnd"/>
-      <w:r>
-        <w:rPr>
-          <w:rFonts w:ascii="Courier New" w:hAnsi="Courier New"/>
-          <w:sz w:val="24"/>
-          <w:szCs w:val="24"/>
-        </w:rPr>
-        <w:t xml:space="preserve"> + 2;</w:t>
+        <w:t>using namespace std;</w:t>
+      </w:r>
+      <w:r>
+        <w:rPr>
+          <w:rFonts w:ascii="Courier New" w:hAnsi="Courier New"/>
+          <w:sz w:val="24"/>
+          <w:szCs w:val="24"/>
+        </w:rPr>
+        <w:br/>
+      </w:r>
+      <w:r>
+        <w:rPr>
+          <w:rFonts w:ascii="Courier New" w:hAnsi="Courier New"/>
+          <w:sz w:val="24"/>
+          <w:szCs w:val="24"/>
+        </w:rPr>
+        <w:br/>
+        <w:t>inline void heapify(vector&lt;int&gt;&amp; arr, int n, int i) {</w:t>
+      </w:r>
+      <w:r>
+        <w:rPr>
+          <w:rFonts w:ascii="Courier New" w:hAnsi="Courier New"/>
+          <w:sz w:val="24"/>
+          <w:szCs w:val="24"/>
+        </w:rPr>
+        <w:br/>
+        <w:t xml:space="preserve">    int largest = i;</w:t>
+      </w:r>
+      <w:r>
+        <w:rPr>
+          <w:rFonts w:ascii="Courier New" w:hAnsi="Courier New"/>
+          <w:sz w:val="24"/>
+          <w:szCs w:val="24"/>
+        </w:rPr>
+        <w:br/>
+        <w:t xml:space="preserve">    int left = 2 * i + 1;</w:t>
+      </w:r>
+      <w:r>
+        <w:rPr>
+          <w:rFonts w:ascii="Courier New" w:hAnsi="Courier New"/>
+          <w:sz w:val="24"/>
+          <w:szCs w:val="24"/>
+        </w:rPr>
+        <w:br/>
+        <w:t xml:space="preserve">    int right = 2 * i + 2;</w:t>
       </w:r>
       <w:r>
         <w:rPr>
@@ -6818,231 +4365,51 @@
         </w:rPr>
         <w:lastRenderedPageBreak/>
         <w:br/>
-        <w:t xml:space="preserve">    if (left &lt; n &amp;&amp; </w:t>
-      </w:r>
-      <w:proofErr w:type="spellStart"/>
-      <w:r>
-        <w:rPr>
-          <w:rFonts w:ascii="Courier New" w:hAnsi="Courier New"/>
-          <w:sz w:val="24"/>
-          <w:szCs w:val="24"/>
-        </w:rPr>
-        <w:t>arr</w:t>
-      </w:r>
-      <w:proofErr w:type="spellEnd"/>
-      <w:r>
-        <w:rPr>
-          <w:rFonts w:ascii="Courier New" w:hAnsi="Courier New"/>
-          <w:sz w:val="24"/>
-          <w:szCs w:val="24"/>
-        </w:rPr>
-        <w:t xml:space="preserve">[left] &gt; </w:t>
-      </w:r>
-      <w:proofErr w:type="spellStart"/>
-      <w:r>
-        <w:rPr>
-          <w:rFonts w:ascii="Courier New" w:hAnsi="Courier New"/>
-          <w:sz w:val="24"/>
-          <w:szCs w:val="24"/>
-        </w:rPr>
-        <w:t>arr</w:t>
-      </w:r>
-      <w:proofErr w:type="spellEnd"/>
-      <w:r>
-        <w:rPr>
-          <w:rFonts w:ascii="Courier New" w:hAnsi="Courier New"/>
-          <w:sz w:val="24"/>
-          <w:szCs w:val="24"/>
-        </w:rPr>
-        <w:t>[largest]) largest = left;</w:t>
-      </w:r>
-      <w:r>
-        <w:rPr>
-          <w:rFonts w:ascii="Courier New" w:hAnsi="Courier New"/>
-          <w:sz w:val="24"/>
-          <w:szCs w:val="24"/>
-        </w:rPr>
-        <w:br/>
-        <w:t xml:space="preserve">    if (right &lt; n &amp;&amp; </w:t>
-      </w:r>
-      <w:proofErr w:type="spellStart"/>
-      <w:r>
-        <w:rPr>
-          <w:rFonts w:ascii="Courier New" w:hAnsi="Courier New"/>
-          <w:sz w:val="24"/>
-          <w:szCs w:val="24"/>
-        </w:rPr>
-        <w:t>arr</w:t>
-      </w:r>
-      <w:proofErr w:type="spellEnd"/>
-      <w:r>
-        <w:rPr>
-          <w:rFonts w:ascii="Courier New" w:hAnsi="Courier New"/>
-          <w:sz w:val="24"/>
-          <w:szCs w:val="24"/>
-        </w:rPr>
-        <w:t xml:space="preserve">[right] &gt; </w:t>
-      </w:r>
-      <w:proofErr w:type="spellStart"/>
-      <w:r>
-        <w:rPr>
-          <w:rFonts w:ascii="Courier New" w:hAnsi="Courier New"/>
-          <w:sz w:val="24"/>
-          <w:szCs w:val="24"/>
-        </w:rPr>
-        <w:t>arr</w:t>
-      </w:r>
-      <w:proofErr w:type="spellEnd"/>
-      <w:r>
-        <w:rPr>
-          <w:rFonts w:ascii="Courier New" w:hAnsi="Courier New"/>
-          <w:sz w:val="24"/>
-          <w:szCs w:val="24"/>
-        </w:rPr>
-        <w:t>[largest]) largest = right;</w:t>
-      </w:r>
-      <w:r>
-        <w:rPr>
-          <w:rFonts w:ascii="Courier New" w:hAnsi="Courier New"/>
-          <w:sz w:val="24"/>
-          <w:szCs w:val="24"/>
-        </w:rPr>
-        <w:br/>
-      </w:r>
-      <w:r>
-        <w:rPr>
-          <w:rFonts w:ascii="Courier New" w:hAnsi="Courier New"/>
-          <w:sz w:val="24"/>
-          <w:szCs w:val="24"/>
-        </w:rPr>
-        <w:br/>
-        <w:t xml:space="preserve">    if (largest != </w:t>
-      </w:r>
-      <w:proofErr w:type="spellStart"/>
-      <w:r>
-        <w:rPr>
-          <w:rFonts w:ascii="Courier New" w:hAnsi="Courier New"/>
-          <w:sz w:val="24"/>
-          <w:szCs w:val="24"/>
-        </w:rPr>
-        <w:t>i</w:t>
-      </w:r>
-      <w:proofErr w:type="spellEnd"/>
-      <w:r>
-        <w:rPr>
-          <w:rFonts w:ascii="Courier New" w:hAnsi="Courier New"/>
-          <w:sz w:val="24"/>
-          <w:szCs w:val="24"/>
-        </w:rPr>
-        <w:t>) {</w:t>
-      </w:r>
-      <w:r>
-        <w:rPr>
-          <w:rFonts w:ascii="Courier New" w:hAnsi="Courier New"/>
-          <w:sz w:val="24"/>
-          <w:szCs w:val="24"/>
-        </w:rPr>
-        <w:br/>
-        <w:t xml:space="preserve">        swap(</w:t>
-      </w:r>
-      <w:proofErr w:type="spellStart"/>
-      <w:r>
-        <w:rPr>
-          <w:rFonts w:ascii="Courier New" w:hAnsi="Courier New"/>
-          <w:sz w:val="24"/>
-          <w:szCs w:val="24"/>
-        </w:rPr>
-        <w:t>arr</w:t>
-      </w:r>
-      <w:proofErr w:type="spellEnd"/>
-      <w:r>
-        <w:rPr>
-          <w:rFonts w:ascii="Courier New" w:hAnsi="Courier New"/>
-          <w:sz w:val="24"/>
-          <w:szCs w:val="24"/>
-        </w:rPr>
-        <w:t>[</w:t>
-      </w:r>
-      <w:proofErr w:type="spellStart"/>
-      <w:r>
-        <w:rPr>
-          <w:rFonts w:ascii="Courier New" w:hAnsi="Courier New"/>
-          <w:sz w:val="24"/>
-          <w:szCs w:val="24"/>
-        </w:rPr>
-        <w:t>i</w:t>
-      </w:r>
-      <w:proofErr w:type="spellEnd"/>
-      <w:r>
-        <w:rPr>
-          <w:rFonts w:ascii="Courier New" w:hAnsi="Courier New"/>
-          <w:sz w:val="24"/>
-          <w:szCs w:val="24"/>
-        </w:rPr>
-        <w:t xml:space="preserve">], </w:t>
-      </w:r>
-      <w:proofErr w:type="spellStart"/>
-      <w:r>
-        <w:rPr>
-          <w:rFonts w:ascii="Courier New" w:hAnsi="Courier New"/>
-          <w:sz w:val="24"/>
-          <w:szCs w:val="24"/>
-        </w:rPr>
-        <w:t>arr</w:t>
-      </w:r>
-      <w:proofErr w:type="spellEnd"/>
-      <w:r>
-        <w:rPr>
-          <w:rFonts w:ascii="Courier New" w:hAnsi="Courier New"/>
-          <w:sz w:val="24"/>
-          <w:szCs w:val="24"/>
-        </w:rPr>
-        <w:t>[largest]);</w:t>
-      </w:r>
-      <w:r>
-        <w:rPr>
-          <w:rFonts w:ascii="Courier New" w:hAnsi="Courier New"/>
-          <w:sz w:val="24"/>
-          <w:szCs w:val="24"/>
-        </w:rPr>
-        <w:br/>
-        <w:t xml:space="preserve">        </w:t>
-      </w:r>
-      <w:proofErr w:type="spellStart"/>
-      <w:r>
-        <w:rPr>
-          <w:rFonts w:ascii="Courier New" w:hAnsi="Courier New"/>
-          <w:sz w:val="24"/>
-          <w:szCs w:val="24"/>
-        </w:rPr>
-        <w:t>heapify</w:t>
-      </w:r>
-      <w:proofErr w:type="spellEnd"/>
-      <w:r>
-        <w:rPr>
-          <w:rFonts w:ascii="Courier New" w:hAnsi="Courier New"/>
-          <w:sz w:val="24"/>
-          <w:szCs w:val="24"/>
-        </w:rPr>
-        <w:t>(</w:t>
-      </w:r>
-      <w:proofErr w:type="spellStart"/>
-      <w:r>
-        <w:rPr>
-          <w:rFonts w:ascii="Courier New" w:hAnsi="Courier New"/>
-          <w:sz w:val="24"/>
-          <w:szCs w:val="24"/>
-        </w:rPr>
-        <w:t>arr</w:t>
-      </w:r>
-      <w:proofErr w:type="spellEnd"/>
-      <w:r>
-        <w:rPr>
-          <w:rFonts w:ascii="Courier New" w:hAnsi="Courier New"/>
-          <w:sz w:val="24"/>
-          <w:szCs w:val="24"/>
-        </w:rPr>
-        <w:t>, n, largest);</w:t>
+        <w:t xml:space="preserve">    if (left &lt; n &amp;&amp; arr[left] &gt; arr[largest]) largest = left;</w:t>
+      </w:r>
+      <w:r>
+        <w:rPr>
+          <w:rFonts w:ascii="Courier New" w:hAnsi="Courier New"/>
+          <w:sz w:val="24"/>
+          <w:szCs w:val="24"/>
+        </w:rPr>
+        <w:br/>
+        <w:t xml:space="preserve">    if (right &lt; n &amp;&amp; arr[right] &gt; arr[largest]) largest = right;</w:t>
+      </w:r>
+      <w:r>
+        <w:rPr>
+          <w:rFonts w:ascii="Courier New" w:hAnsi="Courier New"/>
+          <w:sz w:val="24"/>
+          <w:szCs w:val="24"/>
+        </w:rPr>
+        <w:br/>
+      </w:r>
+      <w:r>
+        <w:rPr>
+          <w:rFonts w:ascii="Courier New" w:hAnsi="Courier New"/>
+          <w:sz w:val="24"/>
+          <w:szCs w:val="24"/>
+        </w:rPr>
+        <w:br/>
+        <w:t xml:space="preserve">    if (largest != i) {</w:t>
+      </w:r>
+      <w:r>
+        <w:rPr>
+          <w:rFonts w:ascii="Courier New" w:hAnsi="Courier New"/>
+          <w:sz w:val="24"/>
+          <w:szCs w:val="24"/>
+        </w:rPr>
+        <w:br/>
+        <w:t xml:space="preserve">        swap(arr[i], arr[largest]);</w:t>
+      </w:r>
+      <w:r>
+        <w:rPr>
+          <w:rFonts w:ascii="Courier New" w:hAnsi="Courier New"/>
+          <w:sz w:val="24"/>
+          <w:szCs w:val="24"/>
+        </w:rPr>
+        <w:br/>
+        <w:t xml:space="preserve">        heapify(arr, n, largest);</w:t>
       </w:r>
       <w:r>
         <w:rPr>
@@ -7077,448 +4444,52 @@
           <w:szCs w:val="24"/>
         </w:rPr>
         <w:br/>
-        <w:t xml:space="preserve">inline void </w:t>
-      </w:r>
-      <w:proofErr w:type="spellStart"/>
-      <w:r>
-        <w:rPr>
-          <w:rFonts w:ascii="Courier New" w:hAnsi="Courier New"/>
-          <w:sz w:val="24"/>
-          <w:szCs w:val="24"/>
-        </w:rPr>
-        <w:t>heapSort</w:t>
-      </w:r>
-      <w:proofErr w:type="spellEnd"/>
-      <w:r>
-        <w:rPr>
-          <w:rFonts w:ascii="Courier New" w:hAnsi="Courier New"/>
-          <w:sz w:val="24"/>
-          <w:szCs w:val="24"/>
-        </w:rPr>
-        <w:t>(vector&lt;</w:t>
-      </w:r>
-      <w:proofErr w:type="spellStart"/>
-      <w:r>
-        <w:rPr>
-          <w:rFonts w:ascii="Courier New" w:hAnsi="Courier New"/>
-          <w:sz w:val="24"/>
-          <w:szCs w:val="24"/>
-        </w:rPr>
-        <w:t>int</w:t>
-      </w:r>
-      <w:proofErr w:type="spellEnd"/>
-      <w:r>
-        <w:rPr>
-          <w:rFonts w:ascii="Courier New" w:hAnsi="Courier New"/>
-          <w:sz w:val="24"/>
-          <w:szCs w:val="24"/>
-        </w:rPr>
-        <w:t xml:space="preserve">&gt;&amp; </w:t>
-      </w:r>
-      <w:proofErr w:type="spellStart"/>
-      <w:r>
-        <w:rPr>
-          <w:rFonts w:ascii="Courier New" w:hAnsi="Courier New"/>
-          <w:sz w:val="24"/>
-          <w:szCs w:val="24"/>
-        </w:rPr>
-        <w:t>arr</w:t>
-      </w:r>
-      <w:proofErr w:type="spellEnd"/>
-      <w:r>
-        <w:rPr>
-          <w:rFonts w:ascii="Courier New" w:hAnsi="Courier New"/>
-          <w:sz w:val="24"/>
-          <w:szCs w:val="24"/>
-        </w:rPr>
-        <w:t>) {</w:t>
-      </w:r>
-      <w:r>
-        <w:rPr>
-          <w:rFonts w:ascii="Courier New" w:hAnsi="Courier New"/>
-          <w:sz w:val="24"/>
-          <w:szCs w:val="24"/>
-        </w:rPr>
-        <w:br/>
-        <w:t xml:space="preserve">    </w:t>
-      </w:r>
-      <w:proofErr w:type="spellStart"/>
-      <w:r>
-        <w:rPr>
-          <w:rFonts w:ascii="Courier New" w:hAnsi="Courier New"/>
-          <w:sz w:val="24"/>
-          <w:szCs w:val="24"/>
-        </w:rPr>
-        <w:t>int</w:t>
-      </w:r>
-      <w:proofErr w:type="spellEnd"/>
-      <w:r>
-        <w:rPr>
-          <w:rFonts w:ascii="Courier New" w:hAnsi="Courier New"/>
-          <w:sz w:val="24"/>
-          <w:szCs w:val="24"/>
-        </w:rPr>
-        <w:t xml:space="preserve"> n = </w:t>
-      </w:r>
-      <w:proofErr w:type="spellStart"/>
-      <w:r>
-        <w:rPr>
-          <w:rFonts w:ascii="Courier New" w:hAnsi="Courier New"/>
-          <w:sz w:val="24"/>
-          <w:szCs w:val="24"/>
-        </w:rPr>
-        <w:t>arr.size</w:t>
-      </w:r>
-      <w:proofErr w:type="spellEnd"/>
-      <w:r>
-        <w:rPr>
-          <w:rFonts w:ascii="Courier New" w:hAnsi="Courier New"/>
-          <w:sz w:val="24"/>
-          <w:szCs w:val="24"/>
-        </w:rPr>
-        <w:t>();</w:t>
-      </w:r>
-      <w:r>
-        <w:rPr>
-          <w:rFonts w:ascii="Courier New" w:hAnsi="Courier New"/>
-          <w:sz w:val="24"/>
-          <w:szCs w:val="24"/>
-        </w:rPr>
-        <w:br/>
-        <w:t xml:space="preserve">    for (</w:t>
-      </w:r>
-      <w:proofErr w:type="spellStart"/>
-      <w:r>
-        <w:rPr>
-          <w:rFonts w:ascii="Courier New" w:hAnsi="Courier New"/>
-          <w:sz w:val="24"/>
-          <w:szCs w:val="24"/>
-        </w:rPr>
-        <w:t>int</w:t>
-      </w:r>
-      <w:proofErr w:type="spellEnd"/>
-      <w:r>
-        <w:rPr>
-          <w:rFonts w:ascii="Courier New" w:hAnsi="Courier New"/>
-          <w:sz w:val="24"/>
-          <w:szCs w:val="24"/>
-        </w:rPr>
-        <w:t xml:space="preserve"> </w:t>
-      </w:r>
-      <w:proofErr w:type="spellStart"/>
-      <w:r>
-        <w:rPr>
-          <w:rFonts w:ascii="Courier New" w:hAnsi="Courier New"/>
-          <w:sz w:val="24"/>
-          <w:szCs w:val="24"/>
-        </w:rPr>
-        <w:t>i</w:t>
-      </w:r>
-      <w:proofErr w:type="spellEnd"/>
-      <w:r>
-        <w:rPr>
-          <w:rFonts w:ascii="Courier New" w:hAnsi="Courier New"/>
-          <w:sz w:val="24"/>
-          <w:szCs w:val="24"/>
-        </w:rPr>
-        <w:t xml:space="preserve"> = n / 2 - 1; </w:t>
-      </w:r>
-      <w:proofErr w:type="spellStart"/>
-      <w:r>
-        <w:rPr>
-          <w:rFonts w:ascii="Courier New" w:hAnsi="Courier New"/>
-          <w:sz w:val="24"/>
-          <w:szCs w:val="24"/>
-        </w:rPr>
-        <w:t>i</w:t>
-      </w:r>
-      <w:proofErr w:type="spellEnd"/>
-      <w:r>
-        <w:rPr>
-          <w:rFonts w:ascii="Courier New" w:hAnsi="Courier New"/>
-          <w:sz w:val="24"/>
-          <w:szCs w:val="24"/>
-        </w:rPr>
-        <w:t xml:space="preserve"> &gt;= 0; </w:t>
-      </w:r>
-      <w:proofErr w:type="spellStart"/>
-      <w:r>
-        <w:rPr>
-          <w:rFonts w:ascii="Courier New" w:hAnsi="Courier New"/>
-          <w:sz w:val="24"/>
-          <w:szCs w:val="24"/>
-        </w:rPr>
-        <w:t>i</w:t>
-      </w:r>
-      <w:proofErr w:type="spellEnd"/>
-      <w:r>
-        <w:rPr>
-          <w:rFonts w:ascii="Courier New" w:hAnsi="Courier New"/>
-          <w:sz w:val="24"/>
-          <w:szCs w:val="24"/>
-        </w:rPr>
-        <w:t xml:space="preserve">--) </w:t>
-      </w:r>
-      <w:proofErr w:type="spellStart"/>
-      <w:r>
-        <w:rPr>
-          <w:rFonts w:ascii="Courier New" w:hAnsi="Courier New"/>
-          <w:sz w:val="24"/>
-          <w:szCs w:val="24"/>
-        </w:rPr>
-        <w:t>heapify</w:t>
-      </w:r>
-      <w:proofErr w:type="spellEnd"/>
-      <w:r>
-        <w:rPr>
-          <w:rFonts w:ascii="Courier New" w:hAnsi="Courier New"/>
-          <w:sz w:val="24"/>
-          <w:szCs w:val="24"/>
-        </w:rPr>
-        <w:t>(</w:t>
-      </w:r>
-      <w:proofErr w:type="spellStart"/>
-      <w:r>
-        <w:rPr>
-          <w:rFonts w:ascii="Courier New" w:hAnsi="Courier New"/>
-          <w:sz w:val="24"/>
-          <w:szCs w:val="24"/>
-        </w:rPr>
-        <w:t>arr</w:t>
-      </w:r>
-      <w:proofErr w:type="spellEnd"/>
-      <w:r>
-        <w:rPr>
-          <w:rFonts w:ascii="Courier New" w:hAnsi="Courier New"/>
-          <w:sz w:val="24"/>
-          <w:szCs w:val="24"/>
-        </w:rPr>
-        <w:t xml:space="preserve">, n, </w:t>
-      </w:r>
-      <w:proofErr w:type="spellStart"/>
-      <w:r>
-        <w:rPr>
-          <w:rFonts w:ascii="Courier New" w:hAnsi="Courier New"/>
-          <w:sz w:val="24"/>
-          <w:szCs w:val="24"/>
-        </w:rPr>
-        <w:t>i</w:t>
-      </w:r>
-      <w:proofErr w:type="spellEnd"/>
-      <w:r>
-        <w:rPr>
-          <w:rFonts w:ascii="Courier New" w:hAnsi="Courier New"/>
-          <w:sz w:val="24"/>
-          <w:szCs w:val="24"/>
-        </w:rPr>
-        <w:t>);</w:t>
-      </w:r>
-      <w:r>
-        <w:rPr>
-          <w:rFonts w:ascii="Courier New" w:hAnsi="Courier New"/>
-          <w:sz w:val="24"/>
-          <w:szCs w:val="24"/>
-        </w:rPr>
-        <w:br/>
-        <w:t xml:space="preserve">    for (</w:t>
-      </w:r>
-      <w:proofErr w:type="spellStart"/>
-      <w:r>
-        <w:rPr>
-          <w:rFonts w:ascii="Courier New" w:hAnsi="Courier New"/>
-          <w:sz w:val="24"/>
-          <w:szCs w:val="24"/>
-        </w:rPr>
-        <w:t>int</w:t>
-      </w:r>
-      <w:proofErr w:type="spellEnd"/>
-      <w:r>
-        <w:rPr>
-          <w:rFonts w:ascii="Courier New" w:hAnsi="Courier New"/>
-          <w:sz w:val="24"/>
-          <w:szCs w:val="24"/>
-        </w:rPr>
-        <w:t xml:space="preserve"> </w:t>
-      </w:r>
-      <w:proofErr w:type="spellStart"/>
-      <w:r>
-        <w:rPr>
-          <w:rFonts w:ascii="Courier New" w:hAnsi="Courier New"/>
-          <w:sz w:val="24"/>
-          <w:szCs w:val="24"/>
-        </w:rPr>
-        <w:t>i</w:t>
-      </w:r>
-      <w:proofErr w:type="spellEnd"/>
-      <w:r>
-        <w:rPr>
-          <w:rFonts w:ascii="Courier New" w:hAnsi="Courier New"/>
-          <w:sz w:val="24"/>
-          <w:szCs w:val="24"/>
-        </w:rPr>
-        <w:t xml:space="preserve"> = n - 1; </w:t>
-      </w:r>
-      <w:proofErr w:type="spellStart"/>
-      <w:r>
-        <w:rPr>
-          <w:rFonts w:ascii="Courier New" w:hAnsi="Courier New"/>
-          <w:sz w:val="24"/>
-          <w:szCs w:val="24"/>
-        </w:rPr>
-        <w:t>i</w:t>
-      </w:r>
-      <w:proofErr w:type="spellEnd"/>
-      <w:r>
-        <w:rPr>
-          <w:rFonts w:ascii="Courier New" w:hAnsi="Courier New"/>
-          <w:sz w:val="24"/>
-          <w:szCs w:val="24"/>
-        </w:rPr>
-        <w:t xml:space="preserve"> &gt; 0; </w:t>
-      </w:r>
-      <w:proofErr w:type="spellStart"/>
-      <w:r>
-        <w:rPr>
-          <w:rFonts w:ascii="Courier New" w:hAnsi="Courier New"/>
-          <w:sz w:val="24"/>
-          <w:szCs w:val="24"/>
-        </w:rPr>
-        <w:t>i</w:t>
-      </w:r>
-      <w:proofErr w:type="spellEnd"/>
-      <w:r>
-        <w:rPr>
-          <w:rFonts w:ascii="Courier New" w:hAnsi="Courier New"/>
-          <w:sz w:val="24"/>
-          <w:szCs w:val="24"/>
-        </w:rPr>
-        <w:t>--) {</w:t>
-      </w:r>
-      <w:r>
-        <w:rPr>
-          <w:rFonts w:ascii="Courier New" w:hAnsi="Courier New"/>
-          <w:sz w:val="24"/>
-          <w:szCs w:val="24"/>
-        </w:rPr>
-        <w:br/>
-        <w:t xml:space="preserve">        swap(</w:t>
-      </w:r>
-      <w:proofErr w:type="spellStart"/>
-      <w:r>
-        <w:rPr>
-          <w:rFonts w:ascii="Courier New" w:hAnsi="Courier New"/>
-          <w:sz w:val="24"/>
-          <w:szCs w:val="24"/>
-        </w:rPr>
-        <w:t>arr</w:t>
-      </w:r>
-      <w:proofErr w:type="spellEnd"/>
-      <w:r>
-        <w:rPr>
-          <w:rFonts w:ascii="Courier New" w:hAnsi="Courier New"/>
-          <w:sz w:val="24"/>
-          <w:szCs w:val="24"/>
-        </w:rPr>
-        <w:t xml:space="preserve">[0], </w:t>
-      </w:r>
-      <w:proofErr w:type="spellStart"/>
-      <w:r>
-        <w:rPr>
-          <w:rFonts w:ascii="Courier New" w:hAnsi="Courier New"/>
-          <w:sz w:val="24"/>
-          <w:szCs w:val="24"/>
-        </w:rPr>
-        <w:t>arr</w:t>
-      </w:r>
-      <w:proofErr w:type="spellEnd"/>
-      <w:r>
-        <w:rPr>
-          <w:rFonts w:ascii="Courier New" w:hAnsi="Courier New"/>
-          <w:sz w:val="24"/>
-          <w:szCs w:val="24"/>
-        </w:rPr>
-        <w:t>[</w:t>
-      </w:r>
-      <w:proofErr w:type="spellStart"/>
-      <w:r>
-        <w:rPr>
-          <w:rFonts w:ascii="Courier New" w:hAnsi="Courier New"/>
-          <w:sz w:val="24"/>
-          <w:szCs w:val="24"/>
-        </w:rPr>
-        <w:t>i</w:t>
-      </w:r>
-      <w:proofErr w:type="spellEnd"/>
-      <w:r>
-        <w:rPr>
-          <w:rFonts w:ascii="Courier New" w:hAnsi="Courier New"/>
-          <w:sz w:val="24"/>
-          <w:szCs w:val="24"/>
-        </w:rPr>
-        <w:t>]);</w:t>
-      </w:r>
-      <w:r>
-        <w:rPr>
-          <w:rFonts w:ascii="Courier New" w:hAnsi="Courier New"/>
-          <w:sz w:val="24"/>
-          <w:szCs w:val="24"/>
-        </w:rPr>
-        <w:br/>
-        <w:t xml:space="preserve">        </w:t>
-      </w:r>
-      <w:proofErr w:type="spellStart"/>
-      <w:r>
-        <w:rPr>
-          <w:rFonts w:ascii="Courier New" w:hAnsi="Courier New"/>
-          <w:sz w:val="24"/>
-          <w:szCs w:val="24"/>
-        </w:rPr>
-        <w:t>heapify</w:t>
-      </w:r>
-      <w:proofErr w:type="spellEnd"/>
-      <w:r>
-        <w:rPr>
-          <w:rFonts w:ascii="Courier New" w:hAnsi="Courier New"/>
-          <w:sz w:val="24"/>
-          <w:szCs w:val="24"/>
-        </w:rPr>
-        <w:t>(</w:t>
-      </w:r>
-      <w:proofErr w:type="spellStart"/>
-      <w:r>
-        <w:rPr>
-          <w:rFonts w:ascii="Courier New" w:hAnsi="Courier New"/>
-          <w:sz w:val="24"/>
-          <w:szCs w:val="24"/>
-        </w:rPr>
-        <w:t>arr</w:t>
-      </w:r>
-      <w:proofErr w:type="spellEnd"/>
-      <w:r>
-        <w:rPr>
-          <w:rFonts w:ascii="Courier New" w:hAnsi="Courier New"/>
-          <w:sz w:val="24"/>
-          <w:szCs w:val="24"/>
-        </w:rPr>
-        <w:t xml:space="preserve">, </w:t>
-      </w:r>
-      <w:proofErr w:type="spellStart"/>
-      <w:r>
-        <w:rPr>
-          <w:rFonts w:ascii="Courier New" w:hAnsi="Courier New"/>
-          <w:sz w:val="24"/>
-          <w:szCs w:val="24"/>
-        </w:rPr>
-        <w:t>i</w:t>
-      </w:r>
-      <w:proofErr w:type="spellEnd"/>
-      <w:r>
-        <w:rPr>
-          <w:rFonts w:ascii="Courier New" w:hAnsi="Courier New"/>
-          <w:sz w:val="24"/>
-          <w:szCs w:val="24"/>
-        </w:rPr>
-        <w:t>, 0);</w:t>
+        <w:t>inline void heapSort(vector&lt;int&gt;&amp; arr) {</w:t>
+      </w:r>
+      <w:r>
+        <w:rPr>
+          <w:rFonts w:ascii="Courier New" w:hAnsi="Courier New"/>
+          <w:sz w:val="24"/>
+          <w:szCs w:val="24"/>
+        </w:rPr>
+        <w:br/>
+        <w:t xml:space="preserve">    int n = arr.size();</w:t>
+      </w:r>
+      <w:r>
+        <w:rPr>
+          <w:rFonts w:ascii="Courier New" w:hAnsi="Courier New"/>
+          <w:sz w:val="24"/>
+          <w:szCs w:val="24"/>
+        </w:rPr>
+        <w:br/>
+        <w:t xml:space="preserve">    for (int i = n / 2 - 1; i &gt;= 0; i--) heapify(arr, n, i);</w:t>
+      </w:r>
+      <w:r>
+        <w:rPr>
+          <w:rFonts w:ascii="Courier New" w:hAnsi="Courier New"/>
+          <w:sz w:val="24"/>
+          <w:szCs w:val="24"/>
+        </w:rPr>
+        <w:br/>
+        <w:t xml:space="preserve">    for (int i = n - 1; i &gt; 0; i--) {</w:t>
+      </w:r>
+      <w:r>
+        <w:rPr>
+          <w:rFonts w:ascii="Courier New" w:hAnsi="Courier New"/>
+          <w:sz w:val="24"/>
+          <w:szCs w:val="24"/>
+        </w:rPr>
+        <w:br/>
+        <w:t xml:space="preserve">        swap(arr[0], arr[i]);</w:t>
+      </w:r>
+      <w:r>
+        <w:rPr>
+          <w:rFonts w:ascii="Courier New" w:hAnsi="Courier New"/>
+          <w:sz w:val="24"/>
+          <w:szCs w:val="24"/>
+        </w:rPr>
+        <w:br/>
+        <w:t xml:space="preserve">        heapify(arr, i, 0);</w:t>
       </w:r>
       <w:r>
         <w:rPr>
@@ -7546,25 +4517,16 @@
         </w:rPr>
         <w:br/>
       </w:r>
-      <w:proofErr w:type="gramEnd"/>
     </w:p>
     <w:p>
       <w:pPr>
         <w:jc w:val="both"/>
       </w:pPr>
-      <w:proofErr w:type="spellStart"/>
       <w:r>
         <w:rPr>
           <w:b/>
         </w:rPr>
-        <w:t>Файл</w:t>
-      </w:r>
-      <w:proofErr w:type="spellEnd"/>
-      <w:r>
-        <w:rPr>
-          <w:b/>
-        </w:rPr>
-        <w:t xml:space="preserve"> main.cpp:</w:t>
+        <w:t>Файл main.cpp:</w:t>
       </w:r>
     </w:p>
     <w:p>
@@ -7575,32 +4537,13 @@
           <w:szCs w:val="24"/>
         </w:rPr>
       </w:pPr>
-      <w:proofErr w:type="gramStart"/>
-      <w:r>
-        <w:rPr>
-          <w:rFonts w:ascii="Courier New" w:hAnsi="Courier New"/>
-          <w:sz w:val="24"/>
-          <w:szCs w:val="24"/>
-        </w:rPr>
-        <w:t>#include &lt;</w:t>
-      </w:r>
-      <w:proofErr w:type="spellStart"/>
-      <w:r>
-        <w:rPr>
-          <w:rFonts w:ascii="Courier New" w:hAnsi="Courier New"/>
-          <w:sz w:val="24"/>
-          <w:szCs w:val="24"/>
-        </w:rPr>
-        <w:t>iostream</w:t>
-      </w:r>
-      <w:proofErr w:type="spellEnd"/>
-      <w:r>
-        <w:rPr>
-          <w:rFonts w:ascii="Courier New" w:hAnsi="Courier New"/>
-          <w:sz w:val="24"/>
-          <w:szCs w:val="24"/>
-        </w:rPr>
-        <w:t>&gt;</w:t>
+      <w:r>
+        <w:rPr>
+          <w:rFonts w:ascii="Courier New" w:hAnsi="Courier New"/>
+          <w:sz w:val="24"/>
+          <w:szCs w:val="24"/>
+        </w:rPr>
+        <w:t>#include &lt;iostream&gt;</w:t>
       </w:r>
       <w:r>
         <w:rPr>
@@ -7618,911 +4561,209 @@
           <w:szCs w:val="24"/>
         </w:rPr>
         <w:br/>
-        <w:t>#include &lt;</w:t>
-      </w:r>
-      <w:proofErr w:type="spellStart"/>
-      <w:r>
-        <w:rPr>
-          <w:rFonts w:ascii="Courier New" w:hAnsi="Courier New"/>
-          <w:sz w:val="24"/>
-          <w:szCs w:val="24"/>
-        </w:rPr>
-        <w:t>chrono</w:t>
-      </w:r>
-      <w:proofErr w:type="spellEnd"/>
-      <w:r>
-        <w:rPr>
-          <w:rFonts w:ascii="Courier New" w:hAnsi="Courier New"/>
-          <w:sz w:val="24"/>
-          <w:szCs w:val="24"/>
-        </w:rPr>
-        <w:t>&gt;</w:t>
-      </w:r>
-      <w:r>
-        <w:rPr>
-          <w:rFonts w:ascii="Courier New" w:hAnsi="Courier New"/>
-          <w:sz w:val="24"/>
-          <w:szCs w:val="24"/>
-        </w:rPr>
-        <w:br/>
-        <w:t>#include &lt;</w:t>
-      </w:r>
-      <w:proofErr w:type="spellStart"/>
-      <w:r>
-        <w:rPr>
-          <w:rFonts w:ascii="Courier New" w:hAnsi="Courier New"/>
-          <w:sz w:val="24"/>
-          <w:szCs w:val="24"/>
-        </w:rPr>
-        <w:t>windows.h</w:t>
-      </w:r>
-      <w:proofErr w:type="spellEnd"/>
-      <w:r>
-        <w:rPr>
-          <w:rFonts w:ascii="Courier New" w:hAnsi="Courier New"/>
-          <w:sz w:val="24"/>
-          <w:szCs w:val="24"/>
-        </w:rPr>
-        <w:t>&gt;</w:t>
-      </w:r>
-      <w:r>
-        <w:rPr>
-          <w:rFonts w:ascii="Courier New" w:hAnsi="Courier New"/>
-          <w:sz w:val="24"/>
-          <w:szCs w:val="24"/>
-        </w:rPr>
-        <w:br/>
-      </w:r>
-      <w:r>
-        <w:rPr>
-          <w:rFonts w:ascii="Courier New" w:hAnsi="Courier New"/>
-          <w:sz w:val="24"/>
-          <w:szCs w:val="24"/>
-        </w:rPr>
-        <w:br/>
-        <w:t>#include "</w:t>
-      </w:r>
-      <w:proofErr w:type="spellStart"/>
-      <w:r>
-        <w:rPr>
-          <w:rFonts w:ascii="Courier New" w:hAnsi="Courier New"/>
-          <w:sz w:val="24"/>
-          <w:szCs w:val="24"/>
-        </w:rPr>
-        <w:t>array_utils.h</w:t>
-      </w:r>
-      <w:proofErr w:type="spellEnd"/>
-      <w:r>
-        <w:rPr>
-          <w:rFonts w:ascii="Courier New" w:hAnsi="Courier New"/>
-          <w:sz w:val="24"/>
-          <w:szCs w:val="24"/>
-        </w:rPr>
-        <w:t>"</w:t>
-      </w:r>
-      <w:r>
-        <w:rPr>
-          <w:rFonts w:ascii="Courier New" w:hAnsi="Courier New"/>
-          <w:sz w:val="24"/>
-          <w:szCs w:val="24"/>
-        </w:rPr>
-        <w:br/>
-        <w:t>#include "</w:t>
-      </w:r>
-      <w:proofErr w:type="spellStart"/>
-      <w:r>
-        <w:rPr>
-          <w:rFonts w:ascii="Courier New" w:hAnsi="Courier New"/>
-          <w:sz w:val="24"/>
-          <w:szCs w:val="24"/>
-        </w:rPr>
-        <w:t>heap_sort.h</w:t>
-      </w:r>
-      <w:proofErr w:type="spellEnd"/>
-      <w:r>
-        <w:rPr>
-          <w:rFonts w:ascii="Courier New" w:hAnsi="Courier New"/>
-          <w:sz w:val="24"/>
-          <w:szCs w:val="24"/>
-        </w:rPr>
-        <w:t>"</w:t>
-      </w:r>
-      <w:r>
-        <w:rPr>
-          <w:rFonts w:ascii="Courier New" w:hAnsi="Courier New"/>
-          <w:sz w:val="24"/>
-          <w:szCs w:val="24"/>
-        </w:rPr>
-        <w:br/>
-      </w:r>
-      <w:r>
-        <w:rPr>
-          <w:rFonts w:ascii="Courier New" w:hAnsi="Courier New"/>
-          <w:sz w:val="24"/>
-          <w:szCs w:val="24"/>
-        </w:rPr>
-        <w:br/>
-        <w:t xml:space="preserve">using namespace </w:t>
-      </w:r>
-      <w:proofErr w:type="spellStart"/>
-      <w:r>
-        <w:rPr>
-          <w:rFonts w:ascii="Courier New" w:hAnsi="Courier New"/>
-          <w:sz w:val="24"/>
-          <w:szCs w:val="24"/>
-        </w:rPr>
-        <w:t>std</w:t>
-      </w:r>
-      <w:proofErr w:type="spellEnd"/>
-      <w:r>
-        <w:rPr>
-          <w:rFonts w:ascii="Courier New" w:hAnsi="Courier New"/>
-          <w:sz w:val="24"/>
-          <w:szCs w:val="24"/>
-        </w:rPr>
-        <w:t>;</w:t>
-      </w:r>
-      <w:r>
-        <w:rPr>
-          <w:rFonts w:ascii="Courier New" w:hAnsi="Courier New"/>
-          <w:sz w:val="24"/>
-          <w:szCs w:val="24"/>
-        </w:rPr>
-        <w:br/>
-      </w:r>
-      <w:r>
-        <w:rPr>
-          <w:rFonts w:ascii="Courier New" w:hAnsi="Courier New"/>
-          <w:sz w:val="24"/>
-          <w:szCs w:val="24"/>
-        </w:rPr>
-        <w:br/>
-        <w:t xml:space="preserve">void </w:t>
-      </w:r>
-      <w:proofErr w:type="spellStart"/>
-      <w:r>
-        <w:rPr>
-          <w:rFonts w:ascii="Courier New" w:hAnsi="Courier New"/>
-          <w:sz w:val="24"/>
-          <w:szCs w:val="24"/>
-        </w:rPr>
-        <w:t>showMenu</w:t>
-      </w:r>
-      <w:proofErr w:type="spellEnd"/>
-      <w:r>
-        <w:rPr>
-          <w:rFonts w:ascii="Courier New" w:hAnsi="Courier New"/>
-          <w:sz w:val="24"/>
-          <w:szCs w:val="24"/>
-        </w:rPr>
-        <w:t>() {</w:t>
-      </w:r>
-      <w:r>
-        <w:rPr>
-          <w:rFonts w:ascii="Courier New" w:hAnsi="Courier New"/>
-          <w:sz w:val="24"/>
-          <w:szCs w:val="24"/>
-        </w:rPr>
-        <w:br/>
-        <w:t xml:space="preserve">    </w:t>
-      </w:r>
-      <w:proofErr w:type="spellStart"/>
-      <w:r>
-        <w:rPr>
-          <w:rFonts w:ascii="Courier New" w:hAnsi="Courier New"/>
-          <w:sz w:val="24"/>
-          <w:szCs w:val="24"/>
-        </w:rPr>
-        <w:t>setColor</w:t>
-      </w:r>
-      <w:proofErr w:type="spellEnd"/>
-      <w:r>
-        <w:rPr>
-          <w:rFonts w:ascii="Courier New" w:hAnsi="Courier New"/>
-          <w:sz w:val="24"/>
-          <w:szCs w:val="24"/>
-        </w:rPr>
-        <w:t xml:space="preserve">(15, 1); </w:t>
-      </w:r>
-      <w:r>
-        <w:rPr>
-          <w:rFonts w:ascii="Courier New" w:hAnsi="Courier New"/>
-          <w:sz w:val="24"/>
-          <w:szCs w:val="24"/>
-        </w:rPr>
-        <w:br/>
-        <w:t xml:space="preserve">    </w:t>
-      </w:r>
-      <w:proofErr w:type="spellStart"/>
-      <w:r>
-        <w:rPr>
-          <w:rFonts w:ascii="Courier New" w:hAnsi="Courier New"/>
-          <w:sz w:val="24"/>
-          <w:szCs w:val="24"/>
-        </w:rPr>
-        <w:t>cout</w:t>
-      </w:r>
-      <w:proofErr w:type="spellEnd"/>
-      <w:r>
-        <w:rPr>
-          <w:rFonts w:ascii="Courier New" w:hAnsi="Courier New"/>
-          <w:sz w:val="24"/>
-          <w:szCs w:val="24"/>
-        </w:rPr>
-        <w:t xml:space="preserve"> &lt;&lt; "\n===========================================\n";</w:t>
-      </w:r>
-      <w:r>
-        <w:rPr>
-          <w:rFonts w:ascii="Courier New" w:hAnsi="Courier New"/>
-          <w:sz w:val="24"/>
-          <w:szCs w:val="24"/>
-        </w:rPr>
-        <w:br/>
-        <w:t xml:space="preserve">    </w:t>
-      </w:r>
-      <w:proofErr w:type="spellStart"/>
-      <w:r>
-        <w:rPr>
-          <w:rFonts w:ascii="Courier New" w:hAnsi="Courier New"/>
-          <w:sz w:val="24"/>
-          <w:szCs w:val="24"/>
-        </w:rPr>
-        <w:t>cout</w:t>
-      </w:r>
-      <w:proofErr w:type="spellEnd"/>
-      <w:r>
-        <w:rPr>
-          <w:rFonts w:ascii="Courier New" w:hAnsi="Courier New"/>
-          <w:sz w:val="24"/>
-          <w:szCs w:val="24"/>
-        </w:rPr>
-        <w:t xml:space="preserve"> &lt;&lt; "     БИНАРНАЯ СОРТИРОВКА (HEAP SORT)       \n";</w:t>
-      </w:r>
-      <w:r>
-        <w:rPr>
-          <w:rFonts w:ascii="Courier New" w:hAnsi="Courier New"/>
-          <w:sz w:val="24"/>
-          <w:szCs w:val="24"/>
-        </w:rPr>
-        <w:br/>
-        <w:t xml:space="preserve">    </w:t>
-      </w:r>
-      <w:proofErr w:type="spellStart"/>
-      <w:r>
-        <w:rPr>
-          <w:rFonts w:ascii="Courier New" w:hAnsi="Courier New"/>
-          <w:sz w:val="24"/>
-          <w:szCs w:val="24"/>
-        </w:rPr>
-        <w:t>cout</w:t>
-      </w:r>
-      <w:proofErr w:type="spellEnd"/>
-      <w:r>
-        <w:rPr>
-          <w:rFonts w:ascii="Courier New" w:hAnsi="Courier New"/>
-          <w:sz w:val="24"/>
-          <w:szCs w:val="24"/>
-        </w:rPr>
-        <w:t xml:space="preserve"> &lt;&lt; "===========================================\n";</w:t>
-      </w:r>
-      <w:r>
-        <w:rPr>
-          <w:rFonts w:ascii="Courier New" w:hAnsi="Courier New"/>
-          <w:sz w:val="24"/>
-          <w:szCs w:val="24"/>
-        </w:rPr>
-        <w:br/>
-      </w:r>
-      <w:r>
-        <w:rPr>
-          <w:rFonts w:ascii="Courier New" w:hAnsi="Courier New"/>
-          <w:sz w:val="24"/>
-          <w:szCs w:val="24"/>
-        </w:rPr>
-        <w:br/>
-        <w:t xml:space="preserve">    </w:t>
-      </w:r>
-      <w:proofErr w:type="spellStart"/>
-      <w:r>
-        <w:rPr>
-          <w:rFonts w:ascii="Courier New" w:hAnsi="Courier New"/>
-          <w:sz w:val="24"/>
-          <w:szCs w:val="24"/>
-        </w:rPr>
-        <w:t>setColor</w:t>
-      </w:r>
-      <w:proofErr w:type="spellEnd"/>
-      <w:r>
-        <w:rPr>
-          <w:rFonts w:ascii="Courier New" w:hAnsi="Courier New"/>
-          <w:sz w:val="24"/>
-          <w:szCs w:val="24"/>
-        </w:rPr>
-        <w:t xml:space="preserve">(10, 1); </w:t>
-      </w:r>
-      <w:proofErr w:type="spellStart"/>
-      <w:r>
-        <w:rPr>
-          <w:rFonts w:ascii="Courier New" w:hAnsi="Courier New"/>
-          <w:sz w:val="24"/>
-          <w:szCs w:val="24"/>
-        </w:rPr>
-        <w:t>cout</w:t>
-      </w:r>
-      <w:proofErr w:type="spellEnd"/>
-      <w:r>
-        <w:rPr>
-          <w:rFonts w:ascii="Courier New" w:hAnsi="Courier New"/>
-          <w:sz w:val="24"/>
-          <w:szCs w:val="24"/>
-        </w:rPr>
-        <w:t xml:space="preserve"> &lt;&lt; "   [1] </w:t>
-      </w:r>
-      <w:proofErr w:type="spellStart"/>
-      <w:r>
-        <w:rPr>
-          <w:rFonts w:ascii="Courier New" w:hAnsi="Courier New"/>
-          <w:sz w:val="24"/>
-          <w:szCs w:val="24"/>
-        </w:rPr>
-        <w:t>Ввести</w:t>
-      </w:r>
-      <w:proofErr w:type="spellEnd"/>
-      <w:r>
-        <w:rPr>
-          <w:rFonts w:ascii="Courier New" w:hAnsi="Courier New"/>
-          <w:sz w:val="24"/>
-          <w:szCs w:val="24"/>
-        </w:rPr>
-        <w:t xml:space="preserve"> </w:t>
-      </w:r>
-      <w:proofErr w:type="spellStart"/>
-      <w:r>
-        <w:rPr>
-          <w:rFonts w:ascii="Courier New" w:hAnsi="Courier New"/>
-          <w:sz w:val="24"/>
-          <w:szCs w:val="24"/>
-        </w:rPr>
-        <w:t>массив</w:t>
-      </w:r>
-      <w:proofErr w:type="spellEnd"/>
-      <w:r>
-        <w:rPr>
-          <w:rFonts w:ascii="Courier New" w:hAnsi="Courier New"/>
-          <w:sz w:val="24"/>
-          <w:szCs w:val="24"/>
-        </w:rPr>
-        <w:t xml:space="preserve"> </w:t>
-      </w:r>
-      <w:proofErr w:type="spellStart"/>
-      <w:r>
-        <w:rPr>
-          <w:rFonts w:ascii="Courier New" w:hAnsi="Courier New"/>
-          <w:sz w:val="24"/>
-          <w:szCs w:val="24"/>
-        </w:rPr>
-        <w:t>вручную</w:t>
-      </w:r>
-      <w:proofErr w:type="spellEnd"/>
-      <w:r>
-        <w:rPr>
-          <w:rFonts w:ascii="Courier New" w:hAnsi="Courier New"/>
-          <w:sz w:val="24"/>
-          <w:szCs w:val="24"/>
-        </w:rPr>
-        <w:t>\n";</w:t>
-      </w:r>
-      <w:r>
-        <w:rPr>
-          <w:rFonts w:ascii="Courier New" w:hAnsi="Courier New"/>
-          <w:sz w:val="24"/>
-          <w:szCs w:val="24"/>
-        </w:rPr>
-        <w:br/>
-        <w:t xml:space="preserve">    </w:t>
-      </w:r>
-      <w:proofErr w:type="spellStart"/>
-      <w:r>
-        <w:rPr>
-          <w:rFonts w:ascii="Courier New" w:hAnsi="Courier New"/>
-          <w:sz w:val="24"/>
-          <w:szCs w:val="24"/>
-        </w:rPr>
-        <w:t>setColor</w:t>
-      </w:r>
-      <w:proofErr w:type="spellEnd"/>
-      <w:r>
-        <w:rPr>
-          <w:rFonts w:ascii="Courier New" w:hAnsi="Courier New"/>
-          <w:sz w:val="24"/>
-          <w:szCs w:val="24"/>
-        </w:rPr>
-        <w:t xml:space="preserve">(14, 1); </w:t>
-      </w:r>
-      <w:proofErr w:type="spellStart"/>
-      <w:r>
-        <w:rPr>
-          <w:rFonts w:ascii="Courier New" w:hAnsi="Courier New"/>
-          <w:sz w:val="24"/>
-          <w:szCs w:val="24"/>
-        </w:rPr>
-        <w:t>cout</w:t>
-      </w:r>
-      <w:proofErr w:type="spellEnd"/>
-      <w:r>
-        <w:rPr>
-          <w:rFonts w:ascii="Courier New" w:hAnsi="Courier New"/>
-          <w:sz w:val="24"/>
-          <w:szCs w:val="24"/>
-        </w:rPr>
-        <w:t xml:space="preserve"> &lt;&lt; "   [2] </w:t>
-      </w:r>
-      <w:proofErr w:type="spellStart"/>
-      <w:r>
-        <w:rPr>
-          <w:rFonts w:ascii="Courier New" w:hAnsi="Courier New"/>
-          <w:sz w:val="24"/>
-          <w:szCs w:val="24"/>
-        </w:rPr>
-        <w:t>Сгенерировать</w:t>
-      </w:r>
-      <w:proofErr w:type="spellEnd"/>
-      <w:r>
-        <w:rPr>
-          <w:rFonts w:ascii="Courier New" w:hAnsi="Courier New"/>
-          <w:sz w:val="24"/>
-          <w:szCs w:val="24"/>
-        </w:rPr>
-        <w:t xml:space="preserve"> </w:t>
-      </w:r>
-      <w:proofErr w:type="spellStart"/>
-      <w:r>
-        <w:rPr>
-          <w:rFonts w:ascii="Courier New" w:hAnsi="Courier New"/>
-          <w:sz w:val="24"/>
-          <w:szCs w:val="24"/>
-        </w:rPr>
-        <w:t>случайный</w:t>
-      </w:r>
-      <w:proofErr w:type="spellEnd"/>
-      <w:r>
-        <w:rPr>
-          <w:rFonts w:ascii="Courier New" w:hAnsi="Courier New"/>
-          <w:sz w:val="24"/>
-          <w:szCs w:val="24"/>
-        </w:rPr>
-        <w:t xml:space="preserve"> </w:t>
-      </w:r>
-      <w:proofErr w:type="spellStart"/>
-      <w:r>
-        <w:rPr>
-          <w:rFonts w:ascii="Courier New" w:hAnsi="Courier New"/>
-          <w:sz w:val="24"/>
-          <w:szCs w:val="24"/>
-        </w:rPr>
-        <w:t>массив</w:t>
-      </w:r>
-      <w:proofErr w:type="spellEnd"/>
-      <w:r>
-        <w:rPr>
-          <w:rFonts w:ascii="Courier New" w:hAnsi="Courier New"/>
-          <w:sz w:val="24"/>
-          <w:szCs w:val="24"/>
-        </w:rPr>
-        <w:t>\n";</w:t>
-      </w:r>
-      <w:r>
-        <w:rPr>
-          <w:rFonts w:ascii="Courier New" w:hAnsi="Courier New"/>
-          <w:sz w:val="24"/>
-          <w:szCs w:val="24"/>
-        </w:rPr>
-        <w:br/>
-        <w:t xml:space="preserve">    </w:t>
-      </w:r>
-      <w:proofErr w:type="spellStart"/>
-      <w:r>
-        <w:rPr>
-          <w:rFonts w:ascii="Courier New" w:hAnsi="Courier New"/>
-          <w:sz w:val="24"/>
-          <w:szCs w:val="24"/>
-        </w:rPr>
-        <w:t>setColor</w:t>
-      </w:r>
-      <w:proofErr w:type="spellEnd"/>
-      <w:r>
-        <w:rPr>
-          <w:rFonts w:ascii="Courier New" w:hAnsi="Courier New"/>
-          <w:sz w:val="24"/>
-          <w:szCs w:val="24"/>
-        </w:rPr>
-        <w:t xml:space="preserve">(11, 1); </w:t>
-      </w:r>
-      <w:proofErr w:type="spellStart"/>
-      <w:r>
-        <w:rPr>
-          <w:rFonts w:ascii="Courier New" w:hAnsi="Courier New"/>
-          <w:sz w:val="24"/>
-          <w:szCs w:val="24"/>
-        </w:rPr>
-        <w:t>cout</w:t>
-      </w:r>
-      <w:proofErr w:type="spellEnd"/>
-      <w:r>
-        <w:rPr>
-          <w:rFonts w:ascii="Courier New" w:hAnsi="Courier New"/>
-          <w:sz w:val="24"/>
-          <w:szCs w:val="24"/>
-        </w:rPr>
-        <w:t xml:space="preserve"> &lt;&lt; "   [3] </w:t>
-      </w:r>
-      <w:proofErr w:type="spellStart"/>
-      <w:r>
-        <w:rPr>
-          <w:rFonts w:ascii="Courier New" w:hAnsi="Courier New"/>
-          <w:sz w:val="24"/>
-          <w:szCs w:val="24"/>
-        </w:rPr>
-        <w:t>Выполнить</w:t>
-      </w:r>
-      <w:proofErr w:type="spellEnd"/>
-      <w:r>
-        <w:rPr>
-          <w:rFonts w:ascii="Courier New" w:hAnsi="Courier New"/>
-          <w:sz w:val="24"/>
-          <w:szCs w:val="24"/>
-        </w:rPr>
-        <w:t xml:space="preserve"> </w:t>
-      </w:r>
-      <w:proofErr w:type="spellStart"/>
-      <w:r>
-        <w:rPr>
-          <w:rFonts w:ascii="Courier New" w:hAnsi="Courier New"/>
-          <w:sz w:val="24"/>
-          <w:szCs w:val="24"/>
-        </w:rPr>
-        <w:t>бинарную</w:t>
-      </w:r>
-      <w:proofErr w:type="spellEnd"/>
-      <w:r>
-        <w:rPr>
-          <w:rFonts w:ascii="Courier New" w:hAnsi="Courier New"/>
-          <w:sz w:val="24"/>
-          <w:szCs w:val="24"/>
-        </w:rPr>
-        <w:t xml:space="preserve"> </w:t>
-      </w:r>
-      <w:proofErr w:type="spellStart"/>
-      <w:r>
-        <w:rPr>
-          <w:rFonts w:ascii="Courier New" w:hAnsi="Courier New"/>
-          <w:sz w:val="24"/>
-          <w:szCs w:val="24"/>
-        </w:rPr>
-        <w:t>сортировку</w:t>
-      </w:r>
-      <w:proofErr w:type="spellEnd"/>
-      <w:r>
-        <w:rPr>
-          <w:rFonts w:ascii="Courier New" w:hAnsi="Courier New"/>
-          <w:sz w:val="24"/>
-          <w:szCs w:val="24"/>
-        </w:rPr>
-        <w:t>\n";</w:t>
-      </w:r>
-      <w:r>
-        <w:rPr>
-          <w:rFonts w:ascii="Courier New" w:hAnsi="Courier New"/>
-          <w:sz w:val="24"/>
-          <w:szCs w:val="24"/>
-        </w:rPr>
-        <w:br/>
-        <w:t xml:space="preserve">    </w:t>
-      </w:r>
-      <w:proofErr w:type="spellStart"/>
-      <w:r>
-        <w:rPr>
-          <w:rFonts w:ascii="Courier New" w:hAnsi="Courier New"/>
-          <w:sz w:val="24"/>
-          <w:szCs w:val="24"/>
-        </w:rPr>
-        <w:t>setColor</w:t>
-      </w:r>
-      <w:proofErr w:type="spellEnd"/>
-      <w:r>
-        <w:rPr>
-          <w:rFonts w:ascii="Courier New" w:hAnsi="Courier New"/>
-          <w:sz w:val="24"/>
-          <w:szCs w:val="24"/>
-        </w:rPr>
-        <w:t xml:space="preserve">(13, 1); </w:t>
-      </w:r>
-      <w:proofErr w:type="spellStart"/>
-      <w:r>
-        <w:rPr>
-          <w:rFonts w:ascii="Courier New" w:hAnsi="Courier New"/>
-          <w:sz w:val="24"/>
-          <w:szCs w:val="24"/>
-        </w:rPr>
-        <w:t>cout</w:t>
-      </w:r>
-      <w:proofErr w:type="spellEnd"/>
-      <w:r>
-        <w:rPr>
-          <w:rFonts w:ascii="Courier New" w:hAnsi="Courier New"/>
-          <w:sz w:val="24"/>
-          <w:szCs w:val="24"/>
-        </w:rPr>
-        <w:t xml:space="preserve"> &lt;&lt; "   [4] </w:t>
-      </w:r>
-      <w:proofErr w:type="spellStart"/>
-      <w:r>
-        <w:rPr>
-          <w:rFonts w:ascii="Courier New" w:hAnsi="Courier New"/>
-          <w:sz w:val="24"/>
-          <w:szCs w:val="24"/>
-        </w:rPr>
-        <w:t>Показать</w:t>
-      </w:r>
-      <w:proofErr w:type="spellEnd"/>
-      <w:r>
-        <w:rPr>
-          <w:rFonts w:ascii="Courier New" w:hAnsi="Courier New"/>
-          <w:sz w:val="24"/>
-          <w:szCs w:val="24"/>
-        </w:rPr>
-        <w:t xml:space="preserve"> </w:t>
-      </w:r>
-      <w:proofErr w:type="spellStart"/>
-      <w:r>
-        <w:rPr>
-          <w:rFonts w:ascii="Courier New" w:hAnsi="Courier New"/>
-          <w:sz w:val="24"/>
-          <w:szCs w:val="24"/>
-        </w:rPr>
-        <w:t>текущий</w:t>
-      </w:r>
-      <w:proofErr w:type="spellEnd"/>
-      <w:r>
-        <w:rPr>
-          <w:rFonts w:ascii="Courier New" w:hAnsi="Courier New"/>
-          <w:sz w:val="24"/>
-          <w:szCs w:val="24"/>
-        </w:rPr>
-        <w:t xml:space="preserve"> </w:t>
-      </w:r>
-      <w:proofErr w:type="spellStart"/>
-      <w:r>
-        <w:rPr>
-          <w:rFonts w:ascii="Courier New" w:hAnsi="Courier New"/>
-          <w:sz w:val="24"/>
-          <w:szCs w:val="24"/>
-        </w:rPr>
-        <w:t>массив</w:t>
-      </w:r>
-      <w:proofErr w:type="spellEnd"/>
-      <w:r>
-        <w:rPr>
-          <w:rFonts w:ascii="Courier New" w:hAnsi="Courier New"/>
-          <w:sz w:val="24"/>
-          <w:szCs w:val="24"/>
-        </w:rPr>
-        <w:t>\n";</w:t>
-      </w:r>
-      <w:r>
-        <w:rPr>
-          <w:rFonts w:ascii="Courier New" w:hAnsi="Courier New"/>
-          <w:sz w:val="24"/>
-          <w:szCs w:val="24"/>
-        </w:rPr>
-        <w:br/>
-        <w:t xml:space="preserve">    </w:t>
-      </w:r>
-      <w:proofErr w:type="spellStart"/>
-      <w:r>
-        <w:rPr>
-          <w:rFonts w:ascii="Courier New" w:hAnsi="Courier New"/>
-          <w:sz w:val="24"/>
-          <w:szCs w:val="24"/>
-        </w:rPr>
-        <w:t>setColor</w:t>
-      </w:r>
-      <w:proofErr w:type="spellEnd"/>
-      <w:r>
-        <w:rPr>
-          <w:rFonts w:ascii="Courier New" w:hAnsi="Courier New"/>
-          <w:sz w:val="24"/>
-          <w:szCs w:val="24"/>
-        </w:rPr>
-        <w:t xml:space="preserve">(12, 1); </w:t>
-      </w:r>
-      <w:proofErr w:type="spellStart"/>
-      <w:r>
-        <w:rPr>
-          <w:rFonts w:ascii="Courier New" w:hAnsi="Courier New"/>
-          <w:sz w:val="24"/>
-          <w:szCs w:val="24"/>
-        </w:rPr>
-        <w:t>cout</w:t>
-      </w:r>
-      <w:proofErr w:type="spellEnd"/>
-      <w:r>
-        <w:rPr>
-          <w:rFonts w:ascii="Courier New" w:hAnsi="Courier New"/>
-          <w:sz w:val="24"/>
-          <w:szCs w:val="24"/>
-        </w:rPr>
-        <w:t xml:space="preserve"> &lt;&lt; "   [0] </w:t>
-      </w:r>
-      <w:proofErr w:type="spellStart"/>
-      <w:r>
-        <w:rPr>
-          <w:rFonts w:ascii="Courier New" w:hAnsi="Courier New"/>
-          <w:sz w:val="24"/>
-          <w:szCs w:val="24"/>
-        </w:rPr>
-        <w:t>Выход</w:t>
-      </w:r>
-      <w:proofErr w:type="spellEnd"/>
-      <w:r>
-        <w:rPr>
-          <w:rFonts w:ascii="Courier New" w:hAnsi="Courier New"/>
-          <w:sz w:val="24"/>
-          <w:szCs w:val="24"/>
-        </w:rPr>
-        <w:t>\n";</w:t>
-      </w:r>
-      <w:r>
-        <w:rPr>
-          <w:rFonts w:ascii="Courier New" w:hAnsi="Courier New"/>
-          <w:sz w:val="24"/>
-          <w:szCs w:val="24"/>
-        </w:rPr>
-        <w:br/>
-      </w:r>
-      <w:r>
-        <w:rPr>
-          <w:rFonts w:ascii="Courier New" w:hAnsi="Courier New"/>
-          <w:sz w:val="24"/>
-          <w:szCs w:val="24"/>
-        </w:rPr>
-        <w:br/>
-        <w:t xml:space="preserve">    </w:t>
-      </w:r>
-      <w:proofErr w:type="spellStart"/>
-      <w:r>
-        <w:rPr>
-          <w:rFonts w:ascii="Courier New" w:hAnsi="Courier New"/>
-          <w:sz w:val="24"/>
-          <w:szCs w:val="24"/>
-        </w:rPr>
-        <w:t>setColor</w:t>
-      </w:r>
-      <w:proofErr w:type="spellEnd"/>
-      <w:r>
-        <w:rPr>
-          <w:rFonts w:ascii="Courier New" w:hAnsi="Courier New"/>
-          <w:sz w:val="24"/>
-          <w:szCs w:val="24"/>
-        </w:rPr>
-        <w:t>(15, 1);</w:t>
-      </w:r>
-      <w:r>
-        <w:rPr>
-          <w:rFonts w:ascii="Courier New" w:hAnsi="Courier New"/>
-          <w:sz w:val="24"/>
-          <w:szCs w:val="24"/>
-        </w:rPr>
-        <w:br/>
-        <w:t xml:space="preserve">    </w:t>
-      </w:r>
-      <w:proofErr w:type="spellStart"/>
-      <w:r>
-        <w:rPr>
-          <w:rFonts w:ascii="Courier New" w:hAnsi="Courier New"/>
-          <w:sz w:val="24"/>
-          <w:szCs w:val="24"/>
-        </w:rPr>
-        <w:t>cout</w:t>
-      </w:r>
-      <w:proofErr w:type="spellEnd"/>
-      <w:r>
-        <w:rPr>
-          <w:rFonts w:ascii="Courier New" w:hAnsi="Courier New"/>
-          <w:sz w:val="24"/>
-          <w:szCs w:val="24"/>
-        </w:rPr>
-        <w:t xml:space="preserve"> &lt;&lt; "===========================================\n";</w:t>
-      </w:r>
-      <w:r>
-        <w:rPr>
-          <w:rFonts w:ascii="Courier New" w:hAnsi="Courier New"/>
-          <w:sz w:val="24"/>
-          <w:szCs w:val="24"/>
-        </w:rPr>
-        <w:br/>
-        <w:t xml:space="preserve">    </w:t>
-      </w:r>
-      <w:proofErr w:type="spellStart"/>
-      <w:r>
-        <w:rPr>
-          <w:rFonts w:ascii="Courier New" w:hAnsi="Courier New"/>
-          <w:sz w:val="24"/>
-          <w:szCs w:val="24"/>
-        </w:rPr>
-        <w:t>setColor</w:t>
-      </w:r>
-      <w:proofErr w:type="spellEnd"/>
-      <w:r>
-        <w:rPr>
-          <w:rFonts w:ascii="Courier New" w:hAnsi="Courier New"/>
-          <w:sz w:val="24"/>
-          <w:szCs w:val="24"/>
-        </w:rPr>
-        <w:t>(14, 1);</w:t>
-      </w:r>
-      <w:r>
-        <w:rPr>
-          <w:rFonts w:ascii="Courier New" w:hAnsi="Courier New"/>
-          <w:sz w:val="24"/>
-          <w:szCs w:val="24"/>
-        </w:rPr>
-        <w:br/>
-        <w:t xml:space="preserve">    </w:t>
-      </w:r>
-      <w:proofErr w:type="spellStart"/>
-      <w:r>
-        <w:rPr>
-          <w:rFonts w:ascii="Courier New" w:hAnsi="Courier New"/>
-          <w:sz w:val="24"/>
-          <w:szCs w:val="24"/>
-        </w:rPr>
-        <w:t>cout</w:t>
-      </w:r>
-      <w:proofErr w:type="spellEnd"/>
-      <w:r>
-        <w:rPr>
-          <w:rFonts w:ascii="Courier New" w:hAnsi="Courier New"/>
-          <w:sz w:val="24"/>
-          <w:szCs w:val="24"/>
-        </w:rPr>
-        <w:t xml:space="preserve"> &lt;&lt; "</w:t>
-      </w:r>
-      <w:proofErr w:type="spellStart"/>
-      <w:r>
-        <w:rPr>
-          <w:rFonts w:ascii="Courier New" w:hAnsi="Courier New"/>
-          <w:sz w:val="24"/>
-          <w:szCs w:val="24"/>
-        </w:rPr>
-        <w:t>Ваш</w:t>
-      </w:r>
-      <w:proofErr w:type="spellEnd"/>
-      <w:r>
-        <w:rPr>
-          <w:rFonts w:ascii="Courier New" w:hAnsi="Courier New"/>
-          <w:sz w:val="24"/>
-          <w:szCs w:val="24"/>
-        </w:rPr>
-        <w:t xml:space="preserve"> </w:t>
-      </w:r>
-      <w:proofErr w:type="spellStart"/>
-      <w:r>
-        <w:rPr>
-          <w:rFonts w:ascii="Courier New" w:hAnsi="Courier New"/>
-          <w:sz w:val="24"/>
-          <w:szCs w:val="24"/>
-        </w:rPr>
-        <w:t>выбор</w:t>
-      </w:r>
-      <w:proofErr w:type="spellEnd"/>
-      <w:r>
-        <w:rPr>
-          <w:rFonts w:ascii="Courier New" w:hAnsi="Courier New"/>
-          <w:sz w:val="24"/>
-          <w:szCs w:val="24"/>
-        </w:rPr>
-        <w:t>: ";</w:t>
+        <w:t>#include &lt;chrono&gt;</w:t>
+      </w:r>
+      <w:r>
+        <w:rPr>
+          <w:rFonts w:ascii="Courier New" w:hAnsi="Courier New"/>
+          <w:sz w:val="24"/>
+          <w:szCs w:val="24"/>
+        </w:rPr>
+        <w:br/>
+        <w:t>#include &lt;windows.h&gt;</w:t>
+      </w:r>
+      <w:r>
+        <w:rPr>
+          <w:rFonts w:ascii="Courier New" w:hAnsi="Courier New"/>
+          <w:sz w:val="24"/>
+          <w:szCs w:val="24"/>
+        </w:rPr>
+        <w:br/>
+      </w:r>
+      <w:r>
+        <w:rPr>
+          <w:rFonts w:ascii="Courier New" w:hAnsi="Courier New"/>
+          <w:sz w:val="24"/>
+          <w:szCs w:val="24"/>
+        </w:rPr>
+        <w:br/>
+        <w:t>#include "array_utils.h"</w:t>
+      </w:r>
+      <w:r>
+        <w:rPr>
+          <w:rFonts w:ascii="Courier New" w:hAnsi="Courier New"/>
+          <w:sz w:val="24"/>
+          <w:szCs w:val="24"/>
+        </w:rPr>
+        <w:br/>
+        <w:t>#include "heap_sort.h"</w:t>
+      </w:r>
+      <w:r>
+        <w:rPr>
+          <w:rFonts w:ascii="Courier New" w:hAnsi="Courier New"/>
+          <w:sz w:val="24"/>
+          <w:szCs w:val="24"/>
+        </w:rPr>
+        <w:br/>
+      </w:r>
+      <w:r>
+        <w:rPr>
+          <w:rFonts w:ascii="Courier New" w:hAnsi="Courier New"/>
+          <w:sz w:val="24"/>
+          <w:szCs w:val="24"/>
+        </w:rPr>
+        <w:br/>
+        <w:t>using namespace std;</w:t>
+      </w:r>
+      <w:r>
+        <w:rPr>
+          <w:rFonts w:ascii="Courier New" w:hAnsi="Courier New"/>
+          <w:sz w:val="24"/>
+          <w:szCs w:val="24"/>
+        </w:rPr>
+        <w:br/>
+      </w:r>
+      <w:r>
+        <w:rPr>
+          <w:rFonts w:ascii="Courier New" w:hAnsi="Courier New"/>
+          <w:sz w:val="24"/>
+          <w:szCs w:val="24"/>
+        </w:rPr>
+        <w:br/>
+        <w:t>void showMenu() {</w:t>
+      </w:r>
+      <w:r>
+        <w:rPr>
+          <w:rFonts w:ascii="Courier New" w:hAnsi="Courier New"/>
+          <w:sz w:val="24"/>
+          <w:szCs w:val="24"/>
+        </w:rPr>
+        <w:br/>
+        <w:t xml:space="preserve">    setColor(15, 1); </w:t>
+      </w:r>
+      <w:r>
+        <w:rPr>
+          <w:rFonts w:ascii="Courier New" w:hAnsi="Courier New"/>
+          <w:sz w:val="24"/>
+          <w:szCs w:val="24"/>
+        </w:rPr>
+        <w:br/>
+        <w:t xml:space="preserve">    cout &lt;&lt; "\n===========================================\n";</w:t>
+      </w:r>
+      <w:r>
+        <w:rPr>
+          <w:rFonts w:ascii="Courier New" w:hAnsi="Courier New"/>
+          <w:sz w:val="24"/>
+          <w:szCs w:val="24"/>
+        </w:rPr>
+        <w:br/>
+        <w:t xml:space="preserve">    cout &lt;&lt; "     БИНАРНАЯ СОРТИРОВКА (HEAP SORT)       \n";</w:t>
+      </w:r>
+      <w:r>
+        <w:rPr>
+          <w:rFonts w:ascii="Courier New" w:hAnsi="Courier New"/>
+          <w:sz w:val="24"/>
+          <w:szCs w:val="24"/>
+        </w:rPr>
+        <w:br/>
+        <w:t xml:space="preserve">    cout &lt;&lt; "===========================================\n";</w:t>
+      </w:r>
+      <w:r>
+        <w:rPr>
+          <w:rFonts w:ascii="Courier New" w:hAnsi="Courier New"/>
+          <w:sz w:val="24"/>
+          <w:szCs w:val="24"/>
+        </w:rPr>
+        <w:br/>
+      </w:r>
+      <w:r>
+        <w:rPr>
+          <w:rFonts w:ascii="Courier New" w:hAnsi="Courier New"/>
+          <w:sz w:val="24"/>
+          <w:szCs w:val="24"/>
+        </w:rPr>
+        <w:br/>
+        <w:t xml:space="preserve">    setColor(10, 1); cout &lt;&lt; "   [1] Ввести массив вручную\n";</w:t>
+      </w:r>
+      <w:r>
+        <w:rPr>
+          <w:rFonts w:ascii="Courier New" w:hAnsi="Courier New"/>
+          <w:sz w:val="24"/>
+          <w:szCs w:val="24"/>
+        </w:rPr>
+        <w:br/>
+        <w:t xml:space="preserve">    setColor(14, 1); cout &lt;&lt; "   [2] Сгенерировать случайный массив\n";</w:t>
+      </w:r>
+      <w:r>
+        <w:rPr>
+          <w:rFonts w:ascii="Courier New" w:hAnsi="Courier New"/>
+          <w:sz w:val="24"/>
+          <w:szCs w:val="24"/>
+        </w:rPr>
+        <w:br/>
+        <w:t xml:space="preserve">    setColor(11, 1); cout &lt;&lt; "   [3] Выполнить бинарную сортировку\n";</w:t>
+      </w:r>
+      <w:r>
+        <w:rPr>
+          <w:rFonts w:ascii="Courier New" w:hAnsi="Courier New"/>
+          <w:sz w:val="24"/>
+          <w:szCs w:val="24"/>
+        </w:rPr>
+        <w:br/>
+        <w:t xml:space="preserve">    setColor(13, 1); cout &lt;&lt; "   [4] Показать текущий массив\n";</w:t>
+      </w:r>
+      <w:r>
+        <w:rPr>
+          <w:rFonts w:ascii="Courier New" w:hAnsi="Courier New"/>
+          <w:sz w:val="24"/>
+          <w:szCs w:val="24"/>
+        </w:rPr>
+        <w:br/>
+        <w:t xml:space="preserve">    setColor(12, 1); cout &lt;&lt; "   [0] Выход\n";</w:t>
+      </w:r>
+      <w:r>
+        <w:rPr>
+          <w:rFonts w:ascii="Courier New" w:hAnsi="Courier New"/>
+          <w:sz w:val="24"/>
+          <w:szCs w:val="24"/>
+        </w:rPr>
+        <w:br/>
+      </w:r>
+      <w:r>
+        <w:rPr>
+          <w:rFonts w:ascii="Courier New" w:hAnsi="Courier New"/>
+          <w:sz w:val="24"/>
+          <w:szCs w:val="24"/>
+        </w:rPr>
+        <w:br/>
+        <w:t xml:space="preserve">    setColor(15, 1);</w:t>
+      </w:r>
+      <w:r>
+        <w:rPr>
+          <w:rFonts w:ascii="Courier New" w:hAnsi="Courier New"/>
+          <w:sz w:val="24"/>
+          <w:szCs w:val="24"/>
+        </w:rPr>
+        <w:br/>
+        <w:t xml:space="preserve">    cout &lt;&lt; "===========================================\n";</w:t>
+      </w:r>
+      <w:r>
+        <w:rPr>
+          <w:rFonts w:ascii="Courier New" w:hAnsi="Courier New"/>
+          <w:sz w:val="24"/>
+          <w:szCs w:val="24"/>
+        </w:rPr>
+        <w:br/>
+        <w:t xml:space="preserve">    setColor(14, 1);</w:t>
+      </w:r>
+      <w:r>
+        <w:rPr>
+          <w:rFonts w:ascii="Courier New" w:hAnsi="Courier New"/>
+          <w:sz w:val="24"/>
+          <w:szCs w:val="24"/>
+        </w:rPr>
+        <w:br/>
+        <w:t xml:space="preserve">    cout &lt;&lt; "Ваш выбор: ";</w:t>
       </w:r>
       <w:r>
         <w:rPr>
@@ -8539,25 +4780,7 @@
           <w:szCs w:val="24"/>
         </w:rPr>
         <w:lastRenderedPageBreak/>
-        <w:t xml:space="preserve">    </w:t>
-      </w:r>
-      <w:proofErr w:type="spellStart"/>
-      <w:r>
-        <w:rPr>
-          <w:rFonts w:ascii="Courier New" w:hAnsi="Courier New"/>
-          <w:sz w:val="24"/>
-          <w:szCs w:val="24"/>
-        </w:rPr>
-        <w:t>setColor</w:t>
-      </w:r>
-      <w:proofErr w:type="spellEnd"/>
-      <w:r>
-        <w:rPr>
-          <w:rFonts w:ascii="Courier New" w:hAnsi="Courier New"/>
-          <w:sz w:val="24"/>
-          <w:szCs w:val="24"/>
-        </w:rPr>
-        <w:t>(7, 0);</w:t>
+        <w:t xml:space="preserve">    setColor(7, 0);</w:t>
       </w:r>
       <w:r>
         <w:rPr>
@@ -8583,247 +4806,86 @@
           <w:szCs w:val="24"/>
         </w:rPr>
         <w:br/>
-      </w:r>
-      <w:proofErr w:type="spellStart"/>
-      <w:r>
-        <w:rPr>
-          <w:rFonts w:ascii="Courier New" w:hAnsi="Courier New"/>
-          <w:sz w:val="24"/>
-          <w:szCs w:val="24"/>
-        </w:rPr>
-        <w:t>int</w:t>
-      </w:r>
-      <w:proofErr w:type="spellEnd"/>
-      <w:r>
-        <w:rPr>
-          <w:rFonts w:ascii="Courier New" w:hAnsi="Courier New"/>
-          <w:sz w:val="24"/>
-          <w:szCs w:val="24"/>
-        </w:rPr>
-        <w:t xml:space="preserve"> main() {</w:t>
-      </w:r>
-      <w:r>
-        <w:rPr>
-          <w:rFonts w:ascii="Courier New" w:hAnsi="Courier New"/>
-          <w:sz w:val="24"/>
-          <w:szCs w:val="24"/>
-        </w:rPr>
-        <w:br/>
-        <w:t xml:space="preserve">    </w:t>
-      </w:r>
-      <w:proofErr w:type="spellStart"/>
-      <w:r>
-        <w:rPr>
-          <w:rFonts w:ascii="Courier New" w:hAnsi="Courier New"/>
-          <w:sz w:val="24"/>
-          <w:szCs w:val="24"/>
-        </w:rPr>
-        <w:t>setlocale</w:t>
-      </w:r>
-      <w:proofErr w:type="spellEnd"/>
-      <w:r>
-        <w:rPr>
-          <w:rFonts w:ascii="Courier New" w:hAnsi="Courier New"/>
-          <w:sz w:val="24"/>
-          <w:szCs w:val="24"/>
-        </w:rPr>
-        <w:t>(LC_ALL, "Russian");</w:t>
-      </w:r>
-      <w:r>
-        <w:rPr>
-          <w:rFonts w:ascii="Courier New" w:hAnsi="Courier New"/>
-          <w:sz w:val="24"/>
-          <w:szCs w:val="24"/>
-        </w:rPr>
-        <w:br/>
-        <w:t xml:space="preserve">    </w:t>
-      </w:r>
-      <w:proofErr w:type="spellStart"/>
-      <w:r>
-        <w:rPr>
-          <w:rFonts w:ascii="Courier New" w:hAnsi="Courier New"/>
-          <w:sz w:val="24"/>
-          <w:szCs w:val="24"/>
-        </w:rPr>
-        <w:t>SetConsoleCP</w:t>
-      </w:r>
-      <w:proofErr w:type="spellEnd"/>
-      <w:r>
-        <w:rPr>
-          <w:rFonts w:ascii="Courier New" w:hAnsi="Courier New"/>
-          <w:sz w:val="24"/>
-          <w:szCs w:val="24"/>
-        </w:rPr>
-        <w:t>(1251);</w:t>
-      </w:r>
-      <w:r>
-        <w:rPr>
-          <w:rFonts w:ascii="Courier New" w:hAnsi="Courier New"/>
-          <w:sz w:val="24"/>
-          <w:szCs w:val="24"/>
-        </w:rPr>
-        <w:br/>
-        <w:t xml:space="preserve">    </w:t>
-      </w:r>
-      <w:proofErr w:type="spellStart"/>
-      <w:r>
-        <w:rPr>
-          <w:rFonts w:ascii="Courier New" w:hAnsi="Courier New"/>
-          <w:sz w:val="24"/>
-          <w:szCs w:val="24"/>
-        </w:rPr>
-        <w:t>SetConsoleOutputCP</w:t>
-      </w:r>
-      <w:proofErr w:type="spellEnd"/>
-      <w:r>
-        <w:rPr>
-          <w:rFonts w:ascii="Courier New" w:hAnsi="Courier New"/>
-          <w:sz w:val="24"/>
-          <w:szCs w:val="24"/>
-        </w:rPr>
-        <w:t>(1251);</w:t>
-      </w:r>
-      <w:r>
-        <w:rPr>
-          <w:rFonts w:ascii="Courier New" w:hAnsi="Courier New"/>
-          <w:sz w:val="24"/>
-          <w:szCs w:val="24"/>
-        </w:rPr>
-        <w:br/>
-      </w:r>
-      <w:r>
-        <w:rPr>
-          <w:rFonts w:ascii="Courier New" w:hAnsi="Courier New"/>
-          <w:sz w:val="24"/>
-          <w:szCs w:val="24"/>
-        </w:rPr>
-        <w:br/>
-        <w:t xml:space="preserve">    vector&lt;</w:t>
-      </w:r>
-      <w:proofErr w:type="spellStart"/>
-      <w:r>
-        <w:rPr>
-          <w:rFonts w:ascii="Courier New" w:hAnsi="Courier New"/>
-          <w:sz w:val="24"/>
-          <w:szCs w:val="24"/>
-        </w:rPr>
-        <w:t>int</w:t>
-      </w:r>
-      <w:proofErr w:type="spellEnd"/>
-      <w:r>
-        <w:rPr>
-          <w:rFonts w:ascii="Courier New" w:hAnsi="Courier New"/>
-          <w:sz w:val="24"/>
-          <w:szCs w:val="24"/>
-        </w:rPr>
-        <w:t xml:space="preserve">&gt; </w:t>
-      </w:r>
-      <w:proofErr w:type="spellStart"/>
-      <w:r>
-        <w:rPr>
-          <w:rFonts w:ascii="Courier New" w:hAnsi="Courier New"/>
-          <w:sz w:val="24"/>
-          <w:szCs w:val="24"/>
-        </w:rPr>
-        <w:t>arr</w:t>
-      </w:r>
-      <w:proofErr w:type="spellEnd"/>
-      <w:r>
-        <w:rPr>
-          <w:rFonts w:ascii="Courier New" w:hAnsi="Courier New"/>
-          <w:sz w:val="24"/>
-          <w:szCs w:val="24"/>
-        </w:rPr>
-        <w:t>;</w:t>
-      </w:r>
-      <w:r>
-        <w:rPr>
-          <w:rFonts w:ascii="Courier New" w:hAnsi="Courier New"/>
-          <w:sz w:val="24"/>
-          <w:szCs w:val="24"/>
-        </w:rPr>
-        <w:br/>
-        <w:t xml:space="preserve">    </w:t>
-      </w:r>
-      <w:proofErr w:type="spellStart"/>
-      <w:r>
-        <w:rPr>
-          <w:rFonts w:ascii="Courier New" w:hAnsi="Courier New"/>
-          <w:sz w:val="24"/>
-          <w:szCs w:val="24"/>
-        </w:rPr>
-        <w:t>int</w:t>
-      </w:r>
-      <w:proofErr w:type="spellEnd"/>
-      <w:r>
-        <w:rPr>
-          <w:rFonts w:ascii="Courier New" w:hAnsi="Courier New"/>
-          <w:sz w:val="24"/>
-          <w:szCs w:val="24"/>
-        </w:rPr>
-        <w:t xml:space="preserve"> choice;</w:t>
-      </w:r>
-      <w:r>
-        <w:rPr>
-          <w:rFonts w:ascii="Courier New" w:hAnsi="Courier New"/>
-          <w:sz w:val="24"/>
-          <w:szCs w:val="24"/>
-        </w:rPr>
-        <w:br/>
-        <w:t xml:space="preserve">    bool </w:t>
-      </w:r>
-      <w:proofErr w:type="spellStart"/>
-      <w:r>
-        <w:rPr>
-          <w:rFonts w:ascii="Courier New" w:hAnsi="Courier New"/>
-          <w:sz w:val="24"/>
-          <w:szCs w:val="24"/>
-        </w:rPr>
-        <w:t>hasData</w:t>
-      </w:r>
-      <w:proofErr w:type="spellEnd"/>
-      <w:r>
-        <w:rPr>
-          <w:rFonts w:ascii="Courier New" w:hAnsi="Courier New"/>
-          <w:sz w:val="24"/>
-          <w:szCs w:val="24"/>
-        </w:rPr>
-        <w:t xml:space="preserve"> = false;</w:t>
-      </w:r>
-      <w:r>
-        <w:rPr>
-          <w:rFonts w:ascii="Courier New" w:hAnsi="Courier New"/>
-          <w:sz w:val="24"/>
-          <w:szCs w:val="24"/>
-        </w:rPr>
-        <w:br/>
-      </w:r>
-      <w:r>
-        <w:rPr>
-          <w:rFonts w:ascii="Courier New" w:hAnsi="Courier New"/>
-          <w:sz w:val="24"/>
-          <w:szCs w:val="24"/>
-        </w:rPr>
-        <w:br/>
-        <w:t xml:space="preserve">    </w:t>
-      </w:r>
-      <w:proofErr w:type="spellStart"/>
-      <w:r>
-        <w:rPr>
-          <w:rFonts w:ascii="Courier New" w:hAnsi="Courier New"/>
-          <w:sz w:val="24"/>
-          <w:szCs w:val="24"/>
-        </w:rPr>
-        <w:t>setColor</w:t>
-      </w:r>
-      <w:proofErr w:type="spellEnd"/>
-      <w:r>
-        <w:rPr>
-          <w:rFonts w:ascii="Courier New" w:hAnsi="Courier New"/>
-          <w:sz w:val="24"/>
-          <w:szCs w:val="24"/>
-        </w:rPr>
-        <w:t xml:space="preserve">(15, 1); </w:t>
+        <w:t>int main() {</w:t>
+      </w:r>
+      <w:r>
+        <w:rPr>
+          <w:rFonts w:ascii="Courier New" w:hAnsi="Courier New"/>
+          <w:sz w:val="24"/>
+          <w:szCs w:val="24"/>
+        </w:rPr>
+        <w:br/>
+        <w:t xml:space="preserve">    setlocale(LC_ALL, "Russian");</w:t>
+      </w:r>
+      <w:r>
+        <w:rPr>
+          <w:rFonts w:ascii="Courier New" w:hAnsi="Courier New"/>
+          <w:sz w:val="24"/>
+          <w:szCs w:val="24"/>
+        </w:rPr>
+        <w:br/>
+        <w:t xml:space="preserve">    SetConsoleCP(1251);</w:t>
+      </w:r>
+      <w:r>
+        <w:rPr>
+          <w:rFonts w:ascii="Courier New" w:hAnsi="Courier New"/>
+          <w:sz w:val="24"/>
+          <w:szCs w:val="24"/>
+        </w:rPr>
+        <w:br/>
+        <w:t xml:space="preserve">    SetConsoleOutputCP(1251);</w:t>
+      </w:r>
+      <w:r>
+        <w:rPr>
+          <w:rFonts w:ascii="Courier New" w:hAnsi="Courier New"/>
+          <w:sz w:val="24"/>
+          <w:szCs w:val="24"/>
+        </w:rPr>
+        <w:br/>
+      </w:r>
+      <w:r>
+        <w:rPr>
+          <w:rFonts w:ascii="Courier New" w:hAnsi="Courier New"/>
+          <w:sz w:val="24"/>
+          <w:szCs w:val="24"/>
+        </w:rPr>
+        <w:br/>
+        <w:t xml:space="preserve">    vector&lt;int&gt; arr;</w:t>
+      </w:r>
+      <w:r>
+        <w:rPr>
+          <w:rFonts w:ascii="Courier New" w:hAnsi="Courier New"/>
+          <w:sz w:val="24"/>
+          <w:szCs w:val="24"/>
+        </w:rPr>
+        <w:br/>
+        <w:t xml:space="preserve">    int choice;</w:t>
+      </w:r>
+      <w:r>
+        <w:rPr>
+          <w:rFonts w:ascii="Courier New" w:hAnsi="Courier New"/>
+          <w:sz w:val="24"/>
+          <w:szCs w:val="24"/>
+        </w:rPr>
+        <w:br/>
+        <w:t xml:space="preserve">    bool hasData = false;</w:t>
+      </w:r>
+      <w:r>
+        <w:rPr>
+          <w:rFonts w:ascii="Courier New" w:hAnsi="Courier New"/>
+          <w:sz w:val="24"/>
+          <w:szCs w:val="24"/>
+        </w:rPr>
+        <w:br/>
+      </w:r>
+      <w:r>
+        <w:rPr>
+          <w:rFonts w:ascii="Courier New" w:hAnsi="Courier New"/>
+          <w:sz w:val="24"/>
+          <w:szCs w:val="24"/>
+        </w:rPr>
+        <w:br/>
+        <w:t xml:space="preserve">    setColor(15, 1); </w:t>
       </w:r>
       <w:r>
         <w:rPr>
@@ -8849,79 +4911,25 @@
           <w:szCs w:val="24"/>
         </w:rPr>
         <w:br/>
-        <w:t xml:space="preserve">        </w:t>
-      </w:r>
-      <w:proofErr w:type="spellStart"/>
-      <w:r>
-        <w:rPr>
-          <w:rFonts w:ascii="Courier New" w:hAnsi="Courier New"/>
-          <w:sz w:val="24"/>
-          <w:szCs w:val="24"/>
-        </w:rPr>
-        <w:t>showMenu</w:t>
-      </w:r>
-      <w:proofErr w:type="spellEnd"/>
-      <w:r>
-        <w:rPr>
-          <w:rFonts w:ascii="Courier New" w:hAnsi="Courier New"/>
-          <w:sz w:val="24"/>
-          <w:szCs w:val="24"/>
-        </w:rPr>
-        <w:t>();</w:t>
-      </w:r>
-      <w:r>
-        <w:rPr>
-          <w:rFonts w:ascii="Courier New" w:hAnsi="Courier New"/>
-          <w:sz w:val="24"/>
-          <w:szCs w:val="24"/>
-        </w:rPr>
-        <w:br/>
-        <w:t xml:space="preserve">        </w:t>
-      </w:r>
-      <w:proofErr w:type="spellStart"/>
-      <w:r>
-        <w:rPr>
-          <w:rFonts w:ascii="Courier New" w:hAnsi="Courier New"/>
-          <w:sz w:val="24"/>
-          <w:szCs w:val="24"/>
-        </w:rPr>
-        <w:t>setColor</w:t>
-      </w:r>
-      <w:proofErr w:type="spellEnd"/>
-      <w:r>
-        <w:rPr>
-          <w:rFonts w:ascii="Courier New" w:hAnsi="Courier New"/>
-          <w:sz w:val="24"/>
-          <w:szCs w:val="24"/>
-        </w:rPr>
-        <w:t>(7, 0);</w:t>
-      </w:r>
-      <w:r>
-        <w:rPr>
-          <w:rFonts w:ascii="Courier New" w:hAnsi="Courier New"/>
-          <w:sz w:val="24"/>
-          <w:szCs w:val="24"/>
-        </w:rPr>
-        <w:br/>
-        <w:t xml:space="preserve">        </w:t>
-      </w:r>
-      <w:proofErr w:type="spellStart"/>
-      <w:r>
-        <w:rPr>
-          <w:rFonts w:ascii="Courier New" w:hAnsi="Courier New"/>
-          <w:sz w:val="24"/>
-          <w:szCs w:val="24"/>
-        </w:rPr>
-        <w:t>cin</w:t>
-      </w:r>
-      <w:proofErr w:type="spellEnd"/>
-      <w:r>
-        <w:rPr>
-          <w:rFonts w:ascii="Courier New" w:hAnsi="Courier New"/>
-          <w:sz w:val="24"/>
-          <w:szCs w:val="24"/>
-        </w:rPr>
-        <w:t xml:space="preserve"> &gt;&gt; choice;</w:t>
+        <w:t xml:space="preserve">        showMenu();</w:t>
+      </w:r>
+      <w:r>
+        <w:rPr>
+          <w:rFonts w:ascii="Courier New" w:hAnsi="Courier New"/>
+          <w:sz w:val="24"/>
+          <w:szCs w:val="24"/>
+        </w:rPr>
+        <w:br/>
+        <w:t xml:space="preserve">        setColor(7, 0);</w:t>
+      </w:r>
+      <w:r>
+        <w:rPr>
+          <w:rFonts w:ascii="Courier New" w:hAnsi="Courier New"/>
+          <w:sz w:val="24"/>
+          <w:szCs w:val="24"/>
+        </w:rPr>
+        <w:br/>
+        <w:t xml:space="preserve">        cin &gt;&gt; choice;</w:t>
       </w:r>
       <w:r>
         <w:rPr>
@@ -8956,538 +4964,70 @@
           <w:szCs w:val="24"/>
         </w:rPr>
         <w:br/>
-        <w:t xml:space="preserve">            </w:t>
-      </w:r>
-      <w:proofErr w:type="spellStart"/>
-      <w:r>
-        <w:rPr>
-          <w:rFonts w:ascii="Courier New" w:hAnsi="Courier New"/>
-          <w:sz w:val="24"/>
-          <w:szCs w:val="24"/>
-        </w:rPr>
-        <w:t>int</w:t>
-      </w:r>
-      <w:proofErr w:type="spellEnd"/>
-      <w:r>
-        <w:rPr>
-          <w:rFonts w:ascii="Courier New" w:hAnsi="Courier New"/>
-          <w:sz w:val="24"/>
-          <w:szCs w:val="24"/>
-        </w:rPr>
-        <w:t xml:space="preserve"> n;</w:t>
-      </w:r>
-      <w:r>
-        <w:rPr>
-          <w:rFonts w:ascii="Courier New" w:hAnsi="Courier New"/>
-          <w:sz w:val="24"/>
-          <w:szCs w:val="24"/>
-        </w:rPr>
-        <w:br/>
-        <w:t xml:space="preserve">            </w:t>
-      </w:r>
-      <w:proofErr w:type="spellStart"/>
-      <w:r>
-        <w:rPr>
-          <w:rFonts w:ascii="Courier New" w:hAnsi="Courier New"/>
-          <w:sz w:val="24"/>
-          <w:szCs w:val="24"/>
-        </w:rPr>
-        <w:t>setColor</w:t>
-      </w:r>
-      <w:proofErr w:type="spellEnd"/>
-      <w:r>
-        <w:rPr>
-          <w:rFonts w:ascii="Courier New" w:hAnsi="Courier New"/>
-          <w:sz w:val="24"/>
-          <w:szCs w:val="24"/>
-        </w:rPr>
-        <w:t xml:space="preserve">(14, 1); </w:t>
-      </w:r>
-      <w:proofErr w:type="spellStart"/>
-      <w:r>
-        <w:rPr>
-          <w:rFonts w:ascii="Courier New" w:hAnsi="Courier New"/>
-          <w:sz w:val="24"/>
-          <w:szCs w:val="24"/>
-        </w:rPr>
-        <w:t>cout</w:t>
-      </w:r>
-      <w:proofErr w:type="spellEnd"/>
-      <w:r>
-        <w:rPr>
-          <w:rFonts w:ascii="Courier New" w:hAnsi="Courier New"/>
-          <w:sz w:val="24"/>
-          <w:szCs w:val="24"/>
-        </w:rPr>
-        <w:t xml:space="preserve"> &lt;&lt; "</w:t>
-      </w:r>
-      <w:proofErr w:type="spellStart"/>
-      <w:r>
-        <w:rPr>
-          <w:rFonts w:ascii="Courier New" w:hAnsi="Courier New"/>
-          <w:sz w:val="24"/>
-          <w:szCs w:val="24"/>
-        </w:rPr>
-        <w:t>Введите</w:t>
-      </w:r>
-      <w:proofErr w:type="spellEnd"/>
-      <w:r>
-        <w:rPr>
-          <w:rFonts w:ascii="Courier New" w:hAnsi="Courier New"/>
-          <w:sz w:val="24"/>
-          <w:szCs w:val="24"/>
-        </w:rPr>
-        <w:t xml:space="preserve"> </w:t>
-      </w:r>
-      <w:proofErr w:type="spellStart"/>
-      <w:r>
-        <w:rPr>
-          <w:rFonts w:ascii="Courier New" w:hAnsi="Courier New"/>
-          <w:sz w:val="24"/>
-          <w:szCs w:val="24"/>
-        </w:rPr>
-        <w:t>кол-во</w:t>
-      </w:r>
-      <w:proofErr w:type="spellEnd"/>
-      <w:r>
-        <w:rPr>
-          <w:rFonts w:ascii="Courier New" w:hAnsi="Courier New"/>
-          <w:sz w:val="24"/>
-          <w:szCs w:val="24"/>
-        </w:rPr>
-        <w:t xml:space="preserve"> </w:t>
-      </w:r>
-      <w:proofErr w:type="spellStart"/>
-      <w:r>
-        <w:rPr>
-          <w:rFonts w:ascii="Courier New" w:hAnsi="Courier New"/>
-          <w:sz w:val="24"/>
-          <w:szCs w:val="24"/>
-        </w:rPr>
-        <w:t>элементов</w:t>
-      </w:r>
-      <w:proofErr w:type="spellEnd"/>
-      <w:r>
-        <w:rPr>
-          <w:rFonts w:ascii="Courier New" w:hAnsi="Courier New"/>
-          <w:sz w:val="24"/>
-          <w:szCs w:val="24"/>
-        </w:rPr>
-        <w:t xml:space="preserve">: "; </w:t>
-      </w:r>
-      <w:proofErr w:type="spellStart"/>
-      <w:r>
-        <w:rPr>
-          <w:rFonts w:ascii="Courier New" w:hAnsi="Courier New"/>
-          <w:sz w:val="24"/>
-          <w:szCs w:val="24"/>
-        </w:rPr>
-        <w:t>setColor</w:t>
-      </w:r>
-      <w:proofErr w:type="spellEnd"/>
-      <w:r>
-        <w:rPr>
-          <w:rFonts w:ascii="Courier New" w:hAnsi="Courier New"/>
-          <w:sz w:val="24"/>
-          <w:szCs w:val="24"/>
-        </w:rPr>
-        <w:t>(7, 0);</w:t>
-      </w:r>
-      <w:r>
-        <w:rPr>
-          <w:rFonts w:ascii="Courier New" w:hAnsi="Courier New"/>
-          <w:sz w:val="24"/>
-          <w:szCs w:val="24"/>
-        </w:rPr>
-        <w:br/>
-        <w:t xml:space="preserve">            </w:t>
-      </w:r>
-      <w:proofErr w:type="spellStart"/>
-      <w:r>
-        <w:rPr>
-          <w:rFonts w:ascii="Courier New" w:hAnsi="Courier New"/>
-          <w:sz w:val="24"/>
-          <w:szCs w:val="24"/>
-        </w:rPr>
-        <w:t>cin</w:t>
-      </w:r>
-      <w:proofErr w:type="spellEnd"/>
-      <w:r>
-        <w:rPr>
-          <w:rFonts w:ascii="Courier New" w:hAnsi="Courier New"/>
-          <w:sz w:val="24"/>
-          <w:szCs w:val="24"/>
-        </w:rPr>
-        <w:t xml:space="preserve"> &gt;&gt; n;</w:t>
-      </w:r>
-      <w:r>
-        <w:rPr>
-          <w:rFonts w:ascii="Courier New" w:hAnsi="Courier New"/>
-          <w:sz w:val="24"/>
-          <w:szCs w:val="24"/>
-        </w:rPr>
-        <w:br/>
-        <w:t xml:space="preserve">            </w:t>
-      </w:r>
-      <w:proofErr w:type="spellStart"/>
-      <w:r>
-        <w:rPr>
-          <w:rFonts w:ascii="Courier New" w:hAnsi="Courier New"/>
-          <w:sz w:val="24"/>
-          <w:szCs w:val="24"/>
-        </w:rPr>
-        <w:t>arr.resize</w:t>
-      </w:r>
-      <w:proofErr w:type="spellEnd"/>
-      <w:r>
-        <w:rPr>
-          <w:rFonts w:ascii="Courier New" w:hAnsi="Courier New"/>
-          <w:sz w:val="24"/>
-          <w:szCs w:val="24"/>
-        </w:rPr>
-        <w:t>(n);</w:t>
-      </w:r>
-      <w:r>
-        <w:rPr>
-          <w:rFonts w:ascii="Courier New" w:hAnsi="Courier New"/>
-          <w:sz w:val="24"/>
-          <w:szCs w:val="24"/>
-        </w:rPr>
-        <w:br/>
-        <w:t xml:space="preserve">            </w:t>
-      </w:r>
-      <w:proofErr w:type="spellStart"/>
-      <w:r>
-        <w:rPr>
-          <w:rFonts w:ascii="Courier New" w:hAnsi="Courier New"/>
-          <w:sz w:val="24"/>
-          <w:szCs w:val="24"/>
-        </w:rPr>
-        <w:t>setColor</w:t>
-      </w:r>
-      <w:proofErr w:type="spellEnd"/>
-      <w:r>
-        <w:rPr>
-          <w:rFonts w:ascii="Courier New" w:hAnsi="Courier New"/>
-          <w:sz w:val="24"/>
-          <w:szCs w:val="24"/>
-        </w:rPr>
-        <w:t xml:space="preserve">(14, 1); </w:t>
-      </w:r>
-      <w:proofErr w:type="spellStart"/>
-      <w:r>
-        <w:rPr>
-          <w:rFonts w:ascii="Courier New" w:hAnsi="Courier New"/>
-          <w:sz w:val="24"/>
-          <w:szCs w:val="24"/>
-        </w:rPr>
-        <w:t>cout</w:t>
-      </w:r>
-      <w:proofErr w:type="spellEnd"/>
-      <w:r>
-        <w:rPr>
-          <w:rFonts w:ascii="Courier New" w:hAnsi="Courier New"/>
-          <w:sz w:val="24"/>
-          <w:szCs w:val="24"/>
-        </w:rPr>
-        <w:t xml:space="preserve"> &lt;&lt; "</w:t>
-      </w:r>
-      <w:proofErr w:type="spellStart"/>
-      <w:r>
-        <w:rPr>
-          <w:rFonts w:ascii="Courier New" w:hAnsi="Courier New"/>
-          <w:sz w:val="24"/>
-          <w:szCs w:val="24"/>
-        </w:rPr>
-        <w:t>Введите</w:t>
-      </w:r>
-      <w:proofErr w:type="spellEnd"/>
-      <w:r>
-        <w:rPr>
-          <w:rFonts w:ascii="Courier New" w:hAnsi="Courier New"/>
-          <w:sz w:val="24"/>
-          <w:szCs w:val="24"/>
-        </w:rPr>
-        <w:t xml:space="preserve"> " &lt;&lt; n &lt;&lt; " </w:t>
-      </w:r>
-      <w:proofErr w:type="spellStart"/>
-      <w:r>
-        <w:rPr>
-          <w:rFonts w:ascii="Courier New" w:hAnsi="Courier New"/>
-          <w:sz w:val="24"/>
-          <w:szCs w:val="24"/>
-        </w:rPr>
-        <w:t>чисел</w:t>
-      </w:r>
-      <w:proofErr w:type="spellEnd"/>
-      <w:r>
-        <w:rPr>
-          <w:rFonts w:ascii="Courier New" w:hAnsi="Courier New"/>
-          <w:sz w:val="24"/>
-          <w:szCs w:val="24"/>
-        </w:rPr>
-        <w:t xml:space="preserve">: "; </w:t>
-      </w:r>
-      <w:proofErr w:type="spellStart"/>
-      <w:r>
-        <w:rPr>
-          <w:rFonts w:ascii="Courier New" w:hAnsi="Courier New"/>
-          <w:sz w:val="24"/>
-          <w:szCs w:val="24"/>
-        </w:rPr>
-        <w:t>setColor</w:t>
-      </w:r>
-      <w:proofErr w:type="spellEnd"/>
-      <w:r>
-        <w:rPr>
-          <w:rFonts w:ascii="Courier New" w:hAnsi="Courier New"/>
-          <w:sz w:val="24"/>
-          <w:szCs w:val="24"/>
-        </w:rPr>
-        <w:t>(7, 0);</w:t>
-      </w:r>
-      <w:r>
-        <w:rPr>
-          <w:rFonts w:ascii="Courier New" w:hAnsi="Courier New"/>
-          <w:sz w:val="24"/>
-          <w:szCs w:val="24"/>
-        </w:rPr>
-        <w:br/>
-        <w:t xml:space="preserve">            for (</w:t>
-      </w:r>
-      <w:proofErr w:type="spellStart"/>
-      <w:r>
-        <w:rPr>
-          <w:rFonts w:ascii="Courier New" w:hAnsi="Courier New"/>
-          <w:sz w:val="24"/>
-          <w:szCs w:val="24"/>
-        </w:rPr>
-        <w:t>int</w:t>
-      </w:r>
-      <w:proofErr w:type="spellEnd"/>
-      <w:r>
-        <w:rPr>
-          <w:rFonts w:ascii="Courier New" w:hAnsi="Courier New"/>
-          <w:sz w:val="24"/>
-          <w:szCs w:val="24"/>
-        </w:rPr>
-        <w:t xml:space="preserve"> </w:t>
-      </w:r>
-      <w:proofErr w:type="spellStart"/>
-      <w:r>
-        <w:rPr>
-          <w:rFonts w:ascii="Courier New" w:hAnsi="Courier New"/>
-          <w:sz w:val="24"/>
-          <w:szCs w:val="24"/>
-        </w:rPr>
-        <w:t>i</w:t>
-      </w:r>
-      <w:proofErr w:type="spellEnd"/>
-      <w:r>
-        <w:rPr>
-          <w:rFonts w:ascii="Courier New" w:hAnsi="Courier New"/>
-          <w:sz w:val="24"/>
-          <w:szCs w:val="24"/>
-        </w:rPr>
-        <w:t xml:space="preserve"> = 0; </w:t>
-      </w:r>
-      <w:proofErr w:type="spellStart"/>
-      <w:r>
-        <w:rPr>
-          <w:rFonts w:ascii="Courier New" w:hAnsi="Courier New"/>
-          <w:sz w:val="24"/>
-          <w:szCs w:val="24"/>
-        </w:rPr>
-        <w:t>i</w:t>
-      </w:r>
-      <w:proofErr w:type="spellEnd"/>
-      <w:r>
-        <w:rPr>
-          <w:rFonts w:ascii="Courier New" w:hAnsi="Courier New"/>
-          <w:sz w:val="24"/>
-          <w:szCs w:val="24"/>
-        </w:rPr>
-        <w:t xml:space="preserve"> &lt; n; </w:t>
-      </w:r>
-      <w:proofErr w:type="spellStart"/>
-      <w:r>
-        <w:rPr>
-          <w:rFonts w:ascii="Courier New" w:hAnsi="Courier New"/>
-          <w:sz w:val="24"/>
-          <w:szCs w:val="24"/>
-        </w:rPr>
-        <w:t>i</w:t>
-      </w:r>
-      <w:proofErr w:type="spellEnd"/>
-      <w:r>
-        <w:rPr>
-          <w:rFonts w:ascii="Courier New" w:hAnsi="Courier New"/>
-          <w:sz w:val="24"/>
-          <w:szCs w:val="24"/>
-        </w:rPr>
-        <w:t xml:space="preserve">++) </w:t>
-      </w:r>
-      <w:proofErr w:type="spellStart"/>
-      <w:r>
-        <w:rPr>
-          <w:rFonts w:ascii="Courier New" w:hAnsi="Courier New"/>
-          <w:sz w:val="24"/>
-          <w:szCs w:val="24"/>
-        </w:rPr>
-        <w:t>cin</w:t>
-      </w:r>
-      <w:proofErr w:type="spellEnd"/>
-      <w:r>
-        <w:rPr>
-          <w:rFonts w:ascii="Courier New" w:hAnsi="Courier New"/>
-          <w:sz w:val="24"/>
-          <w:szCs w:val="24"/>
-        </w:rPr>
-        <w:t xml:space="preserve"> &gt;&gt; </w:t>
-      </w:r>
-      <w:proofErr w:type="spellStart"/>
-      <w:r>
-        <w:rPr>
-          <w:rFonts w:ascii="Courier New" w:hAnsi="Courier New"/>
-          <w:sz w:val="24"/>
-          <w:szCs w:val="24"/>
-        </w:rPr>
-        <w:t>arr</w:t>
-      </w:r>
-      <w:proofErr w:type="spellEnd"/>
-      <w:r>
-        <w:rPr>
-          <w:rFonts w:ascii="Courier New" w:hAnsi="Courier New"/>
-          <w:sz w:val="24"/>
-          <w:szCs w:val="24"/>
-        </w:rPr>
-        <w:t>[</w:t>
-      </w:r>
-      <w:proofErr w:type="spellStart"/>
-      <w:r>
-        <w:rPr>
-          <w:rFonts w:ascii="Courier New" w:hAnsi="Courier New"/>
-          <w:sz w:val="24"/>
-          <w:szCs w:val="24"/>
-        </w:rPr>
-        <w:t>i</w:t>
-      </w:r>
-      <w:proofErr w:type="spellEnd"/>
-      <w:r>
-        <w:rPr>
-          <w:rFonts w:ascii="Courier New" w:hAnsi="Courier New"/>
-          <w:sz w:val="24"/>
-          <w:szCs w:val="24"/>
-        </w:rPr>
-        <w:t>];</w:t>
-      </w:r>
-      <w:r>
-        <w:rPr>
-          <w:rFonts w:ascii="Courier New" w:hAnsi="Courier New"/>
-          <w:sz w:val="24"/>
-          <w:szCs w:val="24"/>
-        </w:rPr>
-        <w:br/>
-        <w:t xml:space="preserve">            </w:t>
-      </w:r>
-      <w:proofErr w:type="spellStart"/>
-      <w:r>
-        <w:rPr>
-          <w:rFonts w:ascii="Courier New" w:hAnsi="Courier New"/>
-          <w:sz w:val="24"/>
-          <w:szCs w:val="24"/>
-        </w:rPr>
-        <w:t>hasData</w:t>
-      </w:r>
-      <w:proofErr w:type="spellEnd"/>
-      <w:r>
-        <w:rPr>
-          <w:rFonts w:ascii="Courier New" w:hAnsi="Courier New"/>
-          <w:sz w:val="24"/>
-          <w:szCs w:val="24"/>
-        </w:rPr>
-        <w:t xml:space="preserve"> = true;</w:t>
-      </w:r>
-      <w:r>
-        <w:rPr>
-          <w:rFonts w:ascii="Courier New" w:hAnsi="Courier New"/>
-          <w:sz w:val="24"/>
-          <w:szCs w:val="24"/>
-        </w:rPr>
-        <w:br/>
-        <w:t xml:space="preserve">            </w:t>
-      </w:r>
-      <w:proofErr w:type="spellStart"/>
-      <w:r>
-        <w:rPr>
-          <w:rFonts w:ascii="Courier New" w:hAnsi="Courier New"/>
-          <w:sz w:val="24"/>
-          <w:szCs w:val="24"/>
-        </w:rPr>
-        <w:t>setColor</w:t>
-      </w:r>
-      <w:proofErr w:type="spellEnd"/>
-      <w:r>
-        <w:rPr>
-          <w:rFonts w:ascii="Courier New" w:hAnsi="Courier New"/>
-          <w:sz w:val="24"/>
-          <w:szCs w:val="24"/>
-        </w:rPr>
-        <w:t xml:space="preserve">(10, 1); </w:t>
-      </w:r>
-      <w:proofErr w:type="spellStart"/>
-      <w:r>
-        <w:rPr>
-          <w:rFonts w:ascii="Courier New" w:hAnsi="Courier New"/>
-          <w:sz w:val="24"/>
-          <w:szCs w:val="24"/>
-        </w:rPr>
-        <w:t>cout</w:t>
-      </w:r>
-      <w:proofErr w:type="spellEnd"/>
-      <w:r>
-        <w:rPr>
-          <w:rFonts w:ascii="Courier New" w:hAnsi="Courier New"/>
-          <w:sz w:val="24"/>
-          <w:szCs w:val="24"/>
-        </w:rPr>
-        <w:t xml:space="preserve"> &lt;&lt; "</w:t>
-      </w:r>
-      <w:proofErr w:type="spellStart"/>
-      <w:r>
-        <w:rPr>
-          <w:rFonts w:ascii="Courier New" w:hAnsi="Courier New"/>
-          <w:sz w:val="24"/>
-          <w:szCs w:val="24"/>
-        </w:rPr>
-        <w:t>Массив</w:t>
-      </w:r>
-      <w:proofErr w:type="spellEnd"/>
-      <w:r>
-        <w:rPr>
-          <w:rFonts w:ascii="Courier New" w:hAnsi="Courier New"/>
-          <w:sz w:val="24"/>
-          <w:szCs w:val="24"/>
-        </w:rPr>
-        <w:t xml:space="preserve"> </w:t>
-      </w:r>
-      <w:proofErr w:type="spellStart"/>
-      <w:r>
-        <w:rPr>
-          <w:rFonts w:ascii="Courier New" w:hAnsi="Courier New"/>
-          <w:sz w:val="24"/>
-          <w:szCs w:val="24"/>
-        </w:rPr>
-        <w:t>сохранён</w:t>
-      </w:r>
-      <w:proofErr w:type="spellEnd"/>
-      <w:r>
-        <w:rPr>
-          <w:rFonts w:ascii="Courier New" w:hAnsi="Courier New"/>
-          <w:sz w:val="24"/>
-          <w:szCs w:val="24"/>
-        </w:rPr>
-        <w:t>.\n";</w:t>
+        <w:t xml:space="preserve">            int n;</w:t>
+      </w:r>
+      <w:r>
+        <w:rPr>
+          <w:rFonts w:ascii="Courier New" w:hAnsi="Courier New"/>
+          <w:sz w:val="24"/>
+          <w:szCs w:val="24"/>
+        </w:rPr>
+        <w:br/>
+        <w:t xml:space="preserve">            setColor(14, 1); cout &lt;&lt; "Введите кол-во элементов: "; setColor(7, 0);</w:t>
+      </w:r>
+      <w:r>
+        <w:rPr>
+          <w:rFonts w:ascii="Courier New" w:hAnsi="Courier New"/>
+          <w:sz w:val="24"/>
+          <w:szCs w:val="24"/>
+        </w:rPr>
+        <w:br/>
+        <w:t xml:space="preserve">            cin &gt;&gt; n;</w:t>
+      </w:r>
+      <w:r>
+        <w:rPr>
+          <w:rFonts w:ascii="Courier New" w:hAnsi="Courier New"/>
+          <w:sz w:val="24"/>
+          <w:szCs w:val="24"/>
+        </w:rPr>
+        <w:br/>
+        <w:t xml:space="preserve">            arr.resize(n);</w:t>
+      </w:r>
+      <w:r>
+        <w:rPr>
+          <w:rFonts w:ascii="Courier New" w:hAnsi="Courier New"/>
+          <w:sz w:val="24"/>
+          <w:szCs w:val="24"/>
+        </w:rPr>
+        <w:br/>
+        <w:t xml:space="preserve">            setColor(14, 1); cout &lt;&lt; "Введите " &lt;&lt; n &lt;&lt; " чисел: "; setColor(7, 0);</w:t>
+      </w:r>
+      <w:r>
+        <w:rPr>
+          <w:rFonts w:ascii="Courier New" w:hAnsi="Courier New"/>
+          <w:sz w:val="24"/>
+          <w:szCs w:val="24"/>
+        </w:rPr>
+        <w:br/>
+        <w:t xml:space="preserve">            for (int i = 0; i &lt; n; i++) cin &gt;&gt; arr[i];</w:t>
+      </w:r>
+      <w:r>
+        <w:rPr>
+          <w:rFonts w:ascii="Courier New" w:hAnsi="Courier New"/>
+          <w:sz w:val="24"/>
+          <w:szCs w:val="24"/>
+        </w:rPr>
+        <w:br/>
+        <w:t xml:space="preserve">            hasData = true;</w:t>
+      </w:r>
+      <w:r>
+        <w:rPr>
+          <w:rFonts w:ascii="Courier New" w:hAnsi="Courier New"/>
+          <w:sz w:val="24"/>
+          <w:szCs w:val="24"/>
+        </w:rPr>
+        <w:br/>
+        <w:t xml:space="preserve">            setColor(10, 1); cout &lt;&lt; "Массив сохранён.\n";</w:t>
       </w:r>
       <w:r>
         <w:rPr>
@@ -9523,394 +5063,70 @@
           <w:szCs w:val="24"/>
         </w:rPr>
         <w:br/>
-        <w:t xml:space="preserve">            </w:t>
-      </w:r>
-      <w:proofErr w:type="spellStart"/>
-      <w:r>
-        <w:rPr>
-          <w:rFonts w:ascii="Courier New" w:hAnsi="Courier New"/>
-          <w:sz w:val="24"/>
-          <w:szCs w:val="24"/>
-        </w:rPr>
-        <w:t>int</w:t>
-      </w:r>
-      <w:proofErr w:type="spellEnd"/>
-      <w:r>
-        <w:rPr>
-          <w:rFonts w:ascii="Courier New" w:hAnsi="Courier New"/>
-          <w:sz w:val="24"/>
-          <w:szCs w:val="24"/>
-        </w:rPr>
-        <w:t xml:space="preserve"> n;</w:t>
-      </w:r>
-      <w:r>
-        <w:rPr>
-          <w:rFonts w:ascii="Courier New" w:hAnsi="Courier New"/>
-          <w:sz w:val="24"/>
-          <w:szCs w:val="24"/>
-        </w:rPr>
-        <w:br/>
-        <w:t xml:space="preserve">            </w:t>
-      </w:r>
-      <w:proofErr w:type="spellStart"/>
-      <w:r>
-        <w:rPr>
-          <w:rFonts w:ascii="Courier New" w:hAnsi="Courier New"/>
-          <w:sz w:val="24"/>
-          <w:szCs w:val="24"/>
-        </w:rPr>
-        <w:t>setColor</w:t>
-      </w:r>
-      <w:proofErr w:type="spellEnd"/>
-      <w:r>
-        <w:rPr>
-          <w:rFonts w:ascii="Courier New" w:hAnsi="Courier New"/>
-          <w:sz w:val="24"/>
-          <w:szCs w:val="24"/>
-        </w:rPr>
-        <w:t xml:space="preserve">(14, 1); </w:t>
-      </w:r>
-      <w:proofErr w:type="spellStart"/>
-      <w:r>
-        <w:rPr>
-          <w:rFonts w:ascii="Courier New" w:hAnsi="Courier New"/>
-          <w:sz w:val="24"/>
-          <w:szCs w:val="24"/>
-        </w:rPr>
-        <w:t>cout</w:t>
-      </w:r>
-      <w:proofErr w:type="spellEnd"/>
-      <w:r>
-        <w:rPr>
-          <w:rFonts w:ascii="Courier New" w:hAnsi="Courier New"/>
-          <w:sz w:val="24"/>
-          <w:szCs w:val="24"/>
-        </w:rPr>
-        <w:t xml:space="preserve"> &lt;&lt; "</w:t>
-      </w:r>
-      <w:proofErr w:type="spellStart"/>
-      <w:r>
-        <w:rPr>
-          <w:rFonts w:ascii="Courier New" w:hAnsi="Courier New"/>
-          <w:sz w:val="24"/>
-          <w:szCs w:val="24"/>
-        </w:rPr>
-        <w:t>Введите</w:t>
-      </w:r>
-      <w:proofErr w:type="spellEnd"/>
-      <w:r>
-        <w:rPr>
-          <w:rFonts w:ascii="Courier New" w:hAnsi="Courier New"/>
-          <w:sz w:val="24"/>
-          <w:szCs w:val="24"/>
-        </w:rPr>
-        <w:t xml:space="preserve"> </w:t>
-      </w:r>
-      <w:proofErr w:type="spellStart"/>
-      <w:r>
-        <w:rPr>
-          <w:rFonts w:ascii="Courier New" w:hAnsi="Courier New"/>
-          <w:sz w:val="24"/>
-          <w:szCs w:val="24"/>
-        </w:rPr>
-        <w:t>кол-во</w:t>
-      </w:r>
-      <w:proofErr w:type="spellEnd"/>
-      <w:r>
-        <w:rPr>
-          <w:rFonts w:ascii="Courier New" w:hAnsi="Courier New"/>
-          <w:sz w:val="24"/>
-          <w:szCs w:val="24"/>
-        </w:rPr>
-        <w:t xml:space="preserve"> </w:t>
-      </w:r>
-      <w:proofErr w:type="spellStart"/>
-      <w:r>
-        <w:rPr>
-          <w:rFonts w:ascii="Courier New" w:hAnsi="Courier New"/>
-          <w:sz w:val="24"/>
-          <w:szCs w:val="24"/>
-        </w:rPr>
-        <w:t>элементов</w:t>
-      </w:r>
-      <w:proofErr w:type="spellEnd"/>
-      <w:r>
-        <w:rPr>
-          <w:rFonts w:ascii="Courier New" w:hAnsi="Courier New"/>
-          <w:sz w:val="24"/>
-          <w:szCs w:val="24"/>
-        </w:rPr>
-        <w:t xml:space="preserve">: "; </w:t>
-      </w:r>
-      <w:proofErr w:type="spellStart"/>
-      <w:r>
-        <w:rPr>
-          <w:rFonts w:ascii="Courier New" w:hAnsi="Courier New"/>
-          <w:sz w:val="24"/>
-          <w:szCs w:val="24"/>
-        </w:rPr>
-        <w:t>setColor</w:t>
-      </w:r>
-      <w:proofErr w:type="spellEnd"/>
-      <w:r>
-        <w:rPr>
-          <w:rFonts w:ascii="Courier New" w:hAnsi="Courier New"/>
-          <w:sz w:val="24"/>
-          <w:szCs w:val="24"/>
-        </w:rPr>
-        <w:t>(7, 0);</w:t>
-      </w:r>
-      <w:r>
-        <w:rPr>
-          <w:rFonts w:ascii="Courier New" w:hAnsi="Courier New"/>
-          <w:sz w:val="24"/>
-          <w:szCs w:val="24"/>
-        </w:rPr>
-        <w:br/>
-        <w:t xml:space="preserve">            </w:t>
-      </w:r>
-      <w:proofErr w:type="spellStart"/>
-      <w:r>
-        <w:rPr>
-          <w:rFonts w:ascii="Courier New" w:hAnsi="Courier New"/>
-          <w:sz w:val="24"/>
-          <w:szCs w:val="24"/>
-        </w:rPr>
-        <w:t>cin</w:t>
-      </w:r>
-      <w:proofErr w:type="spellEnd"/>
-      <w:r>
-        <w:rPr>
-          <w:rFonts w:ascii="Courier New" w:hAnsi="Courier New"/>
-          <w:sz w:val="24"/>
-          <w:szCs w:val="24"/>
-        </w:rPr>
-        <w:t xml:space="preserve"> &gt;&gt; n;</w:t>
-      </w:r>
-      <w:r>
-        <w:rPr>
-          <w:rFonts w:ascii="Courier New" w:hAnsi="Courier New"/>
-          <w:sz w:val="24"/>
-          <w:szCs w:val="24"/>
-        </w:rPr>
-        <w:br/>
-        <w:t xml:space="preserve">            </w:t>
-      </w:r>
-      <w:proofErr w:type="spellStart"/>
-      <w:r>
-        <w:rPr>
-          <w:rFonts w:ascii="Courier New" w:hAnsi="Courier New"/>
-          <w:sz w:val="24"/>
-          <w:szCs w:val="24"/>
-        </w:rPr>
-        <w:t>generateRandom</w:t>
-      </w:r>
-      <w:proofErr w:type="spellEnd"/>
-      <w:r>
-        <w:rPr>
-          <w:rFonts w:ascii="Courier New" w:hAnsi="Courier New"/>
-          <w:sz w:val="24"/>
-          <w:szCs w:val="24"/>
-        </w:rPr>
-        <w:t>(</w:t>
-      </w:r>
-      <w:proofErr w:type="spellStart"/>
-      <w:r>
-        <w:rPr>
-          <w:rFonts w:ascii="Courier New" w:hAnsi="Courier New"/>
-          <w:sz w:val="24"/>
-          <w:szCs w:val="24"/>
-        </w:rPr>
-        <w:t>arr</w:t>
-      </w:r>
-      <w:proofErr w:type="spellEnd"/>
-      <w:r>
-        <w:rPr>
-          <w:rFonts w:ascii="Courier New" w:hAnsi="Courier New"/>
-          <w:sz w:val="24"/>
-          <w:szCs w:val="24"/>
-        </w:rPr>
-        <w:t>, n);</w:t>
-      </w:r>
-      <w:r>
-        <w:rPr>
-          <w:rFonts w:ascii="Courier New" w:hAnsi="Courier New"/>
-          <w:sz w:val="24"/>
-          <w:szCs w:val="24"/>
-        </w:rPr>
-        <w:br/>
-        <w:t xml:space="preserve">            </w:t>
-      </w:r>
-      <w:proofErr w:type="spellStart"/>
-      <w:r>
-        <w:rPr>
-          <w:rFonts w:ascii="Courier New" w:hAnsi="Courier New"/>
-          <w:sz w:val="24"/>
-          <w:szCs w:val="24"/>
-        </w:rPr>
-        <w:t>hasData</w:t>
-      </w:r>
-      <w:proofErr w:type="spellEnd"/>
-      <w:r>
-        <w:rPr>
-          <w:rFonts w:ascii="Courier New" w:hAnsi="Courier New"/>
-          <w:sz w:val="24"/>
-          <w:szCs w:val="24"/>
-        </w:rPr>
-        <w:t xml:space="preserve"> = true;</w:t>
-      </w:r>
-      <w:r>
-        <w:rPr>
-          <w:rFonts w:ascii="Courier New" w:hAnsi="Courier New"/>
-          <w:sz w:val="24"/>
-          <w:szCs w:val="24"/>
-        </w:rPr>
-        <w:br/>
-        <w:t xml:space="preserve">            </w:t>
-      </w:r>
-      <w:proofErr w:type="spellStart"/>
-      <w:r>
-        <w:rPr>
-          <w:rFonts w:ascii="Courier New" w:hAnsi="Courier New"/>
-          <w:sz w:val="24"/>
-          <w:szCs w:val="24"/>
-        </w:rPr>
-        <w:t>setColor</w:t>
-      </w:r>
-      <w:proofErr w:type="spellEnd"/>
-      <w:r>
-        <w:rPr>
-          <w:rFonts w:ascii="Courier New" w:hAnsi="Courier New"/>
-          <w:sz w:val="24"/>
-          <w:szCs w:val="24"/>
-        </w:rPr>
-        <w:t xml:space="preserve">(10, 1); </w:t>
-      </w:r>
-      <w:proofErr w:type="spellStart"/>
-      <w:r>
-        <w:rPr>
-          <w:rFonts w:ascii="Courier New" w:hAnsi="Courier New"/>
-          <w:sz w:val="24"/>
-          <w:szCs w:val="24"/>
-        </w:rPr>
-        <w:t>cout</w:t>
-      </w:r>
-      <w:proofErr w:type="spellEnd"/>
-      <w:r>
-        <w:rPr>
-          <w:rFonts w:ascii="Courier New" w:hAnsi="Courier New"/>
-          <w:sz w:val="24"/>
-          <w:szCs w:val="24"/>
-        </w:rPr>
-        <w:t xml:space="preserve"> &lt;&lt; "</w:t>
-      </w:r>
-      <w:proofErr w:type="spellStart"/>
-      <w:r>
-        <w:rPr>
-          <w:rFonts w:ascii="Courier New" w:hAnsi="Courier New"/>
-          <w:sz w:val="24"/>
-          <w:szCs w:val="24"/>
-        </w:rPr>
-        <w:t>Сгенерирован</w:t>
-      </w:r>
-      <w:proofErr w:type="spellEnd"/>
-      <w:r>
-        <w:rPr>
-          <w:rFonts w:ascii="Courier New" w:hAnsi="Courier New"/>
-          <w:sz w:val="24"/>
-          <w:szCs w:val="24"/>
-        </w:rPr>
-        <w:t xml:space="preserve"> </w:t>
-      </w:r>
-      <w:proofErr w:type="spellStart"/>
-      <w:r>
-        <w:rPr>
-          <w:rFonts w:ascii="Courier New" w:hAnsi="Courier New"/>
-          <w:sz w:val="24"/>
-          <w:szCs w:val="24"/>
-        </w:rPr>
-        <w:t>массив</w:t>
-      </w:r>
-      <w:proofErr w:type="spellEnd"/>
-      <w:r>
-        <w:rPr>
-          <w:rFonts w:ascii="Courier New" w:hAnsi="Courier New"/>
-          <w:sz w:val="24"/>
-          <w:szCs w:val="24"/>
-        </w:rPr>
-        <w:t>: ";</w:t>
-      </w:r>
-      <w:r>
-        <w:rPr>
-          <w:rFonts w:ascii="Courier New" w:hAnsi="Courier New"/>
-          <w:sz w:val="24"/>
-          <w:szCs w:val="24"/>
-        </w:rPr>
-        <w:br/>
-        <w:t xml:space="preserve">            </w:t>
-      </w:r>
-      <w:proofErr w:type="spellStart"/>
-      <w:r>
-        <w:rPr>
-          <w:rFonts w:ascii="Courier New" w:hAnsi="Courier New"/>
-          <w:sz w:val="24"/>
-          <w:szCs w:val="24"/>
-        </w:rPr>
-        <w:t>printArray</w:t>
-      </w:r>
-      <w:proofErr w:type="spellEnd"/>
-      <w:r>
-        <w:rPr>
-          <w:rFonts w:ascii="Courier New" w:hAnsi="Courier New"/>
-          <w:sz w:val="24"/>
-          <w:szCs w:val="24"/>
-        </w:rPr>
-        <w:t>(</w:t>
-      </w:r>
-      <w:proofErr w:type="spellStart"/>
-      <w:r>
-        <w:rPr>
-          <w:rFonts w:ascii="Courier New" w:hAnsi="Courier New"/>
-          <w:sz w:val="24"/>
-          <w:szCs w:val="24"/>
-        </w:rPr>
-        <w:t>arr</w:t>
-      </w:r>
-      <w:proofErr w:type="spellEnd"/>
-      <w:r>
-        <w:rPr>
-          <w:rFonts w:ascii="Courier New" w:hAnsi="Courier New"/>
-          <w:sz w:val="24"/>
-          <w:szCs w:val="24"/>
-        </w:rPr>
-        <w:t>);</w:t>
-      </w:r>
-      <w:r>
-        <w:rPr>
-          <w:rFonts w:ascii="Courier New" w:hAnsi="Courier New"/>
-          <w:sz w:val="24"/>
-          <w:szCs w:val="24"/>
-        </w:rPr>
-        <w:br/>
-        <w:t xml:space="preserve">            </w:t>
-      </w:r>
-      <w:proofErr w:type="spellStart"/>
-      <w:r>
-        <w:rPr>
-          <w:rFonts w:ascii="Courier New" w:hAnsi="Courier New"/>
-          <w:sz w:val="24"/>
-          <w:szCs w:val="24"/>
-        </w:rPr>
-        <w:t>cout</w:t>
-      </w:r>
-      <w:proofErr w:type="spellEnd"/>
-      <w:r>
-        <w:rPr>
-          <w:rFonts w:ascii="Courier New" w:hAnsi="Courier New"/>
-          <w:sz w:val="24"/>
-          <w:szCs w:val="24"/>
-        </w:rPr>
-        <w:t xml:space="preserve"> &lt;&lt; "\n";</w:t>
+        <w:t xml:space="preserve">            int n;</w:t>
+      </w:r>
+      <w:r>
+        <w:rPr>
+          <w:rFonts w:ascii="Courier New" w:hAnsi="Courier New"/>
+          <w:sz w:val="24"/>
+          <w:szCs w:val="24"/>
+        </w:rPr>
+        <w:br/>
+        <w:t xml:space="preserve">            setColor(14, 1); cout &lt;&lt; "Введите кол-во элементов: "; setColor(7, 0);</w:t>
+      </w:r>
+      <w:r>
+        <w:rPr>
+          <w:rFonts w:ascii="Courier New" w:hAnsi="Courier New"/>
+          <w:sz w:val="24"/>
+          <w:szCs w:val="24"/>
+        </w:rPr>
+        <w:br/>
+        <w:t xml:space="preserve">            cin &gt;&gt; n;</w:t>
+      </w:r>
+      <w:r>
+        <w:rPr>
+          <w:rFonts w:ascii="Courier New" w:hAnsi="Courier New"/>
+          <w:sz w:val="24"/>
+          <w:szCs w:val="24"/>
+        </w:rPr>
+        <w:br/>
+        <w:t xml:space="preserve">            generateRandom(arr, n);</w:t>
+      </w:r>
+      <w:r>
+        <w:rPr>
+          <w:rFonts w:ascii="Courier New" w:hAnsi="Courier New"/>
+          <w:sz w:val="24"/>
+          <w:szCs w:val="24"/>
+        </w:rPr>
+        <w:br/>
+        <w:t xml:space="preserve">            hasData = true;</w:t>
+      </w:r>
+      <w:r>
+        <w:rPr>
+          <w:rFonts w:ascii="Courier New" w:hAnsi="Courier New"/>
+          <w:sz w:val="24"/>
+          <w:szCs w:val="24"/>
+        </w:rPr>
+        <w:br/>
+        <w:t xml:space="preserve">            setColor(10, 1); cout &lt;&lt; "Сгенерирован массив: ";</w:t>
+      </w:r>
+      <w:r>
+        <w:rPr>
+          <w:rFonts w:ascii="Courier New" w:hAnsi="Courier New"/>
+          <w:sz w:val="24"/>
+          <w:szCs w:val="24"/>
+        </w:rPr>
+        <w:br/>
+        <w:t xml:space="preserve">            printArray(arr);</w:t>
+      </w:r>
+      <w:r>
+        <w:rPr>
+          <w:rFonts w:ascii="Courier New" w:hAnsi="Courier New"/>
+          <w:sz w:val="24"/>
+          <w:szCs w:val="24"/>
+        </w:rPr>
+        <w:br/>
+        <w:t xml:space="preserve">            cout &lt;&lt; "\n";</w:t>
       </w:r>
       <w:r>
         <w:rPr>
@@ -9946,160 +5162,16 @@
           <w:szCs w:val="24"/>
         </w:rPr>
         <w:br/>
-        <w:t xml:space="preserve">            if (!</w:t>
-      </w:r>
-      <w:proofErr w:type="spellStart"/>
-      <w:r>
-        <w:rPr>
-          <w:rFonts w:ascii="Courier New" w:hAnsi="Courier New"/>
-          <w:sz w:val="24"/>
-          <w:szCs w:val="24"/>
-        </w:rPr>
-        <w:t>hasData</w:t>
-      </w:r>
-      <w:proofErr w:type="spellEnd"/>
-      <w:r>
-        <w:rPr>
-          <w:rFonts w:ascii="Courier New" w:hAnsi="Courier New"/>
-          <w:sz w:val="24"/>
-          <w:szCs w:val="24"/>
-        </w:rPr>
-        <w:t xml:space="preserve"> || </w:t>
-      </w:r>
-      <w:proofErr w:type="spellStart"/>
-      <w:r>
-        <w:rPr>
-          <w:rFonts w:ascii="Courier New" w:hAnsi="Courier New"/>
-          <w:sz w:val="24"/>
-          <w:szCs w:val="24"/>
-        </w:rPr>
-        <w:t>arr.empty</w:t>
-      </w:r>
-      <w:proofErr w:type="spellEnd"/>
-      <w:r>
-        <w:rPr>
-          <w:rFonts w:ascii="Courier New" w:hAnsi="Courier New"/>
-          <w:sz w:val="24"/>
-          <w:szCs w:val="24"/>
-        </w:rPr>
-        <w:t>()) {</w:t>
-      </w:r>
-      <w:r>
-        <w:rPr>
-          <w:rFonts w:ascii="Courier New" w:hAnsi="Courier New"/>
-          <w:sz w:val="24"/>
-          <w:szCs w:val="24"/>
-        </w:rPr>
-        <w:br/>
-        <w:t xml:space="preserve">                </w:t>
-      </w:r>
-      <w:proofErr w:type="spellStart"/>
-      <w:r>
-        <w:rPr>
-          <w:rFonts w:ascii="Courier New" w:hAnsi="Courier New"/>
-          <w:sz w:val="24"/>
-          <w:szCs w:val="24"/>
-        </w:rPr>
-        <w:t>setColor</w:t>
-      </w:r>
-      <w:proofErr w:type="spellEnd"/>
-      <w:r>
-        <w:rPr>
-          <w:rFonts w:ascii="Courier New" w:hAnsi="Courier New"/>
-          <w:sz w:val="24"/>
-          <w:szCs w:val="24"/>
-        </w:rPr>
-        <w:t xml:space="preserve">(12, 1); </w:t>
-      </w:r>
-      <w:proofErr w:type="spellStart"/>
-      <w:r>
-        <w:rPr>
-          <w:rFonts w:ascii="Courier New" w:hAnsi="Courier New"/>
-          <w:sz w:val="24"/>
-          <w:szCs w:val="24"/>
-        </w:rPr>
-        <w:t>cout</w:t>
-      </w:r>
-      <w:proofErr w:type="spellEnd"/>
-      <w:r>
-        <w:rPr>
-          <w:rFonts w:ascii="Courier New" w:hAnsi="Courier New"/>
-          <w:sz w:val="24"/>
-          <w:szCs w:val="24"/>
-        </w:rPr>
-        <w:t xml:space="preserve"> &lt;&lt; "</w:t>
-      </w:r>
-      <w:proofErr w:type="spellStart"/>
-      <w:r>
-        <w:rPr>
-          <w:rFonts w:ascii="Courier New" w:hAnsi="Courier New"/>
-          <w:sz w:val="24"/>
-          <w:szCs w:val="24"/>
-        </w:rPr>
-        <w:t>Ошибка</w:t>
-      </w:r>
-      <w:proofErr w:type="spellEnd"/>
-      <w:r>
-        <w:rPr>
-          <w:rFonts w:ascii="Courier New" w:hAnsi="Courier New"/>
-          <w:sz w:val="24"/>
-          <w:szCs w:val="24"/>
-        </w:rPr>
-        <w:t xml:space="preserve">: </w:t>
-      </w:r>
-      <w:proofErr w:type="spellStart"/>
-      <w:r>
-        <w:rPr>
-          <w:rFonts w:ascii="Courier New" w:hAnsi="Courier New"/>
-          <w:sz w:val="24"/>
-          <w:szCs w:val="24"/>
-        </w:rPr>
-        <w:t>Сначала</w:t>
-      </w:r>
-      <w:proofErr w:type="spellEnd"/>
-      <w:r>
-        <w:rPr>
-          <w:rFonts w:ascii="Courier New" w:hAnsi="Courier New"/>
-          <w:sz w:val="24"/>
-          <w:szCs w:val="24"/>
-        </w:rPr>
-        <w:t xml:space="preserve"> </w:t>
-      </w:r>
-      <w:proofErr w:type="spellStart"/>
-      <w:r>
-        <w:rPr>
-          <w:rFonts w:ascii="Courier New" w:hAnsi="Courier New"/>
-          <w:sz w:val="24"/>
-          <w:szCs w:val="24"/>
-        </w:rPr>
-        <w:t>создайте</w:t>
-      </w:r>
-      <w:proofErr w:type="spellEnd"/>
-      <w:r>
-        <w:rPr>
-          <w:rFonts w:ascii="Courier New" w:hAnsi="Courier New"/>
-          <w:sz w:val="24"/>
-          <w:szCs w:val="24"/>
-        </w:rPr>
-        <w:t xml:space="preserve"> </w:t>
-      </w:r>
-      <w:proofErr w:type="spellStart"/>
-      <w:r>
-        <w:rPr>
-          <w:rFonts w:ascii="Courier New" w:hAnsi="Courier New"/>
-          <w:sz w:val="24"/>
-          <w:szCs w:val="24"/>
-        </w:rPr>
-        <w:t>массив</w:t>
-      </w:r>
-      <w:proofErr w:type="spellEnd"/>
-      <w:r>
-        <w:rPr>
-          <w:rFonts w:ascii="Courier New" w:hAnsi="Courier New"/>
-          <w:sz w:val="24"/>
-          <w:szCs w:val="24"/>
-        </w:rPr>
-        <w:t>!\n";</w:t>
+        <w:t xml:space="preserve">            if (!hasData || arr.empty()) {</w:t>
+      </w:r>
+      <w:r>
+        <w:rPr>
+          <w:rFonts w:ascii="Courier New" w:hAnsi="Courier New"/>
+          <w:sz w:val="24"/>
+          <w:szCs w:val="24"/>
+        </w:rPr>
+        <w:br/>
+        <w:t xml:space="preserve">                setColor(12, 1); cout &lt;&lt; "Ошибка: Сначала создайте массив!\n";</w:t>
       </w:r>
       <w:r>
         <w:rPr>
@@ -10125,510 +5197,78 @@
           <w:szCs w:val="24"/>
         </w:rPr>
         <w:br/>
+        <w:t xml:space="preserve">                setColor(14, 1); cout &lt;&lt; "Исходный: "; printArray(arr); cout &lt;&lt; "\n";</w:t>
+      </w:r>
+      <w:r>
+        <w:rPr>
+          <w:rFonts w:ascii="Courier New" w:hAnsi="Courier New"/>
+          <w:sz w:val="24"/>
+          <w:szCs w:val="24"/>
+        </w:rPr>
+        <w:br/>
         <w:t xml:space="preserve">                </w:t>
       </w:r>
-      <w:proofErr w:type="spellStart"/>
-      <w:r>
-        <w:rPr>
-          <w:rFonts w:ascii="Courier New" w:hAnsi="Courier New"/>
-          <w:sz w:val="24"/>
-          <w:szCs w:val="24"/>
-        </w:rPr>
-        <w:t>setColor</w:t>
-      </w:r>
-      <w:proofErr w:type="spellEnd"/>
-      <w:r>
-        <w:rPr>
-          <w:rFonts w:ascii="Courier New" w:hAnsi="Courier New"/>
-          <w:sz w:val="24"/>
-          <w:szCs w:val="24"/>
-        </w:rPr>
-        <w:t xml:space="preserve">(14, 1); </w:t>
-      </w:r>
-      <w:proofErr w:type="spellStart"/>
-      <w:r>
-        <w:rPr>
-          <w:rFonts w:ascii="Courier New" w:hAnsi="Courier New"/>
-          <w:sz w:val="24"/>
-          <w:szCs w:val="24"/>
-        </w:rPr>
-        <w:t>cout</w:t>
-      </w:r>
-      <w:proofErr w:type="spellEnd"/>
-      <w:r>
-        <w:rPr>
-          <w:rFonts w:ascii="Courier New" w:hAnsi="Courier New"/>
-          <w:sz w:val="24"/>
-          <w:szCs w:val="24"/>
-        </w:rPr>
-        <w:t xml:space="preserve"> &lt;&lt; "</w:t>
-      </w:r>
-      <w:proofErr w:type="spellStart"/>
-      <w:r>
-        <w:rPr>
-          <w:rFonts w:ascii="Courier New" w:hAnsi="Courier New"/>
-          <w:sz w:val="24"/>
-          <w:szCs w:val="24"/>
-        </w:rPr>
-        <w:t>Исходный</w:t>
-      </w:r>
-      <w:proofErr w:type="spellEnd"/>
-      <w:r>
-        <w:rPr>
-          <w:rFonts w:ascii="Courier New" w:hAnsi="Courier New"/>
-          <w:sz w:val="24"/>
-          <w:szCs w:val="24"/>
-        </w:rPr>
-        <w:t xml:space="preserve">: "; </w:t>
-      </w:r>
-      <w:proofErr w:type="spellStart"/>
-      <w:r>
-        <w:rPr>
-          <w:rFonts w:ascii="Courier New" w:hAnsi="Courier New"/>
-          <w:sz w:val="24"/>
-          <w:szCs w:val="24"/>
-        </w:rPr>
-        <w:t>printArray</w:t>
-      </w:r>
-      <w:proofErr w:type="spellEnd"/>
-      <w:r>
-        <w:rPr>
-          <w:rFonts w:ascii="Courier New" w:hAnsi="Courier New"/>
-          <w:sz w:val="24"/>
-          <w:szCs w:val="24"/>
-        </w:rPr>
-        <w:t>(</w:t>
-      </w:r>
-      <w:proofErr w:type="spellStart"/>
-      <w:r>
-        <w:rPr>
-          <w:rFonts w:ascii="Courier New" w:hAnsi="Courier New"/>
-          <w:sz w:val="24"/>
-          <w:szCs w:val="24"/>
-        </w:rPr>
-        <w:t>arr</w:t>
-      </w:r>
-      <w:proofErr w:type="spellEnd"/>
-      <w:r>
-        <w:rPr>
-          <w:rFonts w:ascii="Courier New" w:hAnsi="Courier New"/>
-          <w:sz w:val="24"/>
-          <w:szCs w:val="24"/>
-        </w:rPr>
-        <w:t xml:space="preserve">); </w:t>
-      </w:r>
-      <w:proofErr w:type="spellStart"/>
-      <w:r>
-        <w:rPr>
-          <w:rFonts w:ascii="Courier New" w:hAnsi="Courier New"/>
-          <w:sz w:val="24"/>
-          <w:szCs w:val="24"/>
-        </w:rPr>
-        <w:t>cout</w:t>
-      </w:r>
-      <w:proofErr w:type="spellEnd"/>
-      <w:r>
-        <w:rPr>
-          <w:rFonts w:ascii="Courier New" w:hAnsi="Courier New"/>
-          <w:sz w:val="24"/>
-          <w:szCs w:val="24"/>
-        </w:rPr>
-        <w:t xml:space="preserve"> &lt;&lt; "\n";</w:t>
-      </w:r>
-      <w:r>
-        <w:rPr>
-          <w:rFonts w:ascii="Courier New" w:hAnsi="Courier New"/>
-          <w:sz w:val="24"/>
-          <w:szCs w:val="24"/>
-        </w:rPr>
-        <w:br/>
-        <w:t xml:space="preserve">                </w:t>
-      </w:r>
-      <w:r>
-        <w:rPr>
-          <w:rFonts w:ascii="Courier New" w:hAnsi="Courier New"/>
-          <w:sz w:val="24"/>
-          <w:szCs w:val="24"/>
-        </w:rPr>
-        <w:br/>
-        <w:t xml:space="preserve">                auto start = </w:t>
-      </w:r>
-      <w:proofErr w:type="spellStart"/>
-      <w:r>
-        <w:rPr>
-          <w:rFonts w:ascii="Courier New" w:hAnsi="Courier New"/>
-          <w:sz w:val="24"/>
-          <w:szCs w:val="24"/>
-        </w:rPr>
-        <w:t>chrono</w:t>
-      </w:r>
-      <w:proofErr w:type="spellEnd"/>
-      <w:r>
-        <w:rPr>
-          <w:rFonts w:ascii="Courier New" w:hAnsi="Courier New"/>
-          <w:sz w:val="24"/>
-          <w:szCs w:val="24"/>
-        </w:rPr>
-        <w:t>::</w:t>
-      </w:r>
-      <w:proofErr w:type="spellStart"/>
-      <w:r>
-        <w:rPr>
-          <w:rFonts w:ascii="Courier New" w:hAnsi="Courier New"/>
-          <w:sz w:val="24"/>
-          <w:szCs w:val="24"/>
-        </w:rPr>
-        <w:t>high_resolution_clock</w:t>
-      </w:r>
-      <w:proofErr w:type="spellEnd"/>
-      <w:r>
-        <w:rPr>
-          <w:rFonts w:ascii="Courier New" w:hAnsi="Courier New"/>
-          <w:sz w:val="24"/>
-          <w:szCs w:val="24"/>
-        </w:rPr>
-        <w:t>::now();</w:t>
-      </w:r>
-      <w:r>
-        <w:rPr>
-          <w:rFonts w:ascii="Courier New" w:hAnsi="Courier New"/>
-          <w:sz w:val="24"/>
-          <w:szCs w:val="24"/>
-        </w:rPr>
-        <w:br/>
-        <w:t xml:space="preserve">                </w:t>
-      </w:r>
-      <w:proofErr w:type="spellStart"/>
-      <w:r>
-        <w:rPr>
-          <w:rFonts w:ascii="Courier New" w:hAnsi="Courier New"/>
-          <w:sz w:val="24"/>
-          <w:szCs w:val="24"/>
-        </w:rPr>
-        <w:t>heapSort</w:t>
-      </w:r>
-      <w:proofErr w:type="spellEnd"/>
-      <w:r>
-        <w:rPr>
-          <w:rFonts w:ascii="Courier New" w:hAnsi="Courier New"/>
-          <w:sz w:val="24"/>
-          <w:szCs w:val="24"/>
-        </w:rPr>
-        <w:t>(</w:t>
-      </w:r>
-      <w:proofErr w:type="spellStart"/>
-      <w:r>
-        <w:rPr>
-          <w:rFonts w:ascii="Courier New" w:hAnsi="Courier New"/>
-          <w:sz w:val="24"/>
-          <w:szCs w:val="24"/>
-        </w:rPr>
-        <w:t>arr</w:t>
-      </w:r>
-      <w:proofErr w:type="spellEnd"/>
-      <w:r>
-        <w:rPr>
-          <w:rFonts w:ascii="Courier New" w:hAnsi="Courier New"/>
-          <w:sz w:val="24"/>
-          <w:szCs w:val="24"/>
-        </w:rPr>
-        <w:t>);</w:t>
-      </w:r>
-      <w:r>
-        <w:rPr>
-          <w:rFonts w:ascii="Courier New" w:hAnsi="Courier New"/>
-          <w:sz w:val="24"/>
-          <w:szCs w:val="24"/>
-        </w:rPr>
-        <w:br/>
-        <w:t xml:space="preserve">                auto end = </w:t>
-      </w:r>
-      <w:proofErr w:type="spellStart"/>
-      <w:r>
-        <w:rPr>
-          <w:rFonts w:ascii="Courier New" w:hAnsi="Courier New"/>
-          <w:sz w:val="24"/>
-          <w:szCs w:val="24"/>
-        </w:rPr>
-        <w:t>chrono</w:t>
-      </w:r>
-      <w:proofErr w:type="spellEnd"/>
-      <w:r>
-        <w:rPr>
-          <w:rFonts w:ascii="Courier New" w:hAnsi="Courier New"/>
-          <w:sz w:val="24"/>
-          <w:szCs w:val="24"/>
-        </w:rPr>
-        <w:t>::</w:t>
-      </w:r>
-      <w:proofErr w:type="spellStart"/>
-      <w:r>
-        <w:rPr>
-          <w:rFonts w:ascii="Courier New" w:hAnsi="Courier New"/>
-          <w:sz w:val="24"/>
-          <w:szCs w:val="24"/>
-        </w:rPr>
-        <w:t>high_resolution_clock</w:t>
-      </w:r>
-      <w:proofErr w:type="spellEnd"/>
-      <w:r>
-        <w:rPr>
-          <w:rFonts w:ascii="Courier New" w:hAnsi="Courier New"/>
-          <w:sz w:val="24"/>
-          <w:szCs w:val="24"/>
-        </w:rPr>
-        <w:t>::now();</w:t>
-      </w:r>
-      <w:r>
-        <w:rPr>
-          <w:rFonts w:ascii="Courier New" w:hAnsi="Courier New"/>
-          <w:sz w:val="24"/>
-          <w:szCs w:val="24"/>
-        </w:rPr>
-        <w:br/>
-        <w:t xml:space="preserve">                </w:t>
-      </w:r>
-      <w:proofErr w:type="spellStart"/>
-      <w:r>
-        <w:rPr>
-          <w:rFonts w:ascii="Courier New" w:hAnsi="Courier New"/>
-          <w:sz w:val="24"/>
-          <w:szCs w:val="24"/>
-        </w:rPr>
-        <w:t>chrono</w:t>
-      </w:r>
-      <w:proofErr w:type="spellEnd"/>
-      <w:r>
-        <w:rPr>
-          <w:rFonts w:ascii="Courier New" w:hAnsi="Courier New"/>
-          <w:sz w:val="24"/>
-          <w:szCs w:val="24"/>
-        </w:rPr>
-        <w:t>::duration&lt;double&gt; diff = end - start;</w:t>
-      </w:r>
-      <w:r>
-        <w:rPr>
-          <w:rFonts w:ascii="Courier New" w:hAnsi="Courier New"/>
-          <w:sz w:val="24"/>
-          <w:szCs w:val="24"/>
-        </w:rPr>
-        <w:br/>
-      </w:r>
-      <w:r>
-        <w:rPr>
-          <w:rFonts w:ascii="Courier New" w:hAnsi="Courier New"/>
-          <w:sz w:val="24"/>
-          <w:szCs w:val="24"/>
-        </w:rPr>
-        <w:br/>
-        <w:t xml:space="preserve">                </w:t>
-      </w:r>
-      <w:proofErr w:type="spellStart"/>
-      <w:r>
-        <w:rPr>
-          <w:rFonts w:ascii="Courier New" w:hAnsi="Courier New"/>
-          <w:sz w:val="24"/>
-          <w:szCs w:val="24"/>
-        </w:rPr>
-        <w:t>setColor</w:t>
-      </w:r>
-      <w:proofErr w:type="spellEnd"/>
-      <w:r>
-        <w:rPr>
-          <w:rFonts w:ascii="Courier New" w:hAnsi="Courier New"/>
-          <w:sz w:val="24"/>
-          <w:szCs w:val="24"/>
-        </w:rPr>
-        <w:t xml:space="preserve">(10, 1); </w:t>
-      </w:r>
-      <w:proofErr w:type="spellStart"/>
-      <w:r>
-        <w:rPr>
-          <w:rFonts w:ascii="Courier New" w:hAnsi="Courier New"/>
-          <w:sz w:val="24"/>
-          <w:szCs w:val="24"/>
-        </w:rPr>
-        <w:t>cout</w:t>
-      </w:r>
-      <w:proofErr w:type="spellEnd"/>
-      <w:r>
-        <w:rPr>
-          <w:rFonts w:ascii="Courier New" w:hAnsi="Courier New"/>
-          <w:sz w:val="24"/>
-          <w:szCs w:val="24"/>
-        </w:rPr>
-        <w:t xml:space="preserve"> &lt;&lt; "</w:t>
-      </w:r>
-      <w:proofErr w:type="spellStart"/>
-      <w:r>
-        <w:rPr>
-          <w:rFonts w:ascii="Courier New" w:hAnsi="Courier New"/>
-          <w:sz w:val="24"/>
-          <w:szCs w:val="24"/>
-        </w:rPr>
-        <w:t>Результат</w:t>
-      </w:r>
-      <w:proofErr w:type="spellEnd"/>
-      <w:r>
-        <w:rPr>
-          <w:rFonts w:ascii="Courier New" w:hAnsi="Courier New"/>
-          <w:sz w:val="24"/>
-          <w:szCs w:val="24"/>
-        </w:rPr>
-        <w:t xml:space="preserve">: "; </w:t>
-      </w:r>
-      <w:proofErr w:type="spellStart"/>
-      <w:r>
-        <w:rPr>
-          <w:rFonts w:ascii="Courier New" w:hAnsi="Courier New"/>
-          <w:sz w:val="24"/>
-          <w:szCs w:val="24"/>
-        </w:rPr>
-        <w:t>printArray</w:t>
-      </w:r>
-      <w:proofErr w:type="spellEnd"/>
-      <w:r>
-        <w:rPr>
-          <w:rFonts w:ascii="Courier New" w:hAnsi="Courier New"/>
-          <w:sz w:val="24"/>
-          <w:szCs w:val="24"/>
-        </w:rPr>
-        <w:t>(</w:t>
-      </w:r>
-      <w:proofErr w:type="spellStart"/>
-      <w:r>
-        <w:rPr>
-          <w:rFonts w:ascii="Courier New" w:hAnsi="Courier New"/>
-          <w:sz w:val="24"/>
-          <w:szCs w:val="24"/>
-        </w:rPr>
-        <w:t>arr</w:t>
-      </w:r>
-      <w:proofErr w:type="spellEnd"/>
-      <w:r>
-        <w:rPr>
-          <w:rFonts w:ascii="Courier New" w:hAnsi="Courier New"/>
-          <w:sz w:val="24"/>
-          <w:szCs w:val="24"/>
-        </w:rPr>
-        <w:t xml:space="preserve">); </w:t>
-      </w:r>
-      <w:proofErr w:type="spellStart"/>
-      <w:r>
-        <w:rPr>
-          <w:rFonts w:ascii="Courier New" w:hAnsi="Courier New"/>
-          <w:sz w:val="24"/>
-          <w:szCs w:val="24"/>
-        </w:rPr>
-        <w:t>cout</w:t>
-      </w:r>
-      <w:proofErr w:type="spellEnd"/>
-      <w:r>
-        <w:rPr>
-          <w:rFonts w:ascii="Courier New" w:hAnsi="Courier New"/>
-          <w:sz w:val="24"/>
-          <w:szCs w:val="24"/>
-        </w:rPr>
-        <w:t xml:space="preserve"> &lt;&lt; "\n";</w:t>
-      </w:r>
-      <w:r>
-        <w:rPr>
-          <w:rFonts w:ascii="Courier New" w:hAnsi="Courier New"/>
-          <w:sz w:val="24"/>
-          <w:szCs w:val="24"/>
-        </w:rPr>
-        <w:br/>
-        <w:t xml:space="preserve">                </w:t>
-      </w:r>
-      <w:proofErr w:type="spellStart"/>
-      <w:r>
-        <w:rPr>
-          <w:rFonts w:ascii="Courier New" w:hAnsi="Courier New"/>
-          <w:sz w:val="24"/>
-          <w:szCs w:val="24"/>
-        </w:rPr>
-        <w:t>setColor</w:t>
-      </w:r>
-      <w:proofErr w:type="spellEnd"/>
-      <w:r>
-        <w:rPr>
-          <w:rFonts w:ascii="Courier New" w:hAnsi="Courier New"/>
-          <w:sz w:val="24"/>
-          <w:szCs w:val="24"/>
-        </w:rPr>
-        <w:t xml:space="preserve">(11, 1); </w:t>
-      </w:r>
-      <w:proofErr w:type="spellStart"/>
-      <w:r>
-        <w:rPr>
-          <w:rFonts w:ascii="Courier New" w:hAnsi="Courier New"/>
-          <w:sz w:val="24"/>
-          <w:szCs w:val="24"/>
-        </w:rPr>
-        <w:t>cout</w:t>
-      </w:r>
-      <w:proofErr w:type="spellEnd"/>
-      <w:r>
-        <w:rPr>
-          <w:rFonts w:ascii="Courier New" w:hAnsi="Courier New"/>
-          <w:sz w:val="24"/>
-          <w:szCs w:val="24"/>
-        </w:rPr>
-        <w:t xml:space="preserve"> &lt;&lt; "</w:t>
-      </w:r>
-      <w:proofErr w:type="spellStart"/>
-      <w:r>
-        <w:rPr>
-          <w:rFonts w:ascii="Courier New" w:hAnsi="Courier New"/>
-          <w:sz w:val="24"/>
-          <w:szCs w:val="24"/>
-        </w:rPr>
-        <w:t>Время</w:t>
-      </w:r>
-      <w:proofErr w:type="spellEnd"/>
-      <w:r>
-        <w:rPr>
-          <w:rFonts w:ascii="Courier New" w:hAnsi="Courier New"/>
-          <w:sz w:val="24"/>
-          <w:szCs w:val="24"/>
-        </w:rPr>
-        <w:t xml:space="preserve">: " &lt;&lt; </w:t>
-      </w:r>
-      <w:proofErr w:type="spellStart"/>
-      <w:r>
-        <w:rPr>
-          <w:rFonts w:ascii="Courier New" w:hAnsi="Courier New"/>
-          <w:sz w:val="24"/>
-          <w:szCs w:val="24"/>
-        </w:rPr>
-        <w:t>diff.count</w:t>
-      </w:r>
-      <w:proofErr w:type="spellEnd"/>
-      <w:r>
-        <w:rPr>
-          <w:rFonts w:ascii="Courier New" w:hAnsi="Courier New"/>
-          <w:sz w:val="24"/>
-          <w:szCs w:val="24"/>
-        </w:rPr>
-        <w:t xml:space="preserve">() &lt;&lt; " </w:t>
-      </w:r>
-      <w:proofErr w:type="spellStart"/>
-      <w:r>
-        <w:rPr>
-          <w:rFonts w:ascii="Courier New" w:hAnsi="Courier New"/>
-          <w:sz w:val="24"/>
-          <w:szCs w:val="24"/>
-        </w:rPr>
-        <w:t>сек</w:t>
-      </w:r>
-      <w:proofErr w:type="spellEnd"/>
-      <w:r>
-        <w:rPr>
-          <w:rFonts w:ascii="Courier New" w:hAnsi="Courier New"/>
-          <w:sz w:val="24"/>
-          <w:szCs w:val="24"/>
-        </w:rPr>
-        <w:t>.\n";</w:t>
+      <w:r>
+        <w:rPr>
+          <w:rFonts w:ascii="Courier New" w:hAnsi="Courier New"/>
+          <w:sz w:val="24"/>
+          <w:szCs w:val="24"/>
+        </w:rPr>
+        <w:br/>
+        <w:t xml:space="preserve">                auto start = chrono::high_resolution_clock::now();</w:t>
+      </w:r>
+      <w:r>
+        <w:rPr>
+          <w:rFonts w:ascii="Courier New" w:hAnsi="Courier New"/>
+          <w:sz w:val="24"/>
+          <w:szCs w:val="24"/>
+        </w:rPr>
+        <w:br/>
+        <w:t xml:space="preserve">                heapSort(arr);</w:t>
+      </w:r>
+      <w:r>
+        <w:rPr>
+          <w:rFonts w:ascii="Courier New" w:hAnsi="Courier New"/>
+          <w:sz w:val="24"/>
+          <w:szCs w:val="24"/>
+        </w:rPr>
+        <w:br/>
+        <w:t xml:space="preserve">                auto end = chrono::high_resolution_clock::now();</w:t>
+      </w:r>
+      <w:r>
+        <w:rPr>
+          <w:rFonts w:ascii="Courier New" w:hAnsi="Courier New"/>
+          <w:sz w:val="24"/>
+          <w:szCs w:val="24"/>
+        </w:rPr>
+        <w:br/>
+        <w:t xml:space="preserve">                chrono::duration&lt;double&gt; diff = end - start;</w:t>
+      </w:r>
+      <w:r>
+        <w:rPr>
+          <w:rFonts w:ascii="Courier New" w:hAnsi="Courier New"/>
+          <w:sz w:val="24"/>
+          <w:szCs w:val="24"/>
+        </w:rPr>
+        <w:br/>
+      </w:r>
+      <w:r>
+        <w:rPr>
+          <w:rFonts w:ascii="Courier New" w:hAnsi="Courier New"/>
+          <w:sz w:val="24"/>
+          <w:szCs w:val="24"/>
+        </w:rPr>
+        <w:br/>
+        <w:t xml:space="preserve">                setColor(10, 1); cout &lt;&lt; "Результат: "; printArray(arr); cout &lt;&lt; "\n";</w:t>
+      </w:r>
+      <w:r>
+        <w:rPr>
+          <w:rFonts w:ascii="Courier New" w:hAnsi="Courier New"/>
+          <w:sz w:val="24"/>
+          <w:szCs w:val="24"/>
+        </w:rPr>
+        <w:br/>
+        <w:t xml:space="preserve">                setColor(11, 1); cout &lt;&lt; "Время: " &lt;&lt; diff.count() &lt;&lt; " сек.\n";</w:t>
       </w:r>
       <w:r>
         <w:rPr>
@@ -10673,124 +5313,16 @@
           <w:szCs w:val="24"/>
         </w:rPr>
         <w:br/>
-        <w:t xml:space="preserve">            if (!</w:t>
-      </w:r>
-      <w:proofErr w:type="spellStart"/>
-      <w:r>
-        <w:rPr>
-          <w:rFonts w:ascii="Courier New" w:hAnsi="Courier New"/>
-          <w:sz w:val="24"/>
-          <w:szCs w:val="24"/>
-        </w:rPr>
-        <w:t>hasData</w:t>
-      </w:r>
-      <w:proofErr w:type="spellEnd"/>
-      <w:r>
-        <w:rPr>
-          <w:rFonts w:ascii="Courier New" w:hAnsi="Courier New"/>
-          <w:sz w:val="24"/>
-          <w:szCs w:val="24"/>
-        </w:rPr>
-        <w:t xml:space="preserve"> || </w:t>
-      </w:r>
-      <w:proofErr w:type="spellStart"/>
-      <w:r>
-        <w:rPr>
-          <w:rFonts w:ascii="Courier New" w:hAnsi="Courier New"/>
-          <w:sz w:val="24"/>
-          <w:szCs w:val="24"/>
-        </w:rPr>
-        <w:t>arr.empty</w:t>
-      </w:r>
-      <w:proofErr w:type="spellEnd"/>
-      <w:r>
-        <w:rPr>
-          <w:rFonts w:ascii="Courier New" w:hAnsi="Courier New"/>
-          <w:sz w:val="24"/>
-          <w:szCs w:val="24"/>
-        </w:rPr>
-        <w:t>()) {</w:t>
-      </w:r>
-      <w:r>
-        <w:rPr>
-          <w:rFonts w:ascii="Courier New" w:hAnsi="Courier New"/>
-          <w:sz w:val="24"/>
-          <w:szCs w:val="24"/>
-        </w:rPr>
-        <w:br/>
-        <w:t xml:space="preserve">                </w:t>
-      </w:r>
-      <w:proofErr w:type="spellStart"/>
-      <w:r>
-        <w:rPr>
-          <w:rFonts w:ascii="Courier New" w:hAnsi="Courier New"/>
-          <w:sz w:val="24"/>
-          <w:szCs w:val="24"/>
-        </w:rPr>
-        <w:t>setColor</w:t>
-      </w:r>
-      <w:proofErr w:type="spellEnd"/>
-      <w:r>
-        <w:rPr>
-          <w:rFonts w:ascii="Courier New" w:hAnsi="Courier New"/>
-          <w:sz w:val="24"/>
-          <w:szCs w:val="24"/>
-        </w:rPr>
-        <w:t xml:space="preserve">(12, 1); </w:t>
-      </w:r>
-      <w:proofErr w:type="spellStart"/>
-      <w:r>
-        <w:rPr>
-          <w:rFonts w:ascii="Courier New" w:hAnsi="Courier New"/>
-          <w:sz w:val="24"/>
-          <w:szCs w:val="24"/>
-        </w:rPr>
-        <w:t>cout</w:t>
-      </w:r>
-      <w:proofErr w:type="spellEnd"/>
-      <w:r>
-        <w:rPr>
-          <w:rFonts w:ascii="Courier New" w:hAnsi="Courier New"/>
-          <w:sz w:val="24"/>
-          <w:szCs w:val="24"/>
-        </w:rPr>
-        <w:t xml:space="preserve"> &lt;&lt; "</w:t>
-      </w:r>
-      <w:proofErr w:type="spellStart"/>
-      <w:r>
-        <w:rPr>
-          <w:rFonts w:ascii="Courier New" w:hAnsi="Courier New"/>
-          <w:sz w:val="24"/>
-          <w:szCs w:val="24"/>
-        </w:rPr>
-        <w:t>Массив</w:t>
-      </w:r>
-      <w:proofErr w:type="spellEnd"/>
-      <w:r>
-        <w:rPr>
-          <w:rFonts w:ascii="Courier New" w:hAnsi="Courier New"/>
-          <w:sz w:val="24"/>
-          <w:szCs w:val="24"/>
-        </w:rPr>
-        <w:t xml:space="preserve"> </w:t>
-      </w:r>
-      <w:proofErr w:type="spellStart"/>
-      <w:r>
-        <w:rPr>
-          <w:rFonts w:ascii="Courier New" w:hAnsi="Courier New"/>
-          <w:sz w:val="24"/>
-          <w:szCs w:val="24"/>
-        </w:rPr>
-        <w:t>пуст</w:t>
-      </w:r>
-      <w:proofErr w:type="spellEnd"/>
-      <w:r>
-        <w:rPr>
-          <w:rFonts w:ascii="Courier New" w:hAnsi="Courier New"/>
-          <w:sz w:val="24"/>
-          <w:szCs w:val="24"/>
-        </w:rPr>
-        <w:t>.\n";</w:t>
+        <w:t xml:space="preserve">            if (!hasData || arr.empty()) {</w:t>
+      </w:r>
+      <w:r>
+        <w:rPr>
+          <w:rFonts w:ascii="Courier New" w:hAnsi="Courier New"/>
+          <w:sz w:val="24"/>
+          <w:szCs w:val="24"/>
+        </w:rPr>
+        <w:br/>
+        <w:t xml:space="preserve">                setColor(12, 1); cout &lt;&lt; "Массив пуст.\n";</w:t>
       </w:r>
       <w:r>
         <w:rPr>
@@ -10808,133 +5340,7 @@
           <w:szCs w:val="24"/>
         </w:rPr>
         <w:br/>
-        <w:t xml:space="preserve">                </w:t>
-      </w:r>
-      <w:proofErr w:type="spellStart"/>
-      <w:r>
-        <w:rPr>
-          <w:rFonts w:ascii="Courier New" w:hAnsi="Courier New"/>
-          <w:sz w:val="24"/>
-          <w:szCs w:val="24"/>
-        </w:rPr>
-        <w:t>setColor</w:t>
-      </w:r>
-      <w:proofErr w:type="spellEnd"/>
-      <w:r>
-        <w:rPr>
-          <w:rFonts w:ascii="Courier New" w:hAnsi="Courier New"/>
-          <w:sz w:val="24"/>
-          <w:szCs w:val="24"/>
-        </w:rPr>
-        <w:t xml:space="preserve">(14, 1); </w:t>
-      </w:r>
-      <w:proofErr w:type="spellStart"/>
-      <w:r>
-        <w:rPr>
-          <w:rFonts w:ascii="Courier New" w:hAnsi="Courier New"/>
-          <w:sz w:val="24"/>
-          <w:szCs w:val="24"/>
-        </w:rPr>
-        <w:t>cout</w:t>
-      </w:r>
-      <w:proofErr w:type="spellEnd"/>
-      <w:r>
-        <w:rPr>
-          <w:rFonts w:ascii="Courier New" w:hAnsi="Courier New"/>
-          <w:sz w:val="24"/>
-          <w:szCs w:val="24"/>
-        </w:rPr>
-        <w:t xml:space="preserve"> &lt;&lt; "</w:t>
-      </w:r>
-      <w:proofErr w:type="spellStart"/>
-      <w:r>
-        <w:rPr>
-          <w:rFonts w:ascii="Courier New" w:hAnsi="Courier New"/>
-          <w:sz w:val="24"/>
-          <w:szCs w:val="24"/>
-        </w:rPr>
-        <w:t>Текущий</w:t>
-      </w:r>
-      <w:proofErr w:type="spellEnd"/>
-      <w:r>
-        <w:rPr>
-          <w:rFonts w:ascii="Courier New" w:hAnsi="Courier New"/>
-          <w:sz w:val="24"/>
-          <w:szCs w:val="24"/>
-        </w:rPr>
-        <w:t xml:space="preserve"> </w:t>
-      </w:r>
-      <w:proofErr w:type="spellStart"/>
-      <w:r>
-        <w:rPr>
-          <w:rFonts w:ascii="Courier New" w:hAnsi="Courier New"/>
-          <w:sz w:val="24"/>
-          <w:szCs w:val="24"/>
-        </w:rPr>
-        <w:t>массив</w:t>
-      </w:r>
-      <w:proofErr w:type="spellEnd"/>
-      <w:r>
-        <w:rPr>
-          <w:rFonts w:ascii="Courier New" w:hAnsi="Courier New"/>
-          <w:sz w:val="24"/>
-          <w:szCs w:val="24"/>
-        </w:rPr>
-        <w:t xml:space="preserve">: "; </w:t>
-      </w:r>
-      <w:proofErr w:type="spellStart"/>
-      <w:r>
-        <w:rPr>
-          <w:rFonts w:ascii="Courier New" w:hAnsi="Courier New"/>
-          <w:sz w:val="24"/>
-          <w:szCs w:val="24"/>
-        </w:rPr>
-        <w:t>printArray</w:t>
-      </w:r>
-      <w:proofErr w:type="spellEnd"/>
-      <w:r>
-        <w:rPr>
-          <w:rFonts w:ascii="Courier New" w:hAnsi="Courier New"/>
-          <w:sz w:val="24"/>
-          <w:szCs w:val="24"/>
-        </w:rPr>
-        <w:t>(</w:t>
-      </w:r>
-      <w:proofErr w:type="spellStart"/>
-      <w:r>
-        <w:rPr>
-          <w:rFonts w:ascii="Courier New" w:hAnsi="Courier New"/>
-          <w:sz w:val="24"/>
-          <w:szCs w:val="24"/>
-        </w:rPr>
-        <w:t>arr</w:t>
-      </w:r>
-      <w:proofErr w:type="spellEnd"/>
-      <w:r>
-        <w:rPr>
-          <w:rFonts w:ascii="Courier New" w:hAnsi="Courier New"/>
-          <w:sz w:val="24"/>
-          <w:szCs w:val="24"/>
-        </w:rPr>
-        <w:t xml:space="preserve">); </w:t>
-      </w:r>
-      <w:proofErr w:type="spellStart"/>
-      <w:r>
-        <w:rPr>
-          <w:rFonts w:ascii="Courier New" w:hAnsi="Courier New"/>
-          <w:sz w:val="24"/>
-          <w:szCs w:val="24"/>
-        </w:rPr>
-        <w:t>cout</w:t>
-      </w:r>
-      <w:proofErr w:type="spellEnd"/>
-      <w:r>
-        <w:rPr>
-          <w:rFonts w:ascii="Courier New" w:hAnsi="Courier New"/>
-          <w:sz w:val="24"/>
-          <w:szCs w:val="24"/>
-        </w:rPr>
-        <w:t xml:space="preserve"> &lt;&lt; "\n";</w:t>
+        <w:t xml:space="preserve">                setColor(14, 1); cout &lt;&lt; "Текущий массив: "; printArray(arr); cout &lt;&lt; "\n";</w:t>
       </w:r>
       <w:r>
         <w:rPr>
@@ -10979,107 +5385,16 @@
           <w:szCs w:val="24"/>
         </w:rPr>
         <w:br/>
-        <w:t xml:space="preserve">            </w:t>
-      </w:r>
-      <w:proofErr w:type="spellStart"/>
-      <w:r>
-        <w:rPr>
-          <w:rFonts w:ascii="Courier New" w:hAnsi="Courier New"/>
-          <w:sz w:val="24"/>
-          <w:szCs w:val="24"/>
-        </w:rPr>
-        <w:t>setColor</w:t>
-      </w:r>
-      <w:proofErr w:type="spellEnd"/>
-      <w:r>
-        <w:rPr>
-          <w:rFonts w:ascii="Courier New" w:hAnsi="Courier New"/>
-          <w:sz w:val="24"/>
-          <w:szCs w:val="24"/>
-        </w:rPr>
-        <w:t xml:space="preserve">(12, 1); </w:t>
-      </w:r>
-      <w:proofErr w:type="spellStart"/>
-      <w:r>
-        <w:rPr>
-          <w:rFonts w:ascii="Courier New" w:hAnsi="Courier New"/>
-          <w:sz w:val="24"/>
-          <w:szCs w:val="24"/>
-        </w:rPr>
-        <w:t>cout</w:t>
-      </w:r>
-      <w:proofErr w:type="spellEnd"/>
-      <w:r>
-        <w:rPr>
-          <w:rFonts w:ascii="Courier New" w:hAnsi="Courier New"/>
-          <w:sz w:val="24"/>
-          <w:szCs w:val="24"/>
-        </w:rPr>
-        <w:t xml:space="preserve"> &lt;&lt; "</w:t>
-      </w:r>
-      <w:proofErr w:type="spellStart"/>
-      <w:r>
-        <w:rPr>
-          <w:rFonts w:ascii="Courier New" w:hAnsi="Courier New"/>
-          <w:sz w:val="24"/>
-          <w:szCs w:val="24"/>
-        </w:rPr>
-        <w:t>Выход</w:t>
-      </w:r>
-      <w:proofErr w:type="spellEnd"/>
-      <w:r>
-        <w:rPr>
-          <w:rFonts w:ascii="Courier New" w:hAnsi="Courier New"/>
-          <w:sz w:val="24"/>
-          <w:szCs w:val="24"/>
-        </w:rPr>
-        <w:t>...</w:t>
-      </w:r>
-      <w:proofErr w:type="gramEnd"/>
-      <w:r>
-        <w:rPr>
-          <w:rFonts w:ascii="Courier New" w:hAnsi="Courier New"/>
-          <w:sz w:val="24"/>
-          <w:szCs w:val="24"/>
-        </w:rPr>
-        <w:t>\n";</w:t>
-      </w:r>
-      <w:r>
-        <w:rPr>
-          <w:rFonts w:ascii="Courier New" w:hAnsi="Courier New"/>
-          <w:sz w:val="24"/>
-          <w:szCs w:val="24"/>
-        </w:rPr>
-        <w:br/>
-        <w:t xml:space="preserve">            </w:t>
-      </w:r>
-      <w:proofErr w:type="spellStart"/>
-      <w:proofErr w:type="gramStart"/>
-      <w:r>
-        <w:rPr>
-          <w:rFonts w:ascii="Courier New" w:hAnsi="Courier New"/>
-          <w:sz w:val="24"/>
-          <w:szCs w:val="24"/>
-        </w:rPr>
-        <w:t>setColor</w:t>
-      </w:r>
-      <w:proofErr w:type="spellEnd"/>
-      <w:r>
-        <w:rPr>
-          <w:rFonts w:ascii="Courier New" w:hAnsi="Courier New"/>
-          <w:sz w:val="24"/>
-          <w:szCs w:val="24"/>
-        </w:rPr>
-        <w:t>(</w:t>
-      </w:r>
-      <w:proofErr w:type="gramEnd"/>
-      <w:r>
-        <w:rPr>
-          <w:rFonts w:ascii="Courier New" w:hAnsi="Courier New"/>
-          <w:sz w:val="24"/>
-          <w:szCs w:val="24"/>
-        </w:rPr>
-        <w:t>7, 0);</w:t>
+        <w:t xml:space="preserve">            setColor(12, 1); cout &lt;&lt; "Выход...\n";</w:t>
+      </w:r>
+      <w:r>
+        <w:rPr>
+          <w:rFonts w:ascii="Courier New" w:hAnsi="Courier New"/>
+          <w:sz w:val="24"/>
+          <w:szCs w:val="24"/>
+        </w:rPr>
+        <w:br/>
+        <w:t xml:space="preserve">            setColor(7, 0);</w:t>
       </w:r>
       <w:r>
         <w:rPr>
@@ -11106,79 +5421,7 @@
           <w:szCs w:val="24"/>
         </w:rPr>
         <w:br/>
-        <w:t xml:space="preserve">            </w:t>
-      </w:r>
-      <w:proofErr w:type="spellStart"/>
-      <w:r>
-        <w:rPr>
-          <w:rFonts w:ascii="Courier New" w:hAnsi="Courier New"/>
-          <w:sz w:val="24"/>
-          <w:szCs w:val="24"/>
-        </w:rPr>
-        <w:t>setColor</w:t>
-      </w:r>
-      <w:proofErr w:type="spellEnd"/>
-      <w:r>
-        <w:rPr>
-          <w:rFonts w:ascii="Courier New" w:hAnsi="Courier New"/>
-          <w:sz w:val="24"/>
-          <w:szCs w:val="24"/>
-        </w:rPr>
-        <w:t xml:space="preserve">(12, 1); </w:t>
-      </w:r>
-      <w:proofErr w:type="spellStart"/>
-      <w:r>
-        <w:rPr>
-          <w:rFonts w:ascii="Courier New" w:hAnsi="Courier New"/>
-          <w:sz w:val="24"/>
-          <w:szCs w:val="24"/>
-        </w:rPr>
-        <w:t>cout</w:t>
-      </w:r>
-      <w:proofErr w:type="spellEnd"/>
-      <w:r>
-        <w:rPr>
-          <w:rFonts w:ascii="Courier New" w:hAnsi="Courier New"/>
-          <w:sz w:val="24"/>
-          <w:szCs w:val="24"/>
-        </w:rPr>
-        <w:t xml:space="preserve"> &lt;&lt; "</w:t>
-      </w:r>
-      <w:proofErr w:type="spellStart"/>
-      <w:r>
-        <w:rPr>
-          <w:rFonts w:ascii="Courier New" w:hAnsi="Courier New"/>
-          <w:sz w:val="24"/>
-          <w:szCs w:val="24"/>
-        </w:rPr>
-        <w:t>Неверный</w:t>
-      </w:r>
-      <w:proofErr w:type="spellEnd"/>
-      <w:r>
-        <w:rPr>
-          <w:rFonts w:ascii="Courier New" w:hAnsi="Courier New"/>
-          <w:sz w:val="24"/>
-          <w:szCs w:val="24"/>
-        </w:rPr>
-        <w:t xml:space="preserve"> </w:t>
-      </w:r>
-      <w:proofErr w:type="spellStart"/>
-      <w:r>
-        <w:rPr>
-          <w:rFonts w:ascii="Courier New" w:hAnsi="Courier New"/>
-          <w:sz w:val="24"/>
-          <w:szCs w:val="24"/>
-        </w:rPr>
-        <w:t>пункт</w:t>
-      </w:r>
-      <w:proofErr w:type="spellEnd"/>
-      <w:r>
-        <w:rPr>
-          <w:rFonts w:ascii="Courier New" w:hAnsi="Courier New"/>
-          <w:sz w:val="24"/>
-          <w:szCs w:val="24"/>
-        </w:rPr>
-        <w:t>!\n";</w:t>
+        <w:t xml:space="preserve">            setColor(12, 1); cout &lt;&lt; "Неверный пункт!\n";</w:t>
       </w:r>
       <w:r>
         <w:rPr>
@@ -11232,6 +5475,8 @@
         </w:rPr>
         <w:br/>
       </w:r>
+      <w:bookmarkStart w:id="11" w:name="_GoBack"/>
+      <w:bookmarkEnd w:id="11"/>
     </w:p>
     <w:sectPr>
       <w:footerReference w:type="default" r:id="rId17"/>
@@ -11300,7 +5545,7 @@
             <w:noProof/>
             <w:lang w:val="ru-RU"/>
           </w:rPr>
-          <w:t>18</w:t>
+          <w:t>4</w:t>
         </w:r>
         <w:r>
           <w:fldChar w:fldCharType="end"/>
@@ -23605,7 +17850,7 @@
 </file>
 
 <file path=customXml/itemProps1.xml><?xml version="1.0" encoding="utf-8"?>
-<ds:datastoreItem xmlns:ds="http://schemas.openxmlformats.org/officeDocument/2006/customXml" ds:itemID="{EFBD8A87-73F4-41B8-B761-91F3872C0893}">
+<ds:datastoreItem xmlns:ds="http://schemas.openxmlformats.org/officeDocument/2006/customXml" ds:itemID="{ACA3AF32-5C4D-40F0-B6B4-17C2F4146904}">
   <ds:schemaRefs>
     <ds:schemaRef ds:uri="http://schemas.openxmlformats.org/officeDocument/2006/bibliography"/>
   </ds:schemaRefs>

--- a/Отчет B.docx
+++ b/Отчет B.docx
@@ -43,6 +43,8 @@
             <w:t>Содержание</w:t>
           </w:r>
         </w:p>
+        <w:bookmarkStart w:id="0" w:name="_GoBack"/>
+        <w:bookmarkEnd w:id="0"/>
         <w:p>
           <w:pPr>
             <w:pStyle w:val="16"/>
@@ -113,7 +115,7 @@
           <w:r>
             <w:fldChar w:fldCharType="separate"/>
           </w:r>
-          <w:hyperlink w:anchor="_Toc234263198" w:history="1">
+          <w:hyperlink w:anchor="_Toc234266072" w:history="1">
             <w:r>
               <w:rPr>
                 <w:rStyle w:val="aff8"/>
@@ -140,7 +142,7 @@
                 <w:noProof/>
                 <w:webHidden/>
               </w:rPr>
-              <w:instrText xml:space="preserve"> PAGEREF _Toc234263198 \h </w:instrText>
+              <w:instrText xml:space="preserve"> PAGEREF _Toc234266072 \h </w:instrText>
             </w:r>
             <w:r>
               <w:rPr>
@@ -184,7 +186,7 @@
               <w:lang w:val="ru-RU" w:eastAsia="ru-RU"/>
             </w:rPr>
           </w:pPr>
-          <w:hyperlink w:anchor="_Toc234263199" w:history="1">
+          <w:hyperlink w:anchor="_Toc234266073" w:history="1">
             <w:r>
               <w:rPr>
                 <w:rStyle w:val="aff8"/>
@@ -211,7 +213,7 @@
                 <w:noProof/>
                 <w:webHidden/>
               </w:rPr>
-              <w:instrText xml:space="preserve"> PAGEREF _Toc234263199 \h </w:instrText>
+              <w:instrText xml:space="preserve"> PAGEREF _Toc234266073 \h </w:instrText>
             </w:r>
             <w:r>
               <w:rPr>
@@ -255,7 +257,7 @@
               <w:lang w:val="ru-RU" w:eastAsia="ru-RU"/>
             </w:rPr>
           </w:pPr>
-          <w:hyperlink w:anchor="_Toc234263200" w:history="1">
+          <w:hyperlink w:anchor="_Toc234266074" w:history="1">
             <w:r>
               <w:rPr>
                 <w:rStyle w:val="aff8"/>
@@ -282,7 +284,7 @@
                 <w:noProof/>
                 <w:webHidden/>
               </w:rPr>
-              <w:instrText xml:space="preserve"> PAGEREF _Toc234263200 \h </w:instrText>
+              <w:instrText xml:space="preserve"> PAGEREF _Toc234266074 \h </w:instrText>
             </w:r>
             <w:r>
               <w:rPr>
@@ -326,7 +328,7 @@
               <w:lang w:val="ru-RU" w:eastAsia="ru-RU"/>
             </w:rPr>
           </w:pPr>
-          <w:hyperlink w:anchor="_Toc234263201" w:history="1">
+          <w:hyperlink w:anchor="_Toc234266075" w:history="1">
             <w:r>
               <w:rPr>
                 <w:rStyle w:val="aff8"/>
@@ -353,7 +355,7 @@
                 <w:noProof/>
                 <w:webHidden/>
               </w:rPr>
-              <w:instrText xml:space="preserve"> PAGEREF _Toc234263201 \h </w:instrText>
+              <w:instrText xml:space="preserve"> PAGEREF _Toc234266075 \h </w:instrText>
             </w:r>
             <w:r>
               <w:rPr>
@@ -397,7 +399,7 @@
               <w:lang w:val="ru-RU" w:eastAsia="ru-RU"/>
             </w:rPr>
           </w:pPr>
-          <w:hyperlink w:anchor="_Toc234263202" w:history="1">
+          <w:hyperlink w:anchor="_Toc234266076" w:history="1">
             <w:r>
               <w:rPr>
                 <w:rStyle w:val="aff8"/>
@@ -424,7 +426,7 @@
                 <w:noProof/>
                 <w:webHidden/>
               </w:rPr>
-              <w:instrText xml:space="preserve"> PAGEREF _Toc234263202 \h </w:instrText>
+              <w:instrText xml:space="preserve"> PAGEREF _Toc234266076 \h </w:instrText>
             </w:r>
             <w:r>
               <w:rPr>
@@ -468,7 +470,7 @@
               <w:lang w:val="ru-RU" w:eastAsia="ru-RU"/>
             </w:rPr>
           </w:pPr>
-          <w:hyperlink w:anchor="_Toc234263203" w:history="1">
+          <w:hyperlink w:anchor="_Toc234266077" w:history="1">
             <w:r>
               <w:rPr>
                 <w:rStyle w:val="aff8"/>
@@ -495,7 +497,7 @@
                 <w:noProof/>
                 <w:webHidden/>
               </w:rPr>
-              <w:instrText xml:space="preserve"> PAGEREF _Toc234263203 \h </w:instrText>
+              <w:instrText xml:space="preserve"> PAGEREF _Toc234266077 \h </w:instrText>
             </w:r>
             <w:r>
               <w:rPr>
@@ -539,7 +541,7 @@
               <w:lang w:val="ru-RU" w:eastAsia="ru-RU"/>
             </w:rPr>
           </w:pPr>
-          <w:hyperlink w:anchor="_Toc234263204" w:history="1">
+          <w:hyperlink w:anchor="_Toc234266078" w:history="1">
             <w:r>
               <w:rPr>
                 <w:rStyle w:val="aff8"/>
@@ -566,7 +568,7 @@
                 <w:noProof/>
                 <w:webHidden/>
               </w:rPr>
-              <w:instrText xml:space="preserve"> PAGEREF _Toc234263204 \h </w:instrText>
+              <w:instrText xml:space="preserve"> PAGEREF _Toc234266078 \h </w:instrText>
             </w:r>
             <w:r>
               <w:rPr>
@@ -610,7 +612,7 @@
               <w:lang w:val="ru-RU" w:eastAsia="ru-RU"/>
             </w:rPr>
           </w:pPr>
-          <w:hyperlink w:anchor="_Toc234263205" w:history="1">
+          <w:hyperlink w:anchor="_Toc234266079" w:history="1">
             <w:r>
               <w:rPr>
                 <w:rStyle w:val="aff8"/>
@@ -637,7 +639,7 @@
                 <w:noProof/>
                 <w:webHidden/>
               </w:rPr>
-              <w:instrText xml:space="preserve"> PAGEREF _Toc234263205 \h </w:instrText>
+              <w:instrText xml:space="preserve"> PAGEREF _Toc234266079 \h </w:instrText>
             </w:r>
             <w:r>
               <w:rPr>
@@ -681,7 +683,7 @@
               <w:lang w:val="ru-RU" w:eastAsia="ru-RU"/>
             </w:rPr>
           </w:pPr>
-          <w:hyperlink w:anchor="_Toc234263206" w:history="1">
+          <w:hyperlink w:anchor="_Toc234266080" w:history="1">
             <w:r>
               <w:rPr>
                 <w:rStyle w:val="aff8"/>
@@ -708,7 +710,7 @@
                 <w:noProof/>
                 <w:webHidden/>
               </w:rPr>
-              <w:instrText xml:space="preserve"> PAGEREF _Toc234263206 \h </w:instrText>
+              <w:instrText xml:space="preserve"> PAGEREF _Toc234266080 \h </w:instrText>
             </w:r>
             <w:r>
               <w:rPr>
@@ -752,7 +754,7 @@
               <w:lang w:val="ru-RU" w:eastAsia="ru-RU"/>
             </w:rPr>
           </w:pPr>
-          <w:hyperlink w:anchor="_Toc234263207" w:history="1">
+          <w:hyperlink w:anchor="_Toc234266081" w:history="1">
             <w:r>
               <w:rPr>
                 <w:rStyle w:val="aff8"/>
@@ -779,7 +781,7 @@
                 <w:noProof/>
                 <w:webHidden/>
               </w:rPr>
-              <w:instrText xml:space="preserve"> PAGEREF _Toc234263207 \h </w:instrText>
+              <w:instrText xml:space="preserve"> PAGEREF _Toc234266081 \h </w:instrText>
             </w:r>
             <w:r>
               <w:rPr>
@@ -823,7 +825,7 @@
               <w:lang w:val="ru-RU" w:eastAsia="ru-RU"/>
             </w:rPr>
           </w:pPr>
-          <w:hyperlink w:anchor="_Toc234263208" w:history="1">
+          <w:hyperlink w:anchor="_Toc234266082" w:history="1">
             <w:r>
               <w:rPr>
                 <w:rStyle w:val="aff8"/>
@@ -850,7 +852,7 @@
                 <w:noProof/>
                 <w:webHidden/>
               </w:rPr>
-              <w:instrText xml:space="preserve"> PAGEREF _Toc234263208 \h </w:instrText>
+              <w:instrText xml:space="preserve"> PAGEREF _Toc234266082 \h </w:instrText>
             </w:r>
             <w:r>
               <w:rPr>
@@ -914,12 +916,12 @@
       <w:pPr>
         <w:pStyle w:val="14"/>
       </w:pPr>
-      <w:bookmarkStart w:id="0" w:name="_Toc234263198"/>
+      <w:bookmarkStart w:id="1" w:name="_Toc234266072"/>
       <w:r>
         <w:lastRenderedPageBreak/>
         <w:t>Введение</w:t>
       </w:r>
-      <w:bookmarkEnd w:id="0"/>
+      <w:bookmarkEnd w:id="1"/>
     </w:p>
     <w:p>
       <w:pPr>
@@ -999,7 +1001,29 @@
         <w:rPr>
           <w:lang w:val="ru-RU"/>
         </w:rPr>
-        <w:t>это ускоренная версия классической сортировки вставками. Вместо последовательного (линейного) поиска места для нового элемента, алгоритм находит его с помощью бинарного поиска. Это сокращает число сравнений с O(N) до (O(log N)) на один элемент</w:t>
+        <w:t>это ускоренная версия классической сортировки вставками. Вместо последовательного (линейного) поиска места для нового элемента, алгоритм находит его с помощью бинарного поиска. Это сокращает число сравнений с O(N) до (</w:t>
+      </w:r>
+      <w:proofErr w:type="gramStart"/>
+      <w:r>
+        <w:rPr>
+          <w:lang w:val="ru-RU"/>
+        </w:rPr>
+        <w:t>O(</w:t>
+      </w:r>
+      <w:proofErr w:type="spellStart"/>
+      <w:proofErr w:type="gramEnd"/>
+      <w:r>
+        <w:rPr>
+          <w:lang w:val="ru-RU"/>
+        </w:rPr>
+        <w:t>log</w:t>
+      </w:r>
+      <w:proofErr w:type="spellEnd"/>
+      <w:r>
+        <w:rPr>
+          <w:lang w:val="ru-RU"/>
+        </w:rPr>
+        <w:t xml:space="preserve"> N)) на один элемент</w:t>
       </w:r>
       <w:r>
         <w:rPr>
@@ -1026,12 +1050,12 @@
         <w:pStyle w:val="14"/>
         <w:jc w:val="left"/>
       </w:pPr>
-      <w:bookmarkStart w:id="1" w:name="_Toc234263199"/>
+      <w:bookmarkStart w:id="2" w:name="_Toc234266073"/>
       <w:r>
         <w:lastRenderedPageBreak/>
         <w:t>Постановка задачи</w:t>
       </w:r>
-      <w:bookmarkEnd w:id="1"/>
+      <w:bookmarkEnd w:id="2"/>
     </w:p>
     <w:p>
       <w:pPr>
@@ -1108,7 +1132,21 @@
         <w:rPr>
           <w:lang w:val="ru-RU"/>
         </w:rPr>
-        <w:t xml:space="preserve"> для совместной работы. Создать и выложить коммиты, характеризующие действия, выполненные каждым участником бригады. Оформить отчет по проведенной практике.</w:t>
+        <w:t xml:space="preserve"> для совместной работы. Создать и выложить </w:t>
+      </w:r>
+      <w:proofErr w:type="spellStart"/>
+      <w:r>
+        <w:rPr>
+          <w:lang w:val="ru-RU"/>
+        </w:rPr>
+        <w:t>коммиты</w:t>
+      </w:r>
+      <w:proofErr w:type="spellEnd"/>
+      <w:r>
+        <w:rPr>
+          <w:lang w:val="ru-RU"/>
+        </w:rPr>
+        <w:t>, характеризующие действия, выполненные каждым участником бригады. Оформить отчет по проведенной практике.</w:t>
       </w:r>
     </w:p>
     <w:p>
@@ -1169,7 +1207,29 @@
         <w:rPr>
           <w:lang w:val="ru-RU"/>
         </w:rPr>
-        <w:t>инарный поиск минимизирует количество проверок элементов до (O(Nlog N));</w:t>
+        <w:t>инарный поиск минимизирует количество проверок элементов до (</w:t>
+      </w:r>
+      <w:proofErr w:type="gramStart"/>
+      <w:r>
+        <w:rPr>
+          <w:lang w:val="ru-RU"/>
+        </w:rPr>
+        <w:t>O(</w:t>
+      </w:r>
+      <w:proofErr w:type="spellStart"/>
+      <w:proofErr w:type="gramEnd"/>
+      <w:r>
+        <w:rPr>
+          <w:lang w:val="ru-RU"/>
+        </w:rPr>
+        <w:t>Nlog</w:t>
+      </w:r>
+      <w:proofErr w:type="spellEnd"/>
+      <w:r>
+        <w:rPr>
+          <w:lang w:val="ru-RU"/>
+        </w:rPr>
+        <w:t xml:space="preserve"> N));</w:t>
       </w:r>
     </w:p>
     <w:p>
@@ -1201,7 +1261,21 @@
         <w:rPr>
           <w:lang w:val="ru-RU"/>
         </w:rPr>
-        <w:t>аботает быстрее сложных алгоритмов (QuickSort) на небольших объемах данных</w:t>
+        <w:t>аботает быстрее сложных алгоритмов (</w:t>
+      </w:r>
+      <w:proofErr w:type="spellStart"/>
+      <w:r>
+        <w:rPr>
+          <w:lang w:val="ru-RU"/>
+        </w:rPr>
+        <w:t>QuickSort</w:t>
+      </w:r>
+      <w:proofErr w:type="spellEnd"/>
+      <w:r>
+        <w:rPr>
+          <w:lang w:val="ru-RU"/>
+        </w:rPr>
+        <w:t>) на небольших объемах данных</w:t>
       </w:r>
       <w:r>
         <w:rPr>
@@ -1239,7 +1313,35 @@
         <w:rPr>
           <w:lang w:val="ru-RU"/>
         </w:rPr>
-        <w:t>вляется алгоритмом «на месте» (in-place) и требует всего (O(1)) дополнительной памяти.</w:t>
+        <w:t>вляется алгоритмом «на месте» (</w:t>
+      </w:r>
+      <w:proofErr w:type="spellStart"/>
+      <w:r>
+        <w:rPr>
+          <w:lang w:val="ru-RU"/>
+        </w:rPr>
+        <w:t>in-place</w:t>
+      </w:r>
+      <w:proofErr w:type="spellEnd"/>
+      <w:r>
+        <w:rPr>
+          <w:lang w:val="ru-RU"/>
+        </w:rPr>
+        <w:t>) и требует всего (</w:t>
+      </w:r>
+      <w:proofErr w:type="gramStart"/>
+      <w:r>
+        <w:rPr>
+          <w:lang w:val="ru-RU"/>
+        </w:rPr>
+        <w:t>O(</w:t>
+      </w:r>
+      <w:proofErr w:type="gramEnd"/>
+      <w:r>
+        <w:rPr>
+          <w:lang w:val="ru-RU"/>
+        </w:rPr>
+        <w:t>1)) дополнительной памяти.</w:t>
       </w:r>
     </w:p>
     <w:p>
@@ -1364,7 +1466,35 @@
         <w:rPr>
           <w:lang w:val="ru-RU"/>
         </w:rPr>
-        <w:t>ри увеличении размера данных алгоритм резко теряет скорость и сильно уступает Быстрой сортировке (QuickSort) или Сортировке слиянием (MergeSort)</w:t>
+        <w:t>ри увеличении размера данных алгоритм резко теряет скорость и сильно уступает Быстрой сортировке (</w:t>
+      </w:r>
+      <w:proofErr w:type="spellStart"/>
+      <w:r>
+        <w:rPr>
+          <w:lang w:val="ru-RU"/>
+        </w:rPr>
+        <w:t>QuickSort</w:t>
+      </w:r>
+      <w:proofErr w:type="spellEnd"/>
+      <w:r>
+        <w:rPr>
+          <w:lang w:val="ru-RU"/>
+        </w:rPr>
+        <w:t>) или Сортировке слиянием (</w:t>
+      </w:r>
+      <w:proofErr w:type="spellStart"/>
+      <w:r>
+        <w:rPr>
+          <w:lang w:val="ru-RU"/>
+        </w:rPr>
+        <w:t>MergeSort</w:t>
+      </w:r>
+      <w:proofErr w:type="spellEnd"/>
+      <w:r>
+        <w:rPr>
+          <w:lang w:val="ru-RU"/>
+        </w:rPr>
+        <w:t>)</w:t>
       </w:r>
       <w:r>
         <w:rPr>
@@ -1499,11 +1629,11 @@
       <w:pPr>
         <w:pStyle w:val="14"/>
       </w:pPr>
-      <w:bookmarkStart w:id="2" w:name="_Toc234263200"/>
+      <w:bookmarkStart w:id="3" w:name="_Toc234266074"/>
       <w:r>
         <w:t>Выбор решения</w:t>
       </w:r>
-      <w:bookmarkEnd w:id="2"/>
+      <w:bookmarkEnd w:id="3"/>
     </w:p>
     <w:p>
       <w:pPr>
@@ -1555,9 +1685,11 @@
         </w:rPr>
         <w:t>), алгоритмы и средства измерения времени (</w:t>
       </w:r>
+      <w:proofErr w:type="spellStart"/>
       <w:r>
         <w:t>chrono</w:t>
       </w:r>
+      <w:proofErr w:type="spellEnd"/>
       <w:r>
         <w:rPr>
           <w:lang w:val="ru-RU"/>
@@ -1693,14 +1825,30 @@
         </w:rPr>
         <w:t xml:space="preserve">-проектов и их совместной разработки, основанный на системе контроля версий </w:t>
       </w:r>
+      <w:proofErr w:type="spellStart"/>
       <w:r>
         <w:t>Git</w:t>
       </w:r>
-      <w:r>
-        <w:rPr>
-          <w:lang w:val="ru-RU"/>
-        </w:rPr>
-        <w:t>. Сервис позволяет вести историю изменений проекта, работать с ветками и коммитами, а также организовывать командную работу над кодом.</w:t>
+      <w:proofErr w:type="spellEnd"/>
+      <w:r>
+        <w:rPr>
+          <w:lang w:val="ru-RU"/>
+        </w:rPr>
+        <w:t xml:space="preserve">. Сервис позволяет вести историю изменений проекта, работать с ветками и </w:t>
+      </w:r>
+      <w:proofErr w:type="spellStart"/>
+      <w:r>
+        <w:rPr>
+          <w:lang w:val="ru-RU"/>
+        </w:rPr>
+        <w:t>коммитами</w:t>
+      </w:r>
+      <w:proofErr w:type="spellEnd"/>
+      <w:r>
+        <w:rPr>
+          <w:lang w:val="ru-RU"/>
+        </w:rPr>
+        <w:t>, а также организовывать командную работу над кодом.</w:t>
       </w:r>
     </w:p>
     <w:p>
@@ -1721,12 +1869,12 @@
         <w:pStyle w:val="14"/>
         <w:jc w:val="left"/>
       </w:pPr>
-      <w:bookmarkStart w:id="3" w:name="_Toc234263201"/>
+      <w:bookmarkStart w:id="4" w:name="_Toc234266075"/>
       <w:r>
         <w:lastRenderedPageBreak/>
         <w:t>Описание программы</w:t>
       </w:r>
-      <w:bookmarkEnd w:id="3"/>
+      <w:bookmarkEnd w:id="4"/>
     </w:p>
     <w:p>
       <w:pPr>
@@ -1836,7 +1984,21 @@
         <w:rPr>
           <w:lang w:val="ru-RU"/>
         </w:rPr>
-        <w:t>Пользователю требуется выбрать тот пункт, который ему требуется. При выборе пунктов а–б выводится сообщение, в котором пользователю необходимо ввести количество элементов массива.</w:t>
+        <w:t xml:space="preserve">Пользователю требуется выбрать тот пункт, который ему требуется. При выборе </w:t>
+      </w:r>
+      <w:proofErr w:type="gramStart"/>
+      <w:r>
+        <w:rPr>
+          <w:lang w:val="ru-RU"/>
+        </w:rPr>
+        <w:t>пунктов</w:t>
+      </w:r>
+      <w:proofErr w:type="gramEnd"/>
+      <w:r>
+        <w:rPr>
+          <w:lang w:val="ru-RU"/>
+        </w:rPr>
+        <w:t xml:space="preserve"> а–б выводится сообщение, в котором пользователю необходимо ввести количество элементов массива.</w:t>
       </w:r>
     </w:p>
     <w:p>
@@ -1848,6 +2010,8 @@
           <w:lang w:val="ru-RU"/>
         </w:rPr>
       </w:pPr>
+      <w:proofErr w:type="spellStart"/>
+      <w:proofErr w:type="gramStart"/>
       <w:r>
         <w:rPr>
           <w:rFonts w:ascii="Courier New" w:hAnsi="Courier New"/>
@@ -1856,15 +2020,27 @@
         </w:rPr>
         <w:t>setColor</w:t>
       </w:r>
-      <w:r>
-        <w:rPr>
-          <w:rFonts w:ascii="Courier New" w:hAnsi="Courier New"/>
-          <w:sz w:val="24"/>
-          <w:szCs w:val="24"/>
-          <w:lang w:val="ru-RU"/>
-        </w:rPr>
-        <w:t xml:space="preserve">(14, 1); </w:t>
-      </w:r>
+      <w:proofErr w:type="spellEnd"/>
+      <w:r>
+        <w:rPr>
+          <w:rFonts w:ascii="Courier New" w:hAnsi="Courier New"/>
+          <w:sz w:val="24"/>
+          <w:szCs w:val="24"/>
+          <w:lang w:val="ru-RU"/>
+        </w:rPr>
+        <w:t>(</w:t>
+      </w:r>
+      <w:proofErr w:type="gramEnd"/>
+      <w:r>
+        <w:rPr>
+          <w:rFonts w:ascii="Courier New" w:hAnsi="Courier New"/>
+          <w:sz w:val="24"/>
+          <w:szCs w:val="24"/>
+          <w:lang w:val="ru-RU"/>
+        </w:rPr>
+        <w:t xml:space="preserve">14, 1); </w:t>
+      </w:r>
+      <w:proofErr w:type="spellStart"/>
       <w:r>
         <w:rPr>
           <w:rFonts w:ascii="Courier New" w:hAnsi="Courier New"/>
@@ -1873,6 +2049,7 @@
         </w:rPr>
         <w:t>cout</w:t>
       </w:r>
+      <w:proofErr w:type="spellEnd"/>
       <w:r>
         <w:rPr>
           <w:rFonts w:ascii="Courier New" w:hAnsi="Courier New"/>
@@ -1891,6 +2068,7 @@
         </w:rPr>
         <w:br/>
       </w:r>
+      <w:proofErr w:type="spellStart"/>
       <w:r>
         <w:rPr>
           <w:rFonts w:ascii="Courier New" w:hAnsi="Courier New"/>
@@ -1899,6 +2077,7 @@
         </w:rPr>
         <w:t>cin</w:t>
       </w:r>
+      <w:proofErr w:type="spellEnd"/>
       <w:r>
         <w:rPr>
           <w:rFonts w:ascii="Courier New" w:hAnsi="Courier New"/>
@@ -1940,9 +2119,11 @@
         </w:rPr>
         <w:t xml:space="preserve">После того, как данные были введены, генерируется массив из случайных чисел с использованием генератора </w:t>
       </w:r>
+      <w:proofErr w:type="spellStart"/>
       <w:r>
         <w:t>mt</w:t>
       </w:r>
+      <w:proofErr w:type="spellEnd"/>
       <w:r>
         <w:rPr>
           <w:lang w:val="ru-RU"/>
@@ -1958,13 +2139,95 @@
           <w:szCs w:val="24"/>
         </w:rPr>
       </w:pPr>
-      <w:r>
-        <w:rPr>
-          <w:rFonts w:ascii="Courier New" w:hAnsi="Courier New"/>
-          <w:sz w:val="24"/>
-          <w:szCs w:val="24"/>
-        </w:rPr>
-        <w:t>inline void generateRandom(vector&lt;int&gt;&amp; arr, int size) {</w:t>
+      <w:proofErr w:type="gramStart"/>
+      <w:r>
+        <w:rPr>
+          <w:rFonts w:ascii="Courier New" w:hAnsi="Courier New"/>
+          <w:sz w:val="24"/>
+          <w:szCs w:val="24"/>
+        </w:rPr>
+        <w:t>inline</w:t>
+      </w:r>
+      <w:proofErr w:type="gramEnd"/>
+      <w:r>
+        <w:rPr>
+          <w:rFonts w:ascii="Courier New" w:hAnsi="Courier New"/>
+          <w:sz w:val="24"/>
+          <w:szCs w:val="24"/>
+        </w:rPr>
+        <w:t xml:space="preserve"> void </w:t>
+      </w:r>
+      <w:proofErr w:type="spellStart"/>
+      <w:r>
+        <w:rPr>
+          <w:rFonts w:ascii="Courier New" w:hAnsi="Courier New"/>
+          <w:sz w:val="24"/>
+          <w:szCs w:val="24"/>
+        </w:rPr>
+        <w:t>generateRandom</w:t>
+      </w:r>
+      <w:proofErr w:type="spellEnd"/>
+      <w:r>
+        <w:rPr>
+          <w:rFonts w:ascii="Courier New" w:hAnsi="Courier New"/>
+          <w:sz w:val="24"/>
+          <w:szCs w:val="24"/>
+        </w:rPr>
+        <w:t>(vector&lt;</w:t>
+      </w:r>
+      <w:proofErr w:type="spellStart"/>
+      <w:r>
+        <w:rPr>
+          <w:rFonts w:ascii="Courier New" w:hAnsi="Courier New"/>
+          <w:sz w:val="24"/>
+          <w:szCs w:val="24"/>
+        </w:rPr>
+        <w:t>int</w:t>
+      </w:r>
+      <w:proofErr w:type="spellEnd"/>
+      <w:r>
+        <w:rPr>
+          <w:rFonts w:ascii="Courier New" w:hAnsi="Courier New"/>
+          <w:sz w:val="24"/>
+          <w:szCs w:val="24"/>
+        </w:rPr>
+        <w:t xml:space="preserve">&gt;&amp; </w:t>
+      </w:r>
+      <w:proofErr w:type="spellStart"/>
+      <w:r>
+        <w:rPr>
+          <w:rFonts w:ascii="Courier New" w:hAnsi="Courier New"/>
+          <w:sz w:val="24"/>
+          <w:szCs w:val="24"/>
+        </w:rPr>
+        <w:t>arr</w:t>
+      </w:r>
+      <w:proofErr w:type="spellEnd"/>
+      <w:r>
+        <w:rPr>
+          <w:rFonts w:ascii="Courier New" w:hAnsi="Courier New"/>
+          <w:sz w:val="24"/>
+          <w:szCs w:val="24"/>
+        </w:rPr>
+        <w:t xml:space="preserve">, </w:t>
+      </w:r>
+      <w:proofErr w:type="spellStart"/>
+      <w:r>
+        <w:rPr>
+          <w:rFonts w:ascii="Courier New" w:hAnsi="Courier New"/>
+          <w:sz w:val="24"/>
+          <w:szCs w:val="24"/>
+        </w:rPr>
+        <w:t>int</w:t>
+      </w:r>
+      <w:proofErr w:type="spellEnd"/>
+      <w:r>
+        <w:rPr>
+          <w:rFonts w:ascii="Courier New" w:hAnsi="Courier New"/>
+          <w:sz w:val="24"/>
+          <w:szCs w:val="24"/>
+        </w:rPr>
+        <w:t xml:space="preserve"> size) {</w:t>
       </w:r>
       <w:r>
         <w:rPr>
@@ -1973,7 +2236,25 @@
           <w:szCs w:val="24"/>
         </w:rPr>
         <w:br/>
-        <w:t xml:space="preserve">    arr.clear();</w:t>
+        <w:t xml:space="preserve">    </w:t>
+      </w:r>
+      <w:proofErr w:type="spellStart"/>
+      <w:r>
+        <w:rPr>
+          <w:rFonts w:ascii="Courier New" w:hAnsi="Courier New"/>
+          <w:sz w:val="24"/>
+          <w:szCs w:val="24"/>
+        </w:rPr>
+        <w:t>arr.clear</w:t>
+      </w:r>
+      <w:proofErr w:type="spellEnd"/>
+      <w:r>
+        <w:rPr>
+          <w:rFonts w:ascii="Courier New" w:hAnsi="Courier New"/>
+          <w:sz w:val="24"/>
+          <w:szCs w:val="24"/>
+        </w:rPr>
+        <w:t>();</w:t>
       </w:r>
       <w:r>
         <w:rPr>
@@ -1982,7 +2263,43 @@
           <w:szCs w:val="24"/>
         </w:rPr>
         <w:br/>
-        <w:t xml:space="preserve">    random_device rd;</w:t>
+        <w:t xml:space="preserve">    </w:t>
+      </w:r>
+      <w:proofErr w:type="spellStart"/>
+      <w:r>
+        <w:rPr>
+          <w:rFonts w:ascii="Courier New" w:hAnsi="Courier New"/>
+          <w:sz w:val="24"/>
+          <w:szCs w:val="24"/>
+        </w:rPr>
+        <w:t>random_device</w:t>
+      </w:r>
+      <w:proofErr w:type="spellEnd"/>
+      <w:r>
+        <w:rPr>
+          <w:rFonts w:ascii="Courier New" w:hAnsi="Courier New"/>
+          <w:sz w:val="24"/>
+          <w:szCs w:val="24"/>
+        </w:rPr>
+        <w:t xml:space="preserve"> </w:t>
+      </w:r>
+      <w:proofErr w:type="spellStart"/>
+      <w:r>
+        <w:rPr>
+          <w:rFonts w:ascii="Courier New" w:hAnsi="Courier New"/>
+          <w:sz w:val="24"/>
+          <w:szCs w:val="24"/>
+        </w:rPr>
+        <w:t>rd</w:t>
+      </w:r>
+      <w:proofErr w:type="spellEnd"/>
+      <w:r>
+        <w:rPr>
+          <w:rFonts w:ascii="Courier New" w:hAnsi="Courier New"/>
+          <w:sz w:val="24"/>
+          <w:szCs w:val="24"/>
+        </w:rPr>
+        <w:t>;</w:t>
       </w:r>
       <w:r>
         <w:rPr>
@@ -1991,7 +2308,25 @@
           <w:szCs w:val="24"/>
         </w:rPr>
         <w:br/>
-        <w:t xml:space="preserve">    mt19937 gen(rd());</w:t>
+        <w:t xml:space="preserve">    mt19937 gen(</w:t>
+      </w:r>
+      <w:proofErr w:type="spellStart"/>
+      <w:r>
+        <w:rPr>
+          <w:rFonts w:ascii="Courier New" w:hAnsi="Courier New"/>
+          <w:sz w:val="24"/>
+          <w:szCs w:val="24"/>
+        </w:rPr>
+        <w:t>rd</w:t>
+      </w:r>
+      <w:proofErr w:type="spellEnd"/>
+      <w:r>
+        <w:rPr>
+          <w:rFonts w:ascii="Courier New" w:hAnsi="Courier New"/>
+          <w:sz w:val="24"/>
+          <w:szCs w:val="24"/>
+        </w:rPr>
+        <w:t>());</w:t>
       </w:r>
       <w:r>
         <w:rPr>
@@ -2000,7 +2335,61 @@
           <w:szCs w:val="24"/>
         </w:rPr>
         <w:br/>
-        <w:t xml:space="preserve">    uniform_int_distribution&lt;int&gt; dist(1, 100);</w:t>
+        <w:t xml:space="preserve">    </w:t>
+      </w:r>
+      <w:proofErr w:type="spellStart"/>
+      <w:r>
+        <w:rPr>
+          <w:rFonts w:ascii="Courier New" w:hAnsi="Courier New"/>
+          <w:sz w:val="24"/>
+          <w:szCs w:val="24"/>
+        </w:rPr>
+        <w:t>uniform_int_distribution</w:t>
+      </w:r>
+      <w:proofErr w:type="spellEnd"/>
+      <w:r>
+        <w:rPr>
+          <w:rFonts w:ascii="Courier New" w:hAnsi="Courier New"/>
+          <w:sz w:val="24"/>
+          <w:szCs w:val="24"/>
+        </w:rPr>
+        <w:t>&lt;</w:t>
+      </w:r>
+      <w:proofErr w:type="spellStart"/>
+      <w:r>
+        <w:rPr>
+          <w:rFonts w:ascii="Courier New" w:hAnsi="Courier New"/>
+          <w:sz w:val="24"/>
+          <w:szCs w:val="24"/>
+        </w:rPr>
+        <w:t>int</w:t>
+      </w:r>
+      <w:proofErr w:type="spellEnd"/>
+      <w:r>
+        <w:rPr>
+          <w:rFonts w:ascii="Courier New" w:hAnsi="Courier New"/>
+          <w:sz w:val="24"/>
+          <w:szCs w:val="24"/>
+        </w:rPr>
+        <w:t xml:space="preserve">&gt; </w:t>
+      </w:r>
+      <w:proofErr w:type="spellStart"/>
+      <w:r>
+        <w:rPr>
+          <w:rFonts w:ascii="Courier New" w:hAnsi="Courier New"/>
+          <w:sz w:val="24"/>
+          <w:szCs w:val="24"/>
+        </w:rPr>
+        <w:t>dist</w:t>
+      </w:r>
+      <w:proofErr w:type="spellEnd"/>
+      <w:r>
+        <w:rPr>
+          <w:rFonts w:ascii="Courier New" w:hAnsi="Courier New"/>
+          <w:sz w:val="24"/>
+          <w:szCs w:val="24"/>
+        </w:rPr>
+        <w:t>(1, 100);</w:t>
       </w:r>
       <w:r>
         <w:rPr>
@@ -2009,7 +2398,115 @@
           <w:szCs w:val="24"/>
         </w:rPr>
         <w:br/>
-        <w:t xml:space="preserve">    for (int i = 0; i &lt; size; i++) arr.push_back(dist(gen));</w:t>
+        <w:t xml:space="preserve">    for (</w:t>
+      </w:r>
+      <w:proofErr w:type="spellStart"/>
+      <w:r>
+        <w:rPr>
+          <w:rFonts w:ascii="Courier New" w:hAnsi="Courier New"/>
+          <w:sz w:val="24"/>
+          <w:szCs w:val="24"/>
+        </w:rPr>
+        <w:t>int</w:t>
+      </w:r>
+      <w:proofErr w:type="spellEnd"/>
+      <w:r>
+        <w:rPr>
+          <w:rFonts w:ascii="Courier New" w:hAnsi="Courier New"/>
+          <w:sz w:val="24"/>
+          <w:szCs w:val="24"/>
+        </w:rPr>
+        <w:t xml:space="preserve"> </w:t>
+      </w:r>
+      <w:proofErr w:type="spellStart"/>
+      <w:r>
+        <w:rPr>
+          <w:rFonts w:ascii="Courier New" w:hAnsi="Courier New"/>
+          <w:sz w:val="24"/>
+          <w:szCs w:val="24"/>
+        </w:rPr>
+        <w:t>i</w:t>
+      </w:r>
+      <w:proofErr w:type="spellEnd"/>
+      <w:r>
+        <w:rPr>
+          <w:rFonts w:ascii="Courier New" w:hAnsi="Courier New"/>
+          <w:sz w:val="24"/>
+          <w:szCs w:val="24"/>
+        </w:rPr>
+        <w:t xml:space="preserve"> = 0; </w:t>
+      </w:r>
+      <w:proofErr w:type="spellStart"/>
+      <w:r>
+        <w:rPr>
+          <w:rFonts w:ascii="Courier New" w:hAnsi="Courier New"/>
+          <w:sz w:val="24"/>
+          <w:szCs w:val="24"/>
+        </w:rPr>
+        <w:t>i</w:t>
+      </w:r>
+      <w:proofErr w:type="spellEnd"/>
+      <w:r>
+        <w:rPr>
+          <w:rFonts w:ascii="Courier New" w:hAnsi="Courier New"/>
+          <w:sz w:val="24"/>
+          <w:szCs w:val="24"/>
+        </w:rPr>
+        <w:t xml:space="preserve"> &lt; size; </w:t>
+      </w:r>
+      <w:proofErr w:type="spellStart"/>
+      <w:r>
+        <w:rPr>
+          <w:rFonts w:ascii="Courier New" w:hAnsi="Courier New"/>
+          <w:sz w:val="24"/>
+          <w:szCs w:val="24"/>
+        </w:rPr>
+        <w:t>i</w:t>
+      </w:r>
+      <w:proofErr w:type="spellEnd"/>
+      <w:r>
+        <w:rPr>
+          <w:rFonts w:ascii="Courier New" w:hAnsi="Courier New"/>
+          <w:sz w:val="24"/>
+          <w:szCs w:val="24"/>
+        </w:rPr>
+        <w:t xml:space="preserve">++) </w:t>
+      </w:r>
+      <w:proofErr w:type="spellStart"/>
+      <w:r>
+        <w:rPr>
+          <w:rFonts w:ascii="Courier New" w:hAnsi="Courier New"/>
+          <w:sz w:val="24"/>
+          <w:szCs w:val="24"/>
+        </w:rPr>
+        <w:t>arr.push_back</w:t>
+      </w:r>
+      <w:proofErr w:type="spellEnd"/>
+      <w:r>
+        <w:rPr>
+          <w:rFonts w:ascii="Courier New" w:hAnsi="Courier New"/>
+          <w:sz w:val="24"/>
+          <w:szCs w:val="24"/>
+        </w:rPr>
+        <w:t>(</w:t>
+      </w:r>
+      <w:proofErr w:type="spellStart"/>
+      <w:r>
+        <w:rPr>
+          <w:rFonts w:ascii="Courier New" w:hAnsi="Courier New"/>
+          <w:sz w:val="24"/>
+          <w:szCs w:val="24"/>
+        </w:rPr>
+        <w:t>dist</w:t>
+      </w:r>
+      <w:proofErr w:type="spellEnd"/>
+      <w:r>
+        <w:rPr>
+          <w:rFonts w:ascii="Courier New" w:hAnsi="Courier New"/>
+          <w:sz w:val="24"/>
+          <w:szCs w:val="24"/>
+        </w:rPr>
+        <w:t>(gen));</w:t>
       </w:r>
       <w:r>
         <w:rPr>
@@ -2065,9 +2562,11 @@
         </w:rPr>
         <w:t xml:space="preserve">) с помощью функции </w:t>
       </w:r>
+      <w:proofErr w:type="spellStart"/>
       <w:r>
         <w:t>heapify</w:t>
       </w:r>
+      <w:proofErr w:type="spellEnd"/>
       <w:r>
         <w:rPr>
           <w:lang w:val="ru-RU"/>
@@ -2079,8 +2578,29 @@
       <w:pPr>
         <w:jc w:val="both"/>
       </w:pPr>
-      <w:r>
-        <w:t>Функция восстановления кучи:</w:t>
+      <w:proofErr w:type="spellStart"/>
+      <w:r>
+        <w:t>Функция</w:t>
+      </w:r>
+      <w:proofErr w:type="spellEnd"/>
+      <w:r>
+        <w:t xml:space="preserve"> </w:t>
+      </w:r>
+      <w:proofErr w:type="spellStart"/>
+      <w:r>
+        <w:t>восстановления</w:t>
+      </w:r>
+      <w:proofErr w:type="spellEnd"/>
+      <w:r>
+        <w:t xml:space="preserve"> </w:t>
+      </w:r>
+      <w:proofErr w:type="spellStart"/>
+      <w:r>
+        <w:t>кучи</w:t>
+      </w:r>
+      <w:proofErr w:type="spellEnd"/>
+      <w:r>
+        <w:t>:</w:t>
       </w:r>
     </w:p>
     <w:p>
@@ -2097,7 +2617,115 @@
           <w:sz w:val="24"/>
           <w:szCs w:val="24"/>
         </w:rPr>
-        <w:t>inline void heapify(vector&lt;int&gt;&amp; arr, int n, int i) {</w:t>
+        <w:t xml:space="preserve">inline void </w:t>
+      </w:r>
+      <w:proofErr w:type="spellStart"/>
+      <w:r>
+        <w:rPr>
+          <w:rFonts w:ascii="Courier New" w:hAnsi="Courier New"/>
+          <w:sz w:val="24"/>
+          <w:szCs w:val="24"/>
+        </w:rPr>
+        <w:t>heapify</w:t>
+      </w:r>
+      <w:proofErr w:type="spellEnd"/>
+      <w:r>
+        <w:rPr>
+          <w:rFonts w:ascii="Courier New" w:hAnsi="Courier New"/>
+          <w:sz w:val="24"/>
+          <w:szCs w:val="24"/>
+        </w:rPr>
+        <w:t>(vector&lt;</w:t>
+      </w:r>
+      <w:proofErr w:type="spellStart"/>
+      <w:r>
+        <w:rPr>
+          <w:rFonts w:ascii="Courier New" w:hAnsi="Courier New"/>
+          <w:sz w:val="24"/>
+          <w:szCs w:val="24"/>
+        </w:rPr>
+        <w:t>int</w:t>
+      </w:r>
+      <w:proofErr w:type="spellEnd"/>
+      <w:r>
+        <w:rPr>
+          <w:rFonts w:ascii="Courier New" w:hAnsi="Courier New"/>
+          <w:sz w:val="24"/>
+          <w:szCs w:val="24"/>
+        </w:rPr>
+        <w:t xml:space="preserve">&gt;&amp; </w:t>
+      </w:r>
+      <w:proofErr w:type="spellStart"/>
+      <w:r>
+        <w:rPr>
+          <w:rFonts w:ascii="Courier New" w:hAnsi="Courier New"/>
+          <w:sz w:val="24"/>
+          <w:szCs w:val="24"/>
+        </w:rPr>
+        <w:t>arr</w:t>
+      </w:r>
+      <w:proofErr w:type="spellEnd"/>
+      <w:r>
+        <w:rPr>
+          <w:rFonts w:ascii="Courier New" w:hAnsi="Courier New"/>
+          <w:sz w:val="24"/>
+          <w:szCs w:val="24"/>
+        </w:rPr>
+        <w:t xml:space="preserve">, </w:t>
+      </w:r>
+      <w:proofErr w:type="spellStart"/>
+      <w:r>
+        <w:rPr>
+          <w:rFonts w:ascii="Courier New" w:hAnsi="Courier New"/>
+          <w:sz w:val="24"/>
+          <w:szCs w:val="24"/>
+        </w:rPr>
+        <w:t>int</w:t>
+      </w:r>
+      <w:proofErr w:type="spellEnd"/>
+      <w:r>
+        <w:rPr>
+          <w:rFonts w:ascii="Courier New" w:hAnsi="Courier New"/>
+          <w:sz w:val="24"/>
+          <w:szCs w:val="24"/>
+        </w:rPr>
+        <w:t xml:space="preserve"> n, </w:t>
+      </w:r>
+      <w:proofErr w:type="spellStart"/>
+      <w:r>
+        <w:rPr>
+          <w:rFonts w:ascii="Courier New" w:hAnsi="Courier New"/>
+          <w:sz w:val="24"/>
+          <w:szCs w:val="24"/>
+        </w:rPr>
+        <w:t>int</w:t>
+      </w:r>
+      <w:proofErr w:type="spellEnd"/>
+      <w:r>
+        <w:rPr>
+          <w:rFonts w:ascii="Courier New" w:hAnsi="Courier New"/>
+          <w:sz w:val="24"/>
+          <w:szCs w:val="24"/>
+        </w:rPr>
+        <w:t xml:space="preserve"> </w:t>
+      </w:r>
+      <w:proofErr w:type="spellStart"/>
+      <w:r>
+        <w:rPr>
+          <w:rFonts w:ascii="Courier New" w:hAnsi="Courier New"/>
+          <w:sz w:val="24"/>
+          <w:szCs w:val="24"/>
+        </w:rPr>
+        <w:t>i</w:t>
+      </w:r>
+      <w:proofErr w:type="spellEnd"/>
+      <w:r>
+        <w:rPr>
+          <w:rFonts w:ascii="Courier New" w:hAnsi="Courier New"/>
+          <w:sz w:val="24"/>
+          <w:szCs w:val="24"/>
+        </w:rPr>
+        <w:t>) {</w:t>
       </w:r>
       <w:r>
         <w:rPr>
@@ -2106,7 +2734,43 @@
           <w:szCs w:val="24"/>
         </w:rPr>
         <w:br/>
-        <w:t xml:space="preserve">    int largest = i;</w:t>
+        <w:t xml:space="preserve">    </w:t>
+      </w:r>
+      <w:proofErr w:type="spellStart"/>
+      <w:r>
+        <w:rPr>
+          <w:rFonts w:ascii="Courier New" w:hAnsi="Courier New"/>
+          <w:sz w:val="24"/>
+          <w:szCs w:val="24"/>
+        </w:rPr>
+        <w:t>int</w:t>
+      </w:r>
+      <w:proofErr w:type="spellEnd"/>
+      <w:r>
+        <w:rPr>
+          <w:rFonts w:ascii="Courier New" w:hAnsi="Courier New"/>
+          <w:sz w:val="24"/>
+          <w:szCs w:val="24"/>
+        </w:rPr>
+        <w:t xml:space="preserve"> largest = </w:t>
+      </w:r>
+      <w:proofErr w:type="spellStart"/>
+      <w:r>
+        <w:rPr>
+          <w:rFonts w:ascii="Courier New" w:hAnsi="Courier New"/>
+          <w:sz w:val="24"/>
+          <w:szCs w:val="24"/>
+        </w:rPr>
+        <w:t>i</w:t>
+      </w:r>
+      <w:proofErr w:type="spellEnd"/>
+      <w:r>
+        <w:rPr>
+          <w:rFonts w:ascii="Courier New" w:hAnsi="Courier New"/>
+          <w:sz w:val="24"/>
+          <w:szCs w:val="24"/>
+        </w:rPr>
+        <w:t>;</w:t>
       </w:r>
       <w:r>
         <w:rPr>
@@ -2115,7 +2779,43 @@
           <w:szCs w:val="24"/>
         </w:rPr>
         <w:br/>
-        <w:t xml:space="preserve">    int left = 2 * i + 1;</w:t>
+        <w:t xml:space="preserve">    </w:t>
+      </w:r>
+      <w:proofErr w:type="spellStart"/>
+      <w:r>
+        <w:rPr>
+          <w:rFonts w:ascii="Courier New" w:hAnsi="Courier New"/>
+          <w:sz w:val="24"/>
+          <w:szCs w:val="24"/>
+        </w:rPr>
+        <w:t>int</w:t>
+      </w:r>
+      <w:proofErr w:type="spellEnd"/>
+      <w:r>
+        <w:rPr>
+          <w:rFonts w:ascii="Courier New" w:hAnsi="Courier New"/>
+          <w:sz w:val="24"/>
+          <w:szCs w:val="24"/>
+        </w:rPr>
+        <w:t xml:space="preserve"> left = 2 * </w:t>
+      </w:r>
+      <w:proofErr w:type="spellStart"/>
+      <w:r>
+        <w:rPr>
+          <w:rFonts w:ascii="Courier New" w:hAnsi="Courier New"/>
+          <w:sz w:val="24"/>
+          <w:szCs w:val="24"/>
+        </w:rPr>
+        <w:t>i</w:t>
+      </w:r>
+      <w:proofErr w:type="spellEnd"/>
+      <w:r>
+        <w:rPr>
+          <w:rFonts w:ascii="Courier New" w:hAnsi="Courier New"/>
+          <w:sz w:val="24"/>
+          <w:szCs w:val="24"/>
+        </w:rPr>
+        <w:t xml:space="preserve"> + 1;</w:t>
       </w:r>
       <w:r>
         <w:rPr>
@@ -2124,7 +2824,43 @@
           <w:szCs w:val="24"/>
         </w:rPr>
         <w:br/>
-        <w:t xml:space="preserve">    int right = 2 * i + 2;</w:t>
+        <w:t xml:space="preserve">    </w:t>
+      </w:r>
+      <w:proofErr w:type="spellStart"/>
+      <w:r>
+        <w:rPr>
+          <w:rFonts w:ascii="Courier New" w:hAnsi="Courier New"/>
+          <w:sz w:val="24"/>
+          <w:szCs w:val="24"/>
+        </w:rPr>
+        <w:t>int</w:t>
+      </w:r>
+      <w:proofErr w:type="spellEnd"/>
+      <w:r>
+        <w:rPr>
+          <w:rFonts w:ascii="Courier New" w:hAnsi="Courier New"/>
+          <w:sz w:val="24"/>
+          <w:szCs w:val="24"/>
+        </w:rPr>
+        <w:t xml:space="preserve"> right = 2 * </w:t>
+      </w:r>
+      <w:proofErr w:type="spellStart"/>
+      <w:r>
+        <w:rPr>
+          <w:rFonts w:ascii="Courier New" w:hAnsi="Courier New"/>
+          <w:sz w:val="24"/>
+          <w:szCs w:val="24"/>
+        </w:rPr>
+        <w:t>i</w:t>
+      </w:r>
+      <w:proofErr w:type="spellEnd"/>
+      <w:r>
+        <w:rPr>
+          <w:rFonts w:ascii="Courier New" w:hAnsi="Courier New"/>
+          <w:sz w:val="24"/>
+          <w:szCs w:val="24"/>
+        </w:rPr>
+        <w:t xml:space="preserve"> + 2;</w:t>
       </w:r>
       <w:r>
         <w:rPr>
@@ -2141,7 +2877,43 @@
           <w:szCs w:val="24"/>
         </w:rPr>
         <w:br/>
-        <w:t xml:space="preserve">    if (left &lt; n &amp;&amp; arr[left] &gt; arr[largest]) largest = left;</w:t>
+        <w:t xml:space="preserve">    if (left &lt; n &amp;&amp; </w:t>
+      </w:r>
+      <w:proofErr w:type="spellStart"/>
+      <w:r>
+        <w:rPr>
+          <w:rFonts w:ascii="Courier New" w:hAnsi="Courier New"/>
+          <w:sz w:val="24"/>
+          <w:szCs w:val="24"/>
+        </w:rPr>
+        <w:t>arr</w:t>
+      </w:r>
+      <w:proofErr w:type="spellEnd"/>
+      <w:r>
+        <w:rPr>
+          <w:rFonts w:ascii="Courier New" w:hAnsi="Courier New"/>
+          <w:sz w:val="24"/>
+          <w:szCs w:val="24"/>
+        </w:rPr>
+        <w:t xml:space="preserve">[left] &gt; </w:t>
+      </w:r>
+      <w:proofErr w:type="spellStart"/>
+      <w:r>
+        <w:rPr>
+          <w:rFonts w:ascii="Courier New" w:hAnsi="Courier New"/>
+          <w:sz w:val="24"/>
+          <w:szCs w:val="24"/>
+        </w:rPr>
+        <w:t>arr</w:t>
+      </w:r>
+      <w:proofErr w:type="spellEnd"/>
+      <w:r>
+        <w:rPr>
+          <w:rFonts w:ascii="Courier New" w:hAnsi="Courier New"/>
+          <w:sz w:val="24"/>
+          <w:szCs w:val="24"/>
+        </w:rPr>
+        <w:t>[largest]) largest = left;</w:t>
       </w:r>
       <w:r>
         <w:rPr>
@@ -2158,7 +2930,43 @@
           <w:szCs w:val="24"/>
         </w:rPr>
         <w:lastRenderedPageBreak/>
-        <w:t xml:space="preserve">    if (right &lt; n &amp;&amp; arr[right] &gt; arr[largest]) largest = right;</w:t>
+        <w:t xml:space="preserve">    if (right &lt; n &amp;&amp; </w:t>
+      </w:r>
+      <w:proofErr w:type="spellStart"/>
+      <w:r>
+        <w:rPr>
+          <w:rFonts w:ascii="Courier New" w:hAnsi="Courier New"/>
+          <w:sz w:val="24"/>
+          <w:szCs w:val="24"/>
+        </w:rPr>
+        <w:t>arr</w:t>
+      </w:r>
+      <w:proofErr w:type="spellEnd"/>
+      <w:r>
+        <w:rPr>
+          <w:rFonts w:ascii="Courier New" w:hAnsi="Courier New"/>
+          <w:sz w:val="24"/>
+          <w:szCs w:val="24"/>
+        </w:rPr>
+        <w:t xml:space="preserve">[right] &gt; </w:t>
+      </w:r>
+      <w:proofErr w:type="spellStart"/>
+      <w:r>
+        <w:rPr>
+          <w:rFonts w:ascii="Courier New" w:hAnsi="Courier New"/>
+          <w:sz w:val="24"/>
+          <w:szCs w:val="24"/>
+        </w:rPr>
+        <w:t>arr</w:t>
+      </w:r>
+      <w:proofErr w:type="spellEnd"/>
+      <w:r>
+        <w:rPr>
+          <w:rFonts w:ascii="Courier New" w:hAnsi="Courier New"/>
+          <w:sz w:val="24"/>
+          <w:szCs w:val="24"/>
+        </w:rPr>
+        <w:t>[largest]) largest = right;</w:t>
       </w:r>
       <w:r>
         <w:rPr>
@@ -2175,7 +2983,25 @@
           <w:szCs w:val="24"/>
         </w:rPr>
         <w:br/>
-        <w:t xml:space="preserve">    if (largest != i) {</w:t>
+        <w:t xml:space="preserve">    if (largest != </w:t>
+      </w:r>
+      <w:proofErr w:type="spellStart"/>
+      <w:r>
+        <w:rPr>
+          <w:rFonts w:ascii="Courier New" w:hAnsi="Courier New"/>
+          <w:sz w:val="24"/>
+          <w:szCs w:val="24"/>
+        </w:rPr>
+        <w:t>i</w:t>
+      </w:r>
+      <w:proofErr w:type="spellEnd"/>
+      <w:r>
+        <w:rPr>
+          <w:rFonts w:ascii="Courier New" w:hAnsi="Courier New"/>
+          <w:sz w:val="24"/>
+          <w:szCs w:val="24"/>
+        </w:rPr>
+        <w:t>) {</w:t>
       </w:r>
       <w:r>
         <w:rPr>
@@ -2184,7 +3010,61 @@
           <w:szCs w:val="24"/>
         </w:rPr>
         <w:br/>
-        <w:t xml:space="preserve">        swap(arr[i], arr[largest]);</w:t>
+        <w:t xml:space="preserve">        swap(</w:t>
+      </w:r>
+      <w:proofErr w:type="spellStart"/>
+      <w:r>
+        <w:rPr>
+          <w:rFonts w:ascii="Courier New" w:hAnsi="Courier New"/>
+          <w:sz w:val="24"/>
+          <w:szCs w:val="24"/>
+        </w:rPr>
+        <w:t>arr</w:t>
+      </w:r>
+      <w:proofErr w:type="spellEnd"/>
+      <w:r>
+        <w:rPr>
+          <w:rFonts w:ascii="Courier New" w:hAnsi="Courier New"/>
+          <w:sz w:val="24"/>
+          <w:szCs w:val="24"/>
+        </w:rPr>
+        <w:t>[</w:t>
+      </w:r>
+      <w:proofErr w:type="spellStart"/>
+      <w:r>
+        <w:rPr>
+          <w:rFonts w:ascii="Courier New" w:hAnsi="Courier New"/>
+          <w:sz w:val="24"/>
+          <w:szCs w:val="24"/>
+        </w:rPr>
+        <w:t>i</w:t>
+      </w:r>
+      <w:proofErr w:type="spellEnd"/>
+      <w:r>
+        <w:rPr>
+          <w:rFonts w:ascii="Courier New" w:hAnsi="Courier New"/>
+          <w:sz w:val="24"/>
+          <w:szCs w:val="24"/>
+        </w:rPr>
+        <w:t xml:space="preserve">], </w:t>
+      </w:r>
+      <w:proofErr w:type="spellStart"/>
+      <w:r>
+        <w:rPr>
+          <w:rFonts w:ascii="Courier New" w:hAnsi="Courier New"/>
+          <w:sz w:val="24"/>
+          <w:szCs w:val="24"/>
+        </w:rPr>
+        <w:t>arr</w:t>
+      </w:r>
+      <w:proofErr w:type="spellEnd"/>
+      <w:r>
+        <w:rPr>
+          <w:rFonts w:ascii="Courier New" w:hAnsi="Courier New"/>
+          <w:sz w:val="24"/>
+          <w:szCs w:val="24"/>
+        </w:rPr>
+        <w:t>[largest]);</w:t>
       </w:r>
       <w:r>
         <w:rPr>
@@ -2193,7 +3073,43 @@
           <w:szCs w:val="24"/>
         </w:rPr>
         <w:br/>
-        <w:t xml:space="preserve">        heapify(arr, n, largest);</w:t>
+        <w:t xml:space="preserve">        </w:t>
+      </w:r>
+      <w:proofErr w:type="spellStart"/>
+      <w:r>
+        <w:rPr>
+          <w:rFonts w:ascii="Courier New" w:hAnsi="Courier New"/>
+          <w:sz w:val="24"/>
+          <w:szCs w:val="24"/>
+        </w:rPr>
+        <w:t>heapify</w:t>
+      </w:r>
+      <w:proofErr w:type="spellEnd"/>
+      <w:r>
+        <w:rPr>
+          <w:rFonts w:ascii="Courier New" w:hAnsi="Courier New"/>
+          <w:sz w:val="24"/>
+          <w:szCs w:val="24"/>
+        </w:rPr>
+        <w:t>(</w:t>
+      </w:r>
+      <w:proofErr w:type="spellStart"/>
+      <w:r>
+        <w:rPr>
+          <w:rFonts w:ascii="Courier New" w:hAnsi="Courier New"/>
+          <w:sz w:val="24"/>
+          <w:szCs w:val="24"/>
+        </w:rPr>
+        <w:t>arr</w:t>
+      </w:r>
+      <w:proofErr w:type="spellEnd"/>
+      <w:r>
+        <w:rPr>
+          <w:rFonts w:ascii="Courier New" w:hAnsi="Courier New"/>
+          <w:sz w:val="24"/>
+          <w:szCs w:val="24"/>
+        </w:rPr>
+        <w:t>, n, largest);</w:t>
       </w:r>
       <w:r>
         <w:rPr>
@@ -2218,8 +3134,21 @@
       <w:pPr>
         <w:jc w:val="both"/>
       </w:pPr>
-      <w:r>
-        <w:t>Алгоритм сортировки:</w:t>
+      <w:proofErr w:type="spellStart"/>
+      <w:r>
+        <w:t>Алгоритм</w:t>
+      </w:r>
+      <w:proofErr w:type="spellEnd"/>
+      <w:r>
+        <w:t xml:space="preserve"> </w:t>
+      </w:r>
+      <w:proofErr w:type="spellStart"/>
+      <w:r>
+        <w:t>сортировки</w:t>
+      </w:r>
+      <w:proofErr w:type="spellEnd"/>
+      <w:r>
+        <w:t>:</w:t>
       </w:r>
     </w:p>
     <w:p>
@@ -2230,13 +3159,77 @@
           <w:szCs w:val="24"/>
         </w:rPr>
       </w:pPr>
-      <w:r>
-        <w:rPr>
-          <w:rFonts w:ascii="Courier New" w:hAnsi="Courier New"/>
-          <w:sz w:val="24"/>
-          <w:szCs w:val="24"/>
-        </w:rPr>
-        <w:t>inline void heapSort(vector&lt;int&gt;&amp; arr) {</w:t>
+      <w:proofErr w:type="gramStart"/>
+      <w:r>
+        <w:rPr>
+          <w:rFonts w:ascii="Courier New" w:hAnsi="Courier New"/>
+          <w:sz w:val="24"/>
+          <w:szCs w:val="24"/>
+        </w:rPr>
+        <w:t>inline</w:t>
+      </w:r>
+      <w:proofErr w:type="gramEnd"/>
+      <w:r>
+        <w:rPr>
+          <w:rFonts w:ascii="Courier New" w:hAnsi="Courier New"/>
+          <w:sz w:val="24"/>
+          <w:szCs w:val="24"/>
+        </w:rPr>
+        <w:t xml:space="preserve"> void </w:t>
+      </w:r>
+      <w:proofErr w:type="spellStart"/>
+      <w:r>
+        <w:rPr>
+          <w:rFonts w:ascii="Courier New" w:hAnsi="Courier New"/>
+          <w:sz w:val="24"/>
+          <w:szCs w:val="24"/>
+        </w:rPr>
+        <w:t>heapSort</w:t>
+      </w:r>
+      <w:proofErr w:type="spellEnd"/>
+      <w:r>
+        <w:rPr>
+          <w:rFonts w:ascii="Courier New" w:hAnsi="Courier New"/>
+          <w:sz w:val="24"/>
+          <w:szCs w:val="24"/>
+        </w:rPr>
+        <w:t>(vector&lt;</w:t>
+      </w:r>
+      <w:proofErr w:type="spellStart"/>
+      <w:r>
+        <w:rPr>
+          <w:rFonts w:ascii="Courier New" w:hAnsi="Courier New"/>
+          <w:sz w:val="24"/>
+          <w:szCs w:val="24"/>
+        </w:rPr>
+        <w:t>int</w:t>
+      </w:r>
+      <w:proofErr w:type="spellEnd"/>
+      <w:r>
+        <w:rPr>
+          <w:rFonts w:ascii="Courier New" w:hAnsi="Courier New"/>
+          <w:sz w:val="24"/>
+          <w:szCs w:val="24"/>
+        </w:rPr>
+        <w:t xml:space="preserve">&gt;&amp; </w:t>
+      </w:r>
+      <w:proofErr w:type="spellStart"/>
+      <w:r>
+        <w:rPr>
+          <w:rFonts w:ascii="Courier New" w:hAnsi="Courier New"/>
+          <w:sz w:val="24"/>
+          <w:szCs w:val="24"/>
+        </w:rPr>
+        <w:t>arr</w:t>
+      </w:r>
+      <w:proofErr w:type="spellEnd"/>
+      <w:r>
+        <w:rPr>
+          <w:rFonts w:ascii="Courier New" w:hAnsi="Courier New"/>
+          <w:sz w:val="24"/>
+          <w:szCs w:val="24"/>
+        </w:rPr>
+        <w:t>) {</w:t>
       </w:r>
       <w:r>
         <w:rPr>
@@ -2245,7 +3238,43 @@
           <w:szCs w:val="24"/>
         </w:rPr>
         <w:br/>
-        <w:t xml:space="preserve">    int n = arr.size();</w:t>
+        <w:t xml:space="preserve">    </w:t>
+      </w:r>
+      <w:proofErr w:type="spellStart"/>
+      <w:r>
+        <w:rPr>
+          <w:rFonts w:ascii="Courier New" w:hAnsi="Courier New"/>
+          <w:sz w:val="24"/>
+          <w:szCs w:val="24"/>
+        </w:rPr>
+        <w:t>int</w:t>
+      </w:r>
+      <w:proofErr w:type="spellEnd"/>
+      <w:r>
+        <w:rPr>
+          <w:rFonts w:ascii="Courier New" w:hAnsi="Courier New"/>
+          <w:sz w:val="24"/>
+          <w:szCs w:val="24"/>
+        </w:rPr>
+        <w:t xml:space="preserve"> n = </w:t>
+      </w:r>
+      <w:proofErr w:type="spellStart"/>
+      <w:r>
+        <w:rPr>
+          <w:rFonts w:ascii="Courier New" w:hAnsi="Courier New"/>
+          <w:sz w:val="24"/>
+          <w:szCs w:val="24"/>
+        </w:rPr>
+        <w:t>arr.size</w:t>
+      </w:r>
+      <w:proofErr w:type="spellEnd"/>
+      <w:r>
+        <w:rPr>
+          <w:rFonts w:ascii="Courier New" w:hAnsi="Courier New"/>
+          <w:sz w:val="24"/>
+          <w:szCs w:val="24"/>
+        </w:rPr>
+        <w:t>();</w:t>
       </w:r>
       <w:r>
         <w:rPr>
@@ -2254,7 +3283,133 @@
           <w:szCs w:val="24"/>
         </w:rPr>
         <w:br/>
-        <w:t xml:space="preserve">    for (int i = n / 2 - 1; i &gt;= 0; i--) heapify(arr, n, i);</w:t>
+        <w:t xml:space="preserve">    for (</w:t>
+      </w:r>
+      <w:proofErr w:type="spellStart"/>
+      <w:r>
+        <w:rPr>
+          <w:rFonts w:ascii="Courier New" w:hAnsi="Courier New"/>
+          <w:sz w:val="24"/>
+          <w:szCs w:val="24"/>
+        </w:rPr>
+        <w:t>int</w:t>
+      </w:r>
+      <w:proofErr w:type="spellEnd"/>
+      <w:r>
+        <w:rPr>
+          <w:rFonts w:ascii="Courier New" w:hAnsi="Courier New"/>
+          <w:sz w:val="24"/>
+          <w:szCs w:val="24"/>
+        </w:rPr>
+        <w:t xml:space="preserve"> </w:t>
+      </w:r>
+      <w:proofErr w:type="spellStart"/>
+      <w:r>
+        <w:rPr>
+          <w:rFonts w:ascii="Courier New" w:hAnsi="Courier New"/>
+          <w:sz w:val="24"/>
+          <w:szCs w:val="24"/>
+        </w:rPr>
+        <w:t>i</w:t>
+      </w:r>
+      <w:proofErr w:type="spellEnd"/>
+      <w:r>
+        <w:rPr>
+          <w:rFonts w:ascii="Courier New" w:hAnsi="Courier New"/>
+          <w:sz w:val="24"/>
+          <w:szCs w:val="24"/>
+        </w:rPr>
+        <w:t xml:space="preserve"> = n / 2 - 1; </w:t>
+      </w:r>
+      <w:proofErr w:type="spellStart"/>
+      <w:r>
+        <w:rPr>
+          <w:rFonts w:ascii="Courier New" w:hAnsi="Courier New"/>
+          <w:sz w:val="24"/>
+          <w:szCs w:val="24"/>
+        </w:rPr>
+        <w:t>i</w:t>
+      </w:r>
+      <w:proofErr w:type="spellEnd"/>
+      <w:r>
+        <w:rPr>
+          <w:rFonts w:ascii="Courier New" w:hAnsi="Courier New"/>
+          <w:sz w:val="24"/>
+          <w:szCs w:val="24"/>
+        </w:rPr>
+        <w:t xml:space="preserve"> &gt;= 0; </w:t>
+      </w:r>
+      <w:proofErr w:type="spellStart"/>
+      <w:r>
+        <w:rPr>
+          <w:rFonts w:ascii="Courier New" w:hAnsi="Courier New"/>
+          <w:sz w:val="24"/>
+          <w:szCs w:val="24"/>
+        </w:rPr>
+        <w:t>i</w:t>
+      </w:r>
+      <w:proofErr w:type="spellEnd"/>
+      <w:r>
+        <w:rPr>
+          <w:rFonts w:ascii="Courier New" w:hAnsi="Courier New"/>
+          <w:sz w:val="24"/>
+          <w:szCs w:val="24"/>
+        </w:rPr>
+        <w:t xml:space="preserve">--) </w:t>
+      </w:r>
+      <w:proofErr w:type="spellStart"/>
+      <w:r>
+        <w:rPr>
+          <w:rFonts w:ascii="Courier New" w:hAnsi="Courier New"/>
+          <w:sz w:val="24"/>
+          <w:szCs w:val="24"/>
+        </w:rPr>
+        <w:t>heapify</w:t>
+      </w:r>
+      <w:proofErr w:type="spellEnd"/>
+      <w:r>
+        <w:rPr>
+          <w:rFonts w:ascii="Courier New" w:hAnsi="Courier New"/>
+          <w:sz w:val="24"/>
+          <w:szCs w:val="24"/>
+        </w:rPr>
+        <w:t>(</w:t>
+      </w:r>
+      <w:proofErr w:type="spellStart"/>
+      <w:r>
+        <w:rPr>
+          <w:rFonts w:ascii="Courier New" w:hAnsi="Courier New"/>
+          <w:sz w:val="24"/>
+          <w:szCs w:val="24"/>
+        </w:rPr>
+        <w:t>arr</w:t>
+      </w:r>
+      <w:proofErr w:type="spellEnd"/>
+      <w:r>
+        <w:rPr>
+          <w:rFonts w:ascii="Courier New" w:hAnsi="Courier New"/>
+          <w:sz w:val="24"/>
+          <w:szCs w:val="24"/>
+        </w:rPr>
+        <w:t xml:space="preserve">, n, </w:t>
+      </w:r>
+      <w:proofErr w:type="spellStart"/>
+      <w:r>
+        <w:rPr>
+          <w:rFonts w:ascii="Courier New" w:hAnsi="Courier New"/>
+          <w:sz w:val="24"/>
+          <w:szCs w:val="24"/>
+        </w:rPr>
+        <w:t>i</w:t>
+      </w:r>
+      <w:proofErr w:type="spellEnd"/>
+      <w:r>
+        <w:rPr>
+          <w:rFonts w:ascii="Courier New" w:hAnsi="Courier New"/>
+          <w:sz w:val="24"/>
+          <w:szCs w:val="24"/>
+        </w:rPr>
+        <w:t>);</w:t>
       </w:r>
       <w:r>
         <w:rPr>
@@ -2263,7 +3418,79 @@
           <w:szCs w:val="24"/>
         </w:rPr>
         <w:br/>
-        <w:t xml:space="preserve">    for (int i = n - 1; i &gt; 0; i--) {</w:t>
+        <w:t xml:space="preserve">    for (</w:t>
+      </w:r>
+      <w:proofErr w:type="spellStart"/>
+      <w:r>
+        <w:rPr>
+          <w:rFonts w:ascii="Courier New" w:hAnsi="Courier New"/>
+          <w:sz w:val="24"/>
+          <w:szCs w:val="24"/>
+        </w:rPr>
+        <w:t>int</w:t>
+      </w:r>
+      <w:proofErr w:type="spellEnd"/>
+      <w:r>
+        <w:rPr>
+          <w:rFonts w:ascii="Courier New" w:hAnsi="Courier New"/>
+          <w:sz w:val="24"/>
+          <w:szCs w:val="24"/>
+        </w:rPr>
+        <w:t xml:space="preserve"> </w:t>
+      </w:r>
+      <w:proofErr w:type="spellStart"/>
+      <w:r>
+        <w:rPr>
+          <w:rFonts w:ascii="Courier New" w:hAnsi="Courier New"/>
+          <w:sz w:val="24"/>
+          <w:szCs w:val="24"/>
+        </w:rPr>
+        <w:t>i</w:t>
+      </w:r>
+      <w:proofErr w:type="spellEnd"/>
+      <w:r>
+        <w:rPr>
+          <w:rFonts w:ascii="Courier New" w:hAnsi="Courier New"/>
+          <w:sz w:val="24"/>
+          <w:szCs w:val="24"/>
+        </w:rPr>
+        <w:t xml:space="preserve"> = n - 1; </w:t>
+      </w:r>
+      <w:proofErr w:type="spellStart"/>
+      <w:r>
+        <w:rPr>
+          <w:rFonts w:ascii="Courier New" w:hAnsi="Courier New"/>
+          <w:sz w:val="24"/>
+          <w:szCs w:val="24"/>
+        </w:rPr>
+        <w:t>i</w:t>
+      </w:r>
+      <w:proofErr w:type="spellEnd"/>
+      <w:r>
+        <w:rPr>
+          <w:rFonts w:ascii="Courier New" w:hAnsi="Courier New"/>
+          <w:sz w:val="24"/>
+          <w:szCs w:val="24"/>
+        </w:rPr>
+        <w:t xml:space="preserve"> &gt; 0; </w:t>
+      </w:r>
+      <w:proofErr w:type="spellStart"/>
+      <w:r>
+        <w:rPr>
+          <w:rFonts w:ascii="Courier New" w:hAnsi="Courier New"/>
+          <w:sz w:val="24"/>
+          <w:szCs w:val="24"/>
+        </w:rPr>
+        <w:t>i</w:t>
+      </w:r>
+      <w:proofErr w:type="spellEnd"/>
+      <w:r>
+        <w:rPr>
+          <w:rFonts w:ascii="Courier New" w:hAnsi="Courier New"/>
+          <w:sz w:val="24"/>
+          <w:szCs w:val="24"/>
+        </w:rPr>
+        <w:t>--) {</w:t>
       </w:r>
       <w:r>
         <w:rPr>
@@ -2272,7 +3499,61 @@
           <w:szCs w:val="24"/>
         </w:rPr>
         <w:br/>
-        <w:t xml:space="preserve">        swap(arr[0], arr[i]);</w:t>
+        <w:t xml:space="preserve">        swap(</w:t>
+      </w:r>
+      <w:proofErr w:type="spellStart"/>
+      <w:r>
+        <w:rPr>
+          <w:rFonts w:ascii="Courier New" w:hAnsi="Courier New"/>
+          <w:sz w:val="24"/>
+          <w:szCs w:val="24"/>
+        </w:rPr>
+        <w:t>arr</w:t>
+      </w:r>
+      <w:proofErr w:type="spellEnd"/>
+      <w:r>
+        <w:rPr>
+          <w:rFonts w:ascii="Courier New" w:hAnsi="Courier New"/>
+          <w:sz w:val="24"/>
+          <w:szCs w:val="24"/>
+        </w:rPr>
+        <w:t xml:space="preserve">[0], </w:t>
+      </w:r>
+      <w:proofErr w:type="spellStart"/>
+      <w:r>
+        <w:rPr>
+          <w:rFonts w:ascii="Courier New" w:hAnsi="Courier New"/>
+          <w:sz w:val="24"/>
+          <w:szCs w:val="24"/>
+        </w:rPr>
+        <w:t>arr</w:t>
+      </w:r>
+      <w:proofErr w:type="spellEnd"/>
+      <w:r>
+        <w:rPr>
+          <w:rFonts w:ascii="Courier New" w:hAnsi="Courier New"/>
+          <w:sz w:val="24"/>
+          <w:szCs w:val="24"/>
+        </w:rPr>
+        <w:t>[</w:t>
+      </w:r>
+      <w:proofErr w:type="spellStart"/>
+      <w:r>
+        <w:rPr>
+          <w:rFonts w:ascii="Courier New" w:hAnsi="Courier New"/>
+          <w:sz w:val="24"/>
+          <w:szCs w:val="24"/>
+        </w:rPr>
+        <w:t>i</w:t>
+      </w:r>
+      <w:proofErr w:type="spellEnd"/>
+      <w:r>
+        <w:rPr>
+          <w:rFonts w:ascii="Courier New" w:hAnsi="Courier New"/>
+          <w:sz w:val="24"/>
+          <w:szCs w:val="24"/>
+        </w:rPr>
+        <w:t>]);</w:t>
       </w:r>
       <w:r>
         <w:rPr>
@@ -2281,7 +3562,61 @@
           <w:szCs w:val="24"/>
         </w:rPr>
         <w:br/>
-        <w:t xml:space="preserve">        heapify(arr, i, 0);</w:t>
+        <w:t xml:space="preserve">        </w:t>
+      </w:r>
+      <w:proofErr w:type="spellStart"/>
+      <w:r>
+        <w:rPr>
+          <w:rFonts w:ascii="Courier New" w:hAnsi="Courier New"/>
+          <w:sz w:val="24"/>
+          <w:szCs w:val="24"/>
+        </w:rPr>
+        <w:t>heapify</w:t>
+      </w:r>
+      <w:proofErr w:type="spellEnd"/>
+      <w:r>
+        <w:rPr>
+          <w:rFonts w:ascii="Courier New" w:hAnsi="Courier New"/>
+          <w:sz w:val="24"/>
+          <w:szCs w:val="24"/>
+        </w:rPr>
+        <w:t>(</w:t>
+      </w:r>
+      <w:proofErr w:type="spellStart"/>
+      <w:r>
+        <w:rPr>
+          <w:rFonts w:ascii="Courier New" w:hAnsi="Courier New"/>
+          <w:sz w:val="24"/>
+          <w:szCs w:val="24"/>
+        </w:rPr>
+        <w:t>arr</w:t>
+      </w:r>
+      <w:proofErr w:type="spellEnd"/>
+      <w:r>
+        <w:rPr>
+          <w:rFonts w:ascii="Courier New" w:hAnsi="Courier New"/>
+          <w:sz w:val="24"/>
+          <w:szCs w:val="24"/>
+        </w:rPr>
+        <w:t xml:space="preserve">, </w:t>
+      </w:r>
+      <w:proofErr w:type="spellStart"/>
+      <w:r>
+        <w:rPr>
+          <w:rFonts w:ascii="Courier New" w:hAnsi="Courier New"/>
+          <w:sz w:val="24"/>
+          <w:szCs w:val="24"/>
+        </w:rPr>
+        <w:t>i</w:t>
+      </w:r>
+      <w:proofErr w:type="spellEnd"/>
+      <w:r>
+        <w:rPr>
+          <w:rFonts w:ascii="Courier New" w:hAnsi="Courier New"/>
+          <w:sz w:val="24"/>
+          <w:szCs w:val="24"/>
+        </w:rPr>
+        <w:t>, 0);</w:t>
       </w:r>
       <w:r>
         <w:rPr>
@@ -2316,9 +3651,11 @@
         </w:rPr>
         <w:t xml:space="preserve">После этого отсортированный массив выводится на экран. Программа также осуществляет подсчет времени, которое заняла сортировка, с помощью средств библиотеки </w:t>
       </w:r>
+      <w:proofErr w:type="spellStart"/>
       <w:r>
         <w:t>chrono</w:t>
       </w:r>
+      <w:proofErr w:type="spellEnd"/>
       <w:r>
         <w:rPr>
           <w:lang w:val="ru-RU"/>
@@ -2364,12 +3701,12 @@
       <w:r>
         <w:br w:type="page"/>
       </w:r>
-      <w:bookmarkStart w:id="4" w:name="_Toc234263202"/>
+      <w:bookmarkStart w:id="5" w:name="_Toc234266076"/>
       <w:r>
         <w:lastRenderedPageBreak/>
         <w:t>Схемы программы</w:t>
       </w:r>
-      <w:bookmarkEnd w:id="4"/>
+      <w:bookmarkEnd w:id="5"/>
     </w:p>
     <w:p>
       <w:pPr>
@@ -2722,12 +4059,12 @@
         <w:pStyle w:val="14"/>
         <w:jc w:val="left"/>
       </w:pPr>
-      <w:bookmarkStart w:id="5" w:name="_Toc234263203"/>
+      <w:bookmarkStart w:id="6" w:name="_Toc234266077"/>
       <w:r>
         <w:lastRenderedPageBreak/>
         <w:t>Тестирование программы</w:t>
       </w:r>
-      <w:bookmarkEnd w:id="5"/>
+      <w:bookmarkEnd w:id="6"/>
     </w:p>
     <w:p>
       <w:pPr>
@@ -2863,12 +4200,12 @@
       <w:pPr>
         <w:pStyle w:val="14"/>
       </w:pPr>
-      <w:bookmarkStart w:id="6" w:name="_Toc234263204"/>
+      <w:bookmarkStart w:id="7" w:name="_Toc234266078"/>
       <w:r>
         <w:lastRenderedPageBreak/>
         <w:t>Отладка</w:t>
       </w:r>
-      <w:bookmarkEnd w:id="6"/>
+      <w:bookmarkEnd w:id="7"/>
     </w:p>
     <w:p>
       <w:pPr>
@@ -2989,9 +4326,11 @@
         </w:rPr>
         <w:t xml:space="preserve">) выполняет следующую инструкцию в обычном пути выполнения программы, а затем приостанавливает выполнение программы, чтобы мы могли проверить состояние программы с помощью отладчика. Если выполняемый оператор содержит вызов функции, шаг с заходом заставляет программу перескакивать в начало вызываемой функции, где она приостанавливается. Особое внимание при отладке было уделено рекурсивной функции </w:t>
       </w:r>
+      <w:proofErr w:type="spellStart"/>
       <w:r>
         <w:t>heapify</w:t>
       </w:r>
+      <w:proofErr w:type="spellEnd"/>
       <w:r>
         <w:rPr>
           <w:lang w:val="ru-RU"/>
@@ -3023,12 +4362,12 @@
         <w:pStyle w:val="14"/>
         <w:jc w:val="left"/>
       </w:pPr>
-      <w:bookmarkStart w:id="7" w:name="_Toc234263205"/>
+      <w:bookmarkStart w:id="8" w:name="_Toc234266079"/>
       <w:r>
         <w:lastRenderedPageBreak/>
         <w:t>Совместная разработка</w:t>
       </w:r>
-      <w:bookmarkEnd w:id="7"/>
+      <w:bookmarkEnd w:id="8"/>
     </w:p>
     <w:p>
       <w:pPr>
@@ -3067,51 +4406,20 @@
         <w:rPr>
           <w:lang w:val="ru-RU"/>
         </w:rPr>
-        <w:t>На рисунке 4 показан сам репозиторий</w:t>
-      </w:r>
+        <w:t xml:space="preserve">На рисунке 4 показан сам </w:t>
+      </w:r>
+      <w:proofErr w:type="spellStart"/>
+      <w:r>
+        <w:rPr>
+          <w:lang w:val="ru-RU"/>
+        </w:rPr>
+        <w:t>репозиторий</w:t>
+      </w:r>
+      <w:proofErr w:type="spellEnd"/>
     </w:p>
     <w:p>
       <w:pPr>
         <w:pStyle w:val="af"/>
-        <w:spacing w:line="362" w:lineRule="auto"/>
-        <w:ind w:right="2" w:firstLine="720"/>
-        <w:rPr>
-          <w:lang w:val="ru-RU"/>
-        </w:rPr>
-      </w:pPr>
-    </w:p>
-    <w:p>
-      <w:pPr>
-        <w:pStyle w:val="af"/>
-        <w:spacing w:line="362" w:lineRule="auto"/>
-        <w:ind w:right="2" w:firstLine="720"/>
-        <w:rPr>
-          <w:lang w:val="ru-RU"/>
-        </w:rPr>
-      </w:pPr>
-      <w:r>
-        <w:rPr>
-          <w:lang w:val="ru-RU"/>
-        </w:rPr>
-        <w:t>На рисунке 5</w:t>
-      </w:r>
-      <w:r>
-        <w:rPr>
-          <w:lang w:val="ru-RU"/>
-        </w:rPr>
-        <w:t xml:space="preserve"> показан</w:t>
-      </w:r>
-      <w:r>
-        <w:rPr>
-          <w:lang w:val="ru-RU"/>
-        </w:rPr>
-        <w:t>о определение задач</w:t>
-      </w:r>
-    </w:p>
-    <w:p>
-      <w:pPr>
-        <w:pStyle w:val="af"/>
-        <w:spacing w:line="362" w:lineRule="auto"/>
         <w:ind w:right="2"/>
         <w:rPr>
           <w:lang w:val="ru-RU"/>
@@ -3123,10 +4431,10 @@
           <w:lang w:val="ru-RU" w:eastAsia="ru-RU"/>
         </w:rPr>
         <w:drawing>
-          <wp:inline distT="0" distB="0" distL="0" distR="0" wp14:anchorId="37C55CD0" wp14:editId="58DAC957">
-            <wp:extent cx="6152515" cy="2533015"/>
-            <wp:effectExtent l="0" t="0" r="635" b="635"/>
-            <wp:docPr id="8" name="Рисунок 8"/>
+          <wp:inline distT="0" distB="0" distL="0" distR="0">
+            <wp:extent cx="6153150" cy="3676650"/>
+            <wp:effectExtent l="0" t="0" r="0" b="0"/>
+            <wp:docPr id="2" name="Рисунок 2"/>
             <wp:cNvGraphicFramePr>
               <a:graphicFrameLocks xmlns:a="http://schemas.openxmlformats.org/drawingml/2006/main" noChangeAspect="1"/>
             </wp:cNvGraphicFramePr>
@@ -3134,23 +4442,36 @@
               <a:graphicData uri="http://schemas.openxmlformats.org/drawingml/2006/picture">
                 <pic:pic xmlns:pic="http://schemas.openxmlformats.org/drawingml/2006/picture">
                   <pic:nvPicPr>
-                    <pic:cNvPr id="1" name=""/>
-                    <pic:cNvPicPr/>
+                    <pic:cNvPr id="0" name="Рисунок 2"/>
+                    <pic:cNvPicPr>
+                      <a:picLocks noChangeAspect="1" noChangeArrowheads="1"/>
+                    </pic:cNvPicPr>
                   </pic:nvPicPr>
                   <pic:blipFill>
-                    <a:blip r:embed="rId12"/>
+                    <a:blip r:embed="rId12">
+                      <a:extLst>
+                        <a:ext uri="{28A0092B-C50C-407E-A947-70E740481C1C}">
+                          <a14:useLocalDpi xmlns:a14="http://schemas.microsoft.com/office/drawing/2010/main" val="0"/>
+                        </a:ext>
+                      </a:extLst>
+                    </a:blip>
+                    <a:srcRect/>
                     <a:stretch>
                       <a:fillRect/>
                     </a:stretch>
                   </pic:blipFill>
-                  <pic:spPr>
+                  <pic:spPr bwMode="auto">
                     <a:xfrm>
                       <a:off x="0" y="0"/>
-                      <a:ext cx="6152515" cy="2533015"/>
+                      <a:ext cx="6153150" cy="3676650"/>
                     </a:xfrm>
                     <a:prstGeom prst="rect">
                       <a:avLst/>
                     </a:prstGeom>
+                    <a:noFill/>
+                    <a:ln>
+                      <a:noFill/>
+                    </a:ln>
                   </pic:spPr>
                 </pic:pic>
               </a:graphicData>
@@ -3162,7 +4483,6 @@
     <w:p>
       <w:pPr>
         <w:pStyle w:val="af"/>
-        <w:spacing w:line="362" w:lineRule="auto"/>
         <w:ind w:right="2"/>
         <w:jc w:val="center"/>
         <w:rPr>
@@ -3173,12 +4493,22 @@
         <w:rPr>
           <w:lang w:val="ru-RU"/>
         </w:rPr>
-        <w:t>Рисунок 5 – Определение задач</w:t>
-      </w:r>
+        <w:t xml:space="preserve">Рисунок 4 - </w:t>
+      </w:r>
+      <w:proofErr w:type="spellStart"/>
+      <w:r>
+        <w:rPr>
+          <w:lang w:val="ru-RU"/>
+        </w:rPr>
+        <w:t>Репозиторий</w:t>
+      </w:r>
+      <w:proofErr w:type="spellEnd"/>
     </w:p>
     <w:p>
       <w:pPr>
-        <w:ind w:firstLine="720"/>
+        <w:pStyle w:val="af"/>
+        <w:spacing w:line="362" w:lineRule="auto"/>
+        <w:ind w:right="2" w:firstLine="720"/>
         <w:rPr>
           <w:lang w:val="ru-RU"/>
         </w:rPr>
@@ -3187,71 +4517,26 @@
         <w:rPr>
           <w:lang w:val="ru-RU"/>
         </w:rPr>
-        <w:t>Мной был подготов</w:t>
-      </w:r>
-      <w:r>
-        <w:rPr>
-          <w:lang w:val="ru-RU"/>
-        </w:rPr>
-        <w:t>лен и оформлен отчёт по проекту,</w:t>
-      </w:r>
-      <w:r>
-        <w:rPr>
-          <w:lang w:val="ru-RU"/>
-        </w:rPr>
-        <w:t xml:space="preserve"> </w:t>
-      </w:r>
-      <w:r>
-        <w:rPr>
-          <w:lang w:val="ru-RU"/>
-        </w:rPr>
-        <w:t xml:space="preserve">а также реализован алгоритм </w:t>
-      </w:r>
-      <w:r>
-        <w:t>array</w:t>
-      </w:r>
-      <w:r>
-        <w:rPr>
-          <w:lang w:val="ru-RU"/>
-        </w:rPr>
-        <w:t>_</w:t>
-      </w:r>
-      <w:r>
-        <w:t>utils</w:t>
-      </w:r>
-      <w:r>
-        <w:rPr>
-          <w:lang w:val="ru-RU"/>
-        </w:rPr>
-        <w:t>.</w:t>
-      </w:r>
-      <w:r>
-        <w:t>cpp</w:t>
+        <w:t>На рисунке 5</w:t>
+      </w:r>
+      <w:r>
+        <w:rPr>
+          <w:lang w:val="ru-RU"/>
+        </w:rPr>
+        <w:t xml:space="preserve"> показан</w:t>
+      </w:r>
+      <w:r>
+        <w:rPr>
+          <w:lang w:val="ru-RU"/>
+        </w:rPr>
+        <w:t>о определение задач</w:t>
       </w:r>
     </w:p>
     <w:p>
       <w:pPr>
-        <w:ind w:firstLine="720"/>
-        <w:rPr>
-          <w:lang w:val="ru-RU"/>
-        </w:rPr>
-      </w:pPr>
-      <w:r>
-        <w:rPr>
-          <w:lang w:val="ru-RU"/>
-        </w:rPr>
-        <w:t>На рисунке 6 предст</w:t>
-      </w:r>
-      <w:r>
-        <w:rPr>
-          <w:lang w:val="ru-RU"/>
-        </w:rPr>
-        <w:t>авлена загрузка удаленного репозитория.</w:t>
-      </w:r>
-    </w:p>
-    <w:p>
-      <w:pPr>
-        <w:jc w:val="center"/>
+        <w:pStyle w:val="af"/>
+        <w:spacing w:line="362" w:lineRule="auto"/>
+        <w:ind w:right="2"/>
         <w:rPr>
           <w:lang w:val="ru-RU"/>
         </w:rPr>
@@ -3262,10 +4547,10 @@
           <w:lang w:val="ru-RU" w:eastAsia="ru-RU"/>
         </w:rPr>
         <w:drawing>
-          <wp:inline distT="0" distB="0" distL="0" distR="0" wp14:anchorId="19F388FC" wp14:editId="0FAE5553">
-            <wp:extent cx="5505450" cy="1438070"/>
-            <wp:effectExtent l="0" t="0" r="0" b="0"/>
-            <wp:docPr id="10" name="Рисунок 10"/>
+          <wp:inline distT="0" distB="0" distL="0" distR="0" wp14:anchorId="37C55CD0" wp14:editId="58DAC957">
+            <wp:extent cx="6152515" cy="2533015"/>
+            <wp:effectExtent l="0" t="0" r="635" b="635"/>
+            <wp:docPr id="8" name="Рисунок 8"/>
             <wp:cNvGraphicFramePr>
               <a:graphicFrameLocks xmlns:a="http://schemas.openxmlformats.org/drawingml/2006/main" noChangeAspect="1"/>
             </wp:cNvGraphicFramePr>
@@ -3285,7 +4570,7 @@
                   <pic:spPr>
                     <a:xfrm>
                       <a:off x="0" y="0"/>
-                      <a:ext cx="5505450" cy="1438070"/>
+                      <a:ext cx="6152515" cy="2533015"/>
                     </a:xfrm>
                     <a:prstGeom prst="rect">
                       <a:avLst/>
@@ -3300,6 +4585,9 @@
     </w:p>
     <w:p>
       <w:pPr>
+        <w:pStyle w:val="af"/>
+        <w:spacing w:line="362" w:lineRule="auto"/>
+        <w:ind w:right="2"/>
         <w:jc w:val="center"/>
         <w:rPr>
           <w:lang w:val="ru-RU"/>
@@ -3309,31 +4597,13 @@
         <w:rPr>
           <w:lang w:val="ru-RU"/>
         </w:rPr>
-        <w:t>Рисунок 6</w:t>
-      </w:r>
-      <w:r>
-        <w:rPr>
-          <w:lang w:val="ru-RU"/>
-        </w:rPr>
-        <w:t xml:space="preserve"> – </w:t>
-      </w:r>
-      <w:r>
-        <w:rPr>
-          <w:lang w:val="ru-RU"/>
-        </w:rPr>
-        <w:t>Загрузка удаленного</w:t>
-      </w:r>
-      <w:r>
-        <w:rPr>
-          <w:lang w:val="ru-RU"/>
-        </w:rPr>
-        <w:t xml:space="preserve"> репозитория</w:t>
+        <w:lastRenderedPageBreak/>
+        <w:t>Рисунок 5 – Определение задач</w:t>
       </w:r>
     </w:p>
     <w:p>
       <w:pPr>
-        <w:ind w:firstLine="709"/>
-        <w:jc w:val="both"/>
+        <w:ind w:firstLine="720"/>
         <w:rPr>
           <w:lang w:val="ru-RU"/>
         </w:rPr>
@@ -3342,7 +4612,84 @@
         <w:rPr>
           <w:lang w:val="ru-RU"/>
         </w:rPr>
-        <w:t>На рисунке 7 представлена проверка рабочего дерева.</w:t>
+        <w:t>Мной был подготов</w:t>
+      </w:r>
+      <w:r>
+        <w:rPr>
+          <w:lang w:val="ru-RU"/>
+        </w:rPr>
+        <w:t>лен и оформлен отчёт по проекту,</w:t>
+      </w:r>
+      <w:r>
+        <w:rPr>
+          <w:lang w:val="ru-RU"/>
+        </w:rPr>
+        <w:t xml:space="preserve"> </w:t>
+      </w:r>
+      <w:r>
+        <w:rPr>
+          <w:lang w:val="ru-RU"/>
+        </w:rPr>
+        <w:t xml:space="preserve">а также реализован алгоритм </w:t>
+      </w:r>
+      <w:r>
+        <w:t>array</w:t>
+      </w:r>
+      <w:r>
+        <w:rPr>
+          <w:lang w:val="ru-RU"/>
+        </w:rPr>
+        <w:t>_</w:t>
+      </w:r>
+      <w:proofErr w:type="spellStart"/>
+      <w:r>
+        <w:t>utils</w:t>
+      </w:r>
+      <w:proofErr w:type="spellEnd"/>
+      <w:r>
+        <w:rPr>
+          <w:lang w:val="ru-RU"/>
+        </w:rPr>
+        <w:t>.</w:t>
+      </w:r>
+      <w:proofErr w:type="spellStart"/>
+      <w:r>
+        <w:t>cpp</w:t>
+      </w:r>
+      <w:proofErr w:type="spellEnd"/>
+    </w:p>
+    <w:p>
+      <w:pPr>
+        <w:ind w:firstLine="720"/>
+        <w:rPr>
+          <w:lang w:val="ru-RU"/>
+        </w:rPr>
+      </w:pPr>
+      <w:r>
+        <w:rPr>
+          <w:lang w:val="ru-RU"/>
+        </w:rPr>
+        <w:t>На рисунке 6 предст</w:t>
+      </w:r>
+      <w:r>
+        <w:rPr>
+          <w:lang w:val="ru-RU"/>
+        </w:rPr>
+        <w:t xml:space="preserve">авлена загрузка удаленного </w:t>
+      </w:r>
+      <w:proofErr w:type="spellStart"/>
+      <w:r>
+        <w:rPr>
+          <w:lang w:val="ru-RU"/>
+        </w:rPr>
+        <w:t>репозитория</w:t>
+      </w:r>
+      <w:proofErr w:type="spellEnd"/>
+      <w:r>
+        <w:rPr>
+          <w:lang w:val="ru-RU"/>
+        </w:rPr>
+        <w:t>.</w:t>
       </w:r>
     </w:p>
     <w:p>
@@ -3357,12 +4704,11 @@
           <w:noProof/>
           <w:lang w:val="ru-RU" w:eastAsia="ru-RU"/>
         </w:rPr>
-        <w:lastRenderedPageBreak/>
         <w:drawing>
-          <wp:inline distT="0" distB="0" distL="0" distR="0" wp14:anchorId="46146FC7" wp14:editId="3B2FB780">
-            <wp:extent cx="3864427" cy="1352550"/>
-            <wp:effectExtent l="0" t="0" r="3175" b="0"/>
-            <wp:docPr id="11" name="Рисунок 11"/>
+          <wp:inline distT="0" distB="0" distL="0" distR="0" wp14:anchorId="19F388FC" wp14:editId="0FAE5553">
+            <wp:extent cx="5505450" cy="1438070"/>
+            <wp:effectExtent l="0" t="0" r="0" b="0"/>
+            <wp:docPr id="10" name="Рисунок 10"/>
             <wp:cNvGraphicFramePr>
               <a:graphicFrameLocks xmlns:a="http://schemas.openxmlformats.org/drawingml/2006/main" noChangeAspect="1"/>
             </wp:cNvGraphicFramePr>
@@ -3382,7 +4728,7 @@
                   <pic:spPr>
                     <a:xfrm>
                       <a:off x="0" y="0"/>
-                      <a:ext cx="3864427" cy="1352550"/>
+                      <a:ext cx="5505450" cy="1438070"/>
                     </a:xfrm>
                     <a:prstGeom prst="rect">
                       <a:avLst/>
@@ -3406,7 +4752,7 @@
         <w:rPr>
           <w:lang w:val="ru-RU"/>
         </w:rPr>
-        <w:t>Рисунок 7</w:t>
+        <w:t>Рисунок 6</w:t>
       </w:r>
       <w:r>
         <w:rPr>
@@ -3418,8 +4764,22 @@
         <w:rPr>
           <w:lang w:val="ru-RU"/>
         </w:rPr>
-        <w:t>Статут рабочего дерева</w:t>
-      </w:r>
+        <w:t>Загрузка удаленного</w:t>
+      </w:r>
+      <w:r>
+        <w:rPr>
+          <w:lang w:val="ru-RU"/>
+        </w:rPr>
+        <w:t xml:space="preserve"> </w:t>
+      </w:r>
+      <w:proofErr w:type="spellStart"/>
+      <w:r>
+        <w:rPr>
+          <w:lang w:val="ru-RU"/>
+        </w:rPr>
+        <w:t>репозитория</w:t>
+      </w:r>
+      <w:proofErr w:type="spellEnd"/>
     </w:p>
     <w:p>
       <w:pPr>
@@ -3433,7 +4793,7 @@
         <w:rPr>
           <w:lang w:val="ru-RU"/>
         </w:rPr>
-        <w:t>На рисунке 8 представлен успешный коммит и отправка на удаленный репозиторий.</w:t>
+        <w:t>На рисунке 7 представлена проверка рабочего дерева.</w:t>
       </w:r>
     </w:p>
     <w:p>
@@ -3449,10 +4809,10 @@
           <w:lang w:val="ru-RU" w:eastAsia="ru-RU"/>
         </w:rPr>
         <w:drawing>
-          <wp:inline distT="0" distB="0" distL="0" distR="0" wp14:anchorId="031C3CDA" wp14:editId="6F02A7F1">
-            <wp:extent cx="4619625" cy="2144825"/>
-            <wp:effectExtent l="0" t="0" r="0" b="8255"/>
-            <wp:docPr id="12" name="Рисунок 12"/>
+          <wp:inline distT="0" distB="0" distL="0" distR="0" wp14:anchorId="46146FC7" wp14:editId="3B2FB780">
+            <wp:extent cx="3864427" cy="1352550"/>
+            <wp:effectExtent l="0" t="0" r="3175" b="0"/>
+            <wp:docPr id="11" name="Рисунок 11"/>
             <wp:cNvGraphicFramePr>
               <a:graphicFrameLocks xmlns:a="http://schemas.openxmlformats.org/drawingml/2006/main" noChangeAspect="1"/>
             </wp:cNvGraphicFramePr>
@@ -3472,7 +4832,7 @@
                   <pic:spPr>
                     <a:xfrm>
                       <a:off x="0" y="0"/>
-                      <a:ext cx="4619625" cy="2144825"/>
+                      <a:ext cx="3864427" cy="1352550"/>
                     </a:xfrm>
                     <a:prstGeom prst="rect">
                       <a:avLst/>
@@ -3496,6 +4856,124 @@
         <w:rPr>
           <w:lang w:val="ru-RU"/>
         </w:rPr>
+        <w:t>Рисунок 7</w:t>
+      </w:r>
+      <w:r>
+        <w:rPr>
+          <w:lang w:val="ru-RU"/>
+        </w:rPr>
+        <w:t xml:space="preserve"> – </w:t>
+      </w:r>
+      <w:r>
+        <w:rPr>
+          <w:lang w:val="ru-RU"/>
+        </w:rPr>
+        <w:t>Статут рабочего дерева</w:t>
+      </w:r>
+    </w:p>
+    <w:p>
+      <w:pPr>
+        <w:ind w:firstLine="709"/>
+        <w:jc w:val="both"/>
+        <w:rPr>
+          <w:lang w:val="ru-RU"/>
+        </w:rPr>
+      </w:pPr>
+      <w:r>
+        <w:rPr>
+          <w:lang w:val="ru-RU"/>
+        </w:rPr>
+        <w:t xml:space="preserve">На рисунке 8 представлен успешный </w:t>
+      </w:r>
+      <w:proofErr w:type="spellStart"/>
+      <w:r>
+        <w:rPr>
+          <w:lang w:val="ru-RU"/>
+        </w:rPr>
+        <w:t>коммит</w:t>
+      </w:r>
+      <w:proofErr w:type="spellEnd"/>
+      <w:r>
+        <w:rPr>
+          <w:lang w:val="ru-RU"/>
+        </w:rPr>
+        <w:t xml:space="preserve"> и отправка на удаленный </w:t>
+      </w:r>
+      <w:proofErr w:type="spellStart"/>
+      <w:r>
+        <w:rPr>
+          <w:lang w:val="ru-RU"/>
+        </w:rPr>
+        <w:t>репозиторий</w:t>
+      </w:r>
+      <w:proofErr w:type="spellEnd"/>
+      <w:r>
+        <w:rPr>
+          <w:lang w:val="ru-RU"/>
+        </w:rPr>
+        <w:t>.</w:t>
+      </w:r>
+    </w:p>
+    <w:p>
+      <w:pPr>
+        <w:jc w:val="center"/>
+        <w:rPr>
+          <w:lang w:val="ru-RU"/>
+        </w:rPr>
+      </w:pPr>
+      <w:r>
+        <w:rPr>
+          <w:noProof/>
+          <w:lang w:val="ru-RU" w:eastAsia="ru-RU"/>
+        </w:rPr>
+        <w:drawing>
+          <wp:inline distT="0" distB="0" distL="0" distR="0" wp14:anchorId="031C3CDA" wp14:editId="6F02A7F1">
+            <wp:extent cx="4314825" cy="2003311"/>
+            <wp:effectExtent l="0" t="0" r="0" b="0"/>
+            <wp:docPr id="12" name="Рисунок 12"/>
+            <wp:cNvGraphicFramePr>
+              <a:graphicFrameLocks xmlns:a="http://schemas.openxmlformats.org/drawingml/2006/main" noChangeAspect="1"/>
+            </wp:cNvGraphicFramePr>
+            <a:graphic xmlns:a="http://schemas.openxmlformats.org/drawingml/2006/main">
+              <a:graphicData uri="http://schemas.openxmlformats.org/drawingml/2006/picture">
+                <pic:pic xmlns:pic="http://schemas.openxmlformats.org/drawingml/2006/picture">
+                  <pic:nvPicPr>
+                    <pic:cNvPr id="1" name=""/>
+                    <pic:cNvPicPr/>
+                  </pic:nvPicPr>
+                  <pic:blipFill>
+                    <a:blip r:embed="rId16"/>
+                    <a:stretch>
+                      <a:fillRect/>
+                    </a:stretch>
+                  </pic:blipFill>
+                  <pic:spPr>
+                    <a:xfrm>
+                      <a:off x="0" y="0"/>
+                      <a:ext cx="4336343" cy="2013302"/>
+                    </a:xfrm>
+                    <a:prstGeom prst="rect">
+                      <a:avLst/>
+                    </a:prstGeom>
+                  </pic:spPr>
+                </pic:pic>
+              </a:graphicData>
+            </a:graphic>
+          </wp:inline>
+        </w:drawing>
+      </w:r>
+    </w:p>
+    <w:p>
+      <w:pPr>
+        <w:jc w:val="center"/>
+        <w:rPr>
+          <w:lang w:val="ru-RU"/>
+        </w:rPr>
+      </w:pPr>
+      <w:r>
+        <w:rPr>
+          <w:lang w:val="ru-RU"/>
+        </w:rPr>
         <w:t>Рисунок 8</w:t>
       </w:r>
       <w:r>
@@ -3508,8 +4986,30 @@
         <w:rPr>
           <w:lang w:val="ru-RU"/>
         </w:rPr>
-        <w:t>Успешный коммит и отправка на удаленный репозиторий</w:t>
-      </w:r>
+        <w:t xml:space="preserve">Успешный </w:t>
+      </w:r>
+      <w:proofErr w:type="spellStart"/>
+      <w:r>
+        <w:rPr>
+          <w:lang w:val="ru-RU"/>
+        </w:rPr>
+        <w:t>коммит</w:t>
+      </w:r>
+      <w:proofErr w:type="spellEnd"/>
+      <w:r>
+        <w:rPr>
+          <w:lang w:val="ru-RU"/>
+        </w:rPr>
+        <w:t xml:space="preserve"> и отправка на удаленный </w:t>
+      </w:r>
+      <w:proofErr w:type="spellStart"/>
+      <w:r>
+        <w:rPr>
+          <w:lang w:val="ru-RU"/>
+        </w:rPr>
+        <w:t>репозиторий</w:t>
+      </w:r>
+      <w:proofErr w:type="spellEnd"/>
     </w:p>
     <w:p>
       <w:pPr>
@@ -3522,7 +5022,21 @@
         <w:rPr>
           <w:lang w:val="ru-RU"/>
         </w:rPr>
-        <w:t>Ссылка на удаленный репозиторий:</w:t>
+        <w:t xml:space="preserve">Ссылка на удаленный </w:t>
+      </w:r>
+      <w:proofErr w:type="spellStart"/>
+      <w:r>
+        <w:rPr>
+          <w:lang w:val="ru-RU"/>
+        </w:rPr>
+        <w:t>репозиторий</w:t>
+      </w:r>
+      <w:proofErr w:type="spellEnd"/>
+      <w:r>
+        <w:rPr>
+          <w:lang w:val="ru-RU"/>
+        </w:rPr>
+        <w:t>:</w:t>
       </w:r>
       <w:r>
         <w:rPr>
@@ -3530,74 +5044,142 @@
         </w:rPr>
         <w:t xml:space="preserve"> </w:t>
       </w:r>
-      <w:hyperlink r:id="rId16" w:history="1">
-        <w:r>
-          <w:rPr>
-            <w:rStyle w:val="aff8"/>
-          </w:rPr>
-          <w:t>https</w:t>
-        </w:r>
-        <w:r>
-          <w:rPr>
-            <w:rStyle w:val="aff8"/>
-            <w:lang w:val="ru-RU"/>
-          </w:rPr>
-          <w:t>://</w:t>
-        </w:r>
-        <w:r>
-          <w:rPr>
-            <w:rStyle w:val="aff8"/>
-          </w:rPr>
-          <w:t>github</w:t>
-        </w:r>
-        <w:r>
-          <w:rPr>
-            <w:rStyle w:val="aff8"/>
-            <w:lang w:val="ru-RU"/>
-          </w:rPr>
-          <w:t>.</w:t>
-        </w:r>
-        <w:r>
-          <w:rPr>
-            <w:rStyle w:val="aff8"/>
-          </w:rPr>
-          <w:t>com</w:t>
-        </w:r>
-        <w:r>
-          <w:rPr>
-            <w:rStyle w:val="aff8"/>
-            <w:lang w:val="ru-RU"/>
-          </w:rPr>
-          <w:t>/</w:t>
-        </w:r>
-        <w:r>
-          <w:rPr>
-            <w:rStyle w:val="aff8"/>
-          </w:rPr>
-          <w:t>derishabl</w:t>
-        </w:r>
-        <w:r>
-          <w:rPr>
-            <w:rStyle w:val="aff8"/>
-            <w:lang w:val="ru-RU"/>
-          </w:rPr>
-          <w:t>/</w:t>
-        </w:r>
-        <w:r>
-          <w:rPr>
-            <w:rStyle w:val="aff8"/>
-          </w:rPr>
-          <w:t>Praktika</w:t>
-        </w:r>
-      </w:hyperlink>
-    </w:p>
-    <w:p>
-      <w:pPr>
-        <w:jc w:val="both"/>
-        <w:rPr>
-          <w:lang w:val="ru-RU"/>
-        </w:rPr>
-      </w:pPr>
+      <w:r>
+        <w:fldChar w:fldCharType="begin"/>
+      </w:r>
+      <w:r>
+        <w:rPr>
+          <w:lang w:val="ru-RU"/>
+        </w:rPr>
+        <w:instrText xml:space="preserve"> </w:instrText>
+      </w:r>
+      <w:r>
+        <w:instrText>HYPERLINK</w:instrText>
+      </w:r>
+      <w:r>
+        <w:rPr>
+          <w:lang w:val="ru-RU"/>
+        </w:rPr>
+        <w:instrText xml:space="preserve"> "</w:instrText>
+      </w:r>
+      <w:r>
+        <w:instrText>https</w:instrText>
+      </w:r>
+      <w:r>
+        <w:rPr>
+          <w:lang w:val="ru-RU"/>
+        </w:rPr>
+        <w:instrText>://</w:instrText>
+      </w:r>
+      <w:r>
+        <w:instrText>github</w:instrText>
+      </w:r>
+      <w:r>
+        <w:rPr>
+          <w:lang w:val="ru-RU"/>
+        </w:rPr>
+        <w:instrText>.</w:instrText>
+      </w:r>
+      <w:r>
+        <w:instrText>com</w:instrText>
+      </w:r>
+      <w:r>
+        <w:rPr>
+          <w:lang w:val="ru-RU"/>
+        </w:rPr>
+        <w:instrText>/</w:instrText>
+      </w:r>
+      <w:r>
+        <w:instrText>derishabl</w:instrText>
+      </w:r>
+      <w:r>
+        <w:rPr>
+          <w:lang w:val="ru-RU"/>
+        </w:rPr>
+        <w:instrText>/</w:instrText>
+      </w:r>
+      <w:r>
+        <w:instrText>Praktika</w:instrText>
+      </w:r>
+      <w:r>
+        <w:rPr>
+          <w:lang w:val="ru-RU"/>
+        </w:rPr>
+        <w:instrText xml:space="preserve">" </w:instrText>
+      </w:r>
+      <w:r>
+        <w:fldChar w:fldCharType="separate"/>
+      </w:r>
+      <w:r>
+        <w:rPr>
+          <w:rStyle w:val="aff8"/>
+        </w:rPr>
+        <w:t>https</w:t>
+      </w:r>
+      <w:r>
+        <w:rPr>
+          <w:rStyle w:val="aff8"/>
+          <w:lang w:val="ru-RU"/>
+        </w:rPr>
+        <w:t>://</w:t>
+      </w:r>
+      <w:proofErr w:type="spellStart"/>
+      <w:r>
+        <w:rPr>
+          <w:rStyle w:val="aff8"/>
+        </w:rPr>
+        <w:t>github</w:t>
+      </w:r>
+      <w:proofErr w:type="spellEnd"/>
+      <w:r>
+        <w:rPr>
+          <w:rStyle w:val="aff8"/>
+          <w:lang w:val="ru-RU"/>
+        </w:rPr>
+        <w:t>.</w:t>
+      </w:r>
+      <w:r>
+        <w:rPr>
+          <w:rStyle w:val="aff8"/>
+        </w:rPr>
+        <w:t>com</w:t>
+      </w:r>
+      <w:r>
+        <w:rPr>
+          <w:rStyle w:val="aff8"/>
+          <w:lang w:val="ru-RU"/>
+        </w:rPr>
+        <w:t>/</w:t>
+      </w:r>
+      <w:proofErr w:type="spellStart"/>
+      <w:r>
+        <w:rPr>
+          <w:rStyle w:val="aff8"/>
+        </w:rPr>
+        <w:t>derishabl</w:t>
+      </w:r>
+      <w:proofErr w:type="spellEnd"/>
+      <w:r>
+        <w:rPr>
+          <w:rStyle w:val="aff8"/>
+          <w:lang w:val="ru-RU"/>
+        </w:rPr>
+        <w:t>/</w:t>
+      </w:r>
+      <w:proofErr w:type="spellStart"/>
+      <w:r>
+        <w:rPr>
+          <w:rStyle w:val="aff8"/>
+        </w:rPr>
+        <w:t>Praktika</w:t>
+      </w:r>
+      <w:proofErr w:type="spellEnd"/>
+      <w:r>
+        <w:rPr>
+          <w:rStyle w:val="aff8"/>
+        </w:rPr>
+        <w:fldChar w:fldCharType="end"/>
+      </w:r>
       <w:r>
         <w:rPr>
           <w:lang w:val="ru-RU"/>
@@ -3609,12 +5191,12 @@
       <w:pPr>
         <w:pStyle w:val="14"/>
       </w:pPr>
-      <w:bookmarkStart w:id="8" w:name="_Toc234263206"/>
+      <w:bookmarkStart w:id="9" w:name="_Toc234266080"/>
       <w:r>
         <w:lastRenderedPageBreak/>
         <w:t>Заключение</w:t>
       </w:r>
-      <w:bookmarkEnd w:id="8"/>
+      <w:bookmarkEnd w:id="9"/>
     </w:p>
     <w:p>
       <w:pPr>
@@ -3639,9 +5221,11 @@
         </w:rPr>
         <w:t xml:space="preserve">, навыки использования программы </w:t>
       </w:r>
+      <w:proofErr w:type="spellStart"/>
       <w:r>
         <w:t>Git</w:t>
       </w:r>
+      <w:proofErr w:type="spellEnd"/>
       <w:r>
         <w:rPr>
           <w:lang w:val="ru-RU"/>
@@ -3744,12 +5328,12 @@
       <w:pPr>
         <w:pStyle w:val="14"/>
       </w:pPr>
-      <w:bookmarkStart w:id="9" w:name="_Toc234263207"/>
+      <w:bookmarkStart w:id="10" w:name="_Toc234266081"/>
       <w:r>
         <w:lastRenderedPageBreak/>
         <w:t>Список используемой литературы</w:t>
       </w:r>
-      <w:bookmarkEnd w:id="9"/>
+      <w:bookmarkEnd w:id="10"/>
     </w:p>
     <w:p>
       <w:pPr>
@@ -3831,18 +5415,22 @@
         </w:rPr>
         <w:t>://</w:t>
       </w:r>
+      <w:proofErr w:type="spellStart"/>
       <w:r>
         <w:t>ru</w:t>
       </w:r>
+      <w:proofErr w:type="spellEnd"/>
       <w:r>
         <w:rPr>
           <w:lang w:val="ru-RU"/>
         </w:rPr>
         <w:t>.</w:t>
       </w:r>
+      <w:proofErr w:type="spellStart"/>
       <w:r>
         <w:t>wikipedia</w:t>
       </w:r>
+      <w:proofErr w:type="spellEnd"/>
       <w:r>
         <w:rPr>
           <w:lang w:val="ru-RU"/>
@@ -3876,12 +5464,12 @@
       <w:pPr>
         <w:pStyle w:val="14"/>
       </w:pPr>
-      <w:bookmarkStart w:id="10" w:name="_Toc234263208"/>
+      <w:bookmarkStart w:id="11" w:name="_Toc234266082"/>
       <w:r>
         <w:lastRenderedPageBreak/>
         <w:t>Приложение А. Листинг программы</w:t>
       </w:r>
-      <w:bookmarkEnd w:id="10"/>
+      <w:bookmarkEnd w:id="11"/>
     </w:p>
     <w:p>
       <w:pPr>
@@ -3910,12 +5498,14 @@
         </w:rPr>
         <w:t>_</w:t>
       </w:r>
+      <w:proofErr w:type="spellStart"/>
       <w:r>
         <w:rPr>
           <w:b/>
         </w:rPr>
         <w:t>utils</w:t>
       </w:r>
+      <w:proofErr w:type="spellEnd"/>
       <w:r>
         <w:rPr>
           <w:b/>
@@ -3945,6 +5535,7 @@
           <w:szCs w:val="24"/>
         </w:rPr>
       </w:pPr>
+      <w:proofErr w:type="gramStart"/>
       <w:r>
         <w:rPr>
           <w:rFonts w:ascii="Courier New" w:hAnsi="Courier New"/>
@@ -3960,7 +5551,25 @@
           <w:szCs w:val="24"/>
         </w:rPr>
         <w:br/>
-        <w:t>#include &lt;iostream&gt;</w:t>
+        <w:t>#include &lt;</w:t>
+      </w:r>
+      <w:proofErr w:type="spellStart"/>
+      <w:r>
+        <w:rPr>
+          <w:rFonts w:ascii="Courier New" w:hAnsi="Courier New"/>
+          <w:sz w:val="24"/>
+          <w:szCs w:val="24"/>
+        </w:rPr>
+        <w:t>iostream</w:t>
+      </w:r>
+      <w:proofErr w:type="spellEnd"/>
+      <w:r>
+        <w:rPr>
+          <w:rFonts w:ascii="Courier New" w:hAnsi="Courier New"/>
+          <w:sz w:val="24"/>
+          <w:szCs w:val="24"/>
+        </w:rPr>
+        <w:t>&gt;</w:t>
       </w:r>
       <w:r>
         <w:rPr>
@@ -3987,7 +5596,25 @@
           <w:szCs w:val="24"/>
         </w:rPr>
         <w:br/>
-        <w:t>#include &lt;windows.h&gt;</w:t>
+        <w:t>#include &lt;</w:t>
+      </w:r>
+      <w:proofErr w:type="spellStart"/>
+      <w:r>
+        <w:rPr>
+          <w:rFonts w:ascii="Courier New" w:hAnsi="Courier New"/>
+          <w:sz w:val="24"/>
+          <w:szCs w:val="24"/>
+        </w:rPr>
+        <w:t>windows.h</w:t>
+      </w:r>
+      <w:proofErr w:type="spellEnd"/>
+      <w:r>
+        <w:rPr>
+          <w:rFonts w:ascii="Courier New" w:hAnsi="Courier New"/>
+          <w:sz w:val="24"/>
+          <w:szCs w:val="24"/>
+        </w:rPr>
+        <w:t>&gt;</w:t>
       </w:r>
       <w:r>
         <w:rPr>
@@ -4004,7 +5631,25 @@
           <w:szCs w:val="24"/>
         </w:rPr>
         <w:br/>
-        <w:t>using namespace std;</w:t>
+        <w:t xml:space="preserve">using namespace </w:t>
+      </w:r>
+      <w:proofErr w:type="spellStart"/>
+      <w:r>
+        <w:rPr>
+          <w:rFonts w:ascii="Courier New" w:hAnsi="Courier New"/>
+          <w:sz w:val="24"/>
+          <w:szCs w:val="24"/>
+        </w:rPr>
+        <w:t>std</w:t>
+      </w:r>
+      <w:proofErr w:type="spellEnd"/>
+      <w:r>
+        <w:rPr>
+          <w:rFonts w:ascii="Courier New" w:hAnsi="Courier New"/>
+          <w:sz w:val="24"/>
+          <w:szCs w:val="24"/>
+        </w:rPr>
+        <w:t>;</w:t>
       </w:r>
       <w:r>
         <w:rPr>
@@ -4021,7 +5666,97 @@
           <w:szCs w:val="24"/>
         </w:rPr>
         <w:br/>
-        <w:t>inline void setColor(int textColor, int bgColor) {</w:t>
+        <w:t xml:space="preserve">inline void </w:t>
+      </w:r>
+      <w:proofErr w:type="spellStart"/>
+      <w:r>
+        <w:rPr>
+          <w:rFonts w:ascii="Courier New" w:hAnsi="Courier New"/>
+          <w:sz w:val="24"/>
+          <w:szCs w:val="24"/>
+        </w:rPr>
+        <w:t>setColor</w:t>
+      </w:r>
+      <w:proofErr w:type="spellEnd"/>
+      <w:r>
+        <w:rPr>
+          <w:rFonts w:ascii="Courier New" w:hAnsi="Courier New"/>
+          <w:sz w:val="24"/>
+          <w:szCs w:val="24"/>
+        </w:rPr>
+        <w:t>(</w:t>
+      </w:r>
+      <w:proofErr w:type="spellStart"/>
+      <w:r>
+        <w:rPr>
+          <w:rFonts w:ascii="Courier New" w:hAnsi="Courier New"/>
+          <w:sz w:val="24"/>
+          <w:szCs w:val="24"/>
+        </w:rPr>
+        <w:t>int</w:t>
+      </w:r>
+      <w:proofErr w:type="spellEnd"/>
+      <w:r>
+        <w:rPr>
+          <w:rFonts w:ascii="Courier New" w:hAnsi="Courier New"/>
+          <w:sz w:val="24"/>
+          <w:szCs w:val="24"/>
+        </w:rPr>
+        <w:t xml:space="preserve"> </w:t>
+      </w:r>
+      <w:proofErr w:type="spellStart"/>
+      <w:r>
+        <w:rPr>
+          <w:rFonts w:ascii="Courier New" w:hAnsi="Courier New"/>
+          <w:sz w:val="24"/>
+          <w:szCs w:val="24"/>
+        </w:rPr>
+        <w:t>textColor</w:t>
+      </w:r>
+      <w:proofErr w:type="spellEnd"/>
+      <w:r>
+        <w:rPr>
+          <w:rFonts w:ascii="Courier New" w:hAnsi="Courier New"/>
+          <w:sz w:val="24"/>
+          <w:szCs w:val="24"/>
+        </w:rPr>
+        <w:t xml:space="preserve">, </w:t>
+      </w:r>
+      <w:proofErr w:type="spellStart"/>
+      <w:r>
+        <w:rPr>
+          <w:rFonts w:ascii="Courier New" w:hAnsi="Courier New"/>
+          <w:sz w:val="24"/>
+          <w:szCs w:val="24"/>
+        </w:rPr>
+        <w:t>int</w:t>
+      </w:r>
+      <w:proofErr w:type="spellEnd"/>
+      <w:r>
+        <w:rPr>
+          <w:rFonts w:ascii="Courier New" w:hAnsi="Courier New"/>
+          <w:sz w:val="24"/>
+          <w:szCs w:val="24"/>
+        </w:rPr>
+        <w:t xml:space="preserve"> </w:t>
+      </w:r>
+      <w:proofErr w:type="spellStart"/>
+      <w:r>
+        <w:rPr>
+          <w:rFonts w:ascii="Courier New" w:hAnsi="Courier New"/>
+          <w:sz w:val="24"/>
+          <w:szCs w:val="24"/>
+        </w:rPr>
+        <w:t>bgColor</w:t>
+      </w:r>
+      <w:proofErr w:type="spellEnd"/>
+      <w:r>
+        <w:rPr>
+          <w:rFonts w:ascii="Courier New" w:hAnsi="Courier New"/>
+          <w:sz w:val="24"/>
+          <w:szCs w:val="24"/>
+        </w:rPr>
+        <w:t>) {</w:t>
       </w:r>
       <w:r>
         <w:rPr>
@@ -4030,7 +5765,43 @@
           <w:szCs w:val="24"/>
         </w:rPr>
         <w:br/>
-        <w:t xml:space="preserve">    HANDLE hConsole = GetStdHandle(STD_OUTPUT_HANDLE);</w:t>
+        <w:t xml:space="preserve">    HANDLE </w:t>
+      </w:r>
+      <w:proofErr w:type="spellStart"/>
+      <w:r>
+        <w:rPr>
+          <w:rFonts w:ascii="Courier New" w:hAnsi="Courier New"/>
+          <w:sz w:val="24"/>
+          <w:szCs w:val="24"/>
+        </w:rPr>
+        <w:t>hConsole</w:t>
+      </w:r>
+      <w:proofErr w:type="spellEnd"/>
+      <w:r>
+        <w:rPr>
+          <w:rFonts w:ascii="Courier New" w:hAnsi="Courier New"/>
+          <w:sz w:val="24"/>
+          <w:szCs w:val="24"/>
+        </w:rPr>
+        <w:t xml:space="preserve"> = </w:t>
+      </w:r>
+      <w:proofErr w:type="spellStart"/>
+      <w:r>
+        <w:rPr>
+          <w:rFonts w:ascii="Courier New" w:hAnsi="Courier New"/>
+          <w:sz w:val="24"/>
+          <w:szCs w:val="24"/>
+        </w:rPr>
+        <w:t>GetStdHandle</w:t>
+      </w:r>
+      <w:proofErr w:type="spellEnd"/>
+      <w:r>
+        <w:rPr>
+          <w:rFonts w:ascii="Courier New" w:hAnsi="Courier New"/>
+          <w:sz w:val="24"/>
+          <w:szCs w:val="24"/>
+        </w:rPr>
+        <w:t>(STD_OUTPUT_HANDLE);</w:t>
       </w:r>
       <w:r>
         <w:rPr>
@@ -4039,7 +5810,79 @@
           <w:szCs w:val="24"/>
         </w:rPr>
         <w:br/>
-        <w:t xml:space="preserve">    SetConsoleTextAttribute(hConsole, textColor | (bgColor &lt;&lt; 4));</w:t>
+        <w:t xml:space="preserve">    </w:t>
+      </w:r>
+      <w:proofErr w:type="spellStart"/>
+      <w:r>
+        <w:rPr>
+          <w:rFonts w:ascii="Courier New" w:hAnsi="Courier New"/>
+          <w:sz w:val="24"/>
+          <w:szCs w:val="24"/>
+        </w:rPr>
+        <w:t>SetConsoleTextAttribute</w:t>
+      </w:r>
+      <w:proofErr w:type="spellEnd"/>
+      <w:r>
+        <w:rPr>
+          <w:rFonts w:ascii="Courier New" w:hAnsi="Courier New"/>
+          <w:sz w:val="24"/>
+          <w:szCs w:val="24"/>
+        </w:rPr>
+        <w:t>(</w:t>
+      </w:r>
+      <w:proofErr w:type="spellStart"/>
+      <w:r>
+        <w:rPr>
+          <w:rFonts w:ascii="Courier New" w:hAnsi="Courier New"/>
+          <w:sz w:val="24"/>
+          <w:szCs w:val="24"/>
+        </w:rPr>
+        <w:t>hConsole</w:t>
+      </w:r>
+      <w:proofErr w:type="spellEnd"/>
+      <w:r>
+        <w:rPr>
+          <w:rFonts w:ascii="Courier New" w:hAnsi="Courier New"/>
+          <w:sz w:val="24"/>
+          <w:szCs w:val="24"/>
+        </w:rPr>
+        <w:t xml:space="preserve">, </w:t>
+      </w:r>
+      <w:proofErr w:type="spellStart"/>
+      <w:r>
+        <w:rPr>
+          <w:rFonts w:ascii="Courier New" w:hAnsi="Courier New"/>
+          <w:sz w:val="24"/>
+          <w:szCs w:val="24"/>
+        </w:rPr>
+        <w:t>textColor</w:t>
+      </w:r>
+      <w:proofErr w:type="spellEnd"/>
+      <w:r>
+        <w:rPr>
+          <w:rFonts w:ascii="Courier New" w:hAnsi="Courier New"/>
+          <w:sz w:val="24"/>
+          <w:szCs w:val="24"/>
+        </w:rPr>
+        <w:t xml:space="preserve"> | (</w:t>
+      </w:r>
+      <w:proofErr w:type="spellStart"/>
+      <w:r>
+        <w:rPr>
+          <w:rFonts w:ascii="Courier New" w:hAnsi="Courier New"/>
+          <w:sz w:val="24"/>
+          <w:szCs w:val="24"/>
+        </w:rPr>
+        <w:t>bgColor</w:t>
+      </w:r>
+      <w:proofErr w:type="spellEnd"/>
+      <w:r>
+        <w:rPr>
+          <w:rFonts w:ascii="Courier New" w:hAnsi="Courier New"/>
+          <w:sz w:val="24"/>
+          <w:szCs w:val="24"/>
+        </w:rPr>
+        <w:t xml:space="preserve"> &lt;&lt; 4));</w:t>
       </w:r>
       <w:r>
         <w:rPr>
@@ -4065,7 +5908,79 @@
           <w:szCs w:val="24"/>
         </w:rPr>
         <w:br/>
-        <w:t>inline void printArray(const vector&lt;int&gt;&amp; arr) {</w:t>
+        <w:t xml:space="preserve">inline void </w:t>
+      </w:r>
+      <w:proofErr w:type="spellStart"/>
+      <w:r>
+        <w:rPr>
+          <w:rFonts w:ascii="Courier New" w:hAnsi="Courier New"/>
+          <w:sz w:val="24"/>
+          <w:szCs w:val="24"/>
+        </w:rPr>
+        <w:t>printArray</w:t>
+      </w:r>
+      <w:proofErr w:type="spellEnd"/>
+      <w:r>
+        <w:rPr>
+          <w:rFonts w:ascii="Courier New" w:hAnsi="Courier New"/>
+          <w:sz w:val="24"/>
+          <w:szCs w:val="24"/>
+        </w:rPr>
+        <w:t>(</w:t>
+      </w:r>
+      <w:proofErr w:type="spellStart"/>
+      <w:r>
+        <w:rPr>
+          <w:rFonts w:ascii="Courier New" w:hAnsi="Courier New"/>
+          <w:sz w:val="24"/>
+          <w:szCs w:val="24"/>
+        </w:rPr>
+        <w:t>const</w:t>
+      </w:r>
+      <w:proofErr w:type="spellEnd"/>
+      <w:r>
+        <w:rPr>
+          <w:rFonts w:ascii="Courier New" w:hAnsi="Courier New"/>
+          <w:sz w:val="24"/>
+          <w:szCs w:val="24"/>
+        </w:rPr>
+        <w:t xml:space="preserve"> vector&lt;</w:t>
+      </w:r>
+      <w:proofErr w:type="spellStart"/>
+      <w:r>
+        <w:rPr>
+          <w:rFonts w:ascii="Courier New" w:hAnsi="Courier New"/>
+          <w:sz w:val="24"/>
+          <w:szCs w:val="24"/>
+        </w:rPr>
+        <w:t>int</w:t>
+      </w:r>
+      <w:proofErr w:type="spellEnd"/>
+      <w:r>
+        <w:rPr>
+          <w:rFonts w:ascii="Courier New" w:hAnsi="Courier New"/>
+          <w:sz w:val="24"/>
+          <w:szCs w:val="24"/>
+        </w:rPr>
+        <w:t xml:space="preserve">&gt;&amp; </w:t>
+      </w:r>
+      <w:proofErr w:type="spellStart"/>
+      <w:r>
+        <w:rPr>
+          <w:rFonts w:ascii="Courier New" w:hAnsi="Courier New"/>
+          <w:sz w:val="24"/>
+          <w:szCs w:val="24"/>
+        </w:rPr>
+        <w:t>arr</w:t>
+      </w:r>
+      <w:proofErr w:type="spellEnd"/>
+      <w:r>
+        <w:rPr>
+          <w:rFonts w:ascii="Courier New" w:hAnsi="Courier New"/>
+          <w:sz w:val="24"/>
+          <w:szCs w:val="24"/>
+        </w:rPr>
+        <w:t>) {</w:t>
       </w:r>
       <w:r>
         <w:rPr>
@@ -4074,7 +5989,25 @@
           <w:szCs w:val="24"/>
         </w:rPr>
         <w:br/>
-        <w:t xml:space="preserve">    setColor(11, 1);</w:t>
+        <w:t xml:space="preserve">    </w:t>
+      </w:r>
+      <w:proofErr w:type="spellStart"/>
+      <w:r>
+        <w:rPr>
+          <w:rFonts w:ascii="Courier New" w:hAnsi="Courier New"/>
+          <w:sz w:val="24"/>
+          <w:szCs w:val="24"/>
+        </w:rPr>
+        <w:t>setColor</w:t>
+      </w:r>
+      <w:proofErr w:type="spellEnd"/>
+      <w:r>
+        <w:rPr>
+          <w:rFonts w:ascii="Courier New" w:hAnsi="Courier New"/>
+          <w:sz w:val="24"/>
+          <w:szCs w:val="24"/>
+        </w:rPr>
+        <w:t>(11, 1);</w:t>
       </w:r>
       <w:r>
         <w:rPr>
@@ -4083,7 +6016,25 @@
           <w:szCs w:val="24"/>
         </w:rPr>
         <w:br/>
-        <w:t xml:space="preserve">    cout &lt;&lt; "[ ";</w:t>
+        <w:t xml:space="preserve">    </w:t>
+      </w:r>
+      <w:proofErr w:type="spellStart"/>
+      <w:r>
+        <w:rPr>
+          <w:rFonts w:ascii="Courier New" w:hAnsi="Courier New"/>
+          <w:sz w:val="24"/>
+          <w:szCs w:val="24"/>
+        </w:rPr>
+        <w:t>cout</w:t>
+      </w:r>
+      <w:proofErr w:type="spellEnd"/>
+      <w:r>
+        <w:rPr>
+          <w:rFonts w:ascii="Courier New" w:hAnsi="Courier New"/>
+          <w:sz w:val="24"/>
+          <w:szCs w:val="24"/>
+        </w:rPr>
+        <w:t xml:space="preserve"> &lt;&lt; "[ ";</w:t>
       </w:r>
       <w:r>
         <w:rPr>
@@ -4092,7 +6043,43 @@
           <w:szCs w:val="24"/>
         </w:rPr>
         <w:br/>
-        <w:t xml:space="preserve">    for (int v : arr) {</w:t>
+        <w:t xml:space="preserve">    for (</w:t>
+      </w:r>
+      <w:proofErr w:type="spellStart"/>
+      <w:r>
+        <w:rPr>
+          <w:rFonts w:ascii="Courier New" w:hAnsi="Courier New"/>
+          <w:sz w:val="24"/>
+          <w:szCs w:val="24"/>
+        </w:rPr>
+        <w:t>int</w:t>
+      </w:r>
+      <w:proofErr w:type="spellEnd"/>
+      <w:r>
+        <w:rPr>
+          <w:rFonts w:ascii="Courier New" w:hAnsi="Courier New"/>
+          <w:sz w:val="24"/>
+          <w:szCs w:val="24"/>
+        </w:rPr>
+        <w:t xml:space="preserve"> v : </w:t>
+      </w:r>
+      <w:proofErr w:type="spellStart"/>
+      <w:r>
+        <w:rPr>
+          <w:rFonts w:ascii="Courier New" w:hAnsi="Courier New"/>
+          <w:sz w:val="24"/>
+          <w:szCs w:val="24"/>
+        </w:rPr>
+        <w:t>arr</w:t>
+      </w:r>
+      <w:proofErr w:type="spellEnd"/>
+      <w:r>
+        <w:rPr>
+          <w:rFonts w:ascii="Courier New" w:hAnsi="Courier New"/>
+          <w:sz w:val="24"/>
+          <w:szCs w:val="24"/>
+        </w:rPr>
+        <w:t>) {</w:t>
       </w:r>
       <w:r>
         <w:rPr>
@@ -4101,7 +6088,25 @@
           <w:szCs w:val="24"/>
         </w:rPr>
         <w:br/>
-        <w:t xml:space="preserve">        setColor(14, 1);</w:t>
+        <w:t xml:space="preserve">        </w:t>
+      </w:r>
+      <w:proofErr w:type="spellStart"/>
+      <w:r>
+        <w:rPr>
+          <w:rFonts w:ascii="Courier New" w:hAnsi="Courier New"/>
+          <w:sz w:val="24"/>
+          <w:szCs w:val="24"/>
+        </w:rPr>
+        <w:t>setColor</w:t>
+      </w:r>
+      <w:proofErr w:type="spellEnd"/>
+      <w:r>
+        <w:rPr>
+          <w:rFonts w:ascii="Courier New" w:hAnsi="Courier New"/>
+          <w:sz w:val="24"/>
+          <w:szCs w:val="24"/>
+        </w:rPr>
+        <w:t>(14, 1);</w:t>
       </w:r>
       <w:r>
         <w:rPr>
@@ -4110,7 +6115,25 @@
           <w:szCs w:val="24"/>
         </w:rPr>
         <w:br/>
-        <w:t xml:space="preserve">        cout &lt;&lt; v &lt;&lt; " ";</w:t>
+        <w:t xml:space="preserve">        </w:t>
+      </w:r>
+      <w:proofErr w:type="spellStart"/>
+      <w:r>
+        <w:rPr>
+          <w:rFonts w:ascii="Courier New" w:hAnsi="Courier New"/>
+          <w:sz w:val="24"/>
+          <w:szCs w:val="24"/>
+        </w:rPr>
+        <w:t>cout</w:t>
+      </w:r>
+      <w:proofErr w:type="spellEnd"/>
+      <w:r>
+        <w:rPr>
+          <w:rFonts w:ascii="Courier New" w:hAnsi="Courier New"/>
+          <w:sz w:val="24"/>
+          <w:szCs w:val="24"/>
+        </w:rPr>
+        <w:t xml:space="preserve"> &lt;&lt; v &lt;&lt; " ";</w:t>
       </w:r>
       <w:r>
         <w:rPr>
@@ -4128,7 +6151,25 @@
           <w:szCs w:val="24"/>
         </w:rPr>
         <w:br/>
-        <w:t xml:space="preserve">    setColor(11, 1); </w:t>
+        <w:t xml:space="preserve">    </w:t>
+      </w:r>
+      <w:proofErr w:type="spellStart"/>
+      <w:r>
+        <w:rPr>
+          <w:rFonts w:ascii="Courier New" w:hAnsi="Courier New"/>
+          <w:sz w:val="24"/>
+          <w:szCs w:val="24"/>
+        </w:rPr>
+        <w:t>setColor</w:t>
+      </w:r>
+      <w:proofErr w:type="spellEnd"/>
+      <w:r>
+        <w:rPr>
+          <w:rFonts w:ascii="Courier New" w:hAnsi="Courier New"/>
+          <w:sz w:val="24"/>
+          <w:szCs w:val="24"/>
+        </w:rPr>
+        <w:t xml:space="preserve">(11, 1); </w:t>
       </w:r>
       <w:r>
         <w:rPr>
@@ -4137,7 +6178,25 @@
           <w:szCs w:val="24"/>
         </w:rPr>
         <w:br/>
-        <w:t xml:space="preserve">    cout &lt;&lt; "]";</w:t>
+        <w:t xml:space="preserve">    </w:t>
+      </w:r>
+      <w:proofErr w:type="spellStart"/>
+      <w:r>
+        <w:rPr>
+          <w:rFonts w:ascii="Courier New" w:hAnsi="Courier New"/>
+          <w:sz w:val="24"/>
+          <w:szCs w:val="24"/>
+        </w:rPr>
+        <w:t>cout</w:t>
+      </w:r>
+      <w:proofErr w:type="spellEnd"/>
+      <w:r>
+        <w:rPr>
+          <w:rFonts w:ascii="Courier New" w:hAnsi="Courier New"/>
+          <w:sz w:val="24"/>
+          <w:szCs w:val="24"/>
+        </w:rPr>
+        <w:t xml:space="preserve"> &lt;&lt; "]";</w:t>
       </w:r>
       <w:r>
         <w:rPr>
@@ -4146,8 +6205,36 @@
           <w:szCs w:val="24"/>
         </w:rPr>
         <w:br/>
-        <w:t xml:space="preserve">    setColor(7, 0); // Сброс</w:t>
-      </w:r>
+        <w:t xml:space="preserve">    </w:t>
+      </w:r>
+      <w:proofErr w:type="spellStart"/>
+      <w:r>
+        <w:rPr>
+          <w:rFonts w:ascii="Courier New" w:hAnsi="Courier New"/>
+          <w:sz w:val="24"/>
+          <w:szCs w:val="24"/>
+        </w:rPr>
+        <w:t>setColor</w:t>
+      </w:r>
+      <w:proofErr w:type="spellEnd"/>
+      <w:r>
+        <w:rPr>
+          <w:rFonts w:ascii="Courier New" w:hAnsi="Courier New"/>
+          <w:sz w:val="24"/>
+          <w:szCs w:val="24"/>
+        </w:rPr>
+        <w:t xml:space="preserve">(7, 0); // </w:t>
+      </w:r>
+      <w:proofErr w:type="spellStart"/>
+      <w:r>
+        <w:rPr>
+          <w:rFonts w:ascii="Courier New" w:hAnsi="Courier New"/>
+          <w:sz w:val="24"/>
+          <w:szCs w:val="24"/>
+        </w:rPr>
+        <w:t>Сброс</w:t>
+      </w:r>
+      <w:proofErr w:type="spellEnd"/>
       <w:r>
         <w:rPr>
           <w:rFonts w:ascii="Courier New" w:hAnsi="Courier New"/>
@@ -4172,7 +6259,79 @@
           <w:szCs w:val="24"/>
         </w:rPr>
         <w:br/>
-        <w:t>inline void generateRandom(vector&lt;int&gt;&amp; arr, int size) {</w:t>
+        <w:t xml:space="preserve">inline void </w:t>
+      </w:r>
+      <w:proofErr w:type="spellStart"/>
+      <w:r>
+        <w:rPr>
+          <w:rFonts w:ascii="Courier New" w:hAnsi="Courier New"/>
+          <w:sz w:val="24"/>
+          <w:szCs w:val="24"/>
+        </w:rPr>
+        <w:t>generateRandom</w:t>
+      </w:r>
+      <w:proofErr w:type="spellEnd"/>
+      <w:r>
+        <w:rPr>
+          <w:rFonts w:ascii="Courier New" w:hAnsi="Courier New"/>
+          <w:sz w:val="24"/>
+          <w:szCs w:val="24"/>
+        </w:rPr>
+        <w:t>(vector&lt;</w:t>
+      </w:r>
+      <w:proofErr w:type="spellStart"/>
+      <w:r>
+        <w:rPr>
+          <w:rFonts w:ascii="Courier New" w:hAnsi="Courier New"/>
+          <w:sz w:val="24"/>
+          <w:szCs w:val="24"/>
+        </w:rPr>
+        <w:t>int</w:t>
+      </w:r>
+      <w:proofErr w:type="spellEnd"/>
+      <w:r>
+        <w:rPr>
+          <w:rFonts w:ascii="Courier New" w:hAnsi="Courier New"/>
+          <w:sz w:val="24"/>
+          <w:szCs w:val="24"/>
+        </w:rPr>
+        <w:t xml:space="preserve">&gt;&amp; </w:t>
+      </w:r>
+      <w:proofErr w:type="spellStart"/>
+      <w:r>
+        <w:rPr>
+          <w:rFonts w:ascii="Courier New" w:hAnsi="Courier New"/>
+          <w:sz w:val="24"/>
+          <w:szCs w:val="24"/>
+        </w:rPr>
+        <w:t>arr</w:t>
+      </w:r>
+      <w:proofErr w:type="spellEnd"/>
+      <w:r>
+        <w:rPr>
+          <w:rFonts w:ascii="Courier New" w:hAnsi="Courier New"/>
+          <w:sz w:val="24"/>
+          <w:szCs w:val="24"/>
+        </w:rPr>
+        <w:t xml:space="preserve">, </w:t>
+      </w:r>
+      <w:proofErr w:type="spellStart"/>
+      <w:r>
+        <w:rPr>
+          <w:rFonts w:ascii="Courier New" w:hAnsi="Courier New"/>
+          <w:sz w:val="24"/>
+          <w:szCs w:val="24"/>
+        </w:rPr>
+        <w:t>int</w:t>
+      </w:r>
+      <w:proofErr w:type="spellEnd"/>
+      <w:r>
+        <w:rPr>
+          <w:rFonts w:ascii="Courier New" w:hAnsi="Courier New"/>
+          <w:sz w:val="24"/>
+          <w:szCs w:val="24"/>
+        </w:rPr>
+        <w:t xml:space="preserve"> size) {</w:t>
       </w:r>
       <w:r>
         <w:rPr>
@@ -4181,7 +6340,25 @@
           <w:szCs w:val="24"/>
         </w:rPr>
         <w:br/>
-        <w:t xml:space="preserve">    arr.clear();</w:t>
+        <w:t xml:space="preserve">    </w:t>
+      </w:r>
+      <w:proofErr w:type="spellStart"/>
+      <w:r>
+        <w:rPr>
+          <w:rFonts w:ascii="Courier New" w:hAnsi="Courier New"/>
+          <w:sz w:val="24"/>
+          <w:szCs w:val="24"/>
+        </w:rPr>
+        <w:t>arr.clear</w:t>
+      </w:r>
+      <w:proofErr w:type="spellEnd"/>
+      <w:r>
+        <w:rPr>
+          <w:rFonts w:ascii="Courier New" w:hAnsi="Courier New"/>
+          <w:sz w:val="24"/>
+          <w:szCs w:val="24"/>
+        </w:rPr>
+        <w:t>();</w:t>
       </w:r>
       <w:r>
         <w:rPr>
@@ -4190,7 +6367,43 @@
           <w:szCs w:val="24"/>
         </w:rPr>
         <w:br/>
-        <w:t xml:space="preserve">    random_device rd;</w:t>
+        <w:t xml:space="preserve">    </w:t>
+      </w:r>
+      <w:proofErr w:type="spellStart"/>
+      <w:r>
+        <w:rPr>
+          <w:rFonts w:ascii="Courier New" w:hAnsi="Courier New"/>
+          <w:sz w:val="24"/>
+          <w:szCs w:val="24"/>
+        </w:rPr>
+        <w:t>random_device</w:t>
+      </w:r>
+      <w:proofErr w:type="spellEnd"/>
+      <w:r>
+        <w:rPr>
+          <w:rFonts w:ascii="Courier New" w:hAnsi="Courier New"/>
+          <w:sz w:val="24"/>
+          <w:szCs w:val="24"/>
+        </w:rPr>
+        <w:t xml:space="preserve"> </w:t>
+      </w:r>
+      <w:proofErr w:type="spellStart"/>
+      <w:r>
+        <w:rPr>
+          <w:rFonts w:ascii="Courier New" w:hAnsi="Courier New"/>
+          <w:sz w:val="24"/>
+          <w:szCs w:val="24"/>
+        </w:rPr>
+        <w:t>rd</w:t>
+      </w:r>
+      <w:proofErr w:type="spellEnd"/>
+      <w:r>
+        <w:rPr>
+          <w:rFonts w:ascii="Courier New" w:hAnsi="Courier New"/>
+          <w:sz w:val="24"/>
+          <w:szCs w:val="24"/>
+        </w:rPr>
+        <w:t>;</w:t>
       </w:r>
       <w:r>
         <w:rPr>
@@ -4199,7 +6412,25 @@
           <w:szCs w:val="24"/>
         </w:rPr>
         <w:br/>
-        <w:t xml:space="preserve">    mt19937 gen(rd());</w:t>
+        <w:t xml:space="preserve">    mt19937 gen(</w:t>
+      </w:r>
+      <w:proofErr w:type="spellStart"/>
+      <w:r>
+        <w:rPr>
+          <w:rFonts w:ascii="Courier New" w:hAnsi="Courier New"/>
+          <w:sz w:val="24"/>
+          <w:szCs w:val="24"/>
+        </w:rPr>
+        <w:t>rd</w:t>
+      </w:r>
+      <w:proofErr w:type="spellEnd"/>
+      <w:r>
+        <w:rPr>
+          <w:rFonts w:ascii="Courier New" w:hAnsi="Courier New"/>
+          <w:sz w:val="24"/>
+          <w:szCs w:val="24"/>
+        </w:rPr>
+        <w:t>());</w:t>
       </w:r>
       <w:r>
         <w:rPr>
@@ -4208,7 +6439,61 @@
           <w:szCs w:val="24"/>
         </w:rPr>
         <w:br/>
-        <w:t xml:space="preserve">    uniform_int_distribution&lt;int&gt; dist(1, 100);</w:t>
+        <w:t xml:space="preserve">    </w:t>
+      </w:r>
+      <w:proofErr w:type="spellStart"/>
+      <w:r>
+        <w:rPr>
+          <w:rFonts w:ascii="Courier New" w:hAnsi="Courier New"/>
+          <w:sz w:val="24"/>
+          <w:szCs w:val="24"/>
+        </w:rPr>
+        <w:t>uniform_int_distribution</w:t>
+      </w:r>
+      <w:proofErr w:type="spellEnd"/>
+      <w:r>
+        <w:rPr>
+          <w:rFonts w:ascii="Courier New" w:hAnsi="Courier New"/>
+          <w:sz w:val="24"/>
+          <w:szCs w:val="24"/>
+        </w:rPr>
+        <w:t>&lt;</w:t>
+      </w:r>
+      <w:proofErr w:type="spellStart"/>
+      <w:r>
+        <w:rPr>
+          <w:rFonts w:ascii="Courier New" w:hAnsi="Courier New"/>
+          <w:sz w:val="24"/>
+          <w:szCs w:val="24"/>
+        </w:rPr>
+        <w:t>int</w:t>
+      </w:r>
+      <w:proofErr w:type="spellEnd"/>
+      <w:r>
+        <w:rPr>
+          <w:rFonts w:ascii="Courier New" w:hAnsi="Courier New"/>
+          <w:sz w:val="24"/>
+          <w:szCs w:val="24"/>
+        </w:rPr>
+        <w:t xml:space="preserve">&gt; </w:t>
+      </w:r>
+      <w:proofErr w:type="spellStart"/>
+      <w:r>
+        <w:rPr>
+          <w:rFonts w:ascii="Courier New" w:hAnsi="Courier New"/>
+          <w:sz w:val="24"/>
+          <w:szCs w:val="24"/>
+        </w:rPr>
+        <w:t>dist</w:t>
+      </w:r>
+      <w:proofErr w:type="spellEnd"/>
+      <w:r>
+        <w:rPr>
+          <w:rFonts w:ascii="Courier New" w:hAnsi="Courier New"/>
+          <w:sz w:val="24"/>
+          <w:szCs w:val="24"/>
+        </w:rPr>
+        <w:t>(1, 100);</w:t>
       </w:r>
       <w:r>
         <w:rPr>
@@ -4217,7 +6502,115 @@
           <w:szCs w:val="24"/>
         </w:rPr>
         <w:br/>
-        <w:t xml:space="preserve">    for (int i = 0; i &lt; size; i++) arr.push_back(dist(gen));</w:t>
+        <w:t xml:space="preserve">    for (</w:t>
+      </w:r>
+      <w:proofErr w:type="spellStart"/>
+      <w:r>
+        <w:rPr>
+          <w:rFonts w:ascii="Courier New" w:hAnsi="Courier New"/>
+          <w:sz w:val="24"/>
+          <w:szCs w:val="24"/>
+        </w:rPr>
+        <w:t>int</w:t>
+      </w:r>
+      <w:proofErr w:type="spellEnd"/>
+      <w:r>
+        <w:rPr>
+          <w:rFonts w:ascii="Courier New" w:hAnsi="Courier New"/>
+          <w:sz w:val="24"/>
+          <w:szCs w:val="24"/>
+        </w:rPr>
+        <w:t xml:space="preserve"> </w:t>
+      </w:r>
+      <w:proofErr w:type="spellStart"/>
+      <w:r>
+        <w:rPr>
+          <w:rFonts w:ascii="Courier New" w:hAnsi="Courier New"/>
+          <w:sz w:val="24"/>
+          <w:szCs w:val="24"/>
+        </w:rPr>
+        <w:t>i</w:t>
+      </w:r>
+      <w:proofErr w:type="spellEnd"/>
+      <w:r>
+        <w:rPr>
+          <w:rFonts w:ascii="Courier New" w:hAnsi="Courier New"/>
+          <w:sz w:val="24"/>
+          <w:szCs w:val="24"/>
+        </w:rPr>
+        <w:t xml:space="preserve"> = 0; </w:t>
+      </w:r>
+      <w:proofErr w:type="spellStart"/>
+      <w:r>
+        <w:rPr>
+          <w:rFonts w:ascii="Courier New" w:hAnsi="Courier New"/>
+          <w:sz w:val="24"/>
+          <w:szCs w:val="24"/>
+        </w:rPr>
+        <w:t>i</w:t>
+      </w:r>
+      <w:proofErr w:type="spellEnd"/>
+      <w:r>
+        <w:rPr>
+          <w:rFonts w:ascii="Courier New" w:hAnsi="Courier New"/>
+          <w:sz w:val="24"/>
+          <w:szCs w:val="24"/>
+        </w:rPr>
+        <w:t xml:space="preserve"> &lt; size; </w:t>
+      </w:r>
+      <w:proofErr w:type="spellStart"/>
+      <w:r>
+        <w:rPr>
+          <w:rFonts w:ascii="Courier New" w:hAnsi="Courier New"/>
+          <w:sz w:val="24"/>
+          <w:szCs w:val="24"/>
+        </w:rPr>
+        <w:t>i</w:t>
+      </w:r>
+      <w:proofErr w:type="spellEnd"/>
+      <w:r>
+        <w:rPr>
+          <w:rFonts w:ascii="Courier New" w:hAnsi="Courier New"/>
+          <w:sz w:val="24"/>
+          <w:szCs w:val="24"/>
+        </w:rPr>
+        <w:t xml:space="preserve">++) </w:t>
+      </w:r>
+      <w:proofErr w:type="spellStart"/>
+      <w:r>
+        <w:rPr>
+          <w:rFonts w:ascii="Courier New" w:hAnsi="Courier New"/>
+          <w:sz w:val="24"/>
+          <w:szCs w:val="24"/>
+        </w:rPr>
+        <w:t>arr.push_back</w:t>
+      </w:r>
+      <w:proofErr w:type="spellEnd"/>
+      <w:r>
+        <w:rPr>
+          <w:rFonts w:ascii="Courier New" w:hAnsi="Courier New"/>
+          <w:sz w:val="24"/>
+          <w:szCs w:val="24"/>
+        </w:rPr>
+        <w:t>(</w:t>
+      </w:r>
+      <w:proofErr w:type="spellStart"/>
+      <w:r>
+        <w:rPr>
+          <w:rFonts w:ascii="Courier New" w:hAnsi="Courier New"/>
+          <w:sz w:val="24"/>
+          <w:szCs w:val="24"/>
+        </w:rPr>
+        <w:t>dist</w:t>
+      </w:r>
+      <w:proofErr w:type="spellEnd"/>
+      <w:r>
+        <w:rPr>
+          <w:rFonts w:ascii="Courier New" w:hAnsi="Courier New"/>
+          <w:sz w:val="24"/>
+          <w:szCs w:val="24"/>
+        </w:rPr>
+        <w:t>(gen));</w:t>
       </w:r>
       <w:r>
         <w:rPr>
@@ -4236,22 +6629,45 @@
         </w:rPr>
         <w:br/>
       </w:r>
+      <w:proofErr w:type="gramEnd"/>
     </w:p>
     <w:p>
       <w:pPr>
         <w:jc w:val="both"/>
       </w:pPr>
+      <w:proofErr w:type="spellStart"/>
       <w:r>
         <w:rPr>
           <w:b/>
         </w:rPr>
-        <w:t>Файл heap_</w:t>
-      </w:r>
+        <w:t>Файл</w:t>
+      </w:r>
+      <w:proofErr w:type="spellEnd"/>
       <w:r>
         <w:rPr>
           <w:b/>
         </w:rPr>
-        <w:t>sort.h:</w:t>
+        <w:t xml:space="preserve"> </w:t>
+      </w:r>
+      <w:proofErr w:type="spellStart"/>
+      <w:r>
+        <w:rPr>
+          <w:b/>
+        </w:rPr>
+        <w:t>heap_</w:t>
+      </w:r>
+      <w:r>
+        <w:rPr>
+          <w:b/>
+        </w:rPr>
+        <w:t>sort.h</w:t>
+      </w:r>
+      <w:proofErr w:type="spellEnd"/>
+      <w:r>
+        <w:rPr>
+          <w:b/>
+        </w:rPr>
+        <w:t>:</w:t>
       </w:r>
     </w:p>
     <w:p>
@@ -4262,6 +6678,7 @@
           <w:szCs w:val="24"/>
         </w:rPr>
       </w:pPr>
+      <w:proofErr w:type="gramStart"/>
       <w:r>
         <w:rPr>
           <w:rFonts w:ascii="Courier New" w:hAnsi="Courier New"/>
@@ -4303,7 +6720,25 @@
           <w:szCs w:val="24"/>
         </w:rPr>
         <w:br/>
-        <w:t>using namespace std;</w:t>
+        <w:t xml:space="preserve">using namespace </w:t>
+      </w:r>
+      <w:proofErr w:type="spellStart"/>
+      <w:r>
+        <w:rPr>
+          <w:rFonts w:ascii="Courier New" w:hAnsi="Courier New"/>
+          <w:sz w:val="24"/>
+          <w:szCs w:val="24"/>
+        </w:rPr>
+        <w:t>std</w:t>
+      </w:r>
+      <w:proofErr w:type="spellEnd"/>
+      <w:r>
+        <w:rPr>
+          <w:rFonts w:ascii="Courier New" w:hAnsi="Courier New"/>
+          <w:sz w:val="24"/>
+          <w:szCs w:val="24"/>
+        </w:rPr>
+        <w:t>;</w:t>
       </w:r>
       <w:r>
         <w:rPr>
@@ -4320,7 +6755,115 @@
           <w:szCs w:val="24"/>
         </w:rPr>
         <w:br/>
-        <w:t>inline void heapify(vector&lt;int&gt;&amp; arr, int n, int i) {</w:t>
+        <w:t xml:space="preserve">inline void </w:t>
+      </w:r>
+      <w:proofErr w:type="spellStart"/>
+      <w:r>
+        <w:rPr>
+          <w:rFonts w:ascii="Courier New" w:hAnsi="Courier New"/>
+          <w:sz w:val="24"/>
+          <w:szCs w:val="24"/>
+        </w:rPr>
+        <w:t>heapify</w:t>
+      </w:r>
+      <w:proofErr w:type="spellEnd"/>
+      <w:r>
+        <w:rPr>
+          <w:rFonts w:ascii="Courier New" w:hAnsi="Courier New"/>
+          <w:sz w:val="24"/>
+          <w:szCs w:val="24"/>
+        </w:rPr>
+        <w:t>(vector&lt;</w:t>
+      </w:r>
+      <w:proofErr w:type="spellStart"/>
+      <w:r>
+        <w:rPr>
+          <w:rFonts w:ascii="Courier New" w:hAnsi="Courier New"/>
+          <w:sz w:val="24"/>
+          <w:szCs w:val="24"/>
+        </w:rPr>
+        <w:t>int</w:t>
+      </w:r>
+      <w:proofErr w:type="spellEnd"/>
+      <w:r>
+        <w:rPr>
+          <w:rFonts w:ascii="Courier New" w:hAnsi="Courier New"/>
+          <w:sz w:val="24"/>
+          <w:szCs w:val="24"/>
+        </w:rPr>
+        <w:t xml:space="preserve">&gt;&amp; </w:t>
+      </w:r>
+      <w:proofErr w:type="spellStart"/>
+      <w:r>
+        <w:rPr>
+          <w:rFonts w:ascii="Courier New" w:hAnsi="Courier New"/>
+          <w:sz w:val="24"/>
+          <w:szCs w:val="24"/>
+        </w:rPr>
+        <w:t>arr</w:t>
+      </w:r>
+      <w:proofErr w:type="spellEnd"/>
+      <w:r>
+        <w:rPr>
+          <w:rFonts w:ascii="Courier New" w:hAnsi="Courier New"/>
+          <w:sz w:val="24"/>
+          <w:szCs w:val="24"/>
+        </w:rPr>
+        <w:t xml:space="preserve">, </w:t>
+      </w:r>
+      <w:proofErr w:type="spellStart"/>
+      <w:r>
+        <w:rPr>
+          <w:rFonts w:ascii="Courier New" w:hAnsi="Courier New"/>
+          <w:sz w:val="24"/>
+          <w:szCs w:val="24"/>
+        </w:rPr>
+        <w:t>int</w:t>
+      </w:r>
+      <w:proofErr w:type="spellEnd"/>
+      <w:r>
+        <w:rPr>
+          <w:rFonts w:ascii="Courier New" w:hAnsi="Courier New"/>
+          <w:sz w:val="24"/>
+          <w:szCs w:val="24"/>
+        </w:rPr>
+        <w:t xml:space="preserve"> n, </w:t>
+      </w:r>
+      <w:proofErr w:type="spellStart"/>
+      <w:r>
+        <w:rPr>
+          <w:rFonts w:ascii="Courier New" w:hAnsi="Courier New"/>
+          <w:sz w:val="24"/>
+          <w:szCs w:val="24"/>
+        </w:rPr>
+        <w:t>int</w:t>
+      </w:r>
+      <w:proofErr w:type="spellEnd"/>
+      <w:r>
+        <w:rPr>
+          <w:rFonts w:ascii="Courier New" w:hAnsi="Courier New"/>
+          <w:sz w:val="24"/>
+          <w:szCs w:val="24"/>
+        </w:rPr>
+        <w:t xml:space="preserve"> </w:t>
+      </w:r>
+      <w:proofErr w:type="spellStart"/>
+      <w:r>
+        <w:rPr>
+          <w:rFonts w:ascii="Courier New" w:hAnsi="Courier New"/>
+          <w:sz w:val="24"/>
+          <w:szCs w:val="24"/>
+        </w:rPr>
+        <w:t>i</w:t>
+      </w:r>
+      <w:proofErr w:type="spellEnd"/>
+      <w:r>
+        <w:rPr>
+          <w:rFonts w:ascii="Courier New" w:hAnsi="Courier New"/>
+          <w:sz w:val="24"/>
+          <w:szCs w:val="24"/>
+        </w:rPr>
+        <w:t>) {</w:t>
       </w:r>
       <w:r>
         <w:rPr>
@@ -4329,7 +6872,43 @@
           <w:szCs w:val="24"/>
         </w:rPr>
         <w:br/>
-        <w:t xml:space="preserve">    int largest = i;</w:t>
+        <w:t xml:space="preserve">    </w:t>
+      </w:r>
+      <w:proofErr w:type="spellStart"/>
+      <w:r>
+        <w:rPr>
+          <w:rFonts w:ascii="Courier New" w:hAnsi="Courier New"/>
+          <w:sz w:val="24"/>
+          <w:szCs w:val="24"/>
+        </w:rPr>
+        <w:t>int</w:t>
+      </w:r>
+      <w:proofErr w:type="spellEnd"/>
+      <w:r>
+        <w:rPr>
+          <w:rFonts w:ascii="Courier New" w:hAnsi="Courier New"/>
+          <w:sz w:val="24"/>
+          <w:szCs w:val="24"/>
+        </w:rPr>
+        <w:t xml:space="preserve"> largest = </w:t>
+      </w:r>
+      <w:proofErr w:type="spellStart"/>
+      <w:r>
+        <w:rPr>
+          <w:rFonts w:ascii="Courier New" w:hAnsi="Courier New"/>
+          <w:sz w:val="24"/>
+          <w:szCs w:val="24"/>
+        </w:rPr>
+        <w:t>i</w:t>
+      </w:r>
+      <w:proofErr w:type="spellEnd"/>
+      <w:r>
+        <w:rPr>
+          <w:rFonts w:ascii="Courier New" w:hAnsi="Courier New"/>
+          <w:sz w:val="24"/>
+          <w:szCs w:val="24"/>
+        </w:rPr>
+        <w:t>;</w:t>
       </w:r>
       <w:r>
         <w:rPr>
@@ -4338,7 +6917,43 @@
           <w:szCs w:val="24"/>
         </w:rPr>
         <w:br/>
-        <w:t xml:space="preserve">    int left = 2 * i + 1;</w:t>
+        <w:t xml:space="preserve">    </w:t>
+      </w:r>
+      <w:proofErr w:type="spellStart"/>
+      <w:r>
+        <w:rPr>
+          <w:rFonts w:ascii="Courier New" w:hAnsi="Courier New"/>
+          <w:sz w:val="24"/>
+          <w:szCs w:val="24"/>
+        </w:rPr>
+        <w:t>int</w:t>
+      </w:r>
+      <w:proofErr w:type="spellEnd"/>
+      <w:r>
+        <w:rPr>
+          <w:rFonts w:ascii="Courier New" w:hAnsi="Courier New"/>
+          <w:sz w:val="24"/>
+          <w:szCs w:val="24"/>
+        </w:rPr>
+        <w:t xml:space="preserve"> left = 2 * </w:t>
+      </w:r>
+      <w:proofErr w:type="spellStart"/>
+      <w:r>
+        <w:rPr>
+          <w:rFonts w:ascii="Courier New" w:hAnsi="Courier New"/>
+          <w:sz w:val="24"/>
+          <w:szCs w:val="24"/>
+        </w:rPr>
+        <w:t>i</w:t>
+      </w:r>
+      <w:proofErr w:type="spellEnd"/>
+      <w:r>
+        <w:rPr>
+          <w:rFonts w:ascii="Courier New" w:hAnsi="Courier New"/>
+          <w:sz w:val="24"/>
+          <w:szCs w:val="24"/>
+        </w:rPr>
+        <w:t xml:space="preserve"> + 1;</w:t>
       </w:r>
       <w:r>
         <w:rPr>
@@ -4347,7 +6962,43 @@
           <w:szCs w:val="24"/>
         </w:rPr>
         <w:br/>
-        <w:t xml:space="preserve">    int right = 2 * i + 2;</w:t>
+        <w:t xml:space="preserve">    </w:t>
+      </w:r>
+      <w:proofErr w:type="spellStart"/>
+      <w:r>
+        <w:rPr>
+          <w:rFonts w:ascii="Courier New" w:hAnsi="Courier New"/>
+          <w:sz w:val="24"/>
+          <w:szCs w:val="24"/>
+        </w:rPr>
+        <w:t>int</w:t>
+      </w:r>
+      <w:proofErr w:type="spellEnd"/>
+      <w:r>
+        <w:rPr>
+          <w:rFonts w:ascii="Courier New" w:hAnsi="Courier New"/>
+          <w:sz w:val="24"/>
+          <w:szCs w:val="24"/>
+        </w:rPr>
+        <w:t xml:space="preserve"> right = 2 * </w:t>
+      </w:r>
+      <w:proofErr w:type="spellStart"/>
+      <w:r>
+        <w:rPr>
+          <w:rFonts w:ascii="Courier New" w:hAnsi="Courier New"/>
+          <w:sz w:val="24"/>
+          <w:szCs w:val="24"/>
+        </w:rPr>
+        <w:t>i</w:t>
+      </w:r>
+      <w:proofErr w:type="spellEnd"/>
+      <w:r>
+        <w:rPr>
+          <w:rFonts w:ascii="Courier New" w:hAnsi="Courier New"/>
+          <w:sz w:val="24"/>
+          <w:szCs w:val="24"/>
+        </w:rPr>
+        <w:t xml:space="preserve"> + 2;</w:t>
       </w:r>
       <w:r>
         <w:rPr>
@@ -4365,7 +7016,43 @@
         </w:rPr>
         <w:lastRenderedPageBreak/>
         <w:br/>
-        <w:t xml:space="preserve">    if (left &lt; n &amp;&amp; arr[left] &gt; arr[largest]) largest = left;</w:t>
+        <w:t xml:space="preserve">    if (left &lt; n &amp;&amp; </w:t>
+      </w:r>
+      <w:proofErr w:type="spellStart"/>
+      <w:r>
+        <w:rPr>
+          <w:rFonts w:ascii="Courier New" w:hAnsi="Courier New"/>
+          <w:sz w:val="24"/>
+          <w:szCs w:val="24"/>
+        </w:rPr>
+        <w:t>arr</w:t>
+      </w:r>
+      <w:proofErr w:type="spellEnd"/>
+      <w:r>
+        <w:rPr>
+          <w:rFonts w:ascii="Courier New" w:hAnsi="Courier New"/>
+          <w:sz w:val="24"/>
+          <w:szCs w:val="24"/>
+        </w:rPr>
+        <w:t xml:space="preserve">[left] &gt; </w:t>
+      </w:r>
+      <w:proofErr w:type="spellStart"/>
+      <w:r>
+        <w:rPr>
+          <w:rFonts w:ascii="Courier New" w:hAnsi="Courier New"/>
+          <w:sz w:val="24"/>
+          <w:szCs w:val="24"/>
+        </w:rPr>
+        <w:t>arr</w:t>
+      </w:r>
+      <w:proofErr w:type="spellEnd"/>
+      <w:r>
+        <w:rPr>
+          <w:rFonts w:ascii="Courier New" w:hAnsi="Courier New"/>
+          <w:sz w:val="24"/>
+          <w:szCs w:val="24"/>
+        </w:rPr>
+        <w:t>[largest]) largest = left;</w:t>
       </w:r>
       <w:r>
         <w:rPr>
@@ -4374,7 +7061,43 @@
           <w:szCs w:val="24"/>
         </w:rPr>
         <w:br/>
-        <w:t xml:space="preserve">    if (right &lt; n &amp;&amp; arr[right] &gt; arr[largest]) largest = right;</w:t>
+        <w:t xml:space="preserve">    if (right &lt; n &amp;&amp; </w:t>
+      </w:r>
+      <w:proofErr w:type="spellStart"/>
+      <w:r>
+        <w:rPr>
+          <w:rFonts w:ascii="Courier New" w:hAnsi="Courier New"/>
+          <w:sz w:val="24"/>
+          <w:szCs w:val="24"/>
+        </w:rPr>
+        <w:t>arr</w:t>
+      </w:r>
+      <w:proofErr w:type="spellEnd"/>
+      <w:r>
+        <w:rPr>
+          <w:rFonts w:ascii="Courier New" w:hAnsi="Courier New"/>
+          <w:sz w:val="24"/>
+          <w:szCs w:val="24"/>
+        </w:rPr>
+        <w:t xml:space="preserve">[right] &gt; </w:t>
+      </w:r>
+      <w:proofErr w:type="spellStart"/>
+      <w:r>
+        <w:rPr>
+          <w:rFonts w:ascii="Courier New" w:hAnsi="Courier New"/>
+          <w:sz w:val="24"/>
+          <w:szCs w:val="24"/>
+        </w:rPr>
+        <w:t>arr</w:t>
+      </w:r>
+      <w:proofErr w:type="spellEnd"/>
+      <w:r>
+        <w:rPr>
+          <w:rFonts w:ascii="Courier New" w:hAnsi="Courier New"/>
+          <w:sz w:val="24"/>
+          <w:szCs w:val="24"/>
+        </w:rPr>
+        <w:t>[largest]) largest = right;</w:t>
       </w:r>
       <w:r>
         <w:rPr>
@@ -4391,7 +7114,25 @@
           <w:szCs w:val="24"/>
         </w:rPr>
         <w:br/>
-        <w:t xml:space="preserve">    if (largest != i) {</w:t>
+        <w:t xml:space="preserve">    if (largest != </w:t>
+      </w:r>
+      <w:proofErr w:type="spellStart"/>
+      <w:r>
+        <w:rPr>
+          <w:rFonts w:ascii="Courier New" w:hAnsi="Courier New"/>
+          <w:sz w:val="24"/>
+          <w:szCs w:val="24"/>
+        </w:rPr>
+        <w:t>i</w:t>
+      </w:r>
+      <w:proofErr w:type="spellEnd"/>
+      <w:r>
+        <w:rPr>
+          <w:rFonts w:ascii="Courier New" w:hAnsi="Courier New"/>
+          <w:sz w:val="24"/>
+          <w:szCs w:val="24"/>
+        </w:rPr>
+        <w:t>) {</w:t>
       </w:r>
       <w:r>
         <w:rPr>
@@ -4400,7 +7141,61 @@
           <w:szCs w:val="24"/>
         </w:rPr>
         <w:br/>
-        <w:t xml:space="preserve">        swap(arr[i], arr[largest]);</w:t>
+        <w:t xml:space="preserve">        swap(</w:t>
+      </w:r>
+      <w:proofErr w:type="spellStart"/>
+      <w:r>
+        <w:rPr>
+          <w:rFonts w:ascii="Courier New" w:hAnsi="Courier New"/>
+          <w:sz w:val="24"/>
+          <w:szCs w:val="24"/>
+        </w:rPr>
+        <w:t>arr</w:t>
+      </w:r>
+      <w:proofErr w:type="spellEnd"/>
+      <w:r>
+        <w:rPr>
+          <w:rFonts w:ascii="Courier New" w:hAnsi="Courier New"/>
+          <w:sz w:val="24"/>
+          <w:szCs w:val="24"/>
+        </w:rPr>
+        <w:t>[</w:t>
+      </w:r>
+      <w:proofErr w:type="spellStart"/>
+      <w:r>
+        <w:rPr>
+          <w:rFonts w:ascii="Courier New" w:hAnsi="Courier New"/>
+          <w:sz w:val="24"/>
+          <w:szCs w:val="24"/>
+        </w:rPr>
+        <w:t>i</w:t>
+      </w:r>
+      <w:proofErr w:type="spellEnd"/>
+      <w:r>
+        <w:rPr>
+          <w:rFonts w:ascii="Courier New" w:hAnsi="Courier New"/>
+          <w:sz w:val="24"/>
+          <w:szCs w:val="24"/>
+        </w:rPr>
+        <w:t xml:space="preserve">], </w:t>
+      </w:r>
+      <w:proofErr w:type="spellStart"/>
+      <w:r>
+        <w:rPr>
+          <w:rFonts w:ascii="Courier New" w:hAnsi="Courier New"/>
+          <w:sz w:val="24"/>
+          <w:szCs w:val="24"/>
+        </w:rPr>
+        <w:t>arr</w:t>
+      </w:r>
+      <w:proofErr w:type="spellEnd"/>
+      <w:r>
+        <w:rPr>
+          <w:rFonts w:ascii="Courier New" w:hAnsi="Courier New"/>
+          <w:sz w:val="24"/>
+          <w:szCs w:val="24"/>
+        </w:rPr>
+        <w:t>[largest]);</w:t>
       </w:r>
       <w:r>
         <w:rPr>
@@ -4409,7 +7204,43 @@
           <w:szCs w:val="24"/>
         </w:rPr>
         <w:br/>
-        <w:t xml:space="preserve">        heapify(arr, n, largest);</w:t>
+        <w:t xml:space="preserve">        </w:t>
+      </w:r>
+      <w:proofErr w:type="spellStart"/>
+      <w:r>
+        <w:rPr>
+          <w:rFonts w:ascii="Courier New" w:hAnsi="Courier New"/>
+          <w:sz w:val="24"/>
+          <w:szCs w:val="24"/>
+        </w:rPr>
+        <w:t>heapify</w:t>
+      </w:r>
+      <w:proofErr w:type="spellEnd"/>
+      <w:r>
+        <w:rPr>
+          <w:rFonts w:ascii="Courier New" w:hAnsi="Courier New"/>
+          <w:sz w:val="24"/>
+          <w:szCs w:val="24"/>
+        </w:rPr>
+        <w:t>(</w:t>
+      </w:r>
+      <w:proofErr w:type="spellStart"/>
+      <w:r>
+        <w:rPr>
+          <w:rFonts w:ascii="Courier New" w:hAnsi="Courier New"/>
+          <w:sz w:val="24"/>
+          <w:szCs w:val="24"/>
+        </w:rPr>
+        <w:t>arr</w:t>
+      </w:r>
+      <w:proofErr w:type="spellEnd"/>
+      <w:r>
+        <w:rPr>
+          <w:rFonts w:ascii="Courier New" w:hAnsi="Courier New"/>
+          <w:sz w:val="24"/>
+          <w:szCs w:val="24"/>
+        </w:rPr>
+        <w:t>, n, largest);</w:t>
       </w:r>
       <w:r>
         <w:rPr>
@@ -4444,7 +7275,61 @@
           <w:szCs w:val="24"/>
         </w:rPr>
         <w:br/>
-        <w:t>inline void heapSort(vector&lt;int&gt;&amp; arr) {</w:t>
+        <w:t xml:space="preserve">inline void </w:t>
+      </w:r>
+      <w:proofErr w:type="spellStart"/>
+      <w:r>
+        <w:rPr>
+          <w:rFonts w:ascii="Courier New" w:hAnsi="Courier New"/>
+          <w:sz w:val="24"/>
+          <w:szCs w:val="24"/>
+        </w:rPr>
+        <w:t>heapSort</w:t>
+      </w:r>
+      <w:proofErr w:type="spellEnd"/>
+      <w:r>
+        <w:rPr>
+          <w:rFonts w:ascii="Courier New" w:hAnsi="Courier New"/>
+          <w:sz w:val="24"/>
+          <w:szCs w:val="24"/>
+        </w:rPr>
+        <w:t>(vector&lt;</w:t>
+      </w:r>
+      <w:proofErr w:type="spellStart"/>
+      <w:r>
+        <w:rPr>
+          <w:rFonts w:ascii="Courier New" w:hAnsi="Courier New"/>
+          <w:sz w:val="24"/>
+          <w:szCs w:val="24"/>
+        </w:rPr>
+        <w:t>int</w:t>
+      </w:r>
+      <w:proofErr w:type="spellEnd"/>
+      <w:r>
+        <w:rPr>
+          <w:rFonts w:ascii="Courier New" w:hAnsi="Courier New"/>
+          <w:sz w:val="24"/>
+          <w:szCs w:val="24"/>
+        </w:rPr>
+        <w:t xml:space="preserve">&gt;&amp; </w:t>
+      </w:r>
+      <w:proofErr w:type="spellStart"/>
+      <w:r>
+        <w:rPr>
+          <w:rFonts w:ascii="Courier New" w:hAnsi="Courier New"/>
+          <w:sz w:val="24"/>
+          <w:szCs w:val="24"/>
+        </w:rPr>
+        <w:t>arr</w:t>
+      </w:r>
+      <w:proofErr w:type="spellEnd"/>
+      <w:r>
+        <w:rPr>
+          <w:rFonts w:ascii="Courier New" w:hAnsi="Courier New"/>
+          <w:sz w:val="24"/>
+          <w:szCs w:val="24"/>
+        </w:rPr>
+        <w:t>) {</w:t>
       </w:r>
       <w:r>
         <w:rPr>
@@ -4453,7 +7338,43 @@
           <w:szCs w:val="24"/>
         </w:rPr>
         <w:br/>
-        <w:t xml:space="preserve">    int n = arr.size();</w:t>
+        <w:t xml:space="preserve">    </w:t>
+      </w:r>
+      <w:proofErr w:type="spellStart"/>
+      <w:r>
+        <w:rPr>
+          <w:rFonts w:ascii="Courier New" w:hAnsi="Courier New"/>
+          <w:sz w:val="24"/>
+          <w:szCs w:val="24"/>
+        </w:rPr>
+        <w:t>int</w:t>
+      </w:r>
+      <w:proofErr w:type="spellEnd"/>
+      <w:r>
+        <w:rPr>
+          <w:rFonts w:ascii="Courier New" w:hAnsi="Courier New"/>
+          <w:sz w:val="24"/>
+          <w:szCs w:val="24"/>
+        </w:rPr>
+        <w:t xml:space="preserve"> n = </w:t>
+      </w:r>
+      <w:proofErr w:type="spellStart"/>
+      <w:r>
+        <w:rPr>
+          <w:rFonts w:ascii="Courier New" w:hAnsi="Courier New"/>
+          <w:sz w:val="24"/>
+          <w:szCs w:val="24"/>
+        </w:rPr>
+        <w:t>arr.size</w:t>
+      </w:r>
+      <w:proofErr w:type="spellEnd"/>
+      <w:r>
+        <w:rPr>
+          <w:rFonts w:ascii="Courier New" w:hAnsi="Courier New"/>
+          <w:sz w:val="24"/>
+          <w:szCs w:val="24"/>
+        </w:rPr>
+        <w:t>();</w:t>
       </w:r>
       <w:r>
         <w:rPr>
@@ -4462,7 +7383,133 @@
           <w:szCs w:val="24"/>
         </w:rPr>
         <w:br/>
-        <w:t xml:space="preserve">    for (int i = n / 2 - 1; i &gt;= 0; i--) heapify(arr, n, i);</w:t>
+        <w:t xml:space="preserve">    for (</w:t>
+      </w:r>
+      <w:proofErr w:type="spellStart"/>
+      <w:r>
+        <w:rPr>
+          <w:rFonts w:ascii="Courier New" w:hAnsi="Courier New"/>
+          <w:sz w:val="24"/>
+          <w:szCs w:val="24"/>
+        </w:rPr>
+        <w:t>int</w:t>
+      </w:r>
+      <w:proofErr w:type="spellEnd"/>
+      <w:r>
+        <w:rPr>
+          <w:rFonts w:ascii="Courier New" w:hAnsi="Courier New"/>
+          <w:sz w:val="24"/>
+          <w:szCs w:val="24"/>
+        </w:rPr>
+        <w:t xml:space="preserve"> </w:t>
+      </w:r>
+      <w:proofErr w:type="spellStart"/>
+      <w:r>
+        <w:rPr>
+          <w:rFonts w:ascii="Courier New" w:hAnsi="Courier New"/>
+          <w:sz w:val="24"/>
+          <w:szCs w:val="24"/>
+        </w:rPr>
+        <w:t>i</w:t>
+      </w:r>
+      <w:proofErr w:type="spellEnd"/>
+      <w:r>
+        <w:rPr>
+          <w:rFonts w:ascii="Courier New" w:hAnsi="Courier New"/>
+          <w:sz w:val="24"/>
+          <w:szCs w:val="24"/>
+        </w:rPr>
+        <w:t xml:space="preserve"> = n / 2 - 1; </w:t>
+      </w:r>
+      <w:proofErr w:type="spellStart"/>
+      <w:r>
+        <w:rPr>
+          <w:rFonts w:ascii="Courier New" w:hAnsi="Courier New"/>
+          <w:sz w:val="24"/>
+          <w:szCs w:val="24"/>
+        </w:rPr>
+        <w:t>i</w:t>
+      </w:r>
+      <w:proofErr w:type="spellEnd"/>
+      <w:r>
+        <w:rPr>
+          <w:rFonts w:ascii="Courier New" w:hAnsi="Courier New"/>
+          <w:sz w:val="24"/>
+          <w:szCs w:val="24"/>
+        </w:rPr>
+        <w:t xml:space="preserve"> &gt;= 0; </w:t>
+      </w:r>
+      <w:proofErr w:type="spellStart"/>
+      <w:r>
+        <w:rPr>
+          <w:rFonts w:ascii="Courier New" w:hAnsi="Courier New"/>
+          <w:sz w:val="24"/>
+          <w:szCs w:val="24"/>
+        </w:rPr>
+        <w:t>i</w:t>
+      </w:r>
+      <w:proofErr w:type="spellEnd"/>
+      <w:r>
+        <w:rPr>
+          <w:rFonts w:ascii="Courier New" w:hAnsi="Courier New"/>
+          <w:sz w:val="24"/>
+          <w:szCs w:val="24"/>
+        </w:rPr>
+        <w:t xml:space="preserve">--) </w:t>
+      </w:r>
+      <w:proofErr w:type="spellStart"/>
+      <w:r>
+        <w:rPr>
+          <w:rFonts w:ascii="Courier New" w:hAnsi="Courier New"/>
+          <w:sz w:val="24"/>
+          <w:szCs w:val="24"/>
+        </w:rPr>
+        <w:t>heapify</w:t>
+      </w:r>
+      <w:proofErr w:type="spellEnd"/>
+      <w:r>
+        <w:rPr>
+          <w:rFonts w:ascii="Courier New" w:hAnsi="Courier New"/>
+          <w:sz w:val="24"/>
+          <w:szCs w:val="24"/>
+        </w:rPr>
+        <w:t>(</w:t>
+      </w:r>
+      <w:proofErr w:type="spellStart"/>
+      <w:r>
+        <w:rPr>
+          <w:rFonts w:ascii="Courier New" w:hAnsi="Courier New"/>
+          <w:sz w:val="24"/>
+          <w:szCs w:val="24"/>
+        </w:rPr>
+        <w:t>arr</w:t>
+      </w:r>
+      <w:proofErr w:type="spellEnd"/>
+      <w:r>
+        <w:rPr>
+          <w:rFonts w:ascii="Courier New" w:hAnsi="Courier New"/>
+          <w:sz w:val="24"/>
+          <w:szCs w:val="24"/>
+        </w:rPr>
+        <w:t xml:space="preserve">, n, </w:t>
+      </w:r>
+      <w:proofErr w:type="spellStart"/>
+      <w:r>
+        <w:rPr>
+          <w:rFonts w:ascii="Courier New" w:hAnsi="Courier New"/>
+          <w:sz w:val="24"/>
+          <w:szCs w:val="24"/>
+        </w:rPr>
+        <w:t>i</w:t>
+      </w:r>
+      <w:proofErr w:type="spellEnd"/>
+      <w:r>
+        <w:rPr>
+          <w:rFonts w:ascii="Courier New" w:hAnsi="Courier New"/>
+          <w:sz w:val="24"/>
+          <w:szCs w:val="24"/>
+        </w:rPr>
+        <w:t>);</w:t>
       </w:r>
       <w:r>
         <w:rPr>
@@ -4471,7 +7518,79 @@
           <w:szCs w:val="24"/>
         </w:rPr>
         <w:br/>
-        <w:t xml:space="preserve">    for (int i = n - 1; i &gt; 0; i--) {</w:t>
+        <w:t xml:space="preserve">    for (</w:t>
+      </w:r>
+      <w:proofErr w:type="spellStart"/>
+      <w:r>
+        <w:rPr>
+          <w:rFonts w:ascii="Courier New" w:hAnsi="Courier New"/>
+          <w:sz w:val="24"/>
+          <w:szCs w:val="24"/>
+        </w:rPr>
+        <w:t>int</w:t>
+      </w:r>
+      <w:proofErr w:type="spellEnd"/>
+      <w:r>
+        <w:rPr>
+          <w:rFonts w:ascii="Courier New" w:hAnsi="Courier New"/>
+          <w:sz w:val="24"/>
+          <w:szCs w:val="24"/>
+        </w:rPr>
+        <w:t xml:space="preserve"> </w:t>
+      </w:r>
+      <w:proofErr w:type="spellStart"/>
+      <w:r>
+        <w:rPr>
+          <w:rFonts w:ascii="Courier New" w:hAnsi="Courier New"/>
+          <w:sz w:val="24"/>
+          <w:szCs w:val="24"/>
+        </w:rPr>
+        <w:t>i</w:t>
+      </w:r>
+      <w:proofErr w:type="spellEnd"/>
+      <w:r>
+        <w:rPr>
+          <w:rFonts w:ascii="Courier New" w:hAnsi="Courier New"/>
+          <w:sz w:val="24"/>
+          <w:szCs w:val="24"/>
+        </w:rPr>
+        <w:t xml:space="preserve"> = n - 1; </w:t>
+      </w:r>
+      <w:proofErr w:type="spellStart"/>
+      <w:r>
+        <w:rPr>
+          <w:rFonts w:ascii="Courier New" w:hAnsi="Courier New"/>
+          <w:sz w:val="24"/>
+          <w:szCs w:val="24"/>
+        </w:rPr>
+        <w:t>i</w:t>
+      </w:r>
+      <w:proofErr w:type="spellEnd"/>
+      <w:r>
+        <w:rPr>
+          <w:rFonts w:ascii="Courier New" w:hAnsi="Courier New"/>
+          <w:sz w:val="24"/>
+          <w:szCs w:val="24"/>
+        </w:rPr>
+        <w:t xml:space="preserve"> &gt; 0; </w:t>
+      </w:r>
+      <w:proofErr w:type="spellStart"/>
+      <w:r>
+        <w:rPr>
+          <w:rFonts w:ascii="Courier New" w:hAnsi="Courier New"/>
+          <w:sz w:val="24"/>
+          <w:szCs w:val="24"/>
+        </w:rPr>
+        <w:t>i</w:t>
+      </w:r>
+      <w:proofErr w:type="spellEnd"/>
+      <w:r>
+        <w:rPr>
+          <w:rFonts w:ascii="Courier New" w:hAnsi="Courier New"/>
+          <w:sz w:val="24"/>
+          <w:szCs w:val="24"/>
+        </w:rPr>
+        <w:t>--) {</w:t>
       </w:r>
       <w:r>
         <w:rPr>
@@ -4480,7 +7599,61 @@
           <w:szCs w:val="24"/>
         </w:rPr>
         <w:br/>
-        <w:t xml:space="preserve">        swap(arr[0], arr[i]);</w:t>
+        <w:t xml:space="preserve">        swap(</w:t>
+      </w:r>
+      <w:proofErr w:type="spellStart"/>
+      <w:r>
+        <w:rPr>
+          <w:rFonts w:ascii="Courier New" w:hAnsi="Courier New"/>
+          <w:sz w:val="24"/>
+          <w:szCs w:val="24"/>
+        </w:rPr>
+        <w:t>arr</w:t>
+      </w:r>
+      <w:proofErr w:type="spellEnd"/>
+      <w:r>
+        <w:rPr>
+          <w:rFonts w:ascii="Courier New" w:hAnsi="Courier New"/>
+          <w:sz w:val="24"/>
+          <w:szCs w:val="24"/>
+        </w:rPr>
+        <w:t xml:space="preserve">[0], </w:t>
+      </w:r>
+      <w:proofErr w:type="spellStart"/>
+      <w:r>
+        <w:rPr>
+          <w:rFonts w:ascii="Courier New" w:hAnsi="Courier New"/>
+          <w:sz w:val="24"/>
+          <w:szCs w:val="24"/>
+        </w:rPr>
+        <w:t>arr</w:t>
+      </w:r>
+      <w:proofErr w:type="spellEnd"/>
+      <w:r>
+        <w:rPr>
+          <w:rFonts w:ascii="Courier New" w:hAnsi="Courier New"/>
+          <w:sz w:val="24"/>
+          <w:szCs w:val="24"/>
+        </w:rPr>
+        <w:t>[</w:t>
+      </w:r>
+      <w:proofErr w:type="spellStart"/>
+      <w:r>
+        <w:rPr>
+          <w:rFonts w:ascii="Courier New" w:hAnsi="Courier New"/>
+          <w:sz w:val="24"/>
+          <w:szCs w:val="24"/>
+        </w:rPr>
+        <w:t>i</w:t>
+      </w:r>
+      <w:proofErr w:type="spellEnd"/>
+      <w:r>
+        <w:rPr>
+          <w:rFonts w:ascii="Courier New" w:hAnsi="Courier New"/>
+          <w:sz w:val="24"/>
+          <w:szCs w:val="24"/>
+        </w:rPr>
+        <w:t>]);</w:t>
       </w:r>
       <w:r>
         <w:rPr>
@@ -4489,7 +7662,61 @@
           <w:szCs w:val="24"/>
         </w:rPr>
         <w:br/>
-        <w:t xml:space="preserve">        heapify(arr, i, 0);</w:t>
+        <w:t xml:space="preserve">        </w:t>
+      </w:r>
+      <w:proofErr w:type="spellStart"/>
+      <w:r>
+        <w:rPr>
+          <w:rFonts w:ascii="Courier New" w:hAnsi="Courier New"/>
+          <w:sz w:val="24"/>
+          <w:szCs w:val="24"/>
+        </w:rPr>
+        <w:t>heapify</w:t>
+      </w:r>
+      <w:proofErr w:type="spellEnd"/>
+      <w:r>
+        <w:rPr>
+          <w:rFonts w:ascii="Courier New" w:hAnsi="Courier New"/>
+          <w:sz w:val="24"/>
+          <w:szCs w:val="24"/>
+        </w:rPr>
+        <w:t>(</w:t>
+      </w:r>
+      <w:proofErr w:type="spellStart"/>
+      <w:r>
+        <w:rPr>
+          <w:rFonts w:ascii="Courier New" w:hAnsi="Courier New"/>
+          <w:sz w:val="24"/>
+          <w:szCs w:val="24"/>
+        </w:rPr>
+        <w:t>arr</w:t>
+      </w:r>
+      <w:proofErr w:type="spellEnd"/>
+      <w:r>
+        <w:rPr>
+          <w:rFonts w:ascii="Courier New" w:hAnsi="Courier New"/>
+          <w:sz w:val="24"/>
+          <w:szCs w:val="24"/>
+        </w:rPr>
+        <w:t xml:space="preserve">, </w:t>
+      </w:r>
+      <w:proofErr w:type="spellStart"/>
+      <w:r>
+        <w:rPr>
+          <w:rFonts w:ascii="Courier New" w:hAnsi="Courier New"/>
+          <w:sz w:val="24"/>
+          <w:szCs w:val="24"/>
+        </w:rPr>
+        <w:t>i</w:t>
+      </w:r>
+      <w:proofErr w:type="spellEnd"/>
+      <w:r>
+        <w:rPr>
+          <w:rFonts w:ascii="Courier New" w:hAnsi="Courier New"/>
+          <w:sz w:val="24"/>
+          <w:szCs w:val="24"/>
+        </w:rPr>
+        <w:t>, 0);</w:t>
       </w:r>
       <w:r>
         <w:rPr>
@@ -4517,16 +7744,25 @@
         </w:rPr>
         <w:br/>
       </w:r>
+      <w:proofErr w:type="gramEnd"/>
     </w:p>
     <w:p>
       <w:pPr>
         <w:jc w:val="both"/>
       </w:pPr>
+      <w:proofErr w:type="spellStart"/>
       <w:r>
         <w:rPr>
           <w:b/>
         </w:rPr>
-        <w:t>Файл main.cpp:</w:t>
+        <w:t>Файл</w:t>
+      </w:r>
+      <w:proofErr w:type="spellEnd"/>
+      <w:r>
+        <w:rPr>
+          <w:b/>
+        </w:rPr>
+        <w:t xml:space="preserve"> main.cpp:</w:t>
       </w:r>
     </w:p>
     <w:p>
@@ -4537,13 +7773,32 @@
           <w:szCs w:val="24"/>
         </w:rPr>
       </w:pPr>
-      <w:r>
-        <w:rPr>
-          <w:rFonts w:ascii="Courier New" w:hAnsi="Courier New"/>
-          <w:sz w:val="24"/>
-          <w:szCs w:val="24"/>
-        </w:rPr>
-        <w:t>#include &lt;iostream&gt;</w:t>
+      <w:proofErr w:type="gramStart"/>
+      <w:r>
+        <w:rPr>
+          <w:rFonts w:ascii="Courier New" w:hAnsi="Courier New"/>
+          <w:sz w:val="24"/>
+          <w:szCs w:val="24"/>
+        </w:rPr>
+        <w:t>#include &lt;</w:t>
+      </w:r>
+      <w:proofErr w:type="spellStart"/>
+      <w:r>
+        <w:rPr>
+          <w:rFonts w:ascii="Courier New" w:hAnsi="Courier New"/>
+          <w:sz w:val="24"/>
+          <w:szCs w:val="24"/>
+        </w:rPr>
+        <w:t>iostream</w:t>
+      </w:r>
+      <w:proofErr w:type="spellEnd"/>
+      <w:r>
+        <w:rPr>
+          <w:rFonts w:ascii="Courier New" w:hAnsi="Courier New"/>
+          <w:sz w:val="24"/>
+          <w:szCs w:val="24"/>
+        </w:rPr>
+        <w:t>&gt;</w:t>
       </w:r>
       <w:r>
         <w:rPr>
@@ -4561,7 +7816,25 @@
           <w:szCs w:val="24"/>
         </w:rPr>
         <w:br/>
-        <w:t>#include &lt;chrono&gt;</w:t>
+        <w:t>#include &lt;</w:t>
+      </w:r>
+      <w:proofErr w:type="spellStart"/>
+      <w:r>
+        <w:rPr>
+          <w:rFonts w:ascii="Courier New" w:hAnsi="Courier New"/>
+          <w:sz w:val="24"/>
+          <w:szCs w:val="24"/>
+        </w:rPr>
+        <w:t>chrono</w:t>
+      </w:r>
+      <w:proofErr w:type="spellEnd"/>
+      <w:r>
+        <w:rPr>
+          <w:rFonts w:ascii="Courier New" w:hAnsi="Courier New"/>
+          <w:sz w:val="24"/>
+          <w:szCs w:val="24"/>
+        </w:rPr>
+        <w:t>&gt;</w:t>
       </w:r>
       <w:r>
         <w:rPr>
@@ -4570,7 +7843,25 @@
           <w:szCs w:val="24"/>
         </w:rPr>
         <w:br/>
-        <w:t>#include &lt;windows.h&gt;</w:t>
+        <w:t>#include &lt;</w:t>
+      </w:r>
+      <w:proofErr w:type="spellStart"/>
+      <w:r>
+        <w:rPr>
+          <w:rFonts w:ascii="Courier New" w:hAnsi="Courier New"/>
+          <w:sz w:val="24"/>
+          <w:szCs w:val="24"/>
+        </w:rPr>
+        <w:t>windows.h</w:t>
+      </w:r>
+      <w:proofErr w:type="spellEnd"/>
+      <w:r>
+        <w:rPr>
+          <w:rFonts w:ascii="Courier New" w:hAnsi="Courier New"/>
+          <w:sz w:val="24"/>
+          <w:szCs w:val="24"/>
+        </w:rPr>
+        <w:t>&gt;</w:t>
       </w:r>
       <w:r>
         <w:rPr>
@@ -4587,7 +7878,25 @@
           <w:szCs w:val="24"/>
         </w:rPr>
         <w:br/>
-        <w:t>#include "array_utils.h"</w:t>
+        <w:t>#include "</w:t>
+      </w:r>
+      <w:proofErr w:type="spellStart"/>
+      <w:r>
+        <w:rPr>
+          <w:rFonts w:ascii="Courier New" w:hAnsi="Courier New"/>
+          <w:sz w:val="24"/>
+          <w:szCs w:val="24"/>
+        </w:rPr>
+        <w:t>array_utils.h</w:t>
+      </w:r>
+      <w:proofErr w:type="spellEnd"/>
+      <w:r>
+        <w:rPr>
+          <w:rFonts w:ascii="Courier New" w:hAnsi="Courier New"/>
+          <w:sz w:val="24"/>
+          <w:szCs w:val="24"/>
+        </w:rPr>
+        <w:t>"</w:t>
       </w:r>
       <w:r>
         <w:rPr>
@@ -4596,7 +7905,25 @@
           <w:szCs w:val="24"/>
         </w:rPr>
         <w:br/>
-        <w:t>#include "heap_sort.h"</w:t>
+        <w:t>#include "</w:t>
+      </w:r>
+      <w:proofErr w:type="spellStart"/>
+      <w:r>
+        <w:rPr>
+          <w:rFonts w:ascii="Courier New" w:hAnsi="Courier New"/>
+          <w:sz w:val="24"/>
+          <w:szCs w:val="24"/>
+        </w:rPr>
+        <w:t>heap_sort.h</w:t>
+      </w:r>
+      <w:proofErr w:type="spellEnd"/>
+      <w:r>
+        <w:rPr>
+          <w:rFonts w:ascii="Courier New" w:hAnsi="Courier New"/>
+          <w:sz w:val="24"/>
+          <w:szCs w:val="24"/>
+        </w:rPr>
+        <w:t>"</w:t>
       </w:r>
       <w:r>
         <w:rPr>
@@ -4613,7 +7940,25 @@
           <w:szCs w:val="24"/>
         </w:rPr>
         <w:br/>
-        <w:t>using namespace std;</w:t>
+        <w:t xml:space="preserve">using namespace </w:t>
+      </w:r>
+      <w:proofErr w:type="spellStart"/>
+      <w:r>
+        <w:rPr>
+          <w:rFonts w:ascii="Courier New" w:hAnsi="Courier New"/>
+          <w:sz w:val="24"/>
+          <w:szCs w:val="24"/>
+        </w:rPr>
+        <w:t>std</w:t>
+      </w:r>
+      <w:proofErr w:type="spellEnd"/>
+      <w:r>
+        <w:rPr>
+          <w:rFonts w:ascii="Courier New" w:hAnsi="Courier New"/>
+          <w:sz w:val="24"/>
+          <w:szCs w:val="24"/>
+        </w:rPr>
+        <w:t>;</w:t>
       </w:r>
       <w:r>
         <w:rPr>
@@ -4630,7 +7975,25 @@
           <w:szCs w:val="24"/>
         </w:rPr>
         <w:br/>
-        <w:t>void showMenu() {</w:t>
+        <w:t xml:space="preserve">void </w:t>
+      </w:r>
+      <w:proofErr w:type="spellStart"/>
+      <w:r>
+        <w:rPr>
+          <w:rFonts w:ascii="Courier New" w:hAnsi="Courier New"/>
+          <w:sz w:val="24"/>
+          <w:szCs w:val="24"/>
+        </w:rPr>
+        <w:t>showMenu</w:t>
+      </w:r>
+      <w:proofErr w:type="spellEnd"/>
+      <w:r>
+        <w:rPr>
+          <w:rFonts w:ascii="Courier New" w:hAnsi="Courier New"/>
+          <w:sz w:val="24"/>
+          <w:szCs w:val="24"/>
+        </w:rPr>
+        <w:t>() {</w:t>
       </w:r>
       <w:r>
         <w:rPr>
@@ -4639,7 +8002,25 @@
           <w:szCs w:val="24"/>
         </w:rPr>
         <w:br/>
-        <w:t xml:space="preserve">    setColor(15, 1); </w:t>
+        <w:t xml:space="preserve">    </w:t>
+      </w:r>
+      <w:proofErr w:type="spellStart"/>
+      <w:r>
+        <w:rPr>
+          <w:rFonts w:ascii="Courier New" w:hAnsi="Courier New"/>
+          <w:sz w:val="24"/>
+          <w:szCs w:val="24"/>
+        </w:rPr>
+        <w:t>setColor</w:t>
+      </w:r>
+      <w:proofErr w:type="spellEnd"/>
+      <w:r>
+        <w:rPr>
+          <w:rFonts w:ascii="Courier New" w:hAnsi="Courier New"/>
+          <w:sz w:val="24"/>
+          <w:szCs w:val="24"/>
+        </w:rPr>
+        <w:t xml:space="preserve">(15, 1); </w:t>
       </w:r>
       <w:r>
         <w:rPr>
@@ -4648,7 +8029,25 @@
           <w:szCs w:val="24"/>
         </w:rPr>
         <w:br/>
-        <w:t xml:space="preserve">    cout &lt;&lt; "\n===========================================\n";</w:t>
+        <w:t xml:space="preserve">    </w:t>
+      </w:r>
+      <w:proofErr w:type="spellStart"/>
+      <w:r>
+        <w:rPr>
+          <w:rFonts w:ascii="Courier New" w:hAnsi="Courier New"/>
+          <w:sz w:val="24"/>
+          <w:szCs w:val="24"/>
+        </w:rPr>
+        <w:t>cout</w:t>
+      </w:r>
+      <w:proofErr w:type="spellEnd"/>
+      <w:r>
+        <w:rPr>
+          <w:rFonts w:ascii="Courier New" w:hAnsi="Courier New"/>
+          <w:sz w:val="24"/>
+          <w:szCs w:val="24"/>
+        </w:rPr>
+        <w:t xml:space="preserve"> &lt;&lt; "\n===========================================\n";</w:t>
       </w:r>
       <w:r>
         <w:rPr>
@@ -4657,7 +8056,25 @@
           <w:szCs w:val="24"/>
         </w:rPr>
         <w:br/>
-        <w:t xml:space="preserve">    cout &lt;&lt; "     БИНАРНАЯ СОРТИРОВКА (HEAP SORT)       \n";</w:t>
+        <w:t xml:space="preserve">    </w:t>
+      </w:r>
+      <w:proofErr w:type="spellStart"/>
+      <w:r>
+        <w:rPr>
+          <w:rFonts w:ascii="Courier New" w:hAnsi="Courier New"/>
+          <w:sz w:val="24"/>
+          <w:szCs w:val="24"/>
+        </w:rPr>
+        <w:t>cout</w:t>
+      </w:r>
+      <w:proofErr w:type="spellEnd"/>
+      <w:r>
+        <w:rPr>
+          <w:rFonts w:ascii="Courier New" w:hAnsi="Courier New"/>
+          <w:sz w:val="24"/>
+          <w:szCs w:val="24"/>
+        </w:rPr>
+        <w:t xml:space="preserve"> &lt;&lt; "     БИНАРНАЯ СОРТИРОВКА (HEAP SORT)       \n";</w:t>
       </w:r>
       <w:r>
         <w:rPr>
@@ -4666,7 +8083,25 @@
           <w:szCs w:val="24"/>
         </w:rPr>
         <w:br/>
-        <w:t xml:space="preserve">    cout &lt;&lt; "===========================================\n";</w:t>
+        <w:t xml:space="preserve">    </w:t>
+      </w:r>
+      <w:proofErr w:type="spellStart"/>
+      <w:r>
+        <w:rPr>
+          <w:rFonts w:ascii="Courier New" w:hAnsi="Courier New"/>
+          <w:sz w:val="24"/>
+          <w:szCs w:val="24"/>
+        </w:rPr>
+        <w:t>cout</w:t>
+      </w:r>
+      <w:proofErr w:type="spellEnd"/>
+      <w:r>
+        <w:rPr>
+          <w:rFonts w:ascii="Courier New" w:hAnsi="Courier New"/>
+          <w:sz w:val="24"/>
+          <w:szCs w:val="24"/>
+        </w:rPr>
+        <w:t xml:space="preserve"> &lt;&lt; "===========================================\n";</w:t>
       </w:r>
       <w:r>
         <w:rPr>
@@ -4683,7 +8118,97 @@
           <w:szCs w:val="24"/>
         </w:rPr>
         <w:br/>
-        <w:t xml:space="preserve">    setColor(10, 1); cout &lt;&lt; "   [1] Ввести массив вручную\n";</w:t>
+        <w:t xml:space="preserve">    </w:t>
+      </w:r>
+      <w:proofErr w:type="spellStart"/>
+      <w:r>
+        <w:rPr>
+          <w:rFonts w:ascii="Courier New" w:hAnsi="Courier New"/>
+          <w:sz w:val="24"/>
+          <w:szCs w:val="24"/>
+        </w:rPr>
+        <w:t>setColor</w:t>
+      </w:r>
+      <w:proofErr w:type="spellEnd"/>
+      <w:r>
+        <w:rPr>
+          <w:rFonts w:ascii="Courier New" w:hAnsi="Courier New"/>
+          <w:sz w:val="24"/>
+          <w:szCs w:val="24"/>
+        </w:rPr>
+        <w:t xml:space="preserve">(10, 1); </w:t>
+      </w:r>
+      <w:proofErr w:type="spellStart"/>
+      <w:r>
+        <w:rPr>
+          <w:rFonts w:ascii="Courier New" w:hAnsi="Courier New"/>
+          <w:sz w:val="24"/>
+          <w:szCs w:val="24"/>
+        </w:rPr>
+        <w:t>cout</w:t>
+      </w:r>
+      <w:proofErr w:type="spellEnd"/>
+      <w:r>
+        <w:rPr>
+          <w:rFonts w:ascii="Courier New" w:hAnsi="Courier New"/>
+          <w:sz w:val="24"/>
+          <w:szCs w:val="24"/>
+        </w:rPr>
+        <w:t xml:space="preserve"> &lt;&lt; "   [1] </w:t>
+      </w:r>
+      <w:proofErr w:type="spellStart"/>
+      <w:r>
+        <w:rPr>
+          <w:rFonts w:ascii="Courier New" w:hAnsi="Courier New"/>
+          <w:sz w:val="24"/>
+          <w:szCs w:val="24"/>
+        </w:rPr>
+        <w:t>Ввести</w:t>
+      </w:r>
+      <w:proofErr w:type="spellEnd"/>
+      <w:r>
+        <w:rPr>
+          <w:rFonts w:ascii="Courier New" w:hAnsi="Courier New"/>
+          <w:sz w:val="24"/>
+          <w:szCs w:val="24"/>
+        </w:rPr>
+        <w:t xml:space="preserve"> </w:t>
+      </w:r>
+      <w:proofErr w:type="spellStart"/>
+      <w:r>
+        <w:rPr>
+          <w:rFonts w:ascii="Courier New" w:hAnsi="Courier New"/>
+          <w:sz w:val="24"/>
+          <w:szCs w:val="24"/>
+        </w:rPr>
+        <w:t>массив</w:t>
+      </w:r>
+      <w:proofErr w:type="spellEnd"/>
+      <w:r>
+        <w:rPr>
+          <w:rFonts w:ascii="Courier New" w:hAnsi="Courier New"/>
+          <w:sz w:val="24"/>
+          <w:szCs w:val="24"/>
+        </w:rPr>
+        <w:t xml:space="preserve"> </w:t>
+      </w:r>
+      <w:proofErr w:type="spellStart"/>
+      <w:r>
+        <w:rPr>
+          <w:rFonts w:ascii="Courier New" w:hAnsi="Courier New"/>
+          <w:sz w:val="24"/>
+          <w:szCs w:val="24"/>
+        </w:rPr>
+        <w:t>вручную</w:t>
+      </w:r>
+      <w:proofErr w:type="spellEnd"/>
+      <w:r>
+        <w:rPr>
+          <w:rFonts w:ascii="Courier New" w:hAnsi="Courier New"/>
+          <w:sz w:val="24"/>
+          <w:szCs w:val="24"/>
+        </w:rPr>
+        <w:t>\n";</w:t>
       </w:r>
       <w:r>
         <w:rPr>
@@ -4692,7 +8217,97 @@
           <w:szCs w:val="24"/>
         </w:rPr>
         <w:br/>
-        <w:t xml:space="preserve">    setColor(14, 1); cout &lt;&lt; "   [2] Сгенерировать случайный массив\n";</w:t>
+        <w:t xml:space="preserve">    </w:t>
+      </w:r>
+      <w:proofErr w:type="spellStart"/>
+      <w:r>
+        <w:rPr>
+          <w:rFonts w:ascii="Courier New" w:hAnsi="Courier New"/>
+          <w:sz w:val="24"/>
+          <w:szCs w:val="24"/>
+        </w:rPr>
+        <w:t>setColor</w:t>
+      </w:r>
+      <w:proofErr w:type="spellEnd"/>
+      <w:r>
+        <w:rPr>
+          <w:rFonts w:ascii="Courier New" w:hAnsi="Courier New"/>
+          <w:sz w:val="24"/>
+          <w:szCs w:val="24"/>
+        </w:rPr>
+        <w:t xml:space="preserve">(14, 1); </w:t>
+      </w:r>
+      <w:proofErr w:type="spellStart"/>
+      <w:r>
+        <w:rPr>
+          <w:rFonts w:ascii="Courier New" w:hAnsi="Courier New"/>
+          <w:sz w:val="24"/>
+          <w:szCs w:val="24"/>
+        </w:rPr>
+        <w:t>cout</w:t>
+      </w:r>
+      <w:proofErr w:type="spellEnd"/>
+      <w:r>
+        <w:rPr>
+          <w:rFonts w:ascii="Courier New" w:hAnsi="Courier New"/>
+          <w:sz w:val="24"/>
+          <w:szCs w:val="24"/>
+        </w:rPr>
+        <w:t xml:space="preserve"> &lt;&lt; "   [2] </w:t>
+      </w:r>
+      <w:proofErr w:type="spellStart"/>
+      <w:r>
+        <w:rPr>
+          <w:rFonts w:ascii="Courier New" w:hAnsi="Courier New"/>
+          <w:sz w:val="24"/>
+          <w:szCs w:val="24"/>
+        </w:rPr>
+        <w:t>Сгенерировать</w:t>
+      </w:r>
+      <w:proofErr w:type="spellEnd"/>
+      <w:r>
+        <w:rPr>
+          <w:rFonts w:ascii="Courier New" w:hAnsi="Courier New"/>
+          <w:sz w:val="24"/>
+          <w:szCs w:val="24"/>
+        </w:rPr>
+        <w:t xml:space="preserve"> </w:t>
+      </w:r>
+      <w:proofErr w:type="spellStart"/>
+      <w:r>
+        <w:rPr>
+          <w:rFonts w:ascii="Courier New" w:hAnsi="Courier New"/>
+          <w:sz w:val="24"/>
+          <w:szCs w:val="24"/>
+        </w:rPr>
+        <w:t>случайный</w:t>
+      </w:r>
+      <w:proofErr w:type="spellEnd"/>
+      <w:r>
+        <w:rPr>
+          <w:rFonts w:ascii="Courier New" w:hAnsi="Courier New"/>
+          <w:sz w:val="24"/>
+          <w:szCs w:val="24"/>
+        </w:rPr>
+        <w:t xml:space="preserve"> </w:t>
+      </w:r>
+      <w:proofErr w:type="spellStart"/>
+      <w:r>
+        <w:rPr>
+          <w:rFonts w:ascii="Courier New" w:hAnsi="Courier New"/>
+          <w:sz w:val="24"/>
+          <w:szCs w:val="24"/>
+        </w:rPr>
+        <w:t>массив</w:t>
+      </w:r>
+      <w:proofErr w:type="spellEnd"/>
+      <w:r>
+        <w:rPr>
+          <w:rFonts w:ascii="Courier New" w:hAnsi="Courier New"/>
+          <w:sz w:val="24"/>
+          <w:szCs w:val="24"/>
+        </w:rPr>
+        <w:t>\n";</w:t>
       </w:r>
       <w:r>
         <w:rPr>
@@ -4701,7 +8316,97 @@
           <w:szCs w:val="24"/>
         </w:rPr>
         <w:br/>
-        <w:t xml:space="preserve">    setColor(11, 1); cout &lt;&lt; "   [3] Выполнить бинарную сортировку\n";</w:t>
+        <w:t xml:space="preserve">    </w:t>
+      </w:r>
+      <w:proofErr w:type="spellStart"/>
+      <w:r>
+        <w:rPr>
+          <w:rFonts w:ascii="Courier New" w:hAnsi="Courier New"/>
+          <w:sz w:val="24"/>
+          <w:szCs w:val="24"/>
+        </w:rPr>
+        <w:t>setColor</w:t>
+      </w:r>
+      <w:proofErr w:type="spellEnd"/>
+      <w:r>
+        <w:rPr>
+          <w:rFonts w:ascii="Courier New" w:hAnsi="Courier New"/>
+          <w:sz w:val="24"/>
+          <w:szCs w:val="24"/>
+        </w:rPr>
+        <w:t xml:space="preserve">(11, 1); </w:t>
+      </w:r>
+      <w:proofErr w:type="spellStart"/>
+      <w:r>
+        <w:rPr>
+          <w:rFonts w:ascii="Courier New" w:hAnsi="Courier New"/>
+          <w:sz w:val="24"/>
+          <w:szCs w:val="24"/>
+        </w:rPr>
+        <w:t>cout</w:t>
+      </w:r>
+      <w:proofErr w:type="spellEnd"/>
+      <w:r>
+        <w:rPr>
+          <w:rFonts w:ascii="Courier New" w:hAnsi="Courier New"/>
+          <w:sz w:val="24"/>
+          <w:szCs w:val="24"/>
+        </w:rPr>
+        <w:t xml:space="preserve"> &lt;&lt; "   [3] </w:t>
+      </w:r>
+      <w:proofErr w:type="spellStart"/>
+      <w:r>
+        <w:rPr>
+          <w:rFonts w:ascii="Courier New" w:hAnsi="Courier New"/>
+          <w:sz w:val="24"/>
+          <w:szCs w:val="24"/>
+        </w:rPr>
+        <w:t>Выполнить</w:t>
+      </w:r>
+      <w:proofErr w:type="spellEnd"/>
+      <w:r>
+        <w:rPr>
+          <w:rFonts w:ascii="Courier New" w:hAnsi="Courier New"/>
+          <w:sz w:val="24"/>
+          <w:szCs w:val="24"/>
+        </w:rPr>
+        <w:t xml:space="preserve"> </w:t>
+      </w:r>
+      <w:proofErr w:type="spellStart"/>
+      <w:r>
+        <w:rPr>
+          <w:rFonts w:ascii="Courier New" w:hAnsi="Courier New"/>
+          <w:sz w:val="24"/>
+          <w:szCs w:val="24"/>
+        </w:rPr>
+        <w:t>бинарную</w:t>
+      </w:r>
+      <w:proofErr w:type="spellEnd"/>
+      <w:r>
+        <w:rPr>
+          <w:rFonts w:ascii="Courier New" w:hAnsi="Courier New"/>
+          <w:sz w:val="24"/>
+          <w:szCs w:val="24"/>
+        </w:rPr>
+        <w:t xml:space="preserve"> </w:t>
+      </w:r>
+      <w:proofErr w:type="spellStart"/>
+      <w:r>
+        <w:rPr>
+          <w:rFonts w:ascii="Courier New" w:hAnsi="Courier New"/>
+          <w:sz w:val="24"/>
+          <w:szCs w:val="24"/>
+        </w:rPr>
+        <w:t>сортировку</w:t>
+      </w:r>
+      <w:proofErr w:type="spellEnd"/>
+      <w:r>
+        <w:rPr>
+          <w:rFonts w:ascii="Courier New" w:hAnsi="Courier New"/>
+          <w:sz w:val="24"/>
+          <w:szCs w:val="24"/>
+        </w:rPr>
+        <w:t>\n";</w:t>
       </w:r>
       <w:r>
         <w:rPr>
@@ -4710,7 +8415,97 @@
           <w:szCs w:val="24"/>
         </w:rPr>
         <w:br/>
-        <w:t xml:space="preserve">    setColor(13, 1); cout &lt;&lt; "   [4] Показать текущий массив\n";</w:t>
+        <w:t xml:space="preserve">    </w:t>
+      </w:r>
+      <w:proofErr w:type="spellStart"/>
+      <w:r>
+        <w:rPr>
+          <w:rFonts w:ascii="Courier New" w:hAnsi="Courier New"/>
+          <w:sz w:val="24"/>
+          <w:szCs w:val="24"/>
+        </w:rPr>
+        <w:t>setColor</w:t>
+      </w:r>
+      <w:proofErr w:type="spellEnd"/>
+      <w:r>
+        <w:rPr>
+          <w:rFonts w:ascii="Courier New" w:hAnsi="Courier New"/>
+          <w:sz w:val="24"/>
+          <w:szCs w:val="24"/>
+        </w:rPr>
+        <w:t xml:space="preserve">(13, 1); </w:t>
+      </w:r>
+      <w:proofErr w:type="spellStart"/>
+      <w:r>
+        <w:rPr>
+          <w:rFonts w:ascii="Courier New" w:hAnsi="Courier New"/>
+          <w:sz w:val="24"/>
+          <w:szCs w:val="24"/>
+        </w:rPr>
+        <w:t>cout</w:t>
+      </w:r>
+      <w:proofErr w:type="spellEnd"/>
+      <w:r>
+        <w:rPr>
+          <w:rFonts w:ascii="Courier New" w:hAnsi="Courier New"/>
+          <w:sz w:val="24"/>
+          <w:szCs w:val="24"/>
+        </w:rPr>
+        <w:t xml:space="preserve"> &lt;&lt; "   [4] </w:t>
+      </w:r>
+      <w:proofErr w:type="spellStart"/>
+      <w:r>
+        <w:rPr>
+          <w:rFonts w:ascii="Courier New" w:hAnsi="Courier New"/>
+          <w:sz w:val="24"/>
+          <w:szCs w:val="24"/>
+        </w:rPr>
+        <w:t>Показать</w:t>
+      </w:r>
+      <w:proofErr w:type="spellEnd"/>
+      <w:r>
+        <w:rPr>
+          <w:rFonts w:ascii="Courier New" w:hAnsi="Courier New"/>
+          <w:sz w:val="24"/>
+          <w:szCs w:val="24"/>
+        </w:rPr>
+        <w:t xml:space="preserve"> </w:t>
+      </w:r>
+      <w:proofErr w:type="spellStart"/>
+      <w:r>
+        <w:rPr>
+          <w:rFonts w:ascii="Courier New" w:hAnsi="Courier New"/>
+          <w:sz w:val="24"/>
+          <w:szCs w:val="24"/>
+        </w:rPr>
+        <w:t>текущий</w:t>
+      </w:r>
+      <w:proofErr w:type="spellEnd"/>
+      <w:r>
+        <w:rPr>
+          <w:rFonts w:ascii="Courier New" w:hAnsi="Courier New"/>
+          <w:sz w:val="24"/>
+          <w:szCs w:val="24"/>
+        </w:rPr>
+        <w:t xml:space="preserve"> </w:t>
+      </w:r>
+      <w:proofErr w:type="spellStart"/>
+      <w:r>
+        <w:rPr>
+          <w:rFonts w:ascii="Courier New" w:hAnsi="Courier New"/>
+          <w:sz w:val="24"/>
+          <w:szCs w:val="24"/>
+        </w:rPr>
+        <w:t>массив</w:t>
+      </w:r>
+      <w:proofErr w:type="spellEnd"/>
+      <w:r>
+        <w:rPr>
+          <w:rFonts w:ascii="Courier New" w:hAnsi="Courier New"/>
+          <w:sz w:val="24"/>
+          <w:szCs w:val="24"/>
+        </w:rPr>
+        <w:t>\n";</w:t>
       </w:r>
       <w:r>
         <w:rPr>
@@ -4719,7 +8514,61 @@
           <w:szCs w:val="24"/>
         </w:rPr>
         <w:br/>
-        <w:t xml:space="preserve">    setColor(12, 1); cout &lt;&lt; "   [0] Выход\n";</w:t>
+        <w:t xml:space="preserve">    </w:t>
+      </w:r>
+      <w:proofErr w:type="spellStart"/>
+      <w:r>
+        <w:rPr>
+          <w:rFonts w:ascii="Courier New" w:hAnsi="Courier New"/>
+          <w:sz w:val="24"/>
+          <w:szCs w:val="24"/>
+        </w:rPr>
+        <w:t>setColor</w:t>
+      </w:r>
+      <w:proofErr w:type="spellEnd"/>
+      <w:r>
+        <w:rPr>
+          <w:rFonts w:ascii="Courier New" w:hAnsi="Courier New"/>
+          <w:sz w:val="24"/>
+          <w:szCs w:val="24"/>
+        </w:rPr>
+        <w:t xml:space="preserve">(12, 1); </w:t>
+      </w:r>
+      <w:proofErr w:type="spellStart"/>
+      <w:r>
+        <w:rPr>
+          <w:rFonts w:ascii="Courier New" w:hAnsi="Courier New"/>
+          <w:sz w:val="24"/>
+          <w:szCs w:val="24"/>
+        </w:rPr>
+        <w:t>cout</w:t>
+      </w:r>
+      <w:proofErr w:type="spellEnd"/>
+      <w:r>
+        <w:rPr>
+          <w:rFonts w:ascii="Courier New" w:hAnsi="Courier New"/>
+          <w:sz w:val="24"/>
+          <w:szCs w:val="24"/>
+        </w:rPr>
+        <w:t xml:space="preserve"> &lt;&lt; "   [0] </w:t>
+      </w:r>
+      <w:proofErr w:type="spellStart"/>
+      <w:r>
+        <w:rPr>
+          <w:rFonts w:ascii="Courier New" w:hAnsi="Courier New"/>
+          <w:sz w:val="24"/>
+          <w:szCs w:val="24"/>
+        </w:rPr>
+        <w:t>Выход</w:t>
+      </w:r>
+      <w:proofErr w:type="spellEnd"/>
+      <w:r>
+        <w:rPr>
+          <w:rFonts w:ascii="Courier New" w:hAnsi="Courier New"/>
+          <w:sz w:val="24"/>
+          <w:szCs w:val="24"/>
+        </w:rPr>
+        <w:t>\n";</w:t>
       </w:r>
       <w:r>
         <w:rPr>
@@ -4736,7 +8585,25 @@
           <w:szCs w:val="24"/>
         </w:rPr>
         <w:br/>
-        <w:t xml:space="preserve">    setColor(15, 1);</w:t>
+        <w:t xml:space="preserve">    </w:t>
+      </w:r>
+      <w:proofErr w:type="spellStart"/>
+      <w:r>
+        <w:rPr>
+          <w:rFonts w:ascii="Courier New" w:hAnsi="Courier New"/>
+          <w:sz w:val="24"/>
+          <w:szCs w:val="24"/>
+        </w:rPr>
+        <w:t>setColor</w:t>
+      </w:r>
+      <w:proofErr w:type="spellEnd"/>
+      <w:r>
+        <w:rPr>
+          <w:rFonts w:ascii="Courier New" w:hAnsi="Courier New"/>
+          <w:sz w:val="24"/>
+          <w:szCs w:val="24"/>
+        </w:rPr>
+        <w:t>(15, 1);</w:t>
       </w:r>
       <w:r>
         <w:rPr>
@@ -4745,7 +8612,25 @@
           <w:szCs w:val="24"/>
         </w:rPr>
         <w:br/>
-        <w:t xml:space="preserve">    cout &lt;&lt; "===========================================\n";</w:t>
+        <w:t xml:space="preserve">    </w:t>
+      </w:r>
+      <w:proofErr w:type="spellStart"/>
+      <w:r>
+        <w:rPr>
+          <w:rFonts w:ascii="Courier New" w:hAnsi="Courier New"/>
+          <w:sz w:val="24"/>
+          <w:szCs w:val="24"/>
+        </w:rPr>
+        <w:t>cout</w:t>
+      </w:r>
+      <w:proofErr w:type="spellEnd"/>
+      <w:r>
+        <w:rPr>
+          <w:rFonts w:ascii="Courier New" w:hAnsi="Courier New"/>
+          <w:sz w:val="24"/>
+          <w:szCs w:val="24"/>
+        </w:rPr>
+        <w:t xml:space="preserve"> &lt;&lt; "===========================================\n";</w:t>
       </w:r>
       <w:r>
         <w:rPr>
@@ -4754,7 +8639,25 @@
           <w:szCs w:val="24"/>
         </w:rPr>
         <w:br/>
-        <w:t xml:space="preserve">    setColor(14, 1);</w:t>
+        <w:t xml:space="preserve">    </w:t>
+      </w:r>
+      <w:proofErr w:type="spellStart"/>
+      <w:r>
+        <w:rPr>
+          <w:rFonts w:ascii="Courier New" w:hAnsi="Courier New"/>
+          <w:sz w:val="24"/>
+          <w:szCs w:val="24"/>
+        </w:rPr>
+        <w:t>setColor</w:t>
+      </w:r>
+      <w:proofErr w:type="spellEnd"/>
+      <w:r>
+        <w:rPr>
+          <w:rFonts w:ascii="Courier New" w:hAnsi="Courier New"/>
+          <w:sz w:val="24"/>
+          <w:szCs w:val="24"/>
+        </w:rPr>
+        <w:t>(14, 1);</w:t>
       </w:r>
       <w:r>
         <w:rPr>
@@ -4763,7 +8666,61 @@
           <w:szCs w:val="24"/>
         </w:rPr>
         <w:br/>
-        <w:t xml:space="preserve">    cout &lt;&lt; "Ваш выбор: ";</w:t>
+        <w:t xml:space="preserve">    </w:t>
+      </w:r>
+      <w:proofErr w:type="spellStart"/>
+      <w:r>
+        <w:rPr>
+          <w:rFonts w:ascii="Courier New" w:hAnsi="Courier New"/>
+          <w:sz w:val="24"/>
+          <w:szCs w:val="24"/>
+        </w:rPr>
+        <w:t>cout</w:t>
+      </w:r>
+      <w:proofErr w:type="spellEnd"/>
+      <w:r>
+        <w:rPr>
+          <w:rFonts w:ascii="Courier New" w:hAnsi="Courier New"/>
+          <w:sz w:val="24"/>
+          <w:szCs w:val="24"/>
+        </w:rPr>
+        <w:t xml:space="preserve"> &lt;&lt; "</w:t>
+      </w:r>
+      <w:proofErr w:type="spellStart"/>
+      <w:r>
+        <w:rPr>
+          <w:rFonts w:ascii="Courier New" w:hAnsi="Courier New"/>
+          <w:sz w:val="24"/>
+          <w:szCs w:val="24"/>
+        </w:rPr>
+        <w:t>Ваш</w:t>
+      </w:r>
+      <w:proofErr w:type="spellEnd"/>
+      <w:r>
+        <w:rPr>
+          <w:rFonts w:ascii="Courier New" w:hAnsi="Courier New"/>
+          <w:sz w:val="24"/>
+          <w:szCs w:val="24"/>
+        </w:rPr>
+        <w:t xml:space="preserve"> </w:t>
+      </w:r>
+      <w:proofErr w:type="spellStart"/>
+      <w:r>
+        <w:rPr>
+          <w:rFonts w:ascii="Courier New" w:hAnsi="Courier New"/>
+          <w:sz w:val="24"/>
+          <w:szCs w:val="24"/>
+        </w:rPr>
+        <w:t>выбор</w:t>
+      </w:r>
+      <w:proofErr w:type="spellEnd"/>
+      <w:r>
+        <w:rPr>
+          <w:rFonts w:ascii="Courier New" w:hAnsi="Courier New"/>
+          <w:sz w:val="24"/>
+          <w:szCs w:val="24"/>
+        </w:rPr>
+        <w:t>: ";</w:t>
       </w:r>
       <w:r>
         <w:rPr>
@@ -4780,7 +8737,25 @@
           <w:szCs w:val="24"/>
         </w:rPr>
         <w:lastRenderedPageBreak/>
-        <w:t xml:space="preserve">    setColor(7, 0);</w:t>
+        <w:t xml:space="preserve">    </w:t>
+      </w:r>
+      <w:proofErr w:type="spellStart"/>
+      <w:r>
+        <w:rPr>
+          <w:rFonts w:ascii="Courier New" w:hAnsi="Courier New"/>
+          <w:sz w:val="24"/>
+          <w:szCs w:val="24"/>
+        </w:rPr>
+        <w:t>setColor</w:t>
+      </w:r>
+      <w:proofErr w:type="spellEnd"/>
+      <w:r>
+        <w:rPr>
+          <w:rFonts w:ascii="Courier New" w:hAnsi="Courier New"/>
+          <w:sz w:val="24"/>
+          <w:szCs w:val="24"/>
+        </w:rPr>
+        <w:t>(7, 0);</w:t>
       </w:r>
       <w:r>
         <w:rPr>
@@ -4806,7 +8781,24 @@
           <w:szCs w:val="24"/>
         </w:rPr>
         <w:br/>
-        <w:t>int main() {</w:t>
+      </w:r>
+      <w:proofErr w:type="spellStart"/>
+      <w:r>
+        <w:rPr>
+          <w:rFonts w:ascii="Courier New" w:hAnsi="Courier New"/>
+          <w:sz w:val="24"/>
+          <w:szCs w:val="24"/>
+        </w:rPr>
+        <w:t>int</w:t>
+      </w:r>
+      <w:proofErr w:type="spellEnd"/>
+      <w:r>
+        <w:rPr>
+          <w:rFonts w:ascii="Courier New" w:hAnsi="Courier New"/>
+          <w:sz w:val="24"/>
+          <w:szCs w:val="24"/>
+        </w:rPr>
+        <w:t xml:space="preserve"> main() {</w:t>
       </w:r>
       <w:r>
         <w:rPr>
@@ -4815,7 +8807,25 @@
           <w:szCs w:val="24"/>
         </w:rPr>
         <w:br/>
-        <w:t xml:space="preserve">    setlocale(LC_ALL, "Russian");</w:t>
+        <w:t xml:space="preserve">    </w:t>
+      </w:r>
+      <w:proofErr w:type="spellStart"/>
+      <w:r>
+        <w:rPr>
+          <w:rFonts w:ascii="Courier New" w:hAnsi="Courier New"/>
+          <w:sz w:val="24"/>
+          <w:szCs w:val="24"/>
+        </w:rPr>
+        <w:t>setlocale</w:t>
+      </w:r>
+      <w:proofErr w:type="spellEnd"/>
+      <w:r>
+        <w:rPr>
+          <w:rFonts w:ascii="Courier New" w:hAnsi="Courier New"/>
+          <w:sz w:val="24"/>
+          <w:szCs w:val="24"/>
+        </w:rPr>
+        <w:t>(LC_ALL, "Russian");</w:t>
       </w:r>
       <w:r>
         <w:rPr>
@@ -4824,7 +8834,25 @@
           <w:szCs w:val="24"/>
         </w:rPr>
         <w:br/>
-        <w:t xml:space="preserve">    SetConsoleCP(1251);</w:t>
+        <w:t xml:space="preserve">    </w:t>
+      </w:r>
+      <w:proofErr w:type="spellStart"/>
+      <w:r>
+        <w:rPr>
+          <w:rFonts w:ascii="Courier New" w:hAnsi="Courier New"/>
+          <w:sz w:val="24"/>
+          <w:szCs w:val="24"/>
+        </w:rPr>
+        <w:t>SetConsoleCP</w:t>
+      </w:r>
+      <w:proofErr w:type="spellEnd"/>
+      <w:r>
+        <w:rPr>
+          <w:rFonts w:ascii="Courier New" w:hAnsi="Courier New"/>
+          <w:sz w:val="24"/>
+          <w:szCs w:val="24"/>
+        </w:rPr>
+        <w:t>(1251);</w:t>
       </w:r>
       <w:r>
         <w:rPr>
@@ -4833,7 +8861,25 @@
           <w:szCs w:val="24"/>
         </w:rPr>
         <w:br/>
-        <w:t xml:space="preserve">    SetConsoleOutputCP(1251);</w:t>
+        <w:t xml:space="preserve">    </w:t>
+      </w:r>
+      <w:proofErr w:type="spellStart"/>
+      <w:r>
+        <w:rPr>
+          <w:rFonts w:ascii="Courier New" w:hAnsi="Courier New"/>
+          <w:sz w:val="24"/>
+          <w:szCs w:val="24"/>
+        </w:rPr>
+        <w:t>SetConsoleOutputCP</w:t>
+      </w:r>
+      <w:proofErr w:type="spellEnd"/>
+      <w:r>
+        <w:rPr>
+          <w:rFonts w:ascii="Courier New" w:hAnsi="Courier New"/>
+          <w:sz w:val="24"/>
+          <w:szCs w:val="24"/>
+        </w:rPr>
+        <w:t>(1251);</w:t>
       </w:r>
       <w:r>
         <w:rPr>
@@ -4850,7 +8896,43 @@
           <w:szCs w:val="24"/>
         </w:rPr>
         <w:br/>
-        <w:t xml:space="preserve">    vector&lt;int&gt; arr;</w:t>
+        <w:t xml:space="preserve">    vector&lt;</w:t>
+      </w:r>
+      <w:proofErr w:type="spellStart"/>
+      <w:r>
+        <w:rPr>
+          <w:rFonts w:ascii="Courier New" w:hAnsi="Courier New"/>
+          <w:sz w:val="24"/>
+          <w:szCs w:val="24"/>
+        </w:rPr>
+        <w:t>int</w:t>
+      </w:r>
+      <w:proofErr w:type="spellEnd"/>
+      <w:r>
+        <w:rPr>
+          <w:rFonts w:ascii="Courier New" w:hAnsi="Courier New"/>
+          <w:sz w:val="24"/>
+          <w:szCs w:val="24"/>
+        </w:rPr>
+        <w:t xml:space="preserve">&gt; </w:t>
+      </w:r>
+      <w:proofErr w:type="spellStart"/>
+      <w:r>
+        <w:rPr>
+          <w:rFonts w:ascii="Courier New" w:hAnsi="Courier New"/>
+          <w:sz w:val="24"/>
+          <w:szCs w:val="24"/>
+        </w:rPr>
+        <w:t>arr</w:t>
+      </w:r>
+      <w:proofErr w:type="spellEnd"/>
+      <w:r>
+        <w:rPr>
+          <w:rFonts w:ascii="Courier New" w:hAnsi="Courier New"/>
+          <w:sz w:val="24"/>
+          <w:szCs w:val="24"/>
+        </w:rPr>
+        <w:t>;</w:t>
       </w:r>
       <w:r>
         <w:rPr>
@@ -4859,7 +8941,25 @@
           <w:szCs w:val="24"/>
         </w:rPr>
         <w:br/>
-        <w:t xml:space="preserve">    int choice;</w:t>
+        <w:t xml:space="preserve">    </w:t>
+      </w:r>
+      <w:proofErr w:type="spellStart"/>
+      <w:r>
+        <w:rPr>
+          <w:rFonts w:ascii="Courier New" w:hAnsi="Courier New"/>
+          <w:sz w:val="24"/>
+          <w:szCs w:val="24"/>
+        </w:rPr>
+        <w:t>int</w:t>
+      </w:r>
+      <w:proofErr w:type="spellEnd"/>
+      <w:r>
+        <w:rPr>
+          <w:rFonts w:ascii="Courier New" w:hAnsi="Courier New"/>
+          <w:sz w:val="24"/>
+          <w:szCs w:val="24"/>
+        </w:rPr>
+        <w:t xml:space="preserve"> choice;</w:t>
       </w:r>
       <w:r>
         <w:rPr>
@@ -4868,7 +8968,25 @@
           <w:szCs w:val="24"/>
         </w:rPr>
         <w:br/>
-        <w:t xml:space="preserve">    bool hasData = false;</w:t>
+        <w:t xml:space="preserve">    bool </w:t>
+      </w:r>
+      <w:proofErr w:type="spellStart"/>
+      <w:r>
+        <w:rPr>
+          <w:rFonts w:ascii="Courier New" w:hAnsi="Courier New"/>
+          <w:sz w:val="24"/>
+          <w:szCs w:val="24"/>
+        </w:rPr>
+        <w:t>hasData</w:t>
+      </w:r>
+      <w:proofErr w:type="spellEnd"/>
+      <w:r>
+        <w:rPr>
+          <w:rFonts w:ascii="Courier New" w:hAnsi="Courier New"/>
+          <w:sz w:val="24"/>
+          <w:szCs w:val="24"/>
+        </w:rPr>
+        <w:t xml:space="preserve"> = false;</w:t>
       </w:r>
       <w:r>
         <w:rPr>
@@ -4885,7 +9003,25 @@
           <w:szCs w:val="24"/>
         </w:rPr>
         <w:br/>
-        <w:t xml:space="preserve">    setColor(15, 1); </w:t>
+        <w:t xml:space="preserve">    </w:t>
+      </w:r>
+      <w:proofErr w:type="spellStart"/>
+      <w:r>
+        <w:rPr>
+          <w:rFonts w:ascii="Courier New" w:hAnsi="Courier New"/>
+          <w:sz w:val="24"/>
+          <w:szCs w:val="24"/>
+        </w:rPr>
+        <w:t>setColor</w:t>
+      </w:r>
+      <w:proofErr w:type="spellEnd"/>
+      <w:r>
+        <w:rPr>
+          <w:rFonts w:ascii="Courier New" w:hAnsi="Courier New"/>
+          <w:sz w:val="24"/>
+          <w:szCs w:val="24"/>
+        </w:rPr>
+        <w:t xml:space="preserve">(15, 1); </w:t>
       </w:r>
       <w:r>
         <w:rPr>
@@ -4911,7 +9047,25 @@
           <w:szCs w:val="24"/>
         </w:rPr>
         <w:br/>
-        <w:t xml:space="preserve">        showMenu();</w:t>
+        <w:t xml:space="preserve">        </w:t>
+      </w:r>
+      <w:proofErr w:type="spellStart"/>
+      <w:r>
+        <w:rPr>
+          <w:rFonts w:ascii="Courier New" w:hAnsi="Courier New"/>
+          <w:sz w:val="24"/>
+          <w:szCs w:val="24"/>
+        </w:rPr>
+        <w:t>showMenu</w:t>
+      </w:r>
+      <w:proofErr w:type="spellEnd"/>
+      <w:r>
+        <w:rPr>
+          <w:rFonts w:ascii="Courier New" w:hAnsi="Courier New"/>
+          <w:sz w:val="24"/>
+          <w:szCs w:val="24"/>
+        </w:rPr>
+        <w:t>();</w:t>
       </w:r>
       <w:r>
         <w:rPr>
@@ -4920,7 +9074,25 @@
           <w:szCs w:val="24"/>
         </w:rPr>
         <w:br/>
-        <w:t xml:space="preserve">        setColor(7, 0);</w:t>
+        <w:t xml:space="preserve">        </w:t>
+      </w:r>
+      <w:proofErr w:type="spellStart"/>
+      <w:r>
+        <w:rPr>
+          <w:rFonts w:ascii="Courier New" w:hAnsi="Courier New"/>
+          <w:sz w:val="24"/>
+          <w:szCs w:val="24"/>
+        </w:rPr>
+        <w:t>setColor</w:t>
+      </w:r>
+      <w:proofErr w:type="spellEnd"/>
+      <w:r>
+        <w:rPr>
+          <w:rFonts w:ascii="Courier New" w:hAnsi="Courier New"/>
+          <w:sz w:val="24"/>
+          <w:szCs w:val="24"/>
+        </w:rPr>
+        <w:t>(7, 0);</w:t>
       </w:r>
       <w:r>
         <w:rPr>
@@ -4929,7 +9101,25 @@
           <w:szCs w:val="24"/>
         </w:rPr>
         <w:br/>
-        <w:t xml:space="preserve">        cin &gt;&gt; choice;</w:t>
+        <w:t xml:space="preserve">        </w:t>
+      </w:r>
+      <w:proofErr w:type="spellStart"/>
+      <w:r>
+        <w:rPr>
+          <w:rFonts w:ascii="Courier New" w:hAnsi="Courier New"/>
+          <w:sz w:val="24"/>
+          <w:szCs w:val="24"/>
+        </w:rPr>
+        <w:t>cin</w:t>
+      </w:r>
+      <w:proofErr w:type="spellEnd"/>
+      <w:r>
+        <w:rPr>
+          <w:rFonts w:ascii="Courier New" w:hAnsi="Courier New"/>
+          <w:sz w:val="24"/>
+          <w:szCs w:val="24"/>
+        </w:rPr>
+        <w:t xml:space="preserve"> &gt;&gt; choice;</w:t>
       </w:r>
       <w:r>
         <w:rPr>
@@ -4964,7 +9154,25 @@
           <w:szCs w:val="24"/>
         </w:rPr>
         <w:br/>
-        <w:t xml:space="preserve">            int n;</w:t>
+        <w:t xml:space="preserve">            </w:t>
+      </w:r>
+      <w:proofErr w:type="spellStart"/>
+      <w:r>
+        <w:rPr>
+          <w:rFonts w:ascii="Courier New" w:hAnsi="Courier New"/>
+          <w:sz w:val="24"/>
+          <w:szCs w:val="24"/>
+        </w:rPr>
+        <w:t>int</w:t>
+      </w:r>
+      <w:proofErr w:type="spellEnd"/>
+      <w:r>
+        <w:rPr>
+          <w:rFonts w:ascii="Courier New" w:hAnsi="Courier New"/>
+          <w:sz w:val="24"/>
+          <w:szCs w:val="24"/>
+        </w:rPr>
+        <w:t xml:space="preserve"> n;</w:t>
       </w:r>
       <w:r>
         <w:rPr>
@@ -4973,7 +9181,115 @@
           <w:szCs w:val="24"/>
         </w:rPr>
         <w:br/>
-        <w:t xml:space="preserve">            setColor(14, 1); cout &lt;&lt; "Введите кол-во элементов: "; setColor(7, 0);</w:t>
+        <w:t xml:space="preserve">            </w:t>
+      </w:r>
+      <w:proofErr w:type="spellStart"/>
+      <w:r>
+        <w:rPr>
+          <w:rFonts w:ascii="Courier New" w:hAnsi="Courier New"/>
+          <w:sz w:val="24"/>
+          <w:szCs w:val="24"/>
+        </w:rPr>
+        <w:t>setColor</w:t>
+      </w:r>
+      <w:proofErr w:type="spellEnd"/>
+      <w:r>
+        <w:rPr>
+          <w:rFonts w:ascii="Courier New" w:hAnsi="Courier New"/>
+          <w:sz w:val="24"/>
+          <w:szCs w:val="24"/>
+        </w:rPr>
+        <w:t xml:space="preserve">(14, 1); </w:t>
+      </w:r>
+      <w:proofErr w:type="spellStart"/>
+      <w:r>
+        <w:rPr>
+          <w:rFonts w:ascii="Courier New" w:hAnsi="Courier New"/>
+          <w:sz w:val="24"/>
+          <w:szCs w:val="24"/>
+        </w:rPr>
+        <w:t>cout</w:t>
+      </w:r>
+      <w:proofErr w:type="spellEnd"/>
+      <w:r>
+        <w:rPr>
+          <w:rFonts w:ascii="Courier New" w:hAnsi="Courier New"/>
+          <w:sz w:val="24"/>
+          <w:szCs w:val="24"/>
+        </w:rPr>
+        <w:t xml:space="preserve"> &lt;&lt; "</w:t>
+      </w:r>
+      <w:proofErr w:type="spellStart"/>
+      <w:r>
+        <w:rPr>
+          <w:rFonts w:ascii="Courier New" w:hAnsi="Courier New"/>
+          <w:sz w:val="24"/>
+          <w:szCs w:val="24"/>
+        </w:rPr>
+        <w:t>Введите</w:t>
+      </w:r>
+      <w:proofErr w:type="spellEnd"/>
+      <w:r>
+        <w:rPr>
+          <w:rFonts w:ascii="Courier New" w:hAnsi="Courier New"/>
+          <w:sz w:val="24"/>
+          <w:szCs w:val="24"/>
+        </w:rPr>
+        <w:t xml:space="preserve"> </w:t>
+      </w:r>
+      <w:proofErr w:type="spellStart"/>
+      <w:r>
+        <w:rPr>
+          <w:rFonts w:ascii="Courier New" w:hAnsi="Courier New"/>
+          <w:sz w:val="24"/>
+          <w:szCs w:val="24"/>
+        </w:rPr>
+        <w:t>кол-во</w:t>
+      </w:r>
+      <w:proofErr w:type="spellEnd"/>
+      <w:r>
+        <w:rPr>
+          <w:rFonts w:ascii="Courier New" w:hAnsi="Courier New"/>
+          <w:sz w:val="24"/>
+          <w:szCs w:val="24"/>
+        </w:rPr>
+        <w:t xml:space="preserve"> </w:t>
+      </w:r>
+      <w:proofErr w:type="spellStart"/>
+      <w:r>
+        <w:rPr>
+          <w:rFonts w:ascii="Courier New" w:hAnsi="Courier New"/>
+          <w:sz w:val="24"/>
+          <w:szCs w:val="24"/>
+        </w:rPr>
+        <w:t>элементов</w:t>
+      </w:r>
+      <w:proofErr w:type="spellEnd"/>
+      <w:r>
+        <w:rPr>
+          <w:rFonts w:ascii="Courier New" w:hAnsi="Courier New"/>
+          <w:sz w:val="24"/>
+          <w:szCs w:val="24"/>
+        </w:rPr>
+        <w:t xml:space="preserve">: "; </w:t>
+      </w:r>
+      <w:proofErr w:type="spellStart"/>
+      <w:r>
+        <w:rPr>
+          <w:rFonts w:ascii="Courier New" w:hAnsi="Courier New"/>
+          <w:sz w:val="24"/>
+          <w:szCs w:val="24"/>
+        </w:rPr>
+        <w:t>setColor</w:t>
+      </w:r>
+      <w:proofErr w:type="spellEnd"/>
+      <w:r>
+        <w:rPr>
+          <w:rFonts w:ascii="Courier New" w:hAnsi="Courier New"/>
+          <w:sz w:val="24"/>
+          <w:szCs w:val="24"/>
+        </w:rPr>
+        <w:t>(7, 0);</w:t>
       </w:r>
       <w:r>
         <w:rPr>
@@ -4982,7 +9298,25 @@
           <w:szCs w:val="24"/>
         </w:rPr>
         <w:br/>
-        <w:t xml:space="preserve">            cin &gt;&gt; n;</w:t>
+        <w:t xml:space="preserve">            </w:t>
+      </w:r>
+      <w:proofErr w:type="spellStart"/>
+      <w:r>
+        <w:rPr>
+          <w:rFonts w:ascii="Courier New" w:hAnsi="Courier New"/>
+          <w:sz w:val="24"/>
+          <w:szCs w:val="24"/>
+        </w:rPr>
+        <w:t>cin</w:t>
+      </w:r>
+      <w:proofErr w:type="spellEnd"/>
+      <w:r>
+        <w:rPr>
+          <w:rFonts w:ascii="Courier New" w:hAnsi="Courier New"/>
+          <w:sz w:val="24"/>
+          <w:szCs w:val="24"/>
+        </w:rPr>
+        <w:t xml:space="preserve"> &gt;&gt; n;</w:t>
       </w:r>
       <w:r>
         <w:rPr>
@@ -4991,7 +9325,25 @@
           <w:szCs w:val="24"/>
         </w:rPr>
         <w:br/>
-        <w:t xml:space="preserve">            arr.resize(n);</w:t>
+        <w:t xml:space="preserve">            </w:t>
+      </w:r>
+      <w:proofErr w:type="spellStart"/>
+      <w:r>
+        <w:rPr>
+          <w:rFonts w:ascii="Courier New" w:hAnsi="Courier New"/>
+          <w:sz w:val="24"/>
+          <w:szCs w:val="24"/>
+        </w:rPr>
+        <w:t>arr.resize</w:t>
+      </w:r>
+      <w:proofErr w:type="spellEnd"/>
+      <w:r>
+        <w:rPr>
+          <w:rFonts w:ascii="Courier New" w:hAnsi="Courier New"/>
+          <w:sz w:val="24"/>
+          <w:szCs w:val="24"/>
+        </w:rPr>
+        <w:t>(n);</w:t>
       </w:r>
       <w:r>
         <w:rPr>
@@ -5000,7 +9352,97 @@
           <w:szCs w:val="24"/>
         </w:rPr>
         <w:br/>
-        <w:t xml:space="preserve">            setColor(14, 1); cout &lt;&lt; "Введите " &lt;&lt; n &lt;&lt; " чисел: "; setColor(7, 0);</w:t>
+        <w:t xml:space="preserve">            </w:t>
+      </w:r>
+      <w:proofErr w:type="spellStart"/>
+      <w:r>
+        <w:rPr>
+          <w:rFonts w:ascii="Courier New" w:hAnsi="Courier New"/>
+          <w:sz w:val="24"/>
+          <w:szCs w:val="24"/>
+        </w:rPr>
+        <w:t>setColor</w:t>
+      </w:r>
+      <w:proofErr w:type="spellEnd"/>
+      <w:r>
+        <w:rPr>
+          <w:rFonts w:ascii="Courier New" w:hAnsi="Courier New"/>
+          <w:sz w:val="24"/>
+          <w:szCs w:val="24"/>
+        </w:rPr>
+        <w:t xml:space="preserve">(14, 1); </w:t>
+      </w:r>
+      <w:proofErr w:type="spellStart"/>
+      <w:r>
+        <w:rPr>
+          <w:rFonts w:ascii="Courier New" w:hAnsi="Courier New"/>
+          <w:sz w:val="24"/>
+          <w:szCs w:val="24"/>
+        </w:rPr>
+        <w:t>cout</w:t>
+      </w:r>
+      <w:proofErr w:type="spellEnd"/>
+      <w:r>
+        <w:rPr>
+          <w:rFonts w:ascii="Courier New" w:hAnsi="Courier New"/>
+          <w:sz w:val="24"/>
+          <w:szCs w:val="24"/>
+        </w:rPr>
+        <w:t xml:space="preserve"> &lt;&lt; "</w:t>
+      </w:r>
+      <w:proofErr w:type="spellStart"/>
+      <w:r>
+        <w:rPr>
+          <w:rFonts w:ascii="Courier New" w:hAnsi="Courier New"/>
+          <w:sz w:val="24"/>
+          <w:szCs w:val="24"/>
+        </w:rPr>
+        <w:t>Введите</w:t>
+      </w:r>
+      <w:proofErr w:type="spellEnd"/>
+      <w:r>
+        <w:rPr>
+          <w:rFonts w:ascii="Courier New" w:hAnsi="Courier New"/>
+          <w:sz w:val="24"/>
+          <w:szCs w:val="24"/>
+        </w:rPr>
+        <w:t xml:space="preserve"> " &lt;&lt; n &lt;&lt; " </w:t>
+      </w:r>
+      <w:proofErr w:type="spellStart"/>
+      <w:r>
+        <w:rPr>
+          <w:rFonts w:ascii="Courier New" w:hAnsi="Courier New"/>
+          <w:sz w:val="24"/>
+          <w:szCs w:val="24"/>
+        </w:rPr>
+        <w:t>чисел</w:t>
+      </w:r>
+      <w:proofErr w:type="spellEnd"/>
+      <w:r>
+        <w:rPr>
+          <w:rFonts w:ascii="Courier New" w:hAnsi="Courier New"/>
+          <w:sz w:val="24"/>
+          <w:szCs w:val="24"/>
+        </w:rPr>
+        <w:t xml:space="preserve">: "; </w:t>
+      </w:r>
+      <w:proofErr w:type="spellStart"/>
+      <w:r>
+        <w:rPr>
+          <w:rFonts w:ascii="Courier New" w:hAnsi="Courier New"/>
+          <w:sz w:val="24"/>
+          <w:szCs w:val="24"/>
+        </w:rPr>
+        <w:t>setColor</w:t>
+      </w:r>
+      <w:proofErr w:type="spellEnd"/>
+      <w:r>
+        <w:rPr>
+          <w:rFonts w:ascii="Courier New" w:hAnsi="Courier New"/>
+          <w:sz w:val="24"/>
+          <w:szCs w:val="24"/>
+        </w:rPr>
+        <w:t>(7, 0);</w:t>
       </w:r>
       <w:r>
         <w:rPr>
@@ -5009,7 +9451,133 @@
           <w:szCs w:val="24"/>
         </w:rPr>
         <w:br/>
-        <w:t xml:space="preserve">            for (int i = 0; i &lt; n; i++) cin &gt;&gt; arr[i];</w:t>
+        <w:t xml:space="preserve">            for (</w:t>
+      </w:r>
+      <w:proofErr w:type="spellStart"/>
+      <w:r>
+        <w:rPr>
+          <w:rFonts w:ascii="Courier New" w:hAnsi="Courier New"/>
+          <w:sz w:val="24"/>
+          <w:szCs w:val="24"/>
+        </w:rPr>
+        <w:t>int</w:t>
+      </w:r>
+      <w:proofErr w:type="spellEnd"/>
+      <w:r>
+        <w:rPr>
+          <w:rFonts w:ascii="Courier New" w:hAnsi="Courier New"/>
+          <w:sz w:val="24"/>
+          <w:szCs w:val="24"/>
+        </w:rPr>
+        <w:t xml:space="preserve"> </w:t>
+      </w:r>
+      <w:proofErr w:type="spellStart"/>
+      <w:r>
+        <w:rPr>
+          <w:rFonts w:ascii="Courier New" w:hAnsi="Courier New"/>
+          <w:sz w:val="24"/>
+          <w:szCs w:val="24"/>
+        </w:rPr>
+        <w:t>i</w:t>
+      </w:r>
+      <w:proofErr w:type="spellEnd"/>
+      <w:r>
+        <w:rPr>
+          <w:rFonts w:ascii="Courier New" w:hAnsi="Courier New"/>
+          <w:sz w:val="24"/>
+          <w:szCs w:val="24"/>
+        </w:rPr>
+        <w:t xml:space="preserve"> = 0; </w:t>
+      </w:r>
+      <w:proofErr w:type="spellStart"/>
+      <w:r>
+        <w:rPr>
+          <w:rFonts w:ascii="Courier New" w:hAnsi="Courier New"/>
+          <w:sz w:val="24"/>
+          <w:szCs w:val="24"/>
+        </w:rPr>
+        <w:t>i</w:t>
+      </w:r>
+      <w:proofErr w:type="spellEnd"/>
+      <w:r>
+        <w:rPr>
+          <w:rFonts w:ascii="Courier New" w:hAnsi="Courier New"/>
+          <w:sz w:val="24"/>
+          <w:szCs w:val="24"/>
+        </w:rPr>
+        <w:t xml:space="preserve"> &lt; n; </w:t>
+      </w:r>
+      <w:proofErr w:type="spellStart"/>
+      <w:r>
+        <w:rPr>
+          <w:rFonts w:ascii="Courier New" w:hAnsi="Courier New"/>
+          <w:sz w:val="24"/>
+          <w:szCs w:val="24"/>
+        </w:rPr>
+        <w:t>i</w:t>
+      </w:r>
+      <w:proofErr w:type="spellEnd"/>
+      <w:r>
+        <w:rPr>
+          <w:rFonts w:ascii="Courier New" w:hAnsi="Courier New"/>
+          <w:sz w:val="24"/>
+          <w:szCs w:val="24"/>
+        </w:rPr>
+        <w:t xml:space="preserve">++) </w:t>
+      </w:r>
+      <w:proofErr w:type="spellStart"/>
+      <w:r>
+        <w:rPr>
+          <w:rFonts w:ascii="Courier New" w:hAnsi="Courier New"/>
+          <w:sz w:val="24"/>
+          <w:szCs w:val="24"/>
+        </w:rPr>
+        <w:t>cin</w:t>
+      </w:r>
+      <w:proofErr w:type="spellEnd"/>
+      <w:r>
+        <w:rPr>
+          <w:rFonts w:ascii="Courier New" w:hAnsi="Courier New"/>
+          <w:sz w:val="24"/>
+          <w:szCs w:val="24"/>
+        </w:rPr>
+        <w:t xml:space="preserve"> &gt;&gt; </w:t>
+      </w:r>
+      <w:proofErr w:type="spellStart"/>
+      <w:r>
+        <w:rPr>
+          <w:rFonts w:ascii="Courier New" w:hAnsi="Courier New"/>
+          <w:sz w:val="24"/>
+          <w:szCs w:val="24"/>
+        </w:rPr>
+        <w:t>arr</w:t>
+      </w:r>
+      <w:proofErr w:type="spellEnd"/>
+      <w:r>
+        <w:rPr>
+          <w:rFonts w:ascii="Courier New" w:hAnsi="Courier New"/>
+          <w:sz w:val="24"/>
+          <w:szCs w:val="24"/>
+        </w:rPr>
+        <w:t>[</w:t>
+      </w:r>
+      <w:proofErr w:type="spellStart"/>
+      <w:r>
+        <w:rPr>
+          <w:rFonts w:ascii="Courier New" w:hAnsi="Courier New"/>
+          <w:sz w:val="24"/>
+          <w:szCs w:val="24"/>
+        </w:rPr>
+        <w:t>i</w:t>
+      </w:r>
+      <w:proofErr w:type="spellEnd"/>
+      <w:r>
+        <w:rPr>
+          <w:rFonts w:ascii="Courier New" w:hAnsi="Courier New"/>
+          <w:sz w:val="24"/>
+          <w:szCs w:val="24"/>
+        </w:rPr>
+        <w:t>];</w:t>
       </w:r>
       <w:r>
         <w:rPr>
@@ -5018,7 +9586,25 @@
           <w:szCs w:val="24"/>
         </w:rPr>
         <w:br/>
-        <w:t xml:space="preserve">            hasData = true;</w:t>
+        <w:t xml:space="preserve">            </w:t>
+      </w:r>
+      <w:proofErr w:type="spellStart"/>
+      <w:r>
+        <w:rPr>
+          <w:rFonts w:ascii="Courier New" w:hAnsi="Courier New"/>
+          <w:sz w:val="24"/>
+          <w:szCs w:val="24"/>
+        </w:rPr>
+        <w:t>hasData</w:t>
+      </w:r>
+      <w:proofErr w:type="spellEnd"/>
+      <w:r>
+        <w:rPr>
+          <w:rFonts w:ascii="Courier New" w:hAnsi="Courier New"/>
+          <w:sz w:val="24"/>
+          <w:szCs w:val="24"/>
+        </w:rPr>
+        <w:t xml:space="preserve"> = true;</w:t>
       </w:r>
       <w:r>
         <w:rPr>
@@ -5027,7 +9613,79 @@
           <w:szCs w:val="24"/>
         </w:rPr>
         <w:br/>
-        <w:t xml:space="preserve">            setColor(10, 1); cout &lt;&lt; "Массив сохранён.\n";</w:t>
+        <w:t xml:space="preserve">            </w:t>
+      </w:r>
+      <w:proofErr w:type="spellStart"/>
+      <w:r>
+        <w:rPr>
+          <w:rFonts w:ascii="Courier New" w:hAnsi="Courier New"/>
+          <w:sz w:val="24"/>
+          <w:szCs w:val="24"/>
+        </w:rPr>
+        <w:t>setColor</w:t>
+      </w:r>
+      <w:proofErr w:type="spellEnd"/>
+      <w:r>
+        <w:rPr>
+          <w:rFonts w:ascii="Courier New" w:hAnsi="Courier New"/>
+          <w:sz w:val="24"/>
+          <w:szCs w:val="24"/>
+        </w:rPr>
+        <w:t xml:space="preserve">(10, 1); </w:t>
+      </w:r>
+      <w:proofErr w:type="spellStart"/>
+      <w:r>
+        <w:rPr>
+          <w:rFonts w:ascii="Courier New" w:hAnsi="Courier New"/>
+          <w:sz w:val="24"/>
+          <w:szCs w:val="24"/>
+        </w:rPr>
+        <w:t>cout</w:t>
+      </w:r>
+      <w:proofErr w:type="spellEnd"/>
+      <w:r>
+        <w:rPr>
+          <w:rFonts w:ascii="Courier New" w:hAnsi="Courier New"/>
+          <w:sz w:val="24"/>
+          <w:szCs w:val="24"/>
+        </w:rPr>
+        <w:t xml:space="preserve"> &lt;&lt; "</w:t>
+      </w:r>
+      <w:proofErr w:type="spellStart"/>
+      <w:r>
+        <w:rPr>
+          <w:rFonts w:ascii="Courier New" w:hAnsi="Courier New"/>
+          <w:sz w:val="24"/>
+          <w:szCs w:val="24"/>
+        </w:rPr>
+        <w:t>Массив</w:t>
+      </w:r>
+      <w:proofErr w:type="spellEnd"/>
+      <w:r>
+        <w:rPr>
+          <w:rFonts w:ascii="Courier New" w:hAnsi="Courier New"/>
+          <w:sz w:val="24"/>
+          <w:szCs w:val="24"/>
+        </w:rPr>
+        <w:t xml:space="preserve"> </w:t>
+      </w:r>
+      <w:proofErr w:type="spellStart"/>
+      <w:r>
+        <w:rPr>
+          <w:rFonts w:ascii="Courier New" w:hAnsi="Courier New"/>
+          <w:sz w:val="24"/>
+          <w:szCs w:val="24"/>
+        </w:rPr>
+        <w:t>сохранён</w:t>
+      </w:r>
+      <w:proofErr w:type="spellEnd"/>
+      <w:r>
+        <w:rPr>
+          <w:rFonts w:ascii="Courier New" w:hAnsi="Courier New"/>
+          <w:sz w:val="24"/>
+          <w:szCs w:val="24"/>
+        </w:rPr>
+        <w:t>.\n";</w:t>
       </w:r>
       <w:r>
         <w:rPr>
@@ -5063,7 +9721,25 @@
           <w:szCs w:val="24"/>
         </w:rPr>
         <w:br/>
-        <w:t xml:space="preserve">            int n;</w:t>
+        <w:t xml:space="preserve">            </w:t>
+      </w:r>
+      <w:proofErr w:type="spellStart"/>
+      <w:r>
+        <w:rPr>
+          <w:rFonts w:ascii="Courier New" w:hAnsi="Courier New"/>
+          <w:sz w:val="24"/>
+          <w:szCs w:val="24"/>
+        </w:rPr>
+        <w:t>int</w:t>
+      </w:r>
+      <w:proofErr w:type="spellEnd"/>
+      <w:r>
+        <w:rPr>
+          <w:rFonts w:ascii="Courier New" w:hAnsi="Courier New"/>
+          <w:sz w:val="24"/>
+          <w:szCs w:val="24"/>
+        </w:rPr>
+        <w:t xml:space="preserve"> n;</w:t>
       </w:r>
       <w:r>
         <w:rPr>
@@ -5072,7 +9748,115 @@
           <w:szCs w:val="24"/>
         </w:rPr>
         <w:br/>
-        <w:t xml:space="preserve">            setColor(14, 1); cout &lt;&lt; "Введите кол-во элементов: "; setColor(7, 0);</w:t>
+        <w:t xml:space="preserve">            </w:t>
+      </w:r>
+      <w:proofErr w:type="spellStart"/>
+      <w:r>
+        <w:rPr>
+          <w:rFonts w:ascii="Courier New" w:hAnsi="Courier New"/>
+          <w:sz w:val="24"/>
+          <w:szCs w:val="24"/>
+        </w:rPr>
+        <w:t>setColor</w:t>
+      </w:r>
+      <w:proofErr w:type="spellEnd"/>
+      <w:r>
+        <w:rPr>
+          <w:rFonts w:ascii="Courier New" w:hAnsi="Courier New"/>
+          <w:sz w:val="24"/>
+          <w:szCs w:val="24"/>
+        </w:rPr>
+        <w:t xml:space="preserve">(14, 1); </w:t>
+      </w:r>
+      <w:proofErr w:type="spellStart"/>
+      <w:r>
+        <w:rPr>
+          <w:rFonts w:ascii="Courier New" w:hAnsi="Courier New"/>
+          <w:sz w:val="24"/>
+          <w:szCs w:val="24"/>
+        </w:rPr>
+        <w:t>cout</w:t>
+      </w:r>
+      <w:proofErr w:type="spellEnd"/>
+      <w:r>
+        <w:rPr>
+          <w:rFonts w:ascii="Courier New" w:hAnsi="Courier New"/>
+          <w:sz w:val="24"/>
+          <w:szCs w:val="24"/>
+        </w:rPr>
+        <w:t xml:space="preserve"> &lt;&lt; "</w:t>
+      </w:r>
+      <w:proofErr w:type="spellStart"/>
+      <w:r>
+        <w:rPr>
+          <w:rFonts w:ascii="Courier New" w:hAnsi="Courier New"/>
+          <w:sz w:val="24"/>
+          <w:szCs w:val="24"/>
+        </w:rPr>
+        <w:t>Введите</w:t>
+      </w:r>
+      <w:proofErr w:type="spellEnd"/>
+      <w:r>
+        <w:rPr>
+          <w:rFonts w:ascii="Courier New" w:hAnsi="Courier New"/>
+          <w:sz w:val="24"/>
+          <w:szCs w:val="24"/>
+        </w:rPr>
+        <w:t xml:space="preserve"> </w:t>
+      </w:r>
+      <w:proofErr w:type="spellStart"/>
+      <w:r>
+        <w:rPr>
+          <w:rFonts w:ascii="Courier New" w:hAnsi="Courier New"/>
+          <w:sz w:val="24"/>
+          <w:szCs w:val="24"/>
+        </w:rPr>
+        <w:t>кол-во</w:t>
+      </w:r>
+      <w:proofErr w:type="spellEnd"/>
+      <w:r>
+        <w:rPr>
+          <w:rFonts w:ascii="Courier New" w:hAnsi="Courier New"/>
+          <w:sz w:val="24"/>
+          <w:szCs w:val="24"/>
+        </w:rPr>
+        <w:t xml:space="preserve"> </w:t>
+      </w:r>
+      <w:proofErr w:type="spellStart"/>
+      <w:r>
+        <w:rPr>
+          <w:rFonts w:ascii="Courier New" w:hAnsi="Courier New"/>
+          <w:sz w:val="24"/>
+          <w:szCs w:val="24"/>
+        </w:rPr>
+        <w:t>элементов</w:t>
+      </w:r>
+      <w:proofErr w:type="spellEnd"/>
+      <w:r>
+        <w:rPr>
+          <w:rFonts w:ascii="Courier New" w:hAnsi="Courier New"/>
+          <w:sz w:val="24"/>
+          <w:szCs w:val="24"/>
+        </w:rPr>
+        <w:t xml:space="preserve">: "; </w:t>
+      </w:r>
+      <w:proofErr w:type="spellStart"/>
+      <w:r>
+        <w:rPr>
+          <w:rFonts w:ascii="Courier New" w:hAnsi="Courier New"/>
+          <w:sz w:val="24"/>
+          <w:szCs w:val="24"/>
+        </w:rPr>
+        <w:t>setColor</w:t>
+      </w:r>
+      <w:proofErr w:type="spellEnd"/>
+      <w:r>
+        <w:rPr>
+          <w:rFonts w:ascii="Courier New" w:hAnsi="Courier New"/>
+          <w:sz w:val="24"/>
+          <w:szCs w:val="24"/>
+        </w:rPr>
+        <w:t>(7, 0);</w:t>
       </w:r>
       <w:r>
         <w:rPr>
@@ -5081,7 +9865,25 @@
           <w:szCs w:val="24"/>
         </w:rPr>
         <w:br/>
-        <w:t xml:space="preserve">            cin &gt;&gt; n;</w:t>
+        <w:t xml:space="preserve">            </w:t>
+      </w:r>
+      <w:proofErr w:type="spellStart"/>
+      <w:r>
+        <w:rPr>
+          <w:rFonts w:ascii="Courier New" w:hAnsi="Courier New"/>
+          <w:sz w:val="24"/>
+          <w:szCs w:val="24"/>
+        </w:rPr>
+        <w:t>cin</w:t>
+      </w:r>
+      <w:proofErr w:type="spellEnd"/>
+      <w:r>
+        <w:rPr>
+          <w:rFonts w:ascii="Courier New" w:hAnsi="Courier New"/>
+          <w:sz w:val="24"/>
+          <w:szCs w:val="24"/>
+        </w:rPr>
+        <w:t xml:space="preserve"> &gt;&gt; n;</w:t>
       </w:r>
       <w:r>
         <w:rPr>
@@ -5090,7 +9892,43 @@
           <w:szCs w:val="24"/>
         </w:rPr>
         <w:br/>
-        <w:t xml:space="preserve">            generateRandom(arr, n);</w:t>
+        <w:t xml:space="preserve">            </w:t>
+      </w:r>
+      <w:proofErr w:type="spellStart"/>
+      <w:r>
+        <w:rPr>
+          <w:rFonts w:ascii="Courier New" w:hAnsi="Courier New"/>
+          <w:sz w:val="24"/>
+          <w:szCs w:val="24"/>
+        </w:rPr>
+        <w:t>generateRandom</w:t>
+      </w:r>
+      <w:proofErr w:type="spellEnd"/>
+      <w:r>
+        <w:rPr>
+          <w:rFonts w:ascii="Courier New" w:hAnsi="Courier New"/>
+          <w:sz w:val="24"/>
+          <w:szCs w:val="24"/>
+        </w:rPr>
+        <w:t>(</w:t>
+      </w:r>
+      <w:proofErr w:type="spellStart"/>
+      <w:r>
+        <w:rPr>
+          <w:rFonts w:ascii="Courier New" w:hAnsi="Courier New"/>
+          <w:sz w:val="24"/>
+          <w:szCs w:val="24"/>
+        </w:rPr>
+        <w:t>arr</w:t>
+      </w:r>
+      <w:proofErr w:type="spellEnd"/>
+      <w:r>
+        <w:rPr>
+          <w:rFonts w:ascii="Courier New" w:hAnsi="Courier New"/>
+          <w:sz w:val="24"/>
+          <w:szCs w:val="24"/>
+        </w:rPr>
+        <w:t>, n);</w:t>
       </w:r>
       <w:r>
         <w:rPr>
@@ -5099,7 +9937,25 @@
           <w:szCs w:val="24"/>
         </w:rPr>
         <w:br/>
-        <w:t xml:space="preserve">            hasData = true;</w:t>
+        <w:t xml:space="preserve">            </w:t>
+      </w:r>
+      <w:proofErr w:type="spellStart"/>
+      <w:r>
+        <w:rPr>
+          <w:rFonts w:ascii="Courier New" w:hAnsi="Courier New"/>
+          <w:sz w:val="24"/>
+          <w:szCs w:val="24"/>
+        </w:rPr>
+        <w:t>hasData</w:t>
+      </w:r>
+      <w:proofErr w:type="spellEnd"/>
+      <w:r>
+        <w:rPr>
+          <w:rFonts w:ascii="Courier New" w:hAnsi="Courier New"/>
+          <w:sz w:val="24"/>
+          <w:szCs w:val="24"/>
+        </w:rPr>
+        <w:t xml:space="preserve"> = true;</w:t>
       </w:r>
       <w:r>
         <w:rPr>
@@ -5108,7 +9964,79 @@
           <w:szCs w:val="24"/>
         </w:rPr>
         <w:br/>
-        <w:t xml:space="preserve">            setColor(10, 1); cout &lt;&lt; "Сгенерирован массив: ";</w:t>
+        <w:t xml:space="preserve">            </w:t>
+      </w:r>
+      <w:proofErr w:type="spellStart"/>
+      <w:r>
+        <w:rPr>
+          <w:rFonts w:ascii="Courier New" w:hAnsi="Courier New"/>
+          <w:sz w:val="24"/>
+          <w:szCs w:val="24"/>
+        </w:rPr>
+        <w:t>setColor</w:t>
+      </w:r>
+      <w:proofErr w:type="spellEnd"/>
+      <w:r>
+        <w:rPr>
+          <w:rFonts w:ascii="Courier New" w:hAnsi="Courier New"/>
+          <w:sz w:val="24"/>
+          <w:szCs w:val="24"/>
+        </w:rPr>
+        <w:t xml:space="preserve">(10, 1); </w:t>
+      </w:r>
+      <w:proofErr w:type="spellStart"/>
+      <w:r>
+        <w:rPr>
+          <w:rFonts w:ascii="Courier New" w:hAnsi="Courier New"/>
+          <w:sz w:val="24"/>
+          <w:szCs w:val="24"/>
+        </w:rPr>
+        <w:t>cout</w:t>
+      </w:r>
+      <w:proofErr w:type="spellEnd"/>
+      <w:r>
+        <w:rPr>
+          <w:rFonts w:ascii="Courier New" w:hAnsi="Courier New"/>
+          <w:sz w:val="24"/>
+          <w:szCs w:val="24"/>
+        </w:rPr>
+        <w:t xml:space="preserve"> &lt;&lt; "</w:t>
+      </w:r>
+      <w:proofErr w:type="spellStart"/>
+      <w:r>
+        <w:rPr>
+          <w:rFonts w:ascii="Courier New" w:hAnsi="Courier New"/>
+          <w:sz w:val="24"/>
+          <w:szCs w:val="24"/>
+        </w:rPr>
+        <w:t>Сгенерирован</w:t>
+      </w:r>
+      <w:proofErr w:type="spellEnd"/>
+      <w:r>
+        <w:rPr>
+          <w:rFonts w:ascii="Courier New" w:hAnsi="Courier New"/>
+          <w:sz w:val="24"/>
+          <w:szCs w:val="24"/>
+        </w:rPr>
+        <w:t xml:space="preserve"> </w:t>
+      </w:r>
+      <w:proofErr w:type="spellStart"/>
+      <w:r>
+        <w:rPr>
+          <w:rFonts w:ascii="Courier New" w:hAnsi="Courier New"/>
+          <w:sz w:val="24"/>
+          <w:szCs w:val="24"/>
+        </w:rPr>
+        <w:t>массив</w:t>
+      </w:r>
+      <w:proofErr w:type="spellEnd"/>
+      <w:r>
+        <w:rPr>
+          <w:rFonts w:ascii="Courier New" w:hAnsi="Courier New"/>
+          <w:sz w:val="24"/>
+          <w:szCs w:val="24"/>
+        </w:rPr>
+        <w:t>: ";</w:t>
       </w:r>
       <w:r>
         <w:rPr>
@@ -5117,7 +10045,43 @@
           <w:szCs w:val="24"/>
         </w:rPr>
         <w:br/>
-        <w:t xml:space="preserve">            printArray(arr);</w:t>
+        <w:t xml:space="preserve">            </w:t>
+      </w:r>
+      <w:proofErr w:type="spellStart"/>
+      <w:r>
+        <w:rPr>
+          <w:rFonts w:ascii="Courier New" w:hAnsi="Courier New"/>
+          <w:sz w:val="24"/>
+          <w:szCs w:val="24"/>
+        </w:rPr>
+        <w:t>printArray</w:t>
+      </w:r>
+      <w:proofErr w:type="spellEnd"/>
+      <w:r>
+        <w:rPr>
+          <w:rFonts w:ascii="Courier New" w:hAnsi="Courier New"/>
+          <w:sz w:val="24"/>
+          <w:szCs w:val="24"/>
+        </w:rPr>
+        <w:t>(</w:t>
+      </w:r>
+      <w:proofErr w:type="spellStart"/>
+      <w:r>
+        <w:rPr>
+          <w:rFonts w:ascii="Courier New" w:hAnsi="Courier New"/>
+          <w:sz w:val="24"/>
+          <w:szCs w:val="24"/>
+        </w:rPr>
+        <w:t>arr</w:t>
+      </w:r>
+      <w:proofErr w:type="spellEnd"/>
+      <w:r>
+        <w:rPr>
+          <w:rFonts w:ascii="Courier New" w:hAnsi="Courier New"/>
+          <w:sz w:val="24"/>
+          <w:szCs w:val="24"/>
+        </w:rPr>
+        <w:t>);</w:t>
       </w:r>
       <w:r>
         <w:rPr>
@@ -5126,7 +10090,25 @@
           <w:szCs w:val="24"/>
         </w:rPr>
         <w:br/>
-        <w:t xml:space="preserve">            cout &lt;&lt; "\n";</w:t>
+        <w:t xml:space="preserve">            </w:t>
+      </w:r>
+      <w:proofErr w:type="spellStart"/>
+      <w:r>
+        <w:rPr>
+          <w:rFonts w:ascii="Courier New" w:hAnsi="Courier New"/>
+          <w:sz w:val="24"/>
+          <w:szCs w:val="24"/>
+        </w:rPr>
+        <w:t>cout</w:t>
+      </w:r>
+      <w:proofErr w:type="spellEnd"/>
+      <w:r>
+        <w:rPr>
+          <w:rFonts w:ascii="Courier New" w:hAnsi="Courier New"/>
+          <w:sz w:val="24"/>
+          <w:szCs w:val="24"/>
+        </w:rPr>
+        <w:t xml:space="preserve"> &lt;&lt; "\n";</w:t>
       </w:r>
       <w:r>
         <w:rPr>
@@ -5162,7 +10144,43 @@
           <w:szCs w:val="24"/>
         </w:rPr>
         <w:br/>
-        <w:t xml:space="preserve">            if (!hasData || arr.empty()) {</w:t>
+        <w:t xml:space="preserve">            if (!</w:t>
+      </w:r>
+      <w:proofErr w:type="spellStart"/>
+      <w:r>
+        <w:rPr>
+          <w:rFonts w:ascii="Courier New" w:hAnsi="Courier New"/>
+          <w:sz w:val="24"/>
+          <w:szCs w:val="24"/>
+        </w:rPr>
+        <w:t>hasData</w:t>
+      </w:r>
+      <w:proofErr w:type="spellEnd"/>
+      <w:r>
+        <w:rPr>
+          <w:rFonts w:ascii="Courier New" w:hAnsi="Courier New"/>
+          <w:sz w:val="24"/>
+          <w:szCs w:val="24"/>
+        </w:rPr>
+        <w:t xml:space="preserve"> || </w:t>
+      </w:r>
+      <w:proofErr w:type="spellStart"/>
+      <w:r>
+        <w:rPr>
+          <w:rFonts w:ascii="Courier New" w:hAnsi="Courier New"/>
+          <w:sz w:val="24"/>
+          <w:szCs w:val="24"/>
+        </w:rPr>
+        <w:t>arr.empty</w:t>
+      </w:r>
+      <w:proofErr w:type="spellEnd"/>
+      <w:r>
+        <w:rPr>
+          <w:rFonts w:ascii="Courier New" w:hAnsi="Courier New"/>
+          <w:sz w:val="24"/>
+          <w:szCs w:val="24"/>
+        </w:rPr>
+        <w:t>()) {</w:t>
       </w:r>
       <w:r>
         <w:rPr>
@@ -5171,7 +10189,115 @@
           <w:szCs w:val="24"/>
         </w:rPr>
         <w:br/>
-        <w:t xml:space="preserve">                setColor(12, 1); cout &lt;&lt; "Ошибка: Сначала создайте массив!\n";</w:t>
+        <w:t xml:space="preserve">                </w:t>
+      </w:r>
+      <w:proofErr w:type="spellStart"/>
+      <w:r>
+        <w:rPr>
+          <w:rFonts w:ascii="Courier New" w:hAnsi="Courier New"/>
+          <w:sz w:val="24"/>
+          <w:szCs w:val="24"/>
+        </w:rPr>
+        <w:t>setColor</w:t>
+      </w:r>
+      <w:proofErr w:type="spellEnd"/>
+      <w:r>
+        <w:rPr>
+          <w:rFonts w:ascii="Courier New" w:hAnsi="Courier New"/>
+          <w:sz w:val="24"/>
+          <w:szCs w:val="24"/>
+        </w:rPr>
+        <w:t xml:space="preserve">(12, 1); </w:t>
+      </w:r>
+      <w:proofErr w:type="spellStart"/>
+      <w:r>
+        <w:rPr>
+          <w:rFonts w:ascii="Courier New" w:hAnsi="Courier New"/>
+          <w:sz w:val="24"/>
+          <w:szCs w:val="24"/>
+        </w:rPr>
+        <w:t>cout</w:t>
+      </w:r>
+      <w:proofErr w:type="spellEnd"/>
+      <w:r>
+        <w:rPr>
+          <w:rFonts w:ascii="Courier New" w:hAnsi="Courier New"/>
+          <w:sz w:val="24"/>
+          <w:szCs w:val="24"/>
+        </w:rPr>
+        <w:t xml:space="preserve"> &lt;&lt; "</w:t>
+      </w:r>
+      <w:proofErr w:type="spellStart"/>
+      <w:r>
+        <w:rPr>
+          <w:rFonts w:ascii="Courier New" w:hAnsi="Courier New"/>
+          <w:sz w:val="24"/>
+          <w:szCs w:val="24"/>
+        </w:rPr>
+        <w:t>Ошибка</w:t>
+      </w:r>
+      <w:proofErr w:type="spellEnd"/>
+      <w:r>
+        <w:rPr>
+          <w:rFonts w:ascii="Courier New" w:hAnsi="Courier New"/>
+          <w:sz w:val="24"/>
+          <w:szCs w:val="24"/>
+        </w:rPr>
+        <w:t xml:space="preserve">: </w:t>
+      </w:r>
+      <w:proofErr w:type="spellStart"/>
+      <w:r>
+        <w:rPr>
+          <w:rFonts w:ascii="Courier New" w:hAnsi="Courier New"/>
+          <w:sz w:val="24"/>
+          <w:szCs w:val="24"/>
+        </w:rPr>
+        <w:t>Сначала</w:t>
+      </w:r>
+      <w:proofErr w:type="spellEnd"/>
+      <w:r>
+        <w:rPr>
+          <w:rFonts w:ascii="Courier New" w:hAnsi="Courier New"/>
+          <w:sz w:val="24"/>
+          <w:szCs w:val="24"/>
+        </w:rPr>
+        <w:t xml:space="preserve"> </w:t>
+      </w:r>
+      <w:proofErr w:type="spellStart"/>
+      <w:r>
+        <w:rPr>
+          <w:rFonts w:ascii="Courier New" w:hAnsi="Courier New"/>
+          <w:sz w:val="24"/>
+          <w:szCs w:val="24"/>
+        </w:rPr>
+        <w:t>создайте</w:t>
+      </w:r>
+      <w:proofErr w:type="spellEnd"/>
+      <w:r>
+        <w:rPr>
+          <w:rFonts w:ascii="Courier New" w:hAnsi="Courier New"/>
+          <w:sz w:val="24"/>
+          <w:szCs w:val="24"/>
+        </w:rPr>
+        <w:t xml:space="preserve"> </w:t>
+      </w:r>
+      <w:proofErr w:type="spellStart"/>
+      <w:r>
+        <w:rPr>
+          <w:rFonts w:ascii="Courier New" w:hAnsi="Courier New"/>
+          <w:sz w:val="24"/>
+          <w:szCs w:val="24"/>
+        </w:rPr>
+        <w:t>массив</w:t>
+      </w:r>
+      <w:proofErr w:type="spellEnd"/>
+      <w:r>
+        <w:rPr>
+          <w:rFonts w:ascii="Courier New" w:hAnsi="Courier New"/>
+          <w:sz w:val="24"/>
+          <w:szCs w:val="24"/>
+        </w:rPr>
+        <w:t>!\n";</w:t>
       </w:r>
       <w:r>
         <w:rPr>
@@ -5197,7 +10323,115 @@
           <w:szCs w:val="24"/>
         </w:rPr>
         <w:br/>
-        <w:t xml:space="preserve">                setColor(14, 1); cout &lt;&lt; "Исходный: "; printArray(arr); cout &lt;&lt; "\n";</w:t>
+        <w:t xml:space="preserve">                </w:t>
+      </w:r>
+      <w:proofErr w:type="spellStart"/>
+      <w:r>
+        <w:rPr>
+          <w:rFonts w:ascii="Courier New" w:hAnsi="Courier New"/>
+          <w:sz w:val="24"/>
+          <w:szCs w:val="24"/>
+        </w:rPr>
+        <w:t>setColor</w:t>
+      </w:r>
+      <w:proofErr w:type="spellEnd"/>
+      <w:r>
+        <w:rPr>
+          <w:rFonts w:ascii="Courier New" w:hAnsi="Courier New"/>
+          <w:sz w:val="24"/>
+          <w:szCs w:val="24"/>
+        </w:rPr>
+        <w:t xml:space="preserve">(14, 1); </w:t>
+      </w:r>
+      <w:proofErr w:type="spellStart"/>
+      <w:r>
+        <w:rPr>
+          <w:rFonts w:ascii="Courier New" w:hAnsi="Courier New"/>
+          <w:sz w:val="24"/>
+          <w:szCs w:val="24"/>
+        </w:rPr>
+        <w:t>cout</w:t>
+      </w:r>
+      <w:proofErr w:type="spellEnd"/>
+      <w:r>
+        <w:rPr>
+          <w:rFonts w:ascii="Courier New" w:hAnsi="Courier New"/>
+          <w:sz w:val="24"/>
+          <w:szCs w:val="24"/>
+        </w:rPr>
+        <w:t xml:space="preserve"> &lt;&lt; "</w:t>
+      </w:r>
+      <w:proofErr w:type="spellStart"/>
+      <w:r>
+        <w:rPr>
+          <w:rFonts w:ascii="Courier New" w:hAnsi="Courier New"/>
+          <w:sz w:val="24"/>
+          <w:szCs w:val="24"/>
+        </w:rPr>
+        <w:t>Исходный</w:t>
+      </w:r>
+      <w:proofErr w:type="spellEnd"/>
+      <w:r>
+        <w:rPr>
+          <w:rFonts w:ascii="Courier New" w:hAnsi="Courier New"/>
+          <w:sz w:val="24"/>
+          <w:szCs w:val="24"/>
+        </w:rPr>
+        <w:t xml:space="preserve">: "; </w:t>
+      </w:r>
+      <w:proofErr w:type="spellStart"/>
+      <w:r>
+        <w:rPr>
+          <w:rFonts w:ascii="Courier New" w:hAnsi="Courier New"/>
+          <w:sz w:val="24"/>
+          <w:szCs w:val="24"/>
+        </w:rPr>
+        <w:t>printArray</w:t>
+      </w:r>
+      <w:proofErr w:type="spellEnd"/>
+      <w:r>
+        <w:rPr>
+          <w:rFonts w:ascii="Courier New" w:hAnsi="Courier New"/>
+          <w:sz w:val="24"/>
+          <w:szCs w:val="24"/>
+        </w:rPr>
+        <w:t>(</w:t>
+      </w:r>
+      <w:proofErr w:type="spellStart"/>
+      <w:r>
+        <w:rPr>
+          <w:rFonts w:ascii="Courier New" w:hAnsi="Courier New"/>
+          <w:sz w:val="24"/>
+          <w:szCs w:val="24"/>
+        </w:rPr>
+        <w:t>arr</w:t>
+      </w:r>
+      <w:proofErr w:type="spellEnd"/>
+      <w:r>
+        <w:rPr>
+          <w:rFonts w:ascii="Courier New" w:hAnsi="Courier New"/>
+          <w:sz w:val="24"/>
+          <w:szCs w:val="24"/>
+        </w:rPr>
+        <w:t xml:space="preserve">); </w:t>
+      </w:r>
+      <w:proofErr w:type="spellStart"/>
+      <w:r>
+        <w:rPr>
+          <w:rFonts w:ascii="Courier New" w:hAnsi="Courier New"/>
+          <w:sz w:val="24"/>
+          <w:szCs w:val="24"/>
+        </w:rPr>
+        <w:t>cout</w:t>
+      </w:r>
+      <w:proofErr w:type="spellEnd"/>
+      <w:r>
+        <w:rPr>
+          <w:rFonts w:ascii="Courier New" w:hAnsi="Courier New"/>
+          <w:sz w:val="24"/>
+          <w:szCs w:val="24"/>
+        </w:rPr>
+        <w:t xml:space="preserve"> &lt;&lt; "\n";</w:t>
       </w:r>
       <w:r>
         <w:rPr>
@@ -5215,7 +10449,43 @@
           <w:szCs w:val="24"/>
         </w:rPr>
         <w:br/>
-        <w:t xml:space="preserve">                auto start = chrono::high_resolution_clock::now();</w:t>
+        <w:t xml:space="preserve">                auto start = </w:t>
+      </w:r>
+      <w:proofErr w:type="spellStart"/>
+      <w:r>
+        <w:rPr>
+          <w:rFonts w:ascii="Courier New" w:hAnsi="Courier New"/>
+          <w:sz w:val="24"/>
+          <w:szCs w:val="24"/>
+        </w:rPr>
+        <w:t>chrono</w:t>
+      </w:r>
+      <w:proofErr w:type="spellEnd"/>
+      <w:r>
+        <w:rPr>
+          <w:rFonts w:ascii="Courier New" w:hAnsi="Courier New"/>
+          <w:sz w:val="24"/>
+          <w:szCs w:val="24"/>
+        </w:rPr>
+        <w:t>::</w:t>
+      </w:r>
+      <w:proofErr w:type="spellStart"/>
+      <w:r>
+        <w:rPr>
+          <w:rFonts w:ascii="Courier New" w:hAnsi="Courier New"/>
+          <w:sz w:val="24"/>
+          <w:szCs w:val="24"/>
+        </w:rPr>
+        <w:t>high_resolution_clock</w:t>
+      </w:r>
+      <w:proofErr w:type="spellEnd"/>
+      <w:r>
+        <w:rPr>
+          <w:rFonts w:ascii="Courier New" w:hAnsi="Courier New"/>
+          <w:sz w:val="24"/>
+          <w:szCs w:val="24"/>
+        </w:rPr>
+        <w:t>::now();</w:t>
       </w:r>
       <w:r>
         <w:rPr>
@@ -5224,7 +10494,43 @@
           <w:szCs w:val="24"/>
         </w:rPr>
         <w:br/>
-        <w:t xml:space="preserve">                heapSort(arr);</w:t>
+        <w:t xml:space="preserve">                </w:t>
+      </w:r>
+      <w:proofErr w:type="spellStart"/>
+      <w:r>
+        <w:rPr>
+          <w:rFonts w:ascii="Courier New" w:hAnsi="Courier New"/>
+          <w:sz w:val="24"/>
+          <w:szCs w:val="24"/>
+        </w:rPr>
+        <w:t>heapSort</w:t>
+      </w:r>
+      <w:proofErr w:type="spellEnd"/>
+      <w:r>
+        <w:rPr>
+          <w:rFonts w:ascii="Courier New" w:hAnsi="Courier New"/>
+          <w:sz w:val="24"/>
+          <w:szCs w:val="24"/>
+        </w:rPr>
+        <w:t>(</w:t>
+      </w:r>
+      <w:proofErr w:type="spellStart"/>
+      <w:r>
+        <w:rPr>
+          <w:rFonts w:ascii="Courier New" w:hAnsi="Courier New"/>
+          <w:sz w:val="24"/>
+          <w:szCs w:val="24"/>
+        </w:rPr>
+        <w:t>arr</w:t>
+      </w:r>
+      <w:proofErr w:type="spellEnd"/>
+      <w:r>
+        <w:rPr>
+          <w:rFonts w:ascii="Courier New" w:hAnsi="Courier New"/>
+          <w:sz w:val="24"/>
+          <w:szCs w:val="24"/>
+        </w:rPr>
+        <w:t>);</w:t>
       </w:r>
       <w:r>
         <w:rPr>
@@ -5233,7 +10539,43 @@
           <w:szCs w:val="24"/>
         </w:rPr>
         <w:br/>
-        <w:t xml:space="preserve">                auto end = chrono::high_resolution_clock::now();</w:t>
+        <w:t xml:space="preserve">                auto end = </w:t>
+      </w:r>
+      <w:proofErr w:type="spellStart"/>
+      <w:r>
+        <w:rPr>
+          <w:rFonts w:ascii="Courier New" w:hAnsi="Courier New"/>
+          <w:sz w:val="24"/>
+          <w:szCs w:val="24"/>
+        </w:rPr>
+        <w:t>chrono</w:t>
+      </w:r>
+      <w:proofErr w:type="spellEnd"/>
+      <w:r>
+        <w:rPr>
+          <w:rFonts w:ascii="Courier New" w:hAnsi="Courier New"/>
+          <w:sz w:val="24"/>
+          <w:szCs w:val="24"/>
+        </w:rPr>
+        <w:t>::</w:t>
+      </w:r>
+      <w:proofErr w:type="spellStart"/>
+      <w:r>
+        <w:rPr>
+          <w:rFonts w:ascii="Courier New" w:hAnsi="Courier New"/>
+          <w:sz w:val="24"/>
+          <w:szCs w:val="24"/>
+        </w:rPr>
+        <w:t>high_resolution_clock</w:t>
+      </w:r>
+      <w:proofErr w:type="spellEnd"/>
+      <w:r>
+        <w:rPr>
+          <w:rFonts w:ascii="Courier New" w:hAnsi="Courier New"/>
+          <w:sz w:val="24"/>
+          <w:szCs w:val="24"/>
+        </w:rPr>
+        <w:t>::now();</w:t>
       </w:r>
       <w:r>
         <w:rPr>
@@ -5242,7 +10584,25 @@
           <w:szCs w:val="24"/>
         </w:rPr>
         <w:br/>
-        <w:t xml:space="preserve">                chrono::duration&lt;double&gt; diff = end - start;</w:t>
+        <w:t xml:space="preserve">                </w:t>
+      </w:r>
+      <w:proofErr w:type="spellStart"/>
+      <w:r>
+        <w:rPr>
+          <w:rFonts w:ascii="Courier New" w:hAnsi="Courier New"/>
+          <w:sz w:val="24"/>
+          <w:szCs w:val="24"/>
+        </w:rPr>
+        <w:t>chrono</w:t>
+      </w:r>
+      <w:proofErr w:type="spellEnd"/>
+      <w:r>
+        <w:rPr>
+          <w:rFonts w:ascii="Courier New" w:hAnsi="Courier New"/>
+          <w:sz w:val="24"/>
+          <w:szCs w:val="24"/>
+        </w:rPr>
+        <w:t>::duration&lt;double&gt; diff = end - start;</w:t>
       </w:r>
       <w:r>
         <w:rPr>
@@ -5259,7 +10619,115 @@
           <w:szCs w:val="24"/>
         </w:rPr>
         <w:br/>
-        <w:t xml:space="preserve">                setColor(10, 1); cout &lt;&lt; "Результат: "; printArray(arr); cout &lt;&lt; "\n";</w:t>
+        <w:t xml:space="preserve">                </w:t>
+      </w:r>
+      <w:proofErr w:type="spellStart"/>
+      <w:r>
+        <w:rPr>
+          <w:rFonts w:ascii="Courier New" w:hAnsi="Courier New"/>
+          <w:sz w:val="24"/>
+          <w:szCs w:val="24"/>
+        </w:rPr>
+        <w:t>setColor</w:t>
+      </w:r>
+      <w:proofErr w:type="spellEnd"/>
+      <w:r>
+        <w:rPr>
+          <w:rFonts w:ascii="Courier New" w:hAnsi="Courier New"/>
+          <w:sz w:val="24"/>
+          <w:szCs w:val="24"/>
+        </w:rPr>
+        <w:t xml:space="preserve">(10, 1); </w:t>
+      </w:r>
+      <w:proofErr w:type="spellStart"/>
+      <w:r>
+        <w:rPr>
+          <w:rFonts w:ascii="Courier New" w:hAnsi="Courier New"/>
+          <w:sz w:val="24"/>
+          <w:szCs w:val="24"/>
+        </w:rPr>
+        <w:t>cout</w:t>
+      </w:r>
+      <w:proofErr w:type="spellEnd"/>
+      <w:r>
+        <w:rPr>
+          <w:rFonts w:ascii="Courier New" w:hAnsi="Courier New"/>
+          <w:sz w:val="24"/>
+          <w:szCs w:val="24"/>
+        </w:rPr>
+        <w:t xml:space="preserve"> &lt;&lt; "</w:t>
+      </w:r>
+      <w:proofErr w:type="spellStart"/>
+      <w:r>
+        <w:rPr>
+          <w:rFonts w:ascii="Courier New" w:hAnsi="Courier New"/>
+          <w:sz w:val="24"/>
+          <w:szCs w:val="24"/>
+        </w:rPr>
+        <w:t>Результат</w:t>
+      </w:r>
+      <w:proofErr w:type="spellEnd"/>
+      <w:r>
+        <w:rPr>
+          <w:rFonts w:ascii="Courier New" w:hAnsi="Courier New"/>
+          <w:sz w:val="24"/>
+          <w:szCs w:val="24"/>
+        </w:rPr>
+        <w:t xml:space="preserve">: "; </w:t>
+      </w:r>
+      <w:proofErr w:type="spellStart"/>
+      <w:r>
+        <w:rPr>
+          <w:rFonts w:ascii="Courier New" w:hAnsi="Courier New"/>
+          <w:sz w:val="24"/>
+          <w:szCs w:val="24"/>
+        </w:rPr>
+        <w:t>printArray</w:t>
+      </w:r>
+      <w:proofErr w:type="spellEnd"/>
+      <w:r>
+        <w:rPr>
+          <w:rFonts w:ascii="Courier New" w:hAnsi="Courier New"/>
+          <w:sz w:val="24"/>
+          <w:szCs w:val="24"/>
+        </w:rPr>
+        <w:t>(</w:t>
+      </w:r>
+      <w:proofErr w:type="spellStart"/>
+      <w:r>
+        <w:rPr>
+          <w:rFonts w:ascii="Courier New" w:hAnsi="Courier New"/>
+          <w:sz w:val="24"/>
+          <w:szCs w:val="24"/>
+        </w:rPr>
+        <w:t>arr</w:t>
+      </w:r>
+      <w:proofErr w:type="spellEnd"/>
+      <w:r>
+        <w:rPr>
+          <w:rFonts w:ascii="Courier New" w:hAnsi="Courier New"/>
+          <w:sz w:val="24"/>
+          <w:szCs w:val="24"/>
+        </w:rPr>
+        <w:t xml:space="preserve">); </w:t>
+      </w:r>
+      <w:proofErr w:type="spellStart"/>
+      <w:r>
+        <w:rPr>
+          <w:rFonts w:ascii="Courier New" w:hAnsi="Courier New"/>
+          <w:sz w:val="24"/>
+          <w:szCs w:val="24"/>
+        </w:rPr>
+        <w:t>cout</w:t>
+      </w:r>
+      <w:proofErr w:type="spellEnd"/>
+      <w:r>
+        <w:rPr>
+          <w:rFonts w:ascii="Courier New" w:hAnsi="Courier New"/>
+          <w:sz w:val="24"/>
+          <w:szCs w:val="24"/>
+        </w:rPr>
+        <w:t xml:space="preserve"> &lt;&lt; "\n";</w:t>
       </w:r>
       <w:r>
         <w:rPr>
@@ -5268,7 +10736,97 @@
           <w:szCs w:val="24"/>
         </w:rPr>
         <w:br/>
-        <w:t xml:space="preserve">                setColor(11, 1); cout &lt;&lt; "Время: " &lt;&lt; diff.count() &lt;&lt; " сек.\n";</w:t>
+        <w:t xml:space="preserve">                </w:t>
+      </w:r>
+      <w:proofErr w:type="spellStart"/>
+      <w:r>
+        <w:rPr>
+          <w:rFonts w:ascii="Courier New" w:hAnsi="Courier New"/>
+          <w:sz w:val="24"/>
+          <w:szCs w:val="24"/>
+        </w:rPr>
+        <w:t>setColor</w:t>
+      </w:r>
+      <w:proofErr w:type="spellEnd"/>
+      <w:r>
+        <w:rPr>
+          <w:rFonts w:ascii="Courier New" w:hAnsi="Courier New"/>
+          <w:sz w:val="24"/>
+          <w:szCs w:val="24"/>
+        </w:rPr>
+        <w:t xml:space="preserve">(11, 1); </w:t>
+      </w:r>
+      <w:proofErr w:type="spellStart"/>
+      <w:r>
+        <w:rPr>
+          <w:rFonts w:ascii="Courier New" w:hAnsi="Courier New"/>
+          <w:sz w:val="24"/>
+          <w:szCs w:val="24"/>
+        </w:rPr>
+        <w:t>cout</w:t>
+      </w:r>
+      <w:proofErr w:type="spellEnd"/>
+      <w:r>
+        <w:rPr>
+          <w:rFonts w:ascii="Courier New" w:hAnsi="Courier New"/>
+          <w:sz w:val="24"/>
+          <w:szCs w:val="24"/>
+        </w:rPr>
+        <w:t xml:space="preserve"> &lt;&lt; "</w:t>
+      </w:r>
+      <w:proofErr w:type="spellStart"/>
+      <w:r>
+        <w:rPr>
+          <w:rFonts w:ascii="Courier New" w:hAnsi="Courier New"/>
+          <w:sz w:val="24"/>
+          <w:szCs w:val="24"/>
+        </w:rPr>
+        <w:t>Время</w:t>
+      </w:r>
+      <w:proofErr w:type="spellEnd"/>
+      <w:r>
+        <w:rPr>
+          <w:rFonts w:ascii="Courier New" w:hAnsi="Courier New"/>
+          <w:sz w:val="24"/>
+          <w:szCs w:val="24"/>
+        </w:rPr>
+        <w:t xml:space="preserve">: " &lt;&lt; </w:t>
+      </w:r>
+      <w:proofErr w:type="spellStart"/>
+      <w:r>
+        <w:rPr>
+          <w:rFonts w:ascii="Courier New" w:hAnsi="Courier New"/>
+          <w:sz w:val="24"/>
+          <w:szCs w:val="24"/>
+        </w:rPr>
+        <w:t>diff.count</w:t>
+      </w:r>
+      <w:proofErr w:type="spellEnd"/>
+      <w:r>
+        <w:rPr>
+          <w:rFonts w:ascii="Courier New" w:hAnsi="Courier New"/>
+          <w:sz w:val="24"/>
+          <w:szCs w:val="24"/>
+        </w:rPr>
+        <w:t xml:space="preserve">() &lt;&lt; " </w:t>
+      </w:r>
+      <w:proofErr w:type="spellStart"/>
+      <w:r>
+        <w:rPr>
+          <w:rFonts w:ascii="Courier New" w:hAnsi="Courier New"/>
+          <w:sz w:val="24"/>
+          <w:szCs w:val="24"/>
+        </w:rPr>
+        <w:t>сек</w:t>
+      </w:r>
+      <w:proofErr w:type="spellEnd"/>
+      <w:r>
+        <w:rPr>
+          <w:rFonts w:ascii="Courier New" w:hAnsi="Courier New"/>
+          <w:sz w:val="24"/>
+          <w:szCs w:val="24"/>
+        </w:rPr>
+        <w:t>.\n";</w:t>
       </w:r>
       <w:r>
         <w:rPr>
@@ -5313,7 +10871,43 @@
           <w:szCs w:val="24"/>
         </w:rPr>
         <w:br/>
-        <w:t xml:space="preserve">            if (!hasData || arr.empty()) {</w:t>
+        <w:t xml:space="preserve">            if (!</w:t>
+      </w:r>
+      <w:proofErr w:type="spellStart"/>
+      <w:r>
+        <w:rPr>
+          <w:rFonts w:ascii="Courier New" w:hAnsi="Courier New"/>
+          <w:sz w:val="24"/>
+          <w:szCs w:val="24"/>
+        </w:rPr>
+        <w:t>hasData</w:t>
+      </w:r>
+      <w:proofErr w:type="spellEnd"/>
+      <w:r>
+        <w:rPr>
+          <w:rFonts w:ascii="Courier New" w:hAnsi="Courier New"/>
+          <w:sz w:val="24"/>
+          <w:szCs w:val="24"/>
+        </w:rPr>
+        <w:t xml:space="preserve"> || </w:t>
+      </w:r>
+      <w:proofErr w:type="spellStart"/>
+      <w:r>
+        <w:rPr>
+          <w:rFonts w:ascii="Courier New" w:hAnsi="Courier New"/>
+          <w:sz w:val="24"/>
+          <w:szCs w:val="24"/>
+        </w:rPr>
+        <w:t>arr.empty</w:t>
+      </w:r>
+      <w:proofErr w:type="spellEnd"/>
+      <w:r>
+        <w:rPr>
+          <w:rFonts w:ascii="Courier New" w:hAnsi="Courier New"/>
+          <w:sz w:val="24"/>
+          <w:szCs w:val="24"/>
+        </w:rPr>
+        <w:t>()) {</w:t>
       </w:r>
       <w:r>
         <w:rPr>
@@ -5322,7 +10916,79 @@
           <w:szCs w:val="24"/>
         </w:rPr>
         <w:br/>
-        <w:t xml:space="preserve">                setColor(12, 1); cout &lt;&lt; "Массив пуст.\n";</w:t>
+        <w:t xml:space="preserve">                </w:t>
+      </w:r>
+      <w:proofErr w:type="spellStart"/>
+      <w:r>
+        <w:rPr>
+          <w:rFonts w:ascii="Courier New" w:hAnsi="Courier New"/>
+          <w:sz w:val="24"/>
+          <w:szCs w:val="24"/>
+        </w:rPr>
+        <w:t>setColor</w:t>
+      </w:r>
+      <w:proofErr w:type="spellEnd"/>
+      <w:r>
+        <w:rPr>
+          <w:rFonts w:ascii="Courier New" w:hAnsi="Courier New"/>
+          <w:sz w:val="24"/>
+          <w:szCs w:val="24"/>
+        </w:rPr>
+        <w:t xml:space="preserve">(12, 1); </w:t>
+      </w:r>
+      <w:proofErr w:type="spellStart"/>
+      <w:r>
+        <w:rPr>
+          <w:rFonts w:ascii="Courier New" w:hAnsi="Courier New"/>
+          <w:sz w:val="24"/>
+          <w:szCs w:val="24"/>
+        </w:rPr>
+        <w:t>cout</w:t>
+      </w:r>
+      <w:proofErr w:type="spellEnd"/>
+      <w:r>
+        <w:rPr>
+          <w:rFonts w:ascii="Courier New" w:hAnsi="Courier New"/>
+          <w:sz w:val="24"/>
+          <w:szCs w:val="24"/>
+        </w:rPr>
+        <w:t xml:space="preserve"> &lt;&lt; "</w:t>
+      </w:r>
+      <w:proofErr w:type="spellStart"/>
+      <w:r>
+        <w:rPr>
+          <w:rFonts w:ascii="Courier New" w:hAnsi="Courier New"/>
+          <w:sz w:val="24"/>
+          <w:szCs w:val="24"/>
+        </w:rPr>
+        <w:t>Массив</w:t>
+      </w:r>
+      <w:proofErr w:type="spellEnd"/>
+      <w:r>
+        <w:rPr>
+          <w:rFonts w:ascii="Courier New" w:hAnsi="Courier New"/>
+          <w:sz w:val="24"/>
+          <w:szCs w:val="24"/>
+        </w:rPr>
+        <w:t xml:space="preserve"> </w:t>
+      </w:r>
+      <w:proofErr w:type="spellStart"/>
+      <w:r>
+        <w:rPr>
+          <w:rFonts w:ascii="Courier New" w:hAnsi="Courier New"/>
+          <w:sz w:val="24"/>
+          <w:szCs w:val="24"/>
+        </w:rPr>
+        <w:t>пуст</w:t>
+      </w:r>
+      <w:proofErr w:type="spellEnd"/>
+      <w:r>
+        <w:rPr>
+          <w:rFonts w:ascii="Courier New" w:hAnsi="Courier New"/>
+          <w:sz w:val="24"/>
+          <w:szCs w:val="24"/>
+        </w:rPr>
+        <w:t>.\n";</w:t>
       </w:r>
       <w:r>
         <w:rPr>
@@ -5340,7 +11006,133 @@
           <w:szCs w:val="24"/>
         </w:rPr>
         <w:br/>
-        <w:t xml:space="preserve">                setColor(14, 1); cout &lt;&lt; "Текущий массив: "; printArray(arr); cout &lt;&lt; "\n";</w:t>
+        <w:t xml:space="preserve">                </w:t>
+      </w:r>
+      <w:proofErr w:type="spellStart"/>
+      <w:r>
+        <w:rPr>
+          <w:rFonts w:ascii="Courier New" w:hAnsi="Courier New"/>
+          <w:sz w:val="24"/>
+          <w:szCs w:val="24"/>
+        </w:rPr>
+        <w:t>setColor</w:t>
+      </w:r>
+      <w:proofErr w:type="spellEnd"/>
+      <w:r>
+        <w:rPr>
+          <w:rFonts w:ascii="Courier New" w:hAnsi="Courier New"/>
+          <w:sz w:val="24"/>
+          <w:szCs w:val="24"/>
+        </w:rPr>
+        <w:t xml:space="preserve">(14, 1); </w:t>
+      </w:r>
+      <w:proofErr w:type="spellStart"/>
+      <w:r>
+        <w:rPr>
+          <w:rFonts w:ascii="Courier New" w:hAnsi="Courier New"/>
+          <w:sz w:val="24"/>
+          <w:szCs w:val="24"/>
+        </w:rPr>
+        <w:t>cout</w:t>
+      </w:r>
+      <w:proofErr w:type="spellEnd"/>
+      <w:r>
+        <w:rPr>
+          <w:rFonts w:ascii="Courier New" w:hAnsi="Courier New"/>
+          <w:sz w:val="24"/>
+          <w:szCs w:val="24"/>
+        </w:rPr>
+        <w:t xml:space="preserve"> &lt;&lt; "</w:t>
+      </w:r>
+      <w:proofErr w:type="spellStart"/>
+      <w:r>
+        <w:rPr>
+          <w:rFonts w:ascii="Courier New" w:hAnsi="Courier New"/>
+          <w:sz w:val="24"/>
+          <w:szCs w:val="24"/>
+        </w:rPr>
+        <w:t>Текущий</w:t>
+      </w:r>
+      <w:proofErr w:type="spellEnd"/>
+      <w:r>
+        <w:rPr>
+          <w:rFonts w:ascii="Courier New" w:hAnsi="Courier New"/>
+          <w:sz w:val="24"/>
+          <w:szCs w:val="24"/>
+        </w:rPr>
+        <w:t xml:space="preserve"> </w:t>
+      </w:r>
+      <w:proofErr w:type="spellStart"/>
+      <w:r>
+        <w:rPr>
+          <w:rFonts w:ascii="Courier New" w:hAnsi="Courier New"/>
+          <w:sz w:val="24"/>
+          <w:szCs w:val="24"/>
+        </w:rPr>
+        <w:t>массив</w:t>
+      </w:r>
+      <w:proofErr w:type="spellEnd"/>
+      <w:r>
+        <w:rPr>
+          <w:rFonts w:ascii="Courier New" w:hAnsi="Courier New"/>
+          <w:sz w:val="24"/>
+          <w:szCs w:val="24"/>
+        </w:rPr>
+        <w:t xml:space="preserve">: "; </w:t>
+      </w:r>
+      <w:proofErr w:type="spellStart"/>
+      <w:r>
+        <w:rPr>
+          <w:rFonts w:ascii="Courier New" w:hAnsi="Courier New"/>
+          <w:sz w:val="24"/>
+          <w:szCs w:val="24"/>
+        </w:rPr>
+        <w:t>printArray</w:t>
+      </w:r>
+      <w:proofErr w:type="spellEnd"/>
+      <w:r>
+        <w:rPr>
+          <w:rFonts w:ascii="Courier New" w:hAnsi="Courier New"/>
+          <w:sz w:val="24"/>
+          <w:szCs w:val="24"/>
+        </w:rPr>
+        <w:t>(</w:t>
+      </w:r>
+      <w:proofErr w:type="spellStart"/>
+      <w:r>
+        <w:rPr>
+          <w:rFonts w:ascii="Courier New" w:hAnsi="Courier New"/>
+          <w:sz w:val="24"/>
+          <w:szCs w:val="24"/>
+        </w:rPr>
+        <w:t>arr</w:t>
+      </w:r>
+      <w:proofErr w:type="spellEnd"/>
+      <w:r>
+        <w:rPr>
+          <w:rFonts w:ascii="Courier New" w:hAnsi="Courier New"/>
+          <w:sz w:val="24"/>
+          <w:szCs w:val="24"/>
+        </w:rPr>
+        <w:t xml:space="preserve">); </w:t>
+      </w:r>
+      <w:proofErr w:type="spellStart"/>
+      <w:r>
+        <w:rPr>
+          <w:rFonts w:ascii="Courier New" w:hAnsi="Courier New"/>
+          <w:sz w:val="24"/>
+          <w:szCs w:val="24"/>
+        </w:rPr>
+        <w:t>cout</w:t>
+      </w:r>
+      <w:proofErr w:type="spellEnd"/>
+      <w:r>
+        <w:rPr>
+          <w:rFonts w:ascii="Courier New" w:hAnsi="Courier New"/>
+          <w:sz w:val="24"/>
+          <w:szCs w:val="24"/>
+        </w:rPr>
+        <w:t xml:space="preserve"> &lt;&lt; "\n";</w:t>
       </w:r>
       <w:r>
         <w:rPr>
@@ -5385,7 +11177,70 @@
           <w:szCs w:val="24"/>
         </w:rPr>
         <w:br/>
-        <w:t xml:space="preserve">            setColor(12, 1); cout &lt;&lt; "Выход...\n";</w:t>
+        <w:t xml:space="preserve">            </w:t>
+      </w:r>
+      <w:proofErr w:type="spellStart"/>
+      <w:r>
+        <w:rPr>
+          <w:rFonts w:ascii="Courier New" w:hAnsi="Courier New"/>
+          <w:sz w:val="24"/>
+          <w:szCs w:val="24"/>
+        </w:rPr>
+        <w:t>setColor</w:t>
+      </w:r>
+      <w:proofErr w:type="spellEnd"/>
+      <w:r>
+        <w:rPr>
+          <w:rFonts w:ascii="Courier New" w:hAnsi="Courier New"/>
+          <w:sz w:val="24"/>
+          <w:szCs w:val="24"/>
+        </w:rPr>
+        <w:t xml:space="preserve">(12, 1); </w:t>
+      </w:r>
+      <w:proofErr w:type="spellStart"/>
+      <w:r>
+        <w:rPr>
+          <w:rFonts w:ascii="Courier New" w:hAnsi="Courier New"/>
+          <w:sz w:val="24"/>
+          <w:szCs w:val="24"/>
+        </w:rPr>
+        <w:t>cout</w:t>
+      </w:r>
+      <w:proofErr w:type="spellEnd"/>
+      <w:r>
+        <w:rPr>
+          <w:rFonts w:ascii="Courier New" w:hAnsi="Courier New"/>
+          <w:sz w:val="24"/>
+          <w:szCs w:val="24"/>
+        </w:rPr>
+        <w:t xml:space="preserve"> &lt;&lt; "</w:t>
+      </w:r>
+      <w:proofErr w:type="spellStart"/>
+      <w:r>
+        <w:rPr>
+          <w:rFonts w:ascii="Courier New" w:hAnsi="Courier New"/>
+          <w:sz w:val="24"/>
+          <w:szCs w:val="24"/>
+        </w:rPr>
+        <w:t>Выход</w:t>
+      </w:r>
+      <w:proofErr w:type="spellEnd"/>
+      <w:r>
+        <w:rPr>
+          <w:rFonts w:ascii="Courier New" w:hAnsi="Courier New"/>
+          <w:sz w:val="24"/>
+          <w:szCs w:val="24"/>
+        </w:rPr>
+        <w:t>...</w:t>
+      </w:r>
+      <w:proofErr w:type="gramEnd"/>
+      <w:r>
+        <w:rPr>
+          <w:rFonts w:ascii="Courier New" w:hAnsi="Courier New"/>
+          <w:sz w:val="24"/>
+          <w:szCs w:val="24"/>
+        </w:rPr>
+        <w:t>\n";</w:t>
       </w:r>
       <w:r>
         <w:rPr>
@@ -5394,7 +11249,35 @@
           <w:szCs w:val="24"/>
         </w:rPr>
         <w:br/>
-        <w:t xml:space="preserve">            setColor(7, 0);</w:t>
+        <w:t xml:space="preserve">            </w:t>
+      </w:r>
+      <w:proofErr w:type="spellStart"/>
+      <w:proofErr w:type="gramStart"/>
+      <w:r>
+        <w:rPr>
+          <w:rFonts w:ascii="Courier New" w:hAnsi="Courier New"/>
+          <w:sz w:val="24"/>
+          <w:szCs w:val="24"/>
+        </w:rPr>
+        <w:t>setColor</w:t>
+      </w:r>
+      <w:proofErr w:type="spellEnd"/>
+      <w:r>
+        <w:rPr>
+          <w:rFonts w:ascii="Courier New" w:hAnsi="Courier New"/>
+          <w:sz w:val="24"/>
+          <w:szCs w:val="24"/>
+        </w:rPr>
+        <w:t>(</w:t>
+      </w:r>
+      <w:proofErr w:type="gramEnd"/>
+      <w:r>
+        <w:rPr>
+          <w:rFonts w:ascii="Courier New" w:hAnsi="Courier New"/>
+          <w:sz w:val="24"/>
+          <w:szCs w:val="24"/>
+        </w:rPr>
+        <w:t>7, 0);</w:t>
       </w:r>
       <w:r>
         <w:rPr>
@@ -5421,7 +11304,79 @@
           <w:szCs w:val="24"/>
         </w:rPr>
         <w:br/>
-        <w:t xml:space="preserve">            setColor(12, 1); cout &lt;&lt; "Неверный пункт!\n";</w:t>
+        <w:t xml:space="preserve">            </w:t>
+      </w:r>
+      <w:proofErr w:type="spellStart"/>
+      <w:r>
+        <w:rPr>
+          <w:rFonts w:ascii="Courier New" w:hAnsi="Courier New"/>
+          <w:sz w:val="24"/>
+          <w:szCs w:val="24"/>
+        </w:rPr>
+        <w:t>setColor</w:t>
+      </w:r>
+      <w:proofErr w:type="spellEnd"/>
+      <w:r>
+        <w:rPr>
+          <w:rFonts w:ascii="Courier New" w:hAnsi="Courier New"/>
+          <w:sz w:val="24"/>
+          <w:szCs w:val="24"/>
+        </w:rPr>
+        <w:t xml:space="preserve">(12, 1); </w:t>
+      </w:r>
+      <w:proofErr w:type="spellStart"/>
+      <w:r>
+        <w:rPr>
+          <w:rFonts w:ascii="Courier New" w:hAnsi="Courier New"/>
+          <w:sz w:val="24"/>
+          <w:szCs w:val="24"/>
+        </w:rPr>
+        <w:t>cout</w:t>
+      </w:r>
+      <w:proofErr w:type="spellEnd"/>
+      <w:r>
+        <w:rPr>
+          <w:rFonts w:ascii="Courier New" w:hAnsi="Courier New"/>
+          <w:sz w:val="24"/>
+          <w:szCs w:val="24"/>
+        </w:rPr>
+        <w:t xml:space="preserve"> &lt;&lt; "</w:t>
+      </w:r>
+      <w:proofErr w:type="spellStart"/>
+      <w:r>
+        <w:rPr>
+          <w:rFonts w:ascii="Courier New" w:hAnsi="Courier New"/>
+          <w:sz w:val="24"/>
+          <w:szCs w:val="24"/>
+        </w:rPr>
+        <w:t>Неверный</w:t>
+      </w:r>
+      <w:proofErr w:type="spellEnd"/>
+      <w:r>
+        <w:rPr>
+          <w:rFonts w:ascii="Courier New" w:hAnsi="Courier New"/>
+          <w:sz w:val="24"/>
+          <w:szCs w:val="24"/>
+        </w:rPr>
+        <w:t xml:space="preserve"> </w:t>
+      </w:r>
+      <w:proofErr w:type="spellStart"/>
+      <w:r>
+        <w:rPr>
+          <w:rFonts w:ascii="Courier New" w:hAnsi="Courier New"/>
+          <w:sz w:val="24"/>
+          <w:szCs w:val="24"/>
+        </w:rPr>
+        <w:t>пункт</w:t>
+      </w:r>
+      <w:proofErr w:type="spellEnd"/>
+      <w:r>
+        <w:rPr>
+          <w:rFonts w:ascii="Courier New" w:hAnsi="Courier New"/>
+          <w:sz w:val="24"/>
+          <w:szCs w:val="24"/>
+        </w:rPr>
+        <w:t>!\n";</w:t>
       </w:r>
       <w:r>
         <w:rPr>
@@ -5475,8 +11430,6 @@
         </w:rPr>
         <w:br/>
       </w:r>
-      <w:bookmarkStart w:id="11" w:name="_GoBack"/>
-      <w:bookmarkEnd w:id="11"/>
     </w:p>
     <w:sectPr>
       <w:footerReference w:type="default" r:id="rId17"/>
@@ -5545,7 +11498,7 @@
             <w:noProof/>
             <w:lang w:val="ru-RU"/>
           </w:rPr>
-          <w:t>4</w:t>
+          <w:t>1</w:t>
         </w:r>
         <w:r>
           <w:fldChar w:fldCharType="end"/>
@@ -17850,7 +23803,7 @@
 </file>
 
 <file path=customXml/itemProps1.xml><?xml version="1.0" encoding="utf-8"?>
-<ds:datastoreItem xmlns:ds="http://schemas.openxmlformats.org/officeDocument/2006/customXml" ds:itemID="{ACA3AF32-5C4D-40F0-B6B4-17C2F4146904}">
+<ds:datastoreItem xmlns:ds="http://schemas.openxmlformats.org/officeDocument/2006/customXml" ds:itemID="{B47BF6EF-B651-4D95-ABC5-3BDCBE0AA9D8}">
   <ds:schemaRefs>
     <ds:schemaRef ds:uri="http://schemas.openxmlformats.org/officeDocument/2006/bibliography"/>
   </ds:schemaRefs>
